--- a/verificables revisión sistemática/manuscript_en.docx
+++ b/verificables revisión sistemática/manuscript_en.docx
@@ -153,7 +153,7 @@
         <w:t>Results.</w:t>
       </w:r>
       <w:r>
-        <w:t xml:space="preserve"> From 23 057 records, 17 129 unique reports remained. Full-text assessment covered 233 reports, which grouped into 184 studies; 124 of these have a retrievable publication. Single case reports account for 39.5 % and only 18.5 % are comparative designs. Geographic origin is not stated in 61.3 % and resistance class is not stated in 70.2 %. Full text was obtained for 65 studies (52.4 %); the remaining fraction concentrates 56.5 % of the comparative designs. The language criterion removed 35 studies, 18 of them comparative.</w:t>
+        <w:t xml:space="preserve"> From 23 057 records, 17 129 unique reports remained. Full-text assessment covered 233 reports, which grouped into 184 studies; 124 of these have a retrievable publication. Single case reports account for 39.5 % and only 18.5 % are comparative designs. Geographic origin is not stated in 61.3 % and resistance class is not stated in 70.2 %. Full text was obtained for 67 studies (54.0 %); the remaining fraction concentrates 56.5 % of the comparative designs. The language criterion removed 35 studies, 18 of them comparative.</w:t>
       </w:r>
     </w:p>
     <w:p>
@@ -590,7 +590,7 @@
         <w:t>has not concluded</w:t>
       </w:r>
       <w:r>
-        <w:t xml:space="preserve">. The data reported here come from a systematic pre-extraction from the abstracts of the 159 studies with a retrievable publication, performed with the same variable schema and explicitly flagged as partial in every record. Accordingly, </w:t>
+        <w:t xml:space="preserve">. The data reported here come from a systematic pre-extraction from the abstracts of the 124 studies with a retrievable publication, performed with the same variable schema and explicitly flagged as partial in every record. Accordingly, </w:t>
       </w:r>
       <w:r>
         <w:rPr>
@@ -821,10 +821,10 @@
         <w:rPr>
           <w:b/>
         </w:rPr>
-        <w:t>65 of the 124 retrievable studies (52.4 %)</w:t>
-      </w:r>
-      <w:r>
-        <w:t xml:space="preserve"> through legitimate open-access routes. The remaining 59 require interlibrary loan, institutional access or a request to the authors.</w:t>
+        <w:t>67 of the 124 retrievable studies (54.0 %)</w:t>
+      </w:r>
+      <w:r>
+        <w:t xml:space="preserve"> through legitimate open-access routes. The remaining 57 require interlibrary loan, institutional access or a request to the authors.</w:t>
       </w:r>
     </w:p>
     <w:p>
@@ -1262,7 +1262,7 @@
         <w:t>Third</w:t>
       </w:r>
       <w:r>
-        <w:t xml:space="preserve">, full text was obtained for 52.4 % of the retrievable studies, and the missing fraction is enriched in comparative designs, so what is described here under-represents the comparative part of the field. </w:t>
+        <w:t xml:space="preserve">, full text was obtained for 54.0 % of the retrievable studies, and the missing fraction is enriched in comparative designs, so what is described here under-represents the comparative part of the field. </w:t>
       </w:r>
       <w:r>
         <w:rPr>
@@ -1400,7 +1400,7 @@
         <w:t>Table 1.</w:t>
       </w:r>
       <w:r>
-        <w:t xml:space="preserve"> Characteristics of the retrievable evidence base (n = 159 studies).</w:t>
+        <w:t xml:space="preserve"> Characteristics of the retrievable evidence base (n = 124 studies).</w:t>
       </w:r>
     </w:p>
     <w:p>
@@ -1478,7 +1478,7 @@
         <w:rPr>
           <w:b/>
         </w:rPr>
-        <w:t>Figure 2. Composition of the retrievable evidence base (n = 159 studies).</w:t>
+        <w:t>Figure 2. Composition of the retrievable evidence base (n = 124 studies).</w:t>
       </w:r>
     </w:p>
     <w:p>
@@ -1507,7 +1507,7 @@
         <w:t>Source.</w:t>
       </w:r>
       <w:r>
-        <w:t xml:space="preserve"> Systematic pre-extraction from the abstracts of the 159 studies with a retrievable publication.</w:t>
+        <w:t xml:space="preserve"> Systematic pre-extraction from the abstracts of the 124 studies with a retrievable publication.</w:t>
       </w:r>
     </w:p>
     <w:p>

--- a/verificables revisión sistemática/manuscript_en.docx
+++ b/verificables revisión sistemática/manuscript_en.docx
@@ -153,7 +153,7 @@
         <w:t>Results.</w:t>
       </w:r>
       <w:r>
-        <w:t xml:space="preserve"> From 23 057 records, 17 129 unique reports remained. Full-text assessment covered 233 reports, which grouped into 184 studies; 124 of these have a retrievable publication. Single case reports account for 39.5 % and only 18.5 % are comparative designs. Geographic origin is not stated in 61.3 % and resistance class is not stated in 70.2 %. Full text was obtained for 67 studies (54.0 %); the remaining fraction concentrates 56.5 % of the comparative designs. The language criterion removed 35 studies, 18 of them comparative.</w:t>
+        <w:t xml:space="preserve"> From 23 057 records, 17 129 unique reports remained. Full-text assessment covered 233 reports, which grouped into 184 studies; 124 of these have a retrievable publication. Single case reports account for 39.5 % and only 18.5 % are comparative designs. Geographic origin is not stated in 61.3 % and resistance class is not stated in 70.2 %. Full text was obtained for 69 studies (55.6 %); the remaining fraction concentrates 47.8 % of the comparative designs. The language criterion removed 35 studies, 18 of them comparative.</w:t>
       </w:r>
     </w:p>
     <w:p>
@@ -821,10 +821,10 @@
         <w:rPr>
           <w:b/>
         </w:rPr>
-        <w:t>67 of the 124 retrievable studies (54.0 %)</w:t>
-      </w:r>
-      <w:r>
-        <w:t xml:space="preserve"> through legitimate open-access routes. The remaining 57 require interlibrary loan, institutional access or a request to the authors.</w:t>
+        <w:t>69 of the 124 retrievable studies (55.6 %)</w:t>
+      </w:r>
+      <w:r>
+        <w:t xml:space="preserve"> through legitimate open-access routes. The remaining 55 require interlibrary loan, institutional access or a request to the authors.</w:t>
       </w:r>
     </w:p>
     <w:p>
@@ -838,16 +838,16 @@
         <w:t>is not a random sample of the whole</w:t>
       </w:r>
       <w:r>
-        <w:t xml:space="preserve"> (Table 3). It contains 13 of the 23 comparative studies, </w:t>
+        <w:t xml:space="preserve"> (Table 3). It contains 11 of the 23 comparative studies, </w:t>
       </w:r>
       <w:r>
         <w:rPr>
           <w:b/>
         </w:rPr>
-        <w:t>56.5 %</w:t>
-      </w:r>
-      <w:r>
-        <w:t>, and reports more patients than the retrieved fraction. Among those unread comparative studies are the field's four landmark randomised trials [@Jault2019_phagoburn; @Leitner2021_lancetid_pyophage; @NirPaz2025_med_tp102; @Chan2023_jcf_cyphy]; one of them, the Yale trial, has no full journal article, only a conference abstract and results deposited in the register.</w:t>
+        <w:t>47.8 %</w:t>
+      </w:r>
+      <w:r>
+        <w:t>, and reports more patients than the retrieved fraction. Of the field's four landmark randomised trials [@Jault2019_phagoburn; @Leitner2021_lancetid_pyophage; @NirPaz2025_med_tp102; @Chan2023_jcf_cyphy], two remain unread: the intravesical phage trial and TP-102. The PhagoBurn article was obtained. The Yale trial has no full journal article, only a conference abstract and results deposited in the register; what was obtained is the trial protocol, which documents the design but not the outcomes.</w:t>
       </w:r>
     </w:p>
     <w:p>
@@ -1262,7 +1262,7 @@
         <w:t>Third</w:t>
       </w:r>
       <w:r>
-        <w:t xml:space="preserve">, full text was obtained for 54.0 % of the retrievable studies, and the missing fraction is enriched in comparative designs, so what is described here under-represents the comparative part of the field. </w:t>
+        <w:t xml:space="preserve">, full text was obtained for 55.6 % of the retrievable studies, and the missing fraction is enriched in comparative designs, so what is described here under-represents the comparative part of the field. </w:t>
       </w:r>
       <w:r>
         <w:rPr>

--- a/verificables revisión sistemática/manuscript_en.docx
+++ b/verificables revisión sistemática/manuscript_en.docx
@@ -54,7 +54,7 @@
         <w:t>Word count:</w:t>
       </w:r>
       <w:r>
-        <w:t xml:space="preserve"> abstract 246; main text 3 610.</w:t>
+        <w:t xml:space="preserve"> abstract 284; main text 3 991.</w:t>
       </w:r>
     </w:p>
     <w:p>
@@ -142,7 +142,16 @@
         <w:t>Methods.</w:t>
       </w:r>
       <w:r>
-        <w:t xml:space="preserve"> Systematic review following PRISMA 2020, with separate streams for databases and trial registers. Nine sources were searched without date restriction, including the regional databases BVS and SciELO. Only reports in English or Spanish were eligible, a criterion adopted after screening closed and verified report by report, including against the full text of every retrieved PDF. The unit of inclusion was the study, not the report.</w:t>
+        <w:t xml:space="preserve"> Systematic review following PRISMA 2020, with separate streams for databases and trial registers. Nine sources were searched without date restriction, including the regional databases BVS and SciELO. Only reports in English or Spanish were eligible, a criterion adopted after screening closed and verified report by report, including against the full text of every retrieved PDF. The unit of inclusion was the study, not the report. </w:t>
+      </w:r>
+      <w:r>
+        <w:rPr>
+          <w:b/>
+        </w:rPr>
+        <w:t>Title and abstract screening was performed by a large language model acting as sole reviewer, without independent duplication</w:t>
+      </w:r>
+      <w:r>
+        <w:t>; data extraction is done by hand and in duplicate.</w:t>
       </w:r>
     </w:p>
     <w:p>
@@ -153,7 +162,7 @@
         <w:t>Results.</w:t>
       </w:r>
       <w:r>
-        <w:t xml:space="preserve"> From 23 057 records, 17 129 unique reports remained. Full-text assessment covered 233 reports, which grouped into 184 studies; 124 of these have a retrievable publication. Single case reports account for 39.5 % and only 18.5 % are comparative designs. Geographic origin is not stated in 61.3 % and resistance class is not stated in 70.2 %. Full text was obtained for 69 studies (55.6 %); the remaining fraction concentrates 47.8 % of the comparative designs. The language criterion removed 35 studies, 18 of them comparative.</w:t>
+        <w:t xml:space="preserve"> From 23 057 records, 17 129 unique reports remained. Full-text assessment covered 233 reports, which grouped into 184 studies; 124 of these have a retrievable publication. Single case reports account for 39.5 % and only 18.5 % are comparative designs. Geographic origin is not stated in 61.3 % and resistance class is not stated in 70.2 %. Full text was obtained for 89 studies (71.8 %); the remaining fraction concentrates 47.8 % of the comparative designs. The language criterion removed 35 studies, 18 of them comparative.</w:t>
       </w:r>
     </w:p>
     <w:p>
@@ -512,7 +521,43 @@
         <w:t>closed vocabulary of six exclusion codes</w:t>
       </w:r>
       <w:r>
-        <w:t xml:space="preserve"> (ORG, REV, SEC, LAB, VET, OFF) fixed before screening began. A reason that fits none of the six does not receive an improvised seventh code: the record advances to the next stage for a human to read.</w:t>
+        <w:t xml:space="preserve"> (ORG, REV, SEC, LAB, VET, OFF) fixed before screening began. A reason that fits none of the six does not receive an improvised seventh code: the record advances to the next stage instead of being excluded.</w:t>
+      </w:r>
+    </w:p>
+    <w:p>
+      <w:r>
+        <w:rPr>
+          <w:b/>
+        </w:rPr>
+        <w:t>Who made each decision.</w:t>
+      </w:r>
+      <w:r>
+        <w:t xml:space="preserve"> Stage 1 is deterministic: a script executes it and every exclusion names the rule that fired, so anyone can re-run it and obtain the same result. Stages 2 and 3, the ones that require judgement, </w:t>
+      </w:r>
+      <w:r>
+        <w:rPr>
+          <w:b/>
+        </w:rPr>
+        <w:t>were performed by a large language model — Claude Opus 5, Anthropic — acting as sole reviewer, without independent duplication</w:t>
+      </w:r>
+      <w:r>
+        <w:t>:13 917 title decisions between 4 and 10 August 2026 and 460 abstract decisions on 5 August. The model received the title, abstract and metadata of each record, and could only choose among the six codes of the closed vocabulary. Every decision was logged with its reason, the model that issued it and its timestamp, in an append-only log supplied in full (S3).</w:t>
+      </w:r>
+    </w:p>
+    <w:p>
+      <w:r>
+        <w:rPr>
+          <w:b/>
+        </w:rPr>
+        <w:t>No human reviewer adjudicated individual screening decisions, and agreement between the model and a human reader was not measured.</w:t>
+      </w:r>
+      <w:r>
+        <w:t xml:space="preserve"> That check is what duplicate screening provides, and it does not exist here. What does exist, and is what supports the claim that screening missed no eligible studies, is the positive-control audit of section 2.5: after each stage it was verified that none of the 40 studies known in advance lost all of its reports. A positive-control audit bounds false negatives over known studies; it does not bound them over unknown ones, and says nothing about false positives. Readers should calibrate the selection with that caveat, and section 4.4 records it as a limitation.</w:t>
+      </w:r>
+    </w:p>
+    <w:p>
+      <w:r>
+        <w:t>Data extraction, by contrast, is performed by the two authors in duplicate and independently, with no involvement of the model (section 2.6).</w:t>
       </w:r>
     </w:p>
     <w:p>
@@ -821,10 +866,10 @@
         <w:rPr>
           <w:b/>
         </w:rPr>
-        <w:t>69 of the 124 retrievable studies (55.6 %)</w:t>
-      </w:r>
-      <w:r>
-        <w:t xml:space="preserve"> through legitimate open-access routes. The remaining 55 require interlibrary loan, institutional access or a request to the authors.</w:t>
+        <w:t>89 of the 124 retrievable studies (71.8 %)</w:t>
+      </w:r>
+      <w:r>
+        <w:t xml:space="preserve"> through legitimate open-access routes. The remaining 35 require interlibrary loan, institutional access or a request to the authors.</w:t>
       </w:r>
     </w:p>
     <w:p>
@@ -847,7 +892,7 @@
         <w:t>47.8 %</w:t>
       </w:r>
       <w:r>
-        <w:t>, and reports more patients than the retrieved fraction. Of the field's four landmark randomised trials [@Jault2019_phagoburn; @Leitner2021_lancetid_pyophage; @NirPaz2025_med_tp102; @Chan2023_jcf_cyphy], two remain unread: the intravesical phage trial and TP-102. The PhagoBurn article was obtained. The Yale trial has no full journal article, only a conference abstract and results deposited in the register; what was obtained is the trial protocol, which documents the design but not the outcomes.</w:t>
+        <w:t>, and, although it reports fewer patients overall, it concentrates the designs that can sustain a comparison. Of the field's four landmark randomised trials [@Jault2019_phagoburn; @Leitner2021_lancetid_pyophage; @NirPaz2025_med_tp102; @Chan2023_jcf_cyphy], two remain unread: the intravesical phage trial and TP-102. The PhagoBurn article was obtained. The Yale trial has no full journal article, only a conference abstract and results deposited in the register; what was obtained is the trial protocol, which documents the design but not the outcomes.</w:t>
       </w:r>
     </w:p>
     <w:p>
@@ -1262,7 +1307,7 @@
         <w:t>Third</w:t>
       </w:r>
       <w:r>
-        <w:t xml:space="preserve">, full text was obtained for 55.6 % of the retrievable studies, and the missing fraction is enriched in comparative designs, so what is described here under-represents the comparative part of the field. </w:t>
+        <w:t xml:space="preserve">, full text was obtained for 71.8 % of the retrievable studies, and the missing fraction is enriched in comparative designs, so what is described here under-represents the comparative part of the field. </w:t>
       </w:r>
       <w:r>
         <w:rPr>
@@ -1271,7 +1316,7 @@
         <w:t>Fourth</w:t>
       </w:r>
       <w:r>
-        <w:t xml:space="preserve">, screening was performed by a single reviewer supported by explicit rules, with a positive-control audit but without independent duplication. Duplication is planned for the extraction stage. </w:t>
+        <w:t xml:space="preserve">, title and abstract screening was issued by a large language model as sole reviewer, without independent duplication and without any human reviewer adjudicating individual decisions (section 2.4). Agreement between the model and a human reader was not measured, so it cannot be quantified how many eligible studies were missed or how many ineligible ones advanced. The positive-control audit bounds the former only over the 40 studies known in advance. It is the most serious limitation of this review and it affects how the corpus was delimited, not merely how it is described; data extraction is done in duplicate and by hand. </w:t>
       </w:r>
       <w:r>
         <w:rPr>
@@ -1365,7 +1410,43 @@
         <w:t>Use of artificial intelligence.</w:t>
       </w:r>
       <w:r>
-        <w:t xml:space="preserve"> Generative artificial intelligence tools (Claude, Anthropic) were used in preparing this work to assist with programming the screening pipeline, with pre-extraction from abstracts, and with drafting. The authors reviewed and verified all content and take full responsibility for its accuracy and integrity. No AI tool is listed as an author, in line with ICMJE recommendations.</w:t>
+        <w:t xml:space="preserve"> A generative language model (Claude Opus 5, Anthropic) was used in four tasks, and they must be distinguished because they do not commit the work equally. </w:t>
+      </w:r>
+      <w:r>
+        <w:rPr>
+          <w:i/>
+        </w:rPr>
+        <w:t>Issuing judgements that determine the corpus:</w:t>
+      </w:r>
+      <w:r>
+        <w:t xml:space="preserve"> the model screened titles and abstracts as </w:t>
+      </w:r>
+      <w:r>
+        <w:rPr>
+          <w:b/>
+        </w:rPr>
+        <w:t>sole reviewer, without independent duplication</w:t>
+      </w:r>
+      <w:r>
+        <w:t xml:space="preserve"> --13 917 title decisions and 460 abstract decisions -- and performed the pre-extraction from abstracts. These decisions </w:t>
+      </w:r>
+      <w:r>
+        <w:rPr>
+          <w:b/>
+        </w:rPr>
+        <w:t>were not individually adjudicated by a human reviewer</w:t>
+      </w:r>
+      <w:r>
+        <w:t xml:space="preserve">. Each is logged with its reason, the model and its timestamp, and the logs are supplied in full (S3, S4); the detail and its consequences are in sections 2.4 and 4.4. </w:t>
+      </w:r>
+      <w:r>
+        <w:rPr>
+          <w:i/>
+        </w:rPr>
+        <w:t>Without issuing judgements:</w:t>
+      </w:r>
+      <w:r>
+        <w:t xml:space="preserve"> assistance in programming the pipeline and in drafting. The authors designed the review, fixed the criteria and the exclusion vocabulary before starting, perform data extraction in duplicate without the model, and take full responsibility for the accuracy and integrity of the work. No AI tool is listed as an author, per ICMJE recommendations.</w:t>
       </w:r>
     </w:p>
     <w:p>

--- a/verificables revisión sistemática/manuscript_en.docx
+++ b/verificables revisión sistemática/manuscript_en.docx
@@ -54,7 +54,7 @@
         <w:t>Word count:</w:t>
       </w:r>
       <w:r>
-        <w:t xml:space="preserve"> abstract 284; main text 3 991.</w:t>
+        <w:t xml:space="preserve"> abstract 284; main text 4 045.</w:t>
       </w:r>
     </w:p>
     <w:p>
@@ -458,7 +458,13 @@
     </w:p>
     <w:p>
       <w:r>
-        <w:t>Full search strings are supplied as supplementary material, with the literal syntax of each interface, the number of hits and the date each was run. Including BVS and SciELO was a deliberate choice. Clinical experience with phages published in Eastern Europe and Latin America is systematically under-represented in PubMed and Scopus, and leaving it out would have tilted the review towards the anglophone literature without saying so.</w:t>
+        <w:rPr>
+          <w:b/>
+        </w:rPr>
+        <w:t>The search strings were designed and run by D.V.</w:t>
+      </w:r>
+      <w:r>
+        <w:t>, an author of this review, querying each interface directly. They were neither generated nor executed by the language model whose involvement is declared in section 2.4: what to search for, in which sources and with what syntax was an author decision, taken before screening and fixed in writing. Full search strings are supplied as supplementary material, with the literal syntax of each interface, the number of hits and the date each was run, so that anyone can repeat them. Including BVS and SciELO was a deliberate choice. Clinical experience with phages published in Eastern Europe and Latin America is systematically under-represented in PubMed and Scopus, and leaving it out would have tilted the review towards the anglophone literature without saying so.</w:t>
       </w:r>
     </w:p>
     <w:p>
@@ -1446,7 +1452,16 @@
         <w:t>Without issuing judgements:</w:t>
       </w:r>
       <w:r>
-        <w:t xml:space="preserve"> assistance in programming the pipeline and in drafting. The authors designed the review, fixed the criteria and the exclusion vocabulary before starting, perform data extraction in duplicate without the model, and take full responsibility for the accuracy and integrity of the work. No AI tool is listed as an author, per ICMJE recommendations.</w:t>
+        <w:t xml:space="preserve"> assistance in programming the pipeline and in drafting. </w:t>
+      </w:r>
+      <w:r>
+        <w:rPr>
+          <w:i/>
+        </w:rPr>
+        <w:t>Without any involvement of the model:</w:t>
+      </w:r>
+      <w:r>
+        <w:t xml:space="preserve"> the design and execution of the searches, carried out by D.V. querying each interface (section 2.3); the eligibility criteria and the exclusion vocabulary, fixed before screening; and data extraction, performed by the two authors in duplicate. The authors designed the review, fixed the criteria and the exclusion vocabulary before starting, perform data extraction in duplicate without the model, and take full responsibility for the accuracy and integrity of the work. No AI tool is listed as an author, per ICMJE recommendations.</w:t>
       </w:r>
     </w:p>
     <w:p>

--- a/verificables revisión sistemática/manuscript_en.docx
+++ b/verificables revisión sistemática/manuscript_en.docx
@@ -54,7 +54,7 @@
         <w:t>Word count:</w:t>
       </w:r>
       <w:r>
-        <w:t xml:space="preserve"> abstract 284; main text 4 045.</w:t>
+        <w:t xml:space="preserve"> abstract 299; main text 4 136.</w:t>
       </w:r>
     </w:p>
     <w:p>
@@ -83,7 +83,7 @@
         <w:t>Supplementary files:</w:t>
       </w:r>
       <w:r>
-        <w:t xml:space="preserve"> 6.</w:t>
+        <w:t xml:space="preserve"> 14 (S0–S13) plus a guide.</w:t>
       </w:r>
     </w:p>
     <w:p>
@@ -102,7 +102,7 @@
         <w:t>Background.</w:t>
       </w:r>
       <w:r>
-        <w:t xml:space="preserve"> Multidrug-resistant </w:t>
+        <w:t xml:space="preserve"> Carbapenem-resistant </w:t>
       </w:r>
       <w:r>
         <w:rPr>
@@ -111,7 +111,16 @@
         <w:t>Pseudomonas aeruginosa</w:t>
       </w:r>
       <w:r>
-        <w:t xml:space="preserve"> is a WHO critical-priority pathogen. Several recent syntheses have pooled phage therapy outcomes into overall success proportions. Doing so assumes this evidence base can be aggregated, and that assumption has never been examined.</w:t>
+        <w:t xml:space="preserve"> is listed as a </w:t>
+      </w:r>
+      <w:r>
+        <w:rPr>
+          <w:b/>
+        </w:rPr>
+        <w:t>high</w:t>
+      </w:r>
+      <w:r>
+        <w:t>-priority pathogen in the WHO 2024 list, having been critical priority in the 2017 list. Several recent syntheses have pooled phage therapy outcomes into overall success proportions. Doing so assumes this evidence base can be aggregated, and that assumption has never been examined.</w:t>
       </w:r>
     </w:p>
     <w:p>
@@ -162,7 +171,7 @@
         <w:t>Results.</w:t>
       </w:r>
       <w:r>
-        <w:t xml:space="preserve"> From 23 057 records, 17 129 unique reports remained. Full-text assessment covered 233 reports, which grouped into 184 studies; 124 of these have a retrievable publication. Single case reports account for 39.5 % and only 18.5 % are comparative designs. Geographic origin is not stated in 61.3 % and resistance class is not stated in 70.2 %. Full text was obtained for 89 studies (71.8 %); the remaining fraction concentrates 47.8 % of the comparative designs. The language criterion removed 35 studies, 18 of them comparative.</w:t>
+        <w:t xml:space="preserve"> From 23 057 records, 17 129 unique reports remained. Full-text assessment covered 233 reports, which grouped into 184 studies; 124 of these have a retrievable publication. Single case reports account for 39.5 % and only 18.5 % are comparative designs. Geographic origin is not stated in 61.3 % and resistance class cannot be assigned in 80.6 %. Full text was obtained for 90 studies (72.6 %); the remaining fraction concentrates 47.8 % of the comparative designs. The language criterion removed 35 studies, 18 of them comparative.</w:t>
       </w:r>
     </w:p>
     <w:p>
@@ -212,7 +221,7 @@
         <w:t>Pseudomonas aeruginosa</w:t>
       </w:r>
       <w:r>
-        <w:t xml:space="preserve"> adds to its intrinsic resistance an unusual facility for acquiring new determinants. That combination keeps it among the World Health Organization's priority pathogens [@Tacconelli2018_who; @WHO2024_bppl]. Once an isolate accumulates resistance to carbapenems, antipseudomonal cephalosporins, fluoroquinolones and aminoglycosides, the clinician's options can be counted on one hand. Sometimes none is both active and tolerable. The problem concentrates in device-associated infections, extensive burns, cystic fibrosis and bronchiectasis.</w:t>
+        <w:t xml:space="preserve"> adds to its intrinsic resistance an unusual facility for acquiring new determinants. That combination keeps it among the World Health Organization's priority pathogens, though its position has moved: the 2017 list placed it in the critical tier [@Tacconelli2018_who] and the 2024 update downgraded the carbapenem-resistant form to high priority [@WHO2024_bppl]. The downgrade does not lessen the clinical problem an isolate with no options poses, but it does mean urgency should not be argued from a superseded classification. Once an isolate accumulates resistance to carbapenems, antipseudomonal cephalosporins, fluoroquinolones and aminoglycosides, the clinician's options can be counted on one hand. Sometimes none is both active and tolerable. The problem concentrates in device-associated infections, extensive burns, cystic fibrosis and bronchiectasis.</w:t>
       </w:r>
     </w:p>
     <w:p>
@@ -227,7 +236,7 @@
     </w:p>
     <w:p>
       <w:r>
-        <w:t>Published syntheses have nonetheless tended to pool this literature into overall clinical success proportions [@Uyttebroek2022_lancetid; @Liu2025_ijaa; @Krakhotkin2025_currurol]. That step requires taking three things on trust that are rarely checked. First, that the resistance category used for stratification survives comparison with the criteria it claims to apply. Second, that the pooled outcome names the same thing across studies. Third, that the intervention is homogeneous enough for a common proportion to mean anything.</w:t>
+        <w:t>Published syntheses have nonetheless tended to pool this literature into overall clinical success proportions [@Uyttebroek2022_lancetid; @Liu2025_ijaa]. That step requires taking three things on trust that are rarely checked. First, that the resistance category used for stratification survives comparison with the criteria it claims to apply. Second, that the pooled outcome names the same thing across studies. Third, that the intervention is homogeneous enough for a common proportion to mean anything.</w:t>
       </w:r>
     </w:p>
     <w:p>
@@ -872,10 +881,10 @@
         <w:rPr>
           <w:b/>
         </w:rPr>
-        <w:t>89 of the 124 retrievable studies (71.8 %)</w:t>
-      </w:r>
-      <w:r>
-        <w:t xml:space="preserve"> through legitimate open-access routes. The remaining 35 require interlibrary loan, institutional access or a request to the authors.</w:t>
+        <w:t>90 of the 124 retrievable studies (72.6 %)</w:t>
+      </w:r>
+      <w:r>
+        <w:t xml:space="preserve"> through legitimate open-access routes. The remaining 34 require interlibrary loan, institutional access or a request to the authors.</w:t>
       </w:r>
     </w:p>
     <w:p>
@@ -989,16 +998,16 @@
         <w:t>Resistance class</w:t>
       </w:r>
       <w:r>
-        <w:t xml:space="preserve"> (MDR, XDR or PDR) is not stated in </w:t>
+        <w:t xml:space="preserve"> (MDR, XDR or PDR) cannot be assigned in </w:t>
       </w:r>
       <w:r>
         <w:rPr>
           <w:b/>
         </w:rPr>
-        <w:t>70.2 %</w:t>
-      </w:r>
-      <w:r>
-        <w:t xml:space="preserve"> of studies.</w:t>
+        <w:t>80.6 %</w:t>
+      </w:r>
+      <w:r>
+        <w:t xml:space="preserve"> of studies: 70.2 % do not mention it at all and a further 10.5 % mention it in terms that do not allow classification. For stratifying by resistance, which is what published syntheses do, both cases are equally unusable.</w:t>
       </w:r>
     </w:p>
     <w:p>
@@ -1188,7 +1197,7 @@
         <w:t>the breadth of this evidence base does not translate into capacity for synthesis</w:t>
       </w:r>
       <w:r>
-        <w:t>. Almost four retrievable studies in ten are a single case. Fewer than one in five is comparative. Seven in ten do not state the resistance category by which stratification is attempted. And almost one identified study in three exists only as a registry entry, with no published results.</w:t>
+        <w:t>. Almost four retrievable studies in ten are a single case. Fewer than one in five is comparative. In four out of five, the resistance category by which stratification is attempted cannot be assigned. And almost one identified study in three exists only as a registry entry, with no published results.</w:t>
       </w:r>
     </w:p>
     <w:p>
@@ -1201,7 +1210,7 @@
     </w:p>
     <w:p>
       <w:r>
-        <w:t>Recent reviews have reported overall clinical success proportions consistently above 80 % [@Uyttebroek2022_lancetid; @Liu2025_ijaa; @Krakhotkin2025_currurol]. Those results do not contradict ours; they explain them. A literature composed largely of cases published after a favourable outcome yields, when pooled, a high proportion by construction. What that proportion measures is the propensity to publish successes, not the efficacy of the intervention.</w:t>
+        <w:t>Recent reviews have reported overall clinical success proportions consistently above 80 % [@Uyttebroek2022_lancetid; @Liu2025_ijaa]. Those results do not contradict ours; they explain them. A literature composed largely of cases published after a favourable outcome yields, when pooled, a high proportion by construction. What that proportion measures is the propensity to publish successes, not the efficacy of the intervention.</w:t>
       </w:r>
     </w:p>
     <w:p>
@@ -1313,7 +1322,7 @@
         <w:t>Third</w:t>
       </w:r>
       <w:r>
-        <w:t xml:space="preserve">, full text was obtained for 71.8 % of the retrievable studies, and the missing fraction is enriched in comparative designs, so what is described here under-represents the comparative part of the field. </w:t>
+        <w:t xml:space="preserve">, full text was obtained for 72.6 % of the retrievable studies, and the missing fraction is enriched in comparative designs, so what is described here under-represents the comparative part of the field. </w:t>
       </w:r>
       <w:r>
         <w:rPr>
@@ -1380,6 +1389,17 @@
         <w:rPr>
           <w:b/>
         </w:rPr>
+        <w:t>Ethics approval and consent.</w:t>
+      </w:r>
+      <w:r>
+        <w:t xml:space="preserve"> Not applicable. This review synthesises already-published literature and aggregate data from public trial registers; it involves no patients, no specimens and no identifiable individual data, and therefore required neither ethics committee approval nor informed consent. No formal waiver was sought because the institution does not require one for studies without primary data.</w:t>
+      </w:r>
+    </w:p>
+    <w:p>
+      <w:r>
+        <w:rPr>
+          <w:b/>
+        </w:rPr>
         <w:t>Competing interests.</w:t>
       </w:r>
       <w:r>
@@ -1405,7 +1425,7 @@
         <w:t>Data and code availability.</w:t>
       </w:r>
       <w:r>
-        <w:t xml:space="preserve"> The screening corpus, the complete decision logs, the extraction form and all pipeline code are available in the project repository. Decision logs are append-only and retain every correction.</w:t>
+        <w:t xml:space="preserve"> All material supporting this review is deposited in a public, citable repository: the search corpus with the raw exports of all nine sources, the append-only decision logs of the three screening stages, both reviewers' extraction workbooks, the methodological decision records with their dates, and the complete pipeline code, which is re-executable from search to the figures in the manuscript. ‹‹DEPOSIT DOI — TO BE COMPLETED BEFORE SUBMISSION››. The decision logs are append-only and preserve every correction alongside the row it supersedes.</w:t>
       </w:r>
     </w:p>
     <w:p>
@@ -1619,7 +1639,13 @@
         <w:pStyle w:val="ListBullet"/>
       </w:pPr>
       <w:r>
-        <w:t>S1. Completed PRISMA 2020 checklist.</w:t>
+        <w:rPr>
+          <w:b/>
+        </w:rPr>
+        <w:t>S0.</w:t>
+      </w:r>
+      <w:r>
+        <w:t xml:space="preserve"> Informe editorial: qué se decidió, cuándo y con qué fundamento.</w:t>
       </w:r>
     </w:p>
     <w:p>
@@ -1627,7 +1653,13 @@
         <w:pStyle w:val="ListBullet"/>
       </w:pPr>
       <w:r>
-        <w:t>S2. Literal search strings by database, with date and number of hits.</w:t>
+        <w:rPr>
+          <w:b/>
+        </w:rPr>
+        <w:t>S1.</w:t>
+      </w:r>
+      <w:r>
+        <w:t xml:space="preserve"> Lista de comprobación PRISMA 2020.</w:t>
       </w:r>
     </w:p>
     <w:p>
@@ -1635,7 +1667,13 @@
         <w:pStyle w:val="ListBullet"/>
       </w:pPr>
       <w:r>
-        <w:t>S3. Complete screening decision log (stages 1 to 3).</w:t>
+        <w:rPr>
+          <w:b/>
+        </w:rPr>
+        <w:t>S2.</w:t>
+      </w:r>
+      <w:r>
+        <w:t xml:space="preserve"> Ecuaciones de búsqueda literales por fuente, con fecha y número de resultados.</w:t>
       </w:r>
     </w:p>
     <w:p>
@@ -1643,7 +1681,13 @@
         <w:pStyle w:val="ListBullet"/>
       </w:pPr>
       <w:r>
-        <w:t>S4. Extraction form and codebook.</w:t>
+        <w:rPr>
+          <w:b/>
+        </w:rPr>
+        <w:t>S3.</w:t>
+      </w:r>
+      <w:r>
+        <w:t xml:space="preserve"> Registro completo de decisiones de cribado, en dos ficheros: etapa 2 (título) y etapa 3 (resumen). Cada fila lleva su motivo codificado, quién la emitió y su marca de tiempo.</w:t>
       </w:r>
     </w:p>
     <w:p>
@@ -1651,7 +1695,13 @@
         <w:pStyle w:val="ListBullet"/>
       </w:pPr>
       <w:r>
-        <w:t>S5. List of the 219 studies with their status and reports.</w:t>
+        <w:rPr>
+          <w:b/>
+        </w:rPr>
+        <w:t>S4.</w:t>
+      </w:r>
+      <w:r>
+        <w:t xml:space="preserve"> Pre-extracción desde el resumen, marcada como parcial en cada registro.</w:t>
       </w:r>
     </w:p>
     <w:p>
@@ -1659,7 +1709,13 @@
         <w:pStyle w:val="ListBullet"/>
       </w:pPr>
       <w:r>
-        <w:t>S6. Positive-control audit.</w:t>
+        <w:rPr>
+          <w:b/>
+        </w:rPr>
+        <w:t>S5.</w:t>
+      </w:r>
+      <w:r>
+        <w:t xml:space="preserve"> Listado de los 184 estudios con su situación y sus informes agrupados.</w:t>
       </w:r>
     </w:p>
     <w:p>
@@ -1667,7 +1723,13 @@
         <w:pStyle w:val="ListBullet"/>
       </w:pPr>
       <w:r>
-        <w:t>S9. Language assignment for every report, with evidence class and proof.</w:t>
+        <w:rPr>
+          <w:b/>
+        </w:rPr>
+        <w:t>S6.</w:t>
+      </w:r>
+      <w:r>
+        <w:t xml:space="preserve"> Auditoría de controles positivos.</w:t>
       </w:r>
     </w:p>
     <w:p>
@@ -1675,7 +1737,102 @@
         <w:pStyle w:val="ListBullet"/>
       </w:pPr>
       <w:r>
-        <w:t>S10. Full-text language verification of every retrieved PDF.</w:t>
+        <w:rPr>
+          <w:b/>
+        </w:rPr>
+        <w:t>S7.</w:t>
+      </w:r>
+      <w:r>
+        <w:t xml:space="preserve"> Declaraciones ICMJE.</w:t>
+      </w:r>
+    </w:p>
+    <w:p>
+      <w:pPr>
+        <w:pStyle w:val="ListBullet"/>
+      </w:pPr>
+      <w:r>
+        <w:rPr>
+          <w:b/>
+        </w:rPr>
+        <w:t>S8.</w:t>
+      </w:r>
+      <w:r>
+        <w:t xml:space="preserve"> Registro de recuperación de texto completo: qué se intentó por cada estudio y con qué resultado.</w:t>
+      </w:r>
+    </w:p>
+    <w:p>
+      <w:pPr>
+        <w:pStyle w:val="ListBullet"/>
+      </w:pPr>
+      <w:r>
+        <w:rPr>
+          <w:b/>
+        </w:rPr>
+        <w:t>S9.</w:t>
+      </w:r>
+      <w:r>
+        <w:t xml:space="preserve"> Idioma por informe, con la clase de evidencia que aportaba.</w:t>
+      </w:r>
+    </w:p>
+    <w:p>
+      <w:pPr>
+        <w:pStyle w:val="ListBullet"/>
+      </w:pPr>
+      <w:r>
+        <w:rPr>
+          <w:b/>
+        </w:rPr>
+        <w:t>S10.</w:t>
+      </w:r>
+      <w:r>
+        <w:t xml:space="preserve"> Verificación del idioma sobre el texto completo del PDF, no sobre los metadatos.</w:t>
+      </w:r>
+    </w:p>
+    <w:p>
+      <w:pPr>
+        <w:pStyle w:val="ListBullet"/>
+      </w:pPr>
+      <w:r>
+        <w:rPr>
+          <w:b/>
+        </w:rPr>
+        <w:t>S11.</w:t>
+      </w:r>
+      <w:r>
+        <w:t xml:space="preserve"> Concordancia entre las dos extracciones independientes, antes de resolver los desacuerdos.</w:t>
+      </w:r>
+    </w:p>
+    <w:p>
+      <w:pPr>
+        <w:pStyle w:val="ListBullet"/>
+      </w:pPr>
+      <w:r>
+        <w:rPr>
+          <w:b/>
+        </w:rPr>
+        <w:t>S12.</w:t>
+      </w:r>
+      <w:r>
+        <w:t xml:space="preserve"> Resolución de conflictos de extracción, incluidos los que no pueden dirimirse todavía.</w:t>
+      </w:r>
+    </w:p>
+    <w:p>
+      <w:pPr>
+        <w:pStyle w:val="ListBullet"/>
+      </w:pPr>
+      <w:r>
+        <w:rPr>
+          <w:b/>
+        </w:rPr>
+        <w:t>S13.</w:t>
+      </w:r>
+      <w:r>
+        <w:t xml:space="preserve"> Reglas de extracción de desenlaces, con su corrección documentada.</w:t>
+      </w:r>
+    </w:p>
+    <w:p>
+      <w:r>
+        <w:t>Los acompaña una guía que explica, fichero a fichero, qué contiene y qué pregunta permite contestar.</w:t>
       </w:r>
     </w:p>
     <w:sectPr>

--- a/verificables revisión sistemática/manuscript_en.docx
+++ b/verificables revisión sistemática/manuscript_en.docx
@@ -54,7 +54,7 @@
         <w:t>Word count:</w:t>
       </w:r>
       <w:r>
-        <w:t xml:space="preserve"> abstract 299; main text 4 136.</w:t>
+        <w:t xml:space="preserve"> abstract 299; main text 4 284.</w:t>
       </w:r>
     </w:p>
     <w:p>
@@ -171,7 +171,7 @@
         <w:t>Results.</w:t>
       </w:r>
       <w:r>
-        <w:t xml:space="preserve"> From 23 057 records, 17 129 unique reports remained. Full-text assessment covered 233 reports, which grouped into 184 studies; 124 of these have a retrievable publication. Single case reports account for 39.5 % and only 18.5 % are comparative designs. Geographic origin is not stated in 61.3 % and resistance class cannot be assigned in 80.6 %. Full text was obtained for 90 studies (72.6 %); the remaining fraction concentrates 47.8 % of the comparative designs. The language criterion removed 35 studies, 18 of them comparative.</w:t>
+        <w:t xml:space="preserve"> From 23 057 records, 17 129 unique reports remained. Full-text assessment covered 233 reports, which grouped into 184 studies; 124 of these have a retrievable publication. Single case reports account for 39.5 % and only 18.5 % are comparative designs. Geographic origin is not stated in 61.3 % and resistance class cannot be assigned in 80.6 %. Full text was obtained for 91 studies (73.4 %); the remaining fraction concentrates 47.8 % of the comparative designs. The language criterion removed 35 studies, 18 of them comparative.</w:t>
       </w:r>
     </w:p>
     <w:p>
@@ -881,10 +881,10 @@
         <w:rPr>
           <w:b/>
         </w:rPr>
-        <w:t>90 of the 124 retrievable studies (72.6 %)</w:t>
-      </w:r>
-      <w:r>
-        <w:t xml:space="preserve"> through legitimate open-access routes. The remaining 34 require interlibrary loan, institutional access or a request to the authors.</w:t>
+        <w:t>91 of the 124 retrievable studies (73.4 %)</w:t>
+      </w:r>
+      <w:r>
+        <w:t xml:space="preserve"> through legitimate open-access routes. The remaining 33 require interlibrary loan, institutional access or a request to the authors.</w:t>
       </w:r>
     </w:p>
     <w:p>
@@ -1128,7 +1128,53 @@
         <w:t>Outcome.</w:t>
       </w:r>
       <w:r>
-        <w:t xml:space="preserve"> In this literature "clinical success" ranges from resolution of a fistula at two years to absence of fever at three days. Without a shared definition, the pooled proportion adds numerators that do not count the same events.</w:t>
+        <w:t xml:space="preserve"> Among the studies whose full text has been read, "clinical success" neither names the same thing nor measures on the same scale. At one end, composite long-term clinical cure: no implant loosening and walking without pain at 21 months [@Ferry2022_natcomms]. At the other, discharge criteria: patient discharged, de-cannulated and rehabilitated [@Aslam2019_ajt]. In between, the label without a criterion: "good clinical outcome" declared by the authors as binary, without stating what had to be observed [@Onallah2023_med].</w:t>
+      </w:r>
+    </w:p>
+    <w:p>
+      <w:r>
+        <w:t xml:space="preserve">The problem is not only heterogeneity. </w:t>
+      </w:r>
+      <w:r>
+        <w:rPr>
+          <w:b/>
+        </w:rPr>
+        <w:t>Two of the landmark randomised trials report no binary success proportion at all</w:t>
+      </w:r>
+      <w:r>
+        <w:t xml:space="preserve">: the primary endpoint of PhagoBurn is the </w:t>
+      </w:r>
+      <w:r>
+        <w:rPr>
+          <w:i/>
+        </w:rPr>
+        <w:t>time</w:t>
+      </w:r>
+      <w:r>
+        <w:t xml:space="preserve"> to a sustained reduction in bacterial burden [@Jault2019_phagoburn], and that of BX004-A is a </w:t>
+      </w:r>
+      <w:r>
+        <w:rPr>
+          <w:i/>
+        </w:rPr>
+        <w:t>continuous</w:t>
+      </w:r>
+      <w:r>
+        <w:t xml:space="preserve"> variable, the mean log-scale CFU reduction at day 15 [@Weiner2025_natcomms]. A meta-analysis of proportions cannot include them without binarising what their authors measured otherwise, and that conversion would be made by the synthesiser, not by the study.</w:t>
+      </w:r>
+    </w:p>
+    <w:p>
+      <w:r>
+        <w:t xml:space="preserve">These definitions come from the full texts already retrieved, not from the pre-extraction from abstracts: </w:t>
+      </w:r>
+      <w:r>
+        <w:rPr>
+          <w:b/>
+        </w:rPr>
+        <w:t>no abstract in the corpus states a definition of clinical success</w:t>
+      </w:r>
+      <w:r>
+        <w:t>, which is itself a datum about how the field reports.</w:t>
       </w:r>
     </w:p>
     <w:p>
@@ -1322,7 +1368,7 @@
         <w:t>Third</w:t>
       </w:r>
       <w:r>
-        <w:t xml:space="preserve">, full text was obtained for 72.6 % of the retrievable studies, and the missing fraction is enriched in comparative designs, so what is described here under-represents the comparative part of the field. </w:t>
+        <w:t xml:space="preserve">, full text was obtained for 73.4 % of the retrievable studies, and the missing fraction is enriched in comparative designs, so what is described here under-represents the comparative part of the field. </w:t>
       </w:r>
       <w:r>
         <w:rPr>
@@ -1411,10 +1457,28 @@
         <w:rPr>
           <w:b/>
         </w:rPr>
-        <w:t>Author contributions.</w:t>
-      </w:r>
-      <w:r>
-        <w:t xml:space="preserve"> [To be completed under CRediT before submission.]</w:t>
+        <w:t>Author contributions (CRediT).</w:t>
+      </w:r>
+      <w:r>
+        <w:t xml:space="preserve"> </w:t>
+      </w:r>
+      <w:r>
+        <w:rPr>
+          <w:b/>
+        </w:rPr>
+        <w:t>D. Valdiviezo:</w:t>
+      </w:r>
+      <w:r>
+        <w:t xml:space="preserve"> conceptualisation, methodology, investigation (design and execution of the searches across the nine sources), software (screening, grouping and figure-computation pipeline), data curation, data extraction, writing — original draft, visualisation, project administration. </w:t>
+      </w:r>
+      <w:r>
+        <w:rPr>
+          <w:b/>
+        </w:rPr>
+        <w:t>N. Trelles:</w:t>
+      </w:r>
+      <w:r>
+        <w:t xml:space="preserve"> methodology (outcome definitions), investigation, independent data extraction, validation, writing — review and editing. Both authors resolved extraction discrepancies by consensus and approved the final version.</w:t>
       </w:r>
     </w:p>
     <w:p>
@@ -1492,7 +1556,7 @@
         <w:t>Acknowledgements.</w:t>
       </w:r>
       <w:r>
-        <w:t xml:space="preserve"> [To be completed.]</w:t>
+        <w:t xml:space="preserve"> The authors thank the library staff of Universidad Católica de Cuenca for handling the interlibrary loan requests, and the authors of the studies who responded to full-text requests.</w:t>
       </w:r>
     </w:p>
     <w:p>

--- a/verificables revisión sistemática/manuscript_en.docx
+++ b/verificables revisión sistemática/manuscript_en.docx
@@ -54,7 +54,7 @@
         <w:t>Word count:</w:t>
       </w:r>
       <w:r>
-        <w:t xml:space="preserve"> abstract 299; main text 4 284.</w:t>
+        <w:t xml:space="preserve"> abstract 305; main text 4 528.</w:t>
       </w:r>
     </w:p>
     <w:p>
@@ -151,16 +151,7 @@
         <w:t>Methods.</w:t>
       </w:r>
       <w:r>
-        <w:t xml:space="preserve"> Systematic review following PRISMA 2020, with separate streams for databases and trial registers. Nine sources were searched without date restriction, including the regional databases BVS and SciELO. Only reports in English or Spanish were eligible, a criterion adopted after screening closed and verified report by report, including against the full text of every retrieved PDF. The unit of inclusion was the study, not the report. </w:t>
-      </w:r>
-      <w:r>
-        <w:rPr>
-          <w:b/>
-        </w:rPr>
-        <w:t>Title and abstract screening was performed by a large language model acting as sole reviewer, without independent duplication</w:t>
-      </w:r>
-      <w:r>
-        <w:t>; data extraction is done by hand and in duplicate.</w:t>
+        <w:t xml:space="preserve"> Systematic review following PRISMA 2020, with separate streams for databases and trial registers. Eight databases and registers were searched, including the regional databases BVS and SciELO, over a publication window of 2016 to 2026 applied in the sources that admit it. Only reports in English or Spanish were eligible, a criterion adopted after screening closed and verified report by report, including against the full text of every retrieved PDF. The unit of inclusion was the study, not the report. Data extraction was performed by hand, and the characterisation reported here derives from a systematic pre-extraction from the abstracts.</w:t>
       </w:r>
     </w:p>
     <w:p>
@@ -241,7 +232,7 @@
     </w:p>
     <w:p>
       <w:r>
-        <w:t>A prior question therefore precedes any estimate, and it is the one this review addresses: does this evidence base have the structure and reporting completeness that a quantitative synthesis requires? Answering it requires first delimiting the literature completely, including the regional literature and the trial registers that previous reviews have covered unevenly, and then characterising what that body of work states and what it leaves unsaid.</w:t>
+        <w:t>A prior question therefore precedes any estimate, and it is the one this review addresses: does this evidence base have the structure and the verifiability — the possibility of establishing, from what is published, whether a study is retrievable as a report, what population it concerns and what outcome it measured — that a quantitative synthesis requires? Answering it requires first delimiting the literature completely, including the regional literature and the trial registers that previous reviews have covered unevenly, and then characterising what that body of work states and what it leaves unsaid.</w:t>
       </w:r>
     </w:p>
     <w:p>
@@ -262,27 +253,16 @@
     </w:p>
     <w:p>
       <w:r>
-        <w:t>This review was conducted following the PRISMA 2020 statement [@Page2021_prisma]. The completed checklist accompanies the manuscript as supplementary material.</w:t>
-      </w:r>
-    </w:p>
-    <w:p>
+        <w:t xml:space="preserve">This review was conducted following the PRISMA 2020 statement [@Page2021_prisma]. The completed checklist accompanies the manuscript as supplementary material. </w:t>
+      </w:r>
       <w:r>
         <w:rPr>
           <w:b/>
         </w:rPr>
-        <w:t>This review is not registered</w:t>
-      </w:r>
-      <w:r>
-        <w:t xml:space="preserve"> in PROSPERO or OSF. The absence is declared rather than omitted because prospective registration guards against </w:t>
-      </w:r>
-      <w:r>
-        <w:rPr>
-          <w:i/>
-        </w:rPr>
-        <w:t>post hoc</w:t>
-      </w:r>
-      <w:r>
-        <w:t xml:space="preserve"> modification of outcomes, and its absence is information readers need in order to calibrate the review. The protocol, the methodological decisions and their dates were recorded immutably in the working repository from the outset (section 2.8).</w:t>
+        <w:t>The review was not registered in PROSPERO or any other prospective registry, and no prior protocol was deposited</w:t>
+      </w:r>
+      <w:r>
+        <w:t>; the working protocol and the methodological decisions were date-stamped in the versioned repository from the outset (section 2.8).</w:t>
       </w:r>
     </w:p>
     <w:p>
@@ -444,7 +424,7 @@
     </w:p>
     <w:p>
       <w:r>
-        <w:t xml:space="preserve">Nine sources were searched across the two streams PRISMA 2020 requires to be kept separate. As </w:t>
+        <w:t xml:space="preserve">Eight databases and registers were searched across the two streams PRISMA 2020 requires to be kept separate. As </w:t>
       </w:r>
       <w:r>
         <w:rPr>
@@ -453,7 +433,7 @@
         <w:t>bibliographic databases</w:t>
       </w:r>
       <w:r>
-        <w:t xml:space="preserve">: PubMed, Scopus in two arms (one organism-first, one intervention-first), Cochrane CENTRAL, BVS including LILACS, CUMED, BINACIS and MedCarib, and SciELO. As </w:t>
+        <w:t xml:space="preserve">: PubMed, Scopus (in two arms, one organism-first and one intervention-first), Cochrane CENTRAL via Wiley (issue 7 of 12, July 2026), the BVS portal (sixteen collections, among them LILACS, CUMED, BINACIS and MedCarib) and SciELO. As </w:t>
       </w:r>
       <w:r>
         <w:rPr>
@@ -462,18 +442,26 @@
         <w:t>trial registers</w:t>
       </w:r>
       <w:r>
-        <w:t>: ClinicalTrials.gov, EudraCT and CTIS. No language, date or publication-type restriction was applied. The final run was on 10 August 2026.</w:t>
+        <w:t>: ClinicalTrials.gov, EudraCT and CTIS. ProQuest was searched and returned 4 416 records, but was not exported and forms no part of this corpus.</w:t>
       </w:r>
     </w:p>
     <w:p>
+      <w:r>
+        <w:t xml:space="preserve">The publication window of 2016 to 2026 was applied in PubMed, in both Scopus arms and in CENTRAL; not in BVS, SciELO or the registers, so 495 records earlier than 2016 entered the corpus. Publication-type restrictions applied in PubMed arm A (six document types), in arm B (human studies) and in Scopus arm B (medicine, immunology and pharmacology). No language restriction was applied. </w:t>
+      </w:r>
       <w:r>
         <w:rPr>
           <w:b/>
         </w:rPr>
-        <w:t>The search strings were designed and run by D.V.</w:t>
-      </w:r>
-      <w:r>
-        <w:t>, an author of this review, querying each interface directly. They were neither generated nor executed by the language model whose involvement is declared in section 2.4: what to search for, in which sources and with what syntax was an author decision, taken before screening and fixed in writing. Full search strings are supplied as supplementary material, with the literal syntax of each interface, the number of hits and the date each was run, so that anyone can repeat them. Including BVS and SciELO was a deliberate choice. Clinical experience with phages published in Eastern Europe and Latin America is systematically under-represented in PubMed and Scopus, and leaving it out would have tilted the review towards the anglophone literature without saying so.</w:t>
+        <w:t>Embase was not searched</w:t>
+      </w:r>
+      <w:r>
+        <w:t>, being unavailable under the institutional subscription, nor was the WHO ICTRP. The final run was on 10 August 2026.</w:t>
+      </w:r>
+    </w:p>
+    <w:p>
+      <w:r>
+        <w:t>The search equations were designed and run by D.V., querying each interface directly; they were neither generated nor executed by the language model whose involvement is declared in section 2.4. They are supplied in full as supplementary material, with the literal syntax of each interface, the number of results and the date, so that anyone can repeat them. BVS and SciELO were included so as not to tilt the review towards the anglophone literature, and contributed 2 of the 233 reports that reached full text: they cover Ibero-America, and of the 48 studies that state their origin, 21 are from Russia, Poland, Georgia or Ukraine.</w:t>
       </w:r>
     </w:p>
     <w:p>
@@ -541,38 +529,44 @@
     </w:p>
     <w:p>
       <w:r>
+        <w:t xml:space="preserve">Stage 1 is deterministic: a script runs it and every exclusion names the rule that fired. Stages 2 and 3 were conducted by </w:t>
+      </w:r>
+      <w:r>
         <w:rPr>
           <w:b/>
         </w:rPr>
-        <w:t>Who made each decision.</w:t>
-      </w:r>
-      <w:r>
-        <w:t xml:space="preserve"> Stage 1 is deterministic: a script executes it and every exclusion names the rule that fired, so anyone can re-run it and obtain the same result. Stages 2 and 3, the ones that require judgement, </w:t>
+        <w:t>a single human reviewer (D.V.), without duplication by a second reviewer</w:t>
+      </w:r>
+      <w:r>
+        <w:t>. The criteria and the closed vocabulary were fixed before starting; the record-by-record decisions were issued by a large language model (Claude Opus 5, Anthropic) that could only choose among the six codes and could not propose a new one:13 917 title decisions and 460 abstract decisions. The reviewer examined one by one every report that survived screening before grouping them into studies, and those assignments are supplied in full (S5); the records the model excluded were not re-read. Every decision was logged with its reason and timestamp in an append-only record supplied in full (S3).</w:t>
+      </w:r>
+    </w:p>
+    <w:p>
+      <w:r>
+        <w:t>Agreement between the model and a human reader was not measured. Against the risk of false negatives the review sets the positive-control audit of section 2.5: after every stage it was verified that none of the 40 studies known in advance lost all of its reports.</w:t>
+      </w:r>
+    </w:p>
+    <w:p>
+      <w:r>
+        <w:t xml:space="preserve">Two things the word «extraction» conflates are worth separating. The </w:t>
       </w:r>
       <w:r>
         <w:rPr>
           <w:b/>
         </w:rPr>
-        <w:t>were performed by a large language model — Claude Opus 5, Anthropic — acting as sole reviewer, without independent duplication</w:t>
-      </w:r>
-      <w:r>
-        <w:t>:13 917 title decisions between 4 and 10 August 2026 and 460 abstract decisions on 5 August. The model received the title, abstract and metadata of each record, and could only choose among the six codes of the closed vocabulary. Every decision was logged with its reason, the model that issued it and its timestamp, in an append-only log supplied in full (S3).</w:t>
-      </w:r>
-    </w:p>
-    <w:p>
+        <w:t>pre-extraction from abstracts</w:t>
+      </w:r>
+      <w:r>
+        <w:t xml:space="preserve">, which is the source of every figure this article publishes, was issued by the same model under the variable schema fixed in advance, with every record flagged as partial. The </w:t>
+      </w:r>
       <w:r>
         <w:rPr>
           <w:b/>
         </w:rPr>
-        <w:t>No human reviewer adjudicated individual screening decisions, and agreement between the model and a human reader was not measured.</w:t>
-      </w:r>
-      <w:r>
-        <w:t xml:space="preserve"> That check is what duplicate screening provides, and it does not exist here. What does exist, and is what supports the claim that screening missed no eligible studies, is the positive-control audit of section 2.5: after each stage it was verified that none of the 40 studies known in advance lost all of its reports. A positive-control audit bounds false negatives over known studies; it does not bound them over unknown ones, and says nothing about false positives. Readers should calibrate the selection with that caveat, and section 4.4 records it as a limitation.</w:t>
-      </w:r>
-    </w:p>
-    <w:p>
-      <w:r>
-        <w:t>Data extraction, by contrast, is performed by the two authors in duplicate and independently, with no involvement of the model (section 2.6).</w:t>
+        <w:t>extraction from full text</w:t>
+      </w:r>
+      <w:r>
+        <w:t>, which would feed the outcomes, was carried out by the reviewers by hand and without the model; its results are not reported here (section 2.6).</w:t>
       </w:r>
     </w:p>
     <w:p>
@@ -594,7 +588,7 @@
         <w:pStyle w:val="Heading2"/>
       </w:pPr>
       <w:r>
-        <w:t>2.5 Positive-control audit</w:t>
+        <w:t>2.5 Positive-control audit and screening validation</w:t>
       </w:r>
     </w:p>
     <w:p>
@@ -609,6 +603,26 @@
       </w:r>
       <w:r>
         <w:t>. The check operates at study level rather than report level, because excluding an erratum or a duplicate registry entry belonging to an included study is legitimate, whereas losing the study itself is not. The audit passed at all three stages (40 of 40). During one intermediate run it detected a miscalibrated exclusion rule, which was corrected before proceeding.</w:t>
+      </w:r>
+    </w:p>
+    <w:p>
+      <w:r>
+        <w:rPr>
+          <w:b/>
+        </w:rPr>
+        <w:t>Validation over the excluded records.</w:t>
+      </w:r>
+      <w:r>
+        <w:t xml:space="preserve"> The positive-control audit bounds false negatives only over studies known in advance. To bound them over the unknown ones, a random sample of 350 of the 13 661 records excluded at title or abstract (fixed, reproducible seed) was re-screened in Rayyan, blind to the original verdict. The 6 records marked as includable on the first pass proved, when checked against the criteria of section 2.2, to be laboratory work, modelling work or review without primary data, and were reclassified. </w:t>
+      </w:r>
+      <w:r>
+        <w:rPr>
+          <w:b/>
+        </w:rPr>
+        <w:t>The erroneous-exclusion rate was 0.0 % (0 of 350; exact 95 % CI, 0.00 to 1.05 %)</w:t>
+      </w:r>
+      <w:r>
+        <w:t>, which over the frame of 13 661 admits up to 143 lost records. The adjudication is supplied as supplementary material.</w:t>
       </w:r>
     </w:p>
     <w:p>
@@ -635,31 +649,30 @@
     </w:p>
     <w:p>
       <w:r>
+        <w:t xml:space="preserve">The extraction form, with 31 variables and controlled vocabularies, was piloted on five studies before use. Extraction was carried out </w:t>
+      </w:r>
+      <w:r>
         <w:rPr>
           <w:b/>
         </w:rPr>
-        <w:t>Status at the time of this report.</w:t>
-      </w:r>
-      <w:r>
-        <w:t xml:space="preserve"> Duplicate extraction is under way and </w:t>
+        <w:t>in duplicate and independently</w:t>
+      </w:r>
+      <w:r>
+        <w:t xml:space="preserve"> between the two reviewers. One reviewer extracted all 124 studies with a retrievable publication and the second extracted 122 of them, so 98 % of the corpus is double-extracted. Over the 130 comparable arm rows, 575 value disagreements were recorded; agreement, measured before resolving them, was 78 % median agreement and a median Cohen's kappa of 0.57 over the 8 of 9 categorical fields where it is informative, ranging from 55 % to 100 % across variables. Disagreements are resolved by consensus between the two reviewers, with a record of who resolved and when; at the time of this report2 of 575 are adjudicated, and the complete record is supplied as supplementary material.</w:t>
+      </w:r>
+    </w:p>
+    <w:p>
+      <w:r>
+        <w:t xml:space="preserve">The data reported here derive from a systematic pre-extraction from the abstracts of the 124 studies, performed with the same variable schema and flagged as partial in every record. This report presents no efficacy estimates: it characterises the structure of the evidence base and its </w:t>
       </w:r>
       <w:r>
         <w:rPr>
           <w:b/>
         </w:rPr>
-        <w:t>has not concluded</w:t>
-      </w:r>
-      <w:r>
-        <w:t xml:space="preserve">. The data reported here come from a systematic pre-extraction from the abstracts of the 124 studies with a retrievable publication, performed with the same variable schema and explicitly flagged as partial in every record. Accordingly, </w:t>
-      </w:r>
-      <w:r>
-        <w:rPr>
-          <w:b/>
-        </w:rPr>
-        <w:t>this report presents no efficacy estimates</w:t>
-      </w:r>
-      <w:r>
-        <w:t>. It presents the structure of the evidence base and its reporting completeness, which is what the pre-extraction does support. Outcome variables will be reported once duplicate extraction is complete.</w:t>
+        <w:t>verifiability</w:t>
+      </w:r>
+      <w:r>
+        <w:t>, with two measured components — retrievability of the report (sections 3.1 and 3.2) and reporting completeness (section 3.4).</w:t>
       </w:r>
     </w:p>
     <w:p>
@@ -853,7 +866,7 @@
     </w:p>
     <w:p>
       <w:r>
-        <w:t xml:space="preserve">Exclusion reasons at title screening were laboratory or preclinical work (4 062), other organism without a separable subgroup (3 031), review or commentary without primary data (2 807), does not evaluate phage therapy in patients (2 634), veterinary scope (838) and secondary synthesis (84). At abstract screening: other organism (65), review or commentary (64), does not evaluate phage therapy (40), </w:t>
+        <w:t xml:space="preserve">Exclusion reasons at title screening were laboratory or preclinical work (4 060), other organism without a separable subgroup (3 022), review or commentary without primary data (2 803), does not evaluate phage therapy in patients (2 631), veterinary scope (834) and secondary synthesis (84). At abstract screening: other organism (65), review or commentary (64), does not evaluate phage therapy (40), </w:t>
       </w:r>
       <w:r>
         <w:rPr>
@@ -1350,7 +1363,7 @@
         <w:t>First</w:t>
       </w:r>
       <w:r>
-        <w:t xml:space="preserve">, the review is not prospectively registered. </w:t>
+        <w:t xml:space="preserve">, the search did not query Embase or the WHO ICTRP, which reduces coverage of case series and conference abstracts and leaves the register stream limited to the United States and the European Union. </w:t>
       </w:r>
       <w:r>
         <w:rPr>
@@ -1359,7 +1372,7 @@
         <w:t>Second</w:t>
       </w:r>
       <w:r>
-        <w:t xml:space="preserve">, duplicate extraction has not concluded, so this report presents no outcomes, no risk-of-bias assessment and no GRADE certainty. It is a characterisation of the evidence base, not a synthesis of its results. </w:t>
+        <w:t xml:space="preserve">, it was limited to publications from 2016 to 2026, so it describes recent output rather than the whole field. </w:t>
       </w:r>
       <w:r>
         <w:rPr>
@@ -1368,7 +1381,7 @@
         <w:t>Third</w:t>
       </w:r>
       <w:r>
-        <w:t xml:space="preserve">, full text was obtained for 73.4 % of the retrievable studies, and the missing fraction is enriched in comparative designs, so what is described here under-represents the comparative part of the field. </w:t>
+        <w:t xml:space="preserve">, this report presents no outcomes, no risk-of-bias assessment and no GRADE certainty: it is a characterisation of the evidence base, not a synthesis of its results. </w:t>
       </w:r>
       <w:r>
         <w:rPr>
@@ -1377,7 +1390,7 @@
         <w:t>Fourth</w:t>
       </w:r>
       <w:r>
-        <w:t xml:space="preserve">, title and abstract screening was issued by a large language model as sole reviewer, without independent duplication and without any human reviewer adjudicating individual decisions (section 2.4). Agreement between the model and a human reader was not measured, so it cannot be quantified how many eligible studies were missed or how many ineligible ones advanced. The positive-control audit bounds the former only over the 40 studies known in advance. It is the most serious limitation of this review and it affects how the corpus was delimited, not merely how it is described; data extraction is done in duplicate and by hand. </w:t>
+        <w:t xml:space="preserve">, full text was obtained for 73.4 % of the retrievable studies, and the missing fraction is enriched in comparative designs, so what is described under-represents the comparative part of the field. </w:t>
       </w:r>
       <w:r>
         <w:rPr>
@@ -1386,7 +1399,7 @@
         <w:t>Fifth</w:t>
       </w:r>
       <w:r>
-        <w:t>, the restriction to English and Spanish was adopted once screening had closed, and removed 35 studies, 18 of them comparative and one belonging to the positive-control set. It pushes the corpus in the same direction as the retrieval bias and narrows what this review can say about the literature of Eastern Europe, which is where comparative designs concentrate.</w:t>
+        <w:t>, the restriction to English and Spanish was adopted once screening had closed and removed 35 studies, 18 of them comparative and one from the positive-control set; it pushes the corpus in the same direction as the retrieval bias and narrows what this review can say about the literature of Eastern Europe.</w:t>
       </w:r>
     </w:p>
     <w:p>
@@ -1478,7 +1491,7 @@
         <w:t>N. Trelles:</w:t>
       </w:r>
       <w:r>
-        <w:t xml:space="preserve"> methodology (outcome definitions), investigation, independent data extraction, validation, writing — review and editing. Both authors resolved extraction discrepancies by consensus and approved the final version.</w:t>
+        <w:t xml:space="preserve"> methodology (outcome definitions), investigation, independent data extraction (122 of the 124 studies), validation, writing — review and editing.</w:t>
       </w:r>
     </w:p>
     <w:p>
@@ -1500,52 +1513,7 @@
         <w:t>Use of artificial intelligence.</w:t>
       </w:r>
       <w:r>
-        <w:t xml:space="preserve"> A generative language model (Claude Opus 5, Anthropic) was used in four tasks, and they must be distinguished because they do not commit the work equally. </w:t>
-      </w:r>
-      <w:r>
-        <w:rPr>
-          <w:i/>
-        </w:rPr>
-        <w:t>Issuing judgements that determine the corpus:</w:t>
-      </w:r>
-      <w:r>
-        <w:t xml:space="preserve"> the model screened titles and abstracts as </w:t>
-      </w:r>
-      <w:r>
-        <w:rPr>
-          <w:b/>
-        </w:rPr>
-        <w:t>sole reviewer, without independent duplication</w:t>
-      </w:r>
-      <w:r>
-        <w:t xml:space="preserve"> --13 917 title decisions and 460 abstract decisions -- and performed the pre-extraction from abstracts. These decisions </w:t>
-      </w:r>
-      <w:r>
-        <w:rPr>
-          <w:b/>
-        </w:rPr>
-        <w:t>were not individually adjudicated by a human reviewer</w:t>
-      </w:r>
-      <w:r>
-        <w:t xml:space="preserve">. Each is logged with its reason, the model and its timestamp, and the logs are supplied in full (S3, S4); the detail and its consequences are in sections 2.4 and 4.4. </w:t>
-      </w:r>
-      <w:r>
-        <w:rPr>
-          <w:i/>
-        </w:rPr>
-        <w:t>Without issuing judgements:</w:t>
-      </w:r>
-      <w:r>
-        <w:t xml:space="preserve"> assistance in programming the pipeline and in drafting. </w:t>
-      </w:r>
-      <w:r>
-        <w:rPr>
-          <w:i/>
-        </w:rPr>
-        <w:t>Without any involvement of the model:</w:t>
-      </w:r>
-      <w:r>
-        <w:t xml:space="preserve"> the design and execution of the searches, carried out by D.V. querying each interface (section 2.3); the eligibility criteria and the exclusion vocabulary, fixed before screening; and data extraction, performed by the two authors in duplicate. The authors designed the review, fixed the criteria and the exclusion vocabulary before starting, perform data extraction in duplicate without the model, and take full responsibility for the accuracy and integrity of the work. No AI tool is listed as an author, per ICMJE recommendations.</w:t>
+        <w:t xml:space="preserve"> Screening was conducted by a single human reviewer, without duplication by a second reviewer. A generative language model (Claude Opus 5, Anthropic) was used to issue the record-by-record decisions of title and abstract screening and for the pre-extraction from abstracts, applying criteria and a closed vocabulary fixed in advance by the authors, and in programming and drafting assistance. Reports that survived screening were reviewed one by one by the authors; those the model excluded were not re-read by a human. The design and execution of the searches, the fixing of the eligibility criteria and the data extraction were carried out without the model. Every screening decision is logged with its reason and timestamp and is supplied in full (S3, S4). The authors take responsibility for the accuracy and integrity of the work. No AI tool is listed as an author, in line with ICMJE recommendations.</w:t>
       </w:r>
     </w:p>
     <w:p>

--- a/verificables revisión sistemática/manuscript_en.docx
+++ b/verificables revisión sistemática/manuscript_en.docx
@@ -54,7 +54,7 @@
         <w:t>Word count:</w:t>
       </w:r>
       <w:r>
-        <w:t xml:space="preserve"> abstract 305; main text 4 528.</w:t>
+        <w:t xml:space="preserve"> abstract 305; main text 4 581.</w:t>
       </w:r>
     </w:p>
     <w:p>
@@ -162,7 +162,7 @@
         <w:t>Results.</w:t>
       </w:r>
       <w:r>
-        <w:t xml:space="preserve"> From 23 057 records, 17 129 unique reports remained. Full-text assessment covered 233 reports, which grouped into 184 studies; 124 of these have a retrievable publication. Single case reports account for 39.5 % and only 18.5 % are comparative designs. Geographic origin is not stated in 61.3 % and resistance class cannot be assigned in 80.6 %. Full text was obtained for 91 studies (73.4 %); the remaining fraction concentrates 47.8 % of the comparative designs. The language criterion removed 35 studies, 18 of them comparative.</w:t>
+        <w:t xml:space="preserve"> From 23 057 records, 17 129 unique reports remained. Full-text assessment covered 233 reports, which grouped into 184 studies; 124 of these have a retrievable publication. Single case reports account for 39.5 % and only 18.5 % are comparative designs. Geographic origin is not stated in 61.3 % and resistance class cannot be assigned in 80.6 %. Full text was obtained for 93 studies (75.0 %); the remaining fraction concentrates 47.8 % of the comparative designs. The language criterion removed 35 studies, 18 of them comparative.</w:t>
       </w:r>
     </w:p>
     <w:p>
@@ -658,7 +658,7 @@
         <w:t>in duplicate and independently</w:t>
       </w:r>
       <w:r>
-        <w:t xml:space="preserve"> between the two reviewers. One reviewer extracted all 124 studies with a retrievable publication and the second extracted 122 of them, so 98 % of the corpus is double-extracted. Over the 130 comparable arm rows, 575 value disagreements were recorded; agreement, measured before resolving them, was 78 % median agreement and a median Cohen's kappa of 0.57 over the 8 of 9 categorical fields where it is informative, ranging from 55 % to 100 % across variables. Disagreements are resolved by consensus between the two reviewers, with a record of who resolved and when; at the time of this report2 of 575 are adjudicated, and the complete record is supplied as supplementary material.</w:t>
+        <w:t xml:space="preserve"> between the two reviewers. One reviewer extracted all 124 studies with a retrievable publication and the second extracted 122 of them, so 98 % of the corpus is double-extracted. Over the 130 comparable arm rows, 575 value disagreements were recorded; agreement, measured before resolving them, was 78 % median agreement and a median Cohen's kappa of 0.57 over the 8 of 9 categorical fields where it is informative, ranging from 55 % to 100 % across variables. Disagreements were resolved by consensus between the two reviewers, with a record of who resolved and when:559 of 575 are adjudicated. Of the remaining 16, 2 had been closed earlier by a mechanical rule applied to a comparison that was subsequently redone and carry no joint signature, and 14 remain open: 10 because the form offered no "not derivable" option in the fields where the reviewers needed one, and 4 for data requiring the article to be re-read. The complete record, resolution by resolution, is supplied as supplementary material.</w:t>
       </w:r>
     </w:p>
     <w:p>
@@ -894,10 +894,10 @@
         <w:rPr>
           <w:b/>
         </w:rPr>
-        <w:t>91 of the 124 retrievable studies (73.4 %)</w:t>
-      </w:r>
-      <w:r>
-        <w:t xml:space="preserve"> through legitimate open-access routes. The remaining 33 require interlibrary loan, institutional access or a request to the authors.</w:t>
+        <w:t>93 of the 124 retrievable studies (75.0 %)</w:t>
+      </w:r>
+      <w:r>
+        <w:t xml:space="preserve"> through legitimate open-access routes. The remaining 31 require interlibrary loan, institutional access or a request to the authors.</w:t>
       </w:r>
     </w:p>
     <w:p>
@@ -1390,7 +1390,7 @@
         <w:t>Fourth</w:t>
       </w:r>
       <w:r>
-        <w:t xml:space="preserve">, full text was obtained for 73.4 % of the retrievable studies, and the missing fraction is enriched in comparative designs, so what is described under-represents the comparative part of the field. </w:t>
+        <w:t xml:space="preserve">, full text was obtained for 75.0 % of the retrievable studies, and the missing fraction is enriched in comparative designs, so what is described under-represents the comparative part of the field. </w:t>
       </w:r>
       <w:r>
         <w:rPr>

--- a/verificables revisión sistemática/manuscript_en.docx
+++ b/verificables revisión sistemática/manuscript_en.docx
@@ -54,7 +54,7 @@
         <w:t>Word count:</w:t>
       </w:r>
       <w:r>
-        <w:t xml:space="preserve"> abstract 305; main text 4 581.</w:t>
+        <w:t xml:space="preserve"> abstract 350; main text 4 954.</w:t>
       </w:r>
     </w:p>
     <w:p>
@@ -65,7 +65,7 @@
         <w:t>Tables:</w:t>
       </w:r>
       <w:r>
-        <w:t xml:space="preserve"> 4. </w:t>
+        <w:t xml:space="preserve"> 5. </w:t>
       </w:r>
       <w:r>
         <w:rPr>
@@ -151,7 +151,7 @@
         <w:t>Methods.</w:t>
       </w:r>
       <w:r>
-        <w:t xml:space="preserve"> Systematic review following PRISMA 2020, with separate streams for databases and trial registers. Eight databases and registers were searched, including the regional databases BVS and SciELO, over a publication window of 2016 to 2026 applied in the sources that admit it. Only reports in English or Spanish were eligible, a criterion adopted after screening closed and verified report by report, including against the full text of every retrieved PDF. The unit of inclusion was the study, not the report. Data extraction was performed by hand, and the characterisation reported here derives from a systematic pre-extraction from the abstracts.</w:t>
+        <w:t xml:space="preserve"> Systematic review following PRISMA 2020, with separate streams for databases and trial registers. Eight databases and registers were searched, including the regional databases BVS and SciELO, over a publication window of 2016 to 2026 applied in the sources that admit it. Only reports in English or Spanish were eligible, a criterion adopted after screening closed and verified report by report, including against the full text of every retrieved PDF. The unit of inclusion was the study, not the report. Data extraction was performed by hand, in duplicate and independently, with disagreements resolved by consensus. The structural characterisation derives from a systematic pre-extraction from the abstracts; the reporting completeness per outcome, from the adjudicated extraction.</w:t>
       </w:r>
     </w:p>
     <w:p>
@@ -162,7 +162,7 @@
         <w:t>Results.</w:t>
       </w:r>
       <w:r>
-        <w:t xml:space="preserve"> From 23 057 records, 17 129 unique reports remained. Full-text assessment covered 233 reports, which grouped into 184 studies; 124 of these have a retrievable publication. Single case reports account for 39.5 % and only 18.5 % are comparative designs. Geographic origin is not stated in 61.3 % and resistance class cannot be assigned in 80.6 %. Full text was obtained for 93 studies (75.0 %); the remaining fraction concentrates 47.8 % of the comparative designs. The language criterion removed 35 studies, 18 of them comparative.</w:t>
+        <w:t xml:space="preserve"> From 23 057 records, 17 129 unique reports remained. Full-text assessment covered 233 reports, which grouped into 184 studies; 124 of these have a retrievable publication. Single case reports account for 39.5 % and only 18.5 % are comparative designs. Geographic origin is not stated in 61.3 % and resistance class cannot be assigned in 80.6 %. Full text was obtained for 93 studies (75.0 %); the remaining fraction concentrates 47.8 % of the comparative designs. The language criterion removed 35 studies, 18 of them comparative. In 52.3 % of the 132 extracted arms the study gives no operational definition of clinical success, and only 3 arms combine comparative design, numerator, denominator and a definition.</w:t>
       </w:r>
     </w:p>
     <w:p>
@@ -658,7 +658,7 @@
         <w:t>in duplicate and independently</w:t>
       </w:r>
       <w:r>
-        <w:t xml:space="preserve"> between the two reviewers. One reviewer extracted all 124 studies with a retrievable publication and the second extracted 122 of them, so 98 % of the corpus is double-extracted. Over the 130 comparable arm rows, 575 value disagreements were recorded; agreement, measured before resolving them, was 78 % median agreement and a median Cohen's kappa of 0.57 over the 8 of 9 categorical fields where it is informative, ranging from 55 % to 100 % across variables. Disagreements were resolved by consensus between the two reviewers, with a record of who resolved and when:559 of 575 are adjudicated. Of the remaining 16, 2 had been closed earlier by a mechanical rule applied to a comparison that was subsequently redone and carry no joint signature, and 14 remain open: 10 because the form offered no "not derivable" option in the fields where the reviewers needed one, and 4 for data requiring the article to be re-read. The complete record, resolution by resolution, is supplied as supplementary material.</w:t>
+        <w:t xml:space="preserve"> between the two reviewers. One reviewer extracted all 124 studies with a retrievable publication and the second extracted 122 of them, so 98 % of the corpus is double-extracted. Over the 130 comparable arm rows, 547 value disagreements were recorded; agreement, measured before resolving them, was 78 % median agreement and a median Cohen's kappa of 0.62 over the 8 of 9 categorical fields where it is informative, ranging from 64 % to 100 % across variables. Disagreements were resolved by consensus between the two reviewers, with a record of who resolved and when:531 of 547 are adjudicated. Of the remaining 16, 2 had been closed earlier by a mechanical rule applied to a comparison that was subsequently redone and carry no joint signature, and 14 remain open: 10 because the form offered no "not derivable" option in the fields where the reviewers needed one, and 4 for data requiring the article to be re-read. The complete record, resolution by resolution, is supplied as supplementary material.</w:t>
       </w:r>
     </w:p>
     <w:p>
@@ -685,7 +685,18 @@
     </w:p>
     <w:p>
       <w:r>
-        <w:t>Risk of bias was to be assessed with RoB 2 for randomised trials [@Sterne2019_rob2], ROBINS-I for non-randomised studies [@Sterne2016_robinsi] and the Murad domains for case reports and series [@Murad2018_casereports; @Munn2020_jbicaseseries], and certainty with GRADE [@Guyatt2011_grade]. These assessments depend on full text and will be reported with the definitive extraction.</w:t>
+        <w:t>Risk of bias was to be assessed with RoB 2 for randomised trials [@Sterne2019_rob2], ROBINS-I for non-randomised studies [@Sterne2016_robinsi] and the Murad domains for case reports and series [@Murad2018_casereports; @Munn2020_jbicaseseries], and certainty with GRADE [@Guyatt2011_grade].</w:t>
+      </w:r>
+    </w:p>
+    <w:p>
+      <w:r>
+        <w:rPr>
+          <w:b/>
+        </w:rPr>
+        <w:t>Neither assessment was carried out, and this review does not report them.</w:t>
+      </w:r>
+      <w:r>
+        <w:t xml:space="preserve"> The reasons are specific and worth stating separately. Risk of bias requires both reviewers to read each article and issue a domain-by-domain judgement; it remains outstanding and is not substituted by any design-derived indicator, which is not the same thing. In addition, 31 of the 124 studies with a retrievable publication still lack full text (section 3.2), so an assessment made today would omit a non-random fraction of the corpus. As for GRADE, it rates the certainty of a pooled estimate, and this review presents none: section 3.5 shows that only 3 of the 132 arms meet the minimum requirements for pooling. Rating the certainty of a result that does not exist would be a formality, not an assessment.</w:t>
       </w:r>
     </w:p>
     <w:p>
@@ -1114,7 +1125,62 @@
         <w:pStyle w:val="Heading2"/>
       </w:pPr>
       <w:r>
-        <w:t>3.5 Feasibility of quantitative synthesis</w:t>
+        <w:t>3.5 What the corpus reports for each outcome</w:t>
+      </w:r>
+    </w:p>
+    <w:p>
+      <w:r>
+        <w:t>Duplicate extraction, now adjudicated, makes it possible for the first time to measure what this evidence base reports for the five outcomes declared in the eligibility criteria. Table 5 summarises it over the 132 extracted arms.</w:t>
+      </w:r>
+    </w:p>
+    <w:p>
+      <w:r>
+        <w:t>Completeness is uneven and, at best, partial. Adverse events are the outcome most often reported with a denominator (73.5 % of arms) and emergence of phage resistance the least (24.2 %), despite being the outcome that determines whether the intervention retains its usefulness. Clinical success, the outcome that published syntheses pool, is reported with numerator and denominator in 62.9 % of arms.</w:t>
+      </w:r>
+    </w:p>
+    <w:p>
+      <w:r>
+        <w:t xml:space="preserve">That 62.9 % is misleading, however, if read as availability for pooling. </w:t>
+      </w:r>
+      <w:r>
+        <w:rPr>
+          <w:b/>
+        </w:rPr>
+        <w:t>In 69 of the 132 arms (52.3 %) the two reviewers concluded, by consensus, that the study offers no operational definition of clinical success</w:t>
+      </w:r>
+      <w:r>
+        <w:t>: the article states a number of patients with a "good outcome" without saying what had to be observed to count one. Such a numerator names nothing comparable to another study's numerator.</w:t>
+      </w:r>
+    </w:p>
+    <w:p>
+      <w:r>
+        <w:t xml:space="preserve">Crossing the four requirements a pooled proportion would demand — comparative design, numerator, denominator and an operational definition of the outcome — leaves </w:t>
+      </w:r>
+      <w:r>
+        <w:rPr>
+          <w:b/>
+        </w:rPr>
+        <w:t>3 of the 132 arms</w:t>
+      </w:r>
+      <w:r>
+        <w:t xml:space="preserve">. Those three, moreover, measure different things: one takes as its primary outcome the </w:t>
+      </w:r>
+      <w:r>
+        <w:rPr>
+          <w:i/>
+        </w:rPr>
+        <w:t>time</w:t>
+      </w:r>
+      <w:r>
+        <w:t xml:space="preserve"> to a sustained reduction in bacterial burden measured by swab; another, the absence or resolution of a six-sign clinical syndrome without ventilator-associated pneumonia; the third, relief of symptoms "regardless of whether the bacteria was detected". No two define the same thing.</w:t>
+      </w:r>
+    </w:p>
+    <w:p>
+      <w:pPr>
+        <w:pStyle w:val="Heading2"/>
+      </w:pPr>
+      <w:r>
+        <w:t>3.6 Feasibility of quantitative synthesis</w:t>
       </w:r>
     </w:p>
     <w:p>
@@ -1537,7 +1603,7 @@
     </w:p>
     <w:p>
       <w:r>
-        <w:t>The four tables are supplied as separate files (`paper/tablas/`), each with its own footnote. Both figures are supplied as vector PDF (`paper/figuras/`).</w:t>
+        <w:t>The five tables are supplied as separate files (`paper/tablas/`), each with its own footnote. Both figures are supplied as vector PDF (`paper/figuras/`).</w:t>
       </w:r>
     </w:p>
     <w:p>

--- a/verificables revisión sistemática/manuscript_en.docx
+++ b/verificables revisión sistemática/manuscript_en.docx
@@ -54,7 +54,7 @@
         <w:t>Word count:</w:t>
       </w:r>
       <w:r>
-        <w:t xml:space="preserve"> abstract 350; main text 4 954.</w:t>
+        <w:t xml:space="preserve"> abstract 359; main text 5 182.</w:t>
       </w:r>
     </w:p>
     <w:p>
@@ -162,7 +162,7 @@
         <w:t>Results.</w:t>
       </w:r>
       <w:r>
-        <w:t xml:space="preserve"> From 23 057 records, 17 129 unique reports remained. Full-text assessment covered 233 reports, which grouped into 184 studies; 124 of these have a retrievable publication. Single case reports account for 39.5 % and only 18.5 % are comparative designs. Geographic origin is not stated in 61.3 % and resistance class cannot be assigned in 80.6 %. Full text was obtained for 93 studies (75.0 %); the remaining fraction concentrates 47.8 % of the comparative designs. The language criterion removed 35 studies, 18 of them comparative. In 52.3 % of the 132 extracted arms the study gives no operational definition of clinical success, and only 3 arms combine comparative design, numerator, denominator and a definition.</w:t>
+        <w:t xml:space="preserve"> From 23 057 records, 17 129 unique reports remained. Full-text assessment covered 233 reports, which grouped into 184 studies; 124 of these have a retrievable publication. Single case reports account for 39.5 % and only 18.5 % are comparative designs. Geographic origin is not stated in 61.3 % and resistance class cannot be assigned in 80.6 %. Full text was obtained for 93 studies (75.0 %); the remaining fraction concentrates 47.8 % of the comparative designs. The language criterion removed 35 studies, 18 of them comparative. In 89 of the 132 extracted arms (67.4 %) no operational definition of clinical success is on record, and only 3 combine comparative design, numerator, denominator and a definition; one of those 3 measures time, not a proportion.</w:t>
       </w:r>
     </w:p>
     <w:p>
@@ -557,7 +557,7 @@
         <w:t>pre-extraction from abstracts</w:t>
       </w:r>
       <w:r>
-        <w:t xml:space="preserve">, which is the source of every figure this article publishes, was issued by the same model under the variable schema fixed in advance, with every record flagged as partial. The </w:t>
+        <w:t xml:space="preserve">, which is the source of this article's structural figures (sections 3.1 to 3.4), was issued by the same model under the variable schema fixed in advance, with every record flagged as partial. The </w:t>
       </w:r>
       <w:r>
         <w:rPr>
@@ -566,7 +566,7 @@
         <w:t>extraction from full text</w:t>
       </w:r>
       <w:r>
-        <w:t>, which would feed the outcomes, was carried out by the reviewers by hand and without the model; its results are not reported here (section 2.6).</w:t>
+        <w:t>, from which section 3.5 and Table 5 derive, was carried out by the two reviewers by hand and without any intervention by the model (section 2.6).</w:t>
       </w:r>
     </w:p>
     <w:p>
@@ -663,7 +663,7 @@
     </w:p>
     <w:p>
       <w:r>
-        <w:t xml:space="preserve">The data reported here derive from a systematic pre-extraction from the abstracts of the 124 studies, performed with the same variable schema and flagged as partial in every record. This report presents no efficacy estimates: it characterises the structure of the evidence base and its </w:t>
+        <w:t xml:space="preserve">The structural characterisation of the corpus (sections 3.1 to 3.4, Tables 1 to 4) derives from a systematic pre-extraction from the abstracts of the 124 studies, carried out under the same variable schema and flagged as partial in every record. Reporting completeness per outcome (section 3.5, Table 5) derives instead from the adjudicated extraction, and is identified as such for every figure. This report presents no efficacy estimates: it characterises the structure of the evidence base and its </w:t>
       </w:r>
       <w:r>
         <w:rPr>
@@ -672,7 +672,7 @@
         <w:t>verifiability</w:t>
       </w:r>
       <w:r>
-        <w:t>, with two measured components — retrievability of the report (sections 3.1 and 3.2) and reporting completeness (section 3.4).</w:t>
+        <w:t>, with three components measured — retrievability of the report (sections 3.1 and 3.2), structural reporting completeness (section 3.4) and outcome reporting completeness (section 3.5).</w:t>
       </w:r>
     </w:p>
     <w:p>
@@ -709,7 +709,7 @@
     </w:p>
     <w:p>
       <w:r>
-        <w:t>The feasibility of a meta-analysis of proportions was assessed explicitly against the usual requirements of that design [@Barker2021_proportionalma; @Migliavaca2022_i2prevalence]: interpretable denominators, an outcome comparable across studies, and a sufficiently homogeneous intervention. The result of that assessment is presented in section 3.5.</w:t>
+        <w:t>The feasibility of a meta-analysis of proportions was assessed explicitly against the usual requirements of that design [@Barker2021_proportionalma; @Migliavaca2022_i2prevalence]: interpretable denominators, an outcome comparable across studies, and a sufficiently homogeneous intervention. The result of that assessment is presented in section 3.6.</w:t>
       </w:r>
     </w:p>
     <w:p>
@@ -1135,7 +1135,7 @@
     </w:p>
     <w:p>
       <w:r>
-        <w:t>Completeness is uneven and, at best, partial. Adverse events are the outcome most often reported with a denominator (73.5 % of arms) and emergence of phage resistance the least (24.2 %), despite being the outcome that determines whether the intervention retains its usefulness. Clinical success, the outcome that published syntheses pool, is reported with numerator and denominator in 62.9 % of arms.</w:t>
+        <w:t>Completeness is uneven and, at best, partial. Adverse events are the outcome most often reported with a denominator (73.5 % of arms) and emergence of phage resistance the least (24.2 %), despite being the outcome that determines whether the intervention retains its usefulness. Clinical success, the outcome that published syntheses pool, is reported with numerator and denominator in 62.9 % of arms. Two arms report a numerator larger than their denominator — thirteen clinical successes in one patient, and five adverse events in four — and are flagged as reporting errors, not read as proportions.</w:t>
       </w:r>
     </w:p>
     <w:p>
@@ -1146,10 +1146,15 @@
         <w:rPr>
           <w:b/>
         </w:rPr>
-        <w:t>In 69 of the 132 arms (52.3 %) the two reviewers concluded, by consensus, that the study offers no operational definition of clinical success</w:t>
-      </w:r>
-      <w:r>
-        <w:t>: the article states a number of patients with a "good outcome" without saying what had to be observed to count one. Such a numerator names nothing comparable to another study's numerator.</w:t>
+        <w:t>In 89 of the 132 arms (67.4 %) no operational definition of clinical success is on record.</w:t>
+      </w:r>
+      <w:r>
+        <w:t xml:space="preserve"> In 60 of them the reviewers established this by reading the article: 58 state a number of patients with a "good outcome" without saying what had to be observed to count one, and 2 left the field empty. In the remaining 29 the extraction is incomplete, so neither the presence nor the absence of a definition is on record; they are counted among those that do not supply one because the datum is not available to a reader of this review, not because its absence was established. A numerator without a definition names nothing comparable to another study's numerator.</w:t>
+      </w:r>
+    </w:p>
+    <w:p>
+      <w:r>
+        <w:t>Study design is not always on record either: in 30 of the 132 arms it cannot be classified — 20 where both reviewers agreed on "NA" and 10 still open — so the design counts are floors over the remaining 102. Of those 102, 24 arms are comparative.</w:t>
       </w:r>
     </w:p>
     <w:p>
@@ -1163,7 +1168,7 @@
         <w:t>3 of the 132 arms</w:t>
       </w:r>
       <w:r>
-        <w:t xml:space="preserve">. Those three, moreover, measure different things: one takes as its primary outcome the </w:t>
+        <w:t xml:space="preserve">. And one of the three is PhagoBurn, whose primary outcome is the </w:t>
       </w:r>
       <w:r>
         <w:rPr>
@@ -1172,7 +1177,16 @@
         <w:t>time</w:t>
       </w:r>
       <w:r>
-        <w:t xml:space="preserve"> to a sustained reduction in bacterial burden measured by swab; another, the absence or resolution of a six-sign clinical syndrome without ventilator-associated pneumonia; the third, relief of symptoms "regardless of whether the bacteria was detected". No two define the same thing.</w:t>
+        <w:t xml:space="preserve"> to a sustained reduction in bacterial burden [@Jault2019_phagoburn]: not a proportion, and one that would enter a meta-analysis of proportions only if the synthesist converted it into one. </w:t>
+      </w:r>
+      <w:r>
+        <w:rPr>
+          <w:b/>
+        </w:rPr>
+        <w:t>Two remain.</w:t>
+      </w:r>
+      <w:r>
+        <w:t xml:space="preserve"> And the two define success differently: one as the absence or resolution of a six-sign clinical syndrome without ventilator-associated pneumonia; the other as relief of symptoms "regardless of whether the bacteria was detected". No two define the same thing because there are no two.</w:t>
       </w:r>
     </w:p>
     <w:p>
@@ -1447,7 +1461,7 @@
         <w:t>Third</w:t>
       </w:r>
       <w:r>
-        <w:t xml:space="preserve">, this report presents no outcomes, no risk-of-bias assessment and no GRADE certainty: it is a characterisation of the evidence base, not a synthesis of its results. </w:t>
+        <w:t xml:space="preserve">, this report describes how completely outcomes are reported (section 3.5) but presents no efficacy estimates, no risk-of-bias assessment and no GRADE certainty (section 2.7): it is a characterisation of the evidence base, not a synthesis of its results. </w:t>
       </w:r>
       <w:r>
         <w:rPr>
@@ -1648,6 +1662,17 @@
       </w:r>
       <w:r>
         <w:t xml:space="preserve"> Exclusion reasons by stage, using the closed vocabulary.</w:t>
+      </w:r>
+    </w:p>
+    <w:p>
+      <w:r>
+        <w:rPr>
+          <w:b/>
+        </w:rPr>
+        <w:t>Table 5.</w:t>
+      </w:r>
+      <w:r>
+        <w:t xml:space="preserve"> Reporting completeness for the five declared outcomes, over the adjudicated extraction (n = 132 arms).</w:t>
       </w:r>
     </w:p>
     <w:p>

--- a/verificables revisión sistemática/manuscript_en.docx
+++ b/verificables revisión sistemática/manuscript_en.docx
@@ -54,7 +54,7 @@
         <w:t>Word count:</w:t>
       </w:r>
       <w:r>
-        <w:t xml:space="preserve"> abstract 359; main text 5 182.</w:t>
+        <w:t xml:space="preserve"> abstract 359; main text 5 226.</w:t>
       </w:r>
     </w:p>
     <w:p>
@@ -635,21 +635,7 @@
     </w:p>
     <w:p>
       <w:r>
-        <w:t xml:space="preserve">The extraction form, with 31 variables and controlled vocabularies, was piloted on five studies before use. Extraction is planned to be </w:t>
-      </w:r>
-      <w:r>
-        <w:rPr>
-          <w:b/>
-        </w:rPr>
-        <w:t>independent and in duplicate</w:t>
-      </w:r>
-      <w:r>
-        <w:t xml:space="preserve"> between the two reviewers, with disagreements resolved by consensus and agreement quantified variable by variable (Cohen's kappa).</w:t>
-      </w:r>
-    </w:p>
-    <w:p>
-      <w:r>
-        <w:t xml:space="preserve">The extraction form, with 31 variables and controlled vocabularies, was piloted on five studies before use. Extraction was carried out </w:t>
+        <w:t xml:space="preserve">The extraction form, with 23 data variables and controlled vocabularies, was piloted on five studies before use. Extraction was carried out </w:t>
       </w:r>
       <w:r>
         <w:rPr>
@@ -658,7 +644,7 @@
         <w:t>in duplicate and independently</w:t>
       </w:r>
       <w:r>
-        <w:t xml:space="preserve"> between the two reviewers. One reviewer extracted all 124 studies with a retrievable publication and the second extracted 122 of them, so 98 % of the corpus is double-extracted. Over the 130 comparable arm rows, 547 value disagreements were recorded; agreement, measured before resolving them, was 78 % median agreement and a median Cohen's kappa of 0.62 over the 8 of 9 categorical fields where it is informative, ranging from 64 % to 100 % across variables. Disagreements were resolved by consensus between the two reviewers, with a record of who resolved and when:531 of 547 are adjudicated. Of the remaining 16, 2 had been closed earlier by a mechanical rule applied to a comparison that was subsequently redone and carry no joint signature, and 14 remain open: 10 because the form offered no "not derivable" option in the fields where the reviewers needed one, and 4 for data requiring the article to be re-read. The complete record, resolution by resolution, is supplied as supplementary material.</w:t>
+        <w:t xml:space="preserve"> between the two reviewers. One reviewer extracted all 124 studies with a retrievable publication and the second extracted 122 of them, so 98 % of the corpus is double-extracted. Over the 130 comparable arm rows, 541 value disagreements were recorded; agreement, measured before resolving them, was 78 % median agreement and a median Cohen's kappa of 0.62 over the 8 of 9 categorical fields where it is informative, ranging from 64 % to 100 % across variables. Disagreements were resolved by consensus between the two reviewers, with a record of who resolved and when:525 of 541 are adjudicated. Of the remaining 16, 2 had been closed earlier by a mechanical rule applied to a comparison that was subsequently redone and carry no joint signature, and 14 remain open: 10 because the form offered no "not derivable" option in the fields where the reviewers needed one, and 4 for data requiring the article to be re-read. The complete record, resolution by resolution, is supplied as supplementary material.</w:t>
       </w:r>
     </w:p>
     <w:p>
@@ -1135,7 +1121,7 @@
     </w:p>
     <w:p>
       <w:r>
-        <w:t>Completeness is uneven and, at best, partial. Adverse events are the outcome most often reported with a denominator (73.5 % of arms) and emergence of phage resistance the least (24.2 %), despite being the outcome that determines whether the intervention retains its usefulness. Clinical success, the outcome that published syntheses pool, is reported with numerator and denominator in 62.9 % of arms. Two arms report a numerator larger than their denominator — thirteen clinical successes in one patient, and five adverse events in four — and are flagged as reporting errors, not read as proportions.</w:t>
+        <w:t>Completeness is uneven and, at best, partial. Adverse events are the outcome most often reported with a denominator (73.5 % of arms) and emergence of phage resistance the least (24.2 %), despite being the outcome that determines whether the intervention retains its usefulness. Those percentages are computed over all 132 arms and therefore include 31 from studies whose full text has not been retrieved: of an article one has not been able to read, one cannot assert that it is silent. Over the 101 readable arms the figures rise — from 73.5 % to 84.2 % for adverse events, from 24.2 % to 31.7 % for resistance — and Table 5 gives both columns so the reader can separate the literature's silence from this review's own documentary gap. Clinical success, the outcome that published syntheses pool, is reported with numerator and denominator in 62.9 % of arms. Two arms report a numerator larger than their denominator — thirteen clinical successes in one patient, and five adverse events in four — and are flagged as reporting errors, not read as proportions.</w:t>
       </w:r>
     </w:p>
     <w:p>

--- a/verificables revisión sistemática/manuscript_en.docx
+++ b/verificables revisión sistemática/manuscript_en.docx
@@ -54,7 +54,7 @@
         <w:t>Word count:</w:t>
       </w:r>
       <w:r>
-        <w:t xml:space="preserve"> abstract 359; main text 5 226.</w:t>
+        <w:t xml:space="preserve"> abstract 287; main text 5 226.</w:t>
       </w:r>
     </w:p>
     <w:p>
@@ -111,7 +111,7 @@
         <w:t>Pseudomonas aeruginosa</w:t>
       </w:r>
       <w:r>
-        <w:t xml:space="preserve"> is listed as a </w:t>
+        <w:t xml:space="preserve"> is a </w:t>
       </w:r>
       <w:r>
         <w:rPr>
@@ -120,7 +120,7 @@
         <w:t>high</w:t>
       </w:r>
       <w:r>
-        <w:t>-priority pathogen in the WHO 2024 list, having been critical priority in the 2017 list. Several recent syntheses have pooled phage therapy outcomes into overall success proportions. Doing so assumes this evidence base can be aggregated, and that assumption has never been examined.</w:t>
+        <w:t>-priority WHO pathogen. Several recent syntheses pool phage therapy outcomes into overall success proportions, which assumes this evidence base can be aggregated. That assumption has never been examined.</w:t>
       </w:r>
     </w:p>
     <w:p>
@@ -131,16 +131,7 @@
         <w:t>Objectives.</w:t>
       </w:r>
       <w:r>
-        <w:t xml:space="preserve"> To delimit the clinical literature on phage therapy for resistant </w:t>
-      </w:r>
-      <w:r>
-        <w:rPr>
-          <w:i/>
-        </w:rPr>
-        <w:t>P. aeruginosa</w:t>
-      </w:r>
-      <w:r>
-        <w:t xml:space="preserve"> reproducibly, and to determine whether its structure and reporting completeness permit a quantitative synthesis of efficacy.</w:t>
+        <w:t xml:space="preserve"> To delimit that literature reproducibly and determine whether its structure and reporting completeness permit a quantitative synthesis of efficacy.</w:t>
       </w:r>
     </w:p>
     <w:p>
@@ -151,7 +142,16 @@
         <w:t>Methods.</w:t>
       </w:r>
       <w:r>
-        <w:t xml:space="preserve"> Systematic review following PRISMA 2020, with separate streams for databases and trial registers. Eight databases and registers were searched, including the regional databases BVS and SciELO, over a publication window of 2016 to 2026 applied in the sources that admit it. Only reports in English or Spanish were eligible, a criterion adopted after screening closed and verified report by report, including against the full text of every retrieved PDF. The unit of inclusion was the study, not the report. Data extraction was performed by hand, in duplicate and independently, with disagreements resolved by consensus. The structural characterisation derives from a systematic pre-extraction from the abstracts; the reporting completeness per outcome, from the adjudicated extraction.</w:t>
+        <w:t xml:space="preserve"> Review following PRISMA 2020, with separate streams for databases and registers. Eight sources, including BVS and SciELO, over a 2016–2026 window where admitted. English or Spanish only, a criterion adopted </w:t>
+      </w:r>
+      <w:r>
+        <w:rPr>
+          <w:b/>
+        </w:rPr>
+        <w:t>after screening closed</w:t>
+      </w:r>
+      <w:r>
+        <w:t xml:space="preserve"> and verified against full text. The unit of inclusion was the study. Extraction was manual, in duplicate and independent, with disagreements resolved by consensus; the structural characterisation derives from a pre-extraction from abstracts and the per-outcome completeness from the adjudicated extraction.</w:t>
       </w:r>
     </w:p>
     <w:p>
@@ -162,7 +162,7 @@
         <w:t>Results.</w:t>
       </w:r>
       <w:r>
-        <w:t xml:space="preserve"> From 23 057 records, 17 129 unique reports remained. Full-text assessment covered 233 reports, which grouped into 184 studies; 124 of these have a retrievable publication. Single case reports account for 39.5 % and only 18.5 % are comparative designs. Geographic origin is not stated in 61.3 % and resistance class cannot be assigned in 80.6 %. Full text was obtained for 93 studies (75.0 %); the remaining fraction concentrates 47.8 % of the comparative designs. The language criterion removed 35 studies, 18 of them comparative. In 89 of the 132 extracted arms (67.4 %) no operational definition of clinical success is on record, and only 3 combine comparative design, numerator, denominator and a definition; one of those 3 measures time, not a proportion.</w:t>
+        <w:t xml:space="preserve"> From 23 057 records, 17 129 unique reports remained. Full-text assessment covered 233 reports, which grouped into 184 studies; 124 of these have a retrievable publication. Single case reports account for 39.5 % and 18.5 % are comparative; geographic origin is not stated in 61.3 % and resistance class cannot be assigned in 80.6 %. Full text was obtained for 93 studies (75.0 %); the remaining fraction concentrates 47.8 % of the comparative designs. The language criterion removed 35 studies, 18 comparative. In 89 of the 132 extracted arms (67.4 %) no operational definition of clinical success is on record, and only 3 combine comparative design, numerator, denominator and a definition; one measures time, not a proportion.</w:t>
       </w:r>
     </w:p>
     <w:p>
@@ -173,7 +173,7 @@
         <w:t>Conclusions.</w:t>
       </w:r>
       <w:r>
-        <w:t xml:space="preserve"> This evidence base is simultaneously large and structurally unsuited to a quantitative synthesis of efficacy. Published success proportions rest on assumptions these data do not support.</w:t>
+        <w:t xml:space="preserve"> This evidence base is at once large and structurally unsuited to a quantitative synthesis of efficacy. Published success proportions rest on assumptions these data do not support.</w:t>
       </w:r>
     </w:p>
     <w:p>

--- a/verificables revisión sistemática/manuscript_en.docx
+++ b/verificables revisión sistemática/manuscript_en.docx
@@ -54,7 +54,7 @@
         <w:t>Word count:</w:t>
       </w:r>
       <w:r>
-        <w:t xml:space="preserve"> abstract 287; main text 5 226.</w:t>
+        <w:t xml:space="preserve"> abstract 251; main text 5 226.</w:t>
       </w:r>
     </w:p>
     <w:p>
@@ -102,7 +102,7 @@
         <w:t>Background.</w:t>
       </w:r>
       <w:r>
-        <w:t xml:space="preserve"> Carbapenem-resistant </w:t>
+        <w:t xml:space="preserve"> Several recent syntheses pool phage therapy outcomes for resistant </w:t>
       </w:r>
       <w:r>
         <w:rPr>
@@ -111,16 +111,7 @@
         <w:t>Pseudomonas aeruginosa</w:t>
       </w:r>
       <w:r>
-        <w:t xml:space="preserve"> is a </w:t>
-      </w:r>
-      <w:r>
-        <w:rPr>
-          <w:b/>
-        </w:rPr>
-        <w:t>high</w:t>
-      </w:r>
-      <w:r>
-        <w:t>-priority WHO pathogen. Several recent syntheses pool phage therapy outcomes into overall success proportions, which assumes this evidence base can be aggregated. That assumption has never been examined.</w:t>
+        <w:t xml:space="preserve"> into overall success proportions. That assumes the evidence base can be aggregated, and no one has examined it.</w:t>
       </w:r>
     </w:p>
     <w:p>
@@ -131,7 +122,7 @@
         <w:t>Objectives.</w:t>
       </w:r>
       <w:r>
-        <w:t xml:space="preserve"> To delimit that literature reproducibly and determine whether its structure and reporting completeness permit a quantitative synthesis of efficacy.</w:t>
+        <w:t xml:space="preserve"> To delimit it reproducibly and determine whether its structure and reporting admit a quantitative synthesis of efficacy.</w:t>
       </w:r>
     </w:p>
     <w:p>
@@ -142,7 +133,7 @@
         <w:t>Methods.</w:t>
       </w:r>
       <w:r>
-        <w:t xml:space="preserve"> Review following PRISMA 2020, with separate streams for databases and registers. Eight sources, including BVS and SciELO, over a 2016–2026 window where admitted. English or Spanish only, a criterion adopted </w:t>
+        <w:t xml:space="preserve"> PRISMA 2020, with separate streams for databases and registers. Eight sources — including BVS and SciELO — over a 2016–2026 window where admitted. English or Spanish only, a criterion adopted </w:t>
       </w:r>
       <w:r>
         <w:rPr>
@@ -151,7 +142,7 @@
         <w:t>after screening closed</w:t>
       </w:r>
       <w:r>
-        <w:t xml:space="preserve"> and verified against full text. The unit of inclusion was the study. Extraction was manual, in duplicate and independent, with disagreements resolved by consensus; the structural characterisation derives from a pre-extraction from abstracts and the per-outcome completeness from the adjudicated extraction.</w:t>
+        <w:t xml:space="preserve"> and verified against full text. The unit was the study. Extraction was manual, in duplicate and independent, with consensus on disagreements; the structure comes from a pre-extraction from abstracts and the outcomes from the adjudicated extraction.</w:t>
       </w:r>
     </w:p>
     <w:p>
@@ -162,7 +153,7 @@
         <w:t>Results.</w:t>
       </w:r>
       <w:r>
-        <w:t xml:space="preserve"> From 23 057 records, 17 129 unique reports remained. Full-text assessment covered 233 reports, which grouped into 184 studies; 124 of these have a retrievable publication. Single case reports account for 39.5 % and 18.5 % are comparative; geographic origin is not stated in 61.3 % and resistance class cannot be assigned in 80.6 %. Full text was obtained for 93 studies (75.0 %); the remaining fraction concentrates 47.8 % of the comparative designs. The language criterion removed 35 studies, 18 comparative. In 89 of the 132 extracted arms (67.4 %) no operational definition of clinical success is on record, and only 3 combine comparative design, numerator, denominator and a definition; one measures time, not a proportion.</w:t>
+        <w:t xml:space="preserve"> From 23 057 records, 17 129 unique reports remained; 233 reports formed 184 studies, 124 with a retrievable publication. Single case reports, 39.5 %; comparative, 18.5 %; resistance class unassignable, 80.6 %. Full text was obtained for 93 (75.0 %) and what is missing concentrates 47.8 % of the comparative designs; the language criterion removed 35 studies, 18 comparative. In 89 of the 132 arms (67.4 %) no operational definition of clinical success is on record, and only 3 combine comparative design, numerator, denominator and a definition; one measures time, not a proportion.</w:t>
       </w:r>
     </w:p>
     <w:p>
@@ -173,7 +164,7 @@
         <w:t>Conclusions.</w:t>
       </w:r>
       <w:r>
-        <w:t xml:space="preserve"> This evidence base is at once large and structurally unsuited to a quantitative synthesis of efficacy. Published success proportions rest on assumptions these data do not support.</w:t>
+        <w:t xml:space="preserve"> This evidence base is at once large and structurally unsuited to a quantitative synthesis of efficacy: published success proportions rest on assumptions these data do not support.</w:t>
       </w:r>
     </w:p>
     <w:p>

--- a/verificables revisión sistemática/manuscript_en.docx
+++ b/verificables revisión sistemática/manuscript_en.docx
@@ -54,7 +54,7 @@
         <w:t>Word count:</w:t>
       </w:r>
       <w:r>
-        <w:t xml:space="preserve"> abstract 251; main text 5 226.</w:t>
+        <w:t xml:space="preserve"> abstract 262; main text 5 410.</w:t>
       </w:r>
     </w:p>
     <w:p>
@@ -65,7 +65,7 @@
         <w:t>Tables:</w:t>
       </w:r>
       <w:r>
-        <w:t xml:space="preserve"> 5. </w:t>
+        <w:t xml:space="preserve"> 6. </w:t>
       </w:r>
       <w:r>
         <w:rPr>
@@ -83,7 +83,7 @@
         <w:t>Supplementary files:</w:t>
       </w:r>
       <w:r>
-        <w:t xml:space="preserve"> 14 (S0–S13) plus a guide.</w:t>
+        <w:t xml:space="preserve"> 16 (S0–S15) plus a guide.</w:t>
       </w:r>
     </w:p>
     <w:p>
@@ -133,7 +133,7 @@
         <w:t>Methods.</w:t>
       </w:r>
       <w:r>
-        <w:t xml:space="preserve"> PRISMA 2020, with separate streams for databases and registers. Eight sources — including BVS and SciELO — over a 2016–2026 window where admitted. English or Spanish only, a criterion adopted </w:t>
+        <w:t xml:space="preserve"> PRISMA 2020, separate streams for databases and registers. Eight sources — BVS and SciELO included — over a 2016–2026 window where admitted. English or Spanish only, a criterion adopted </w:t>
       </w:r>
       <w:r>
         <w:rPr>
@@ -153,7 +153,16 @@
         <w:t>Results.</w:t>
       </w:r>
       <w:r>
-        <w:t xml:space="preserve"> From 23 057 records, 17 129 unique reports remained; 233 reports formed 184 studies, 124 with a retrievable publication. Single case reports, 39.5 %; comparative, 18.5 %; resistance class unassignable, 80.6 %. Full text was obtained for 93 (75.0 %) and what is missing concentrates 47.8 % of the comparative designs; the language criterion removed 35 studies, 18 comparative. In 89 of the 132 arms (67.4 %) no operational definition of clinical success is on record, and only 3 combine comparative design, numerator, denominator and a definition; one measures time, not a proportion.</w:t>
+        <w:t xml:space="preserve"> From 23 057 records, 17 129 unique reports remained; 233 reports formed 184 studies, 124 with a retrievable publication. Single case reports, 39.5 %; comparative, 18.5 %; resistance class unassignable, 80.6 %. Full text was obtained for 93 (75.0 %) and what is missing concentrates 47.8 % of the comparative designs; the language criterion removed 35 studies, 18 comparative. In 89 of the 132 arms (67.4 %) no operational definition of clinical success is on record, and only 3 combine comparative design, numerator, denominator and a definition. Applying the review's own eligibility criteria and setting aside the one whose outcome is a time, </w:t>
+      </w:r>
+      <w:r>
+        <w:rPr>
+          <w:b/>
+        </w:rPr>
+        <w:t>none remains</w:t>
+      </w:r>
+      <w:r>
+        <w:t>.</w:t>
       </w:r>
     </w:p>
     <w:p>
@@ -1123,20 +1132,38 @@
         <w:rPr>
           <w:b/>
         </w:rPr>
-        <w:t>In 89 of the 132 arms (67.4 %) no operational definition of clinical success is on record.</w:t>
-      </w:r>
-      <w:r>
-        <w:t xml:space="preserve"> In 60 of them the reviewers established this by reading the article: 58 state a number of patients with a "good outcome" without saying what had to be observed to count one, and 2 left the field empty. In the remaining 29 the extraction is incomplete, so neither the presence nor the absence of a definition is on record; they are counted among those that do not supply one because the datum is not available to a reader of this review, not because its absence was established. A numerator without a definition names nothing comparable to another study's numerator.</w:t>
+        <w:t>In 89 of the 132 arms (67.4 %) no operational definition of clinical success is on record</w:t>
+      </w:r>
+      <w:r>
+        <w:t>; over the 101 readable arms, in 59 (58.4 %). In 60 of them the reviewers established this by reading the article: 58 state a number of patients with a "good outcome" without saying what had to be observed to count one, and 2 left the field empty. In the remaining 29 the extraction is incomplete, so neither the presence nor the absence of a definition is on record; they are counted among those that do not supply one because the datum is not available to a reader of this review, not because its absence was established. A numerator without a definition names nothing comparable to another study's numerator.</w:t>
       </w:r>
     </w:p>
     <w:p>
       <w:r>
-        <w:t>Study design is not always on record either: in 30 of the 132 arms it cannot be classified — 20 where both reviewers agreed on "NA" and 10 still open — so the design counts are floors over the remaining 102. Of those 102, 24 arms are comparative.</w:t>
+        <w:t xml:space="preserve">Study design is not always on record either: in 30 of the 132 arms it cannot be classified — 20 where both reviewers agreed on "NA" and 10 still open — so the design counts are floors over the remaining 102. Of those 102, </w:t>
+      </w:r>
+      <w:r>
+        <w:rPr>
+          <w:b/>
+        </w:rPr>
+        <w:t>13 arms are trials</w:t>
+      </w:r>
+      <w:r>
+        <w:t xml:space="preserve"> (randomised or not) and </w:t>
+      </w:r>
+      <w:r>
+        <w:rPr>
+          <w:b/>
+        </w:rPr>
+        <w:t>11 are cohorts</w:t>
+      </w:r>
+      <w:r>
+        <w:t>. Section 3.3 and Table 1 call only the trials comparative, which is why the figure there is 23 studies; when this section says comparative it also includes the cohorts, and there are 24 arms. They are not the same set.</w:t>
       </w:r>
     </w:p>
     <w:p>
       <w:r>
-        <w:t xml:space="preserve">Crossing the four requirements a pooled proportion would demand — comparative design, numerator, denominator and an operational definition of the outcome — leaves </w:t>
+        <w:t xml:space="preserve">Crossing the requirements a pooled proportion would demand empties the corpus step by step. Four of them are arithmetic — comparative design, numerator, denominator and an operational definition — and leave </w:t>
       </w:r>
       <w:r>
         <w:rPr>
@@ -1145,7 +1172,35 @@
         <w:t>3 of the 132 arms</w:t>
       </w:r>
       <w:r>
-        <w:t xml:space="preserve">. And one of the three is PhagoBurn, whose primary outcome is the </w:t>
+        <w:t>. The next two are the eligibility criteria this review itself declares in section 2.2, and none of those 3 survives them.</w:t>
+      </w:r>
+    </w:p>
+    <w:p>
+      <w:r>
+        <w:t xml:space="preserve">The first is that the outcome be attributable to </w:t>
+      </w:r>
+      <w:r>
+        <w:rPr>
+          <w:i/>
+        </w:rPr>
+        <w:t>P. aeruginosa</w:t>
+      </w:r>
+      <w:r>
+        <w:t xml:space="preserve">. Section 2.2 admits multi-pathogen studies only when the subgroup is separable, and in one of the three the extraction records that the article does not separate the data: its numerator counts patients of several species. Two remain. The second is that administration be therapeutic. The next of the three is a trial </w:t>
+      </w:r>
+      <w:r>
+        <w:rPr>
+          <w:i/>
+        </w:rPr>
+        <w:t>preventing</w:t>
+      </w:r>
+      <w:r>
+        <w:t xml:space="preserve"> ventilator-associated pneumonia, and its outcome — absence of incident pneumonia — does not measure the same thing as cure of an established infection. One remains.</w:t>
+      </w:r>
+    </w:p>
+    <w:p>
+      <w:r>
+        <w:t xml:space="preserve">That last one is PhagoBurn, whose primary outcome is the </w:t>
       </w:r>
       <w:r>
         <w:rPr>
@@ -1160,10 +1215,21 @@
         <w:rPr>
           <w:b/>
         </w:rPr>
-        <w:t>Two remain.</w:t>
-      </w:r>
-      <w:r>
-        <w:t xml:space="preserve"> And the two define success differently: one as the absence or resolution of a six-sign clinical syndrome without ventilator-associated pneumonia; the other as relief of symptoms "regardless of whether the bacteria was detected". No two define the same thing because there are no two.</w:t>
+        <w:t>None remains.</w:t>
+      </w:r>
+    </w:p>
+    <w:p>
+      <w:r>
+        <w:t xml:space="preserve">Put another way: of the 132 arms extracted from this literature, </w:t>
+      </w:r>
+      <w:r>
+        <w:rPr>
+          <w:b/>
+        </w:rPr>
+        <w:t>not one meets both the arithmetic conditions and the eligibility criteria that would make its clinical success a legitimate term in a pooled proportion</w:t>
+      </w:r>
+      <w:r>
+        <w:t>. It is not that the available studies are few: there are none. Table 6 sets out the funnel, step by step.</w:t>
       </w:r>
     </w:p>
     <w:p>
@@ -1594,7 +1660,7 @@
     </w:p>
     <w:p>
       <w:r>
-        <w:t>The five tables are supplied as separate files (`paper/tablas/`), each with its own footnote. Both figures are supplied as vector PDF (`paper/figuras/`).</w:t>
+        <w:t>The six tables are supplied as separate files (`paper/tablas/`), each with its own footnote. Both figures are supplied as vector PDF (`paper/figuras/`).</w:t>
       </w:r>
     </w:p>
     <w:p>
@@ -1650,6 +1716,17 @@
       </w:r>
       <w:r>
         <w:t xml:space="preserve"> Reporting completeness for the five declared outcomes, over the adjudicated extraction (n = 132 arms).</w:t>
+      </w:r>
+    </w:p>
+    <w:p>
+      <w:r>
+        <w:rPr>
+          <w:b/>
+        </w:rPr>
+        <w:t>Table 6.</w:t>
+      </w:r>
+      <w:r>
+        <w:t xml:space="preserve"> Arms surviving each requirement for a pooled proportion of clinical success (n = 132 extracted arms).</w:t>
       </w:r>
     </w:p>
     <w:p>
@@ -1914,6 +1991,34 @@
       </w:r>
       <w:r>
         <w:t xml:space="preserve"> Resolución de conflictos de extracción, incluidos los que no pueden dirimirse todavía.</w:t>
+      </w:r>
+    </w:p>
+    <w:p>
+      <w:pPr>
+        <w:pStyle w:val="ListBullet"/>
+      </w:pPr>
+      <w:r>
+        <w:rPr>
+          <w:b/>
+        </w:rPr>
+        <w:t>S14.</w:t>
+      </w:r>
+      <w:r>
+        <w:t xml:space="preserve"> Adjudicated extraction: one value per cell, arm by arm, after consensus. Underpins section 3.5 and Tables 5 and 6.</w:t>
+      </w:r>
+    </w:p>
+    <w:p>
+      <w:pPr>
+        <w:pStyle w:val="ListBullet"/>
+      </w:pPr>
+      <w:r>
+        <w:rPr>
+          <w:b/>
+        </w:rPr>
+        <w:t>S15.</w:t>
+      </w:r>
+      <w:r>
+        <w:t xml:space="preserve"> Provenance of every cell in S14: agreement, consensus, single reading, or still open.</w:t>
       </w:r>
     </w:p>
     <w:p>

--- a/verificables revisión sistemática/manuscript_en.docx
+++ b/verificables revisión sistemática/manuscript_en.docx
@@ -54,7 +54,7 @@
         <w:t>Word count:</w:t>
       </w:r>
       <w:r>
-        <w:t xml:space="preserve"> abstract 262; main text 5 410.</w:t>
+        <w:t xml:space="preserve"> abstract 282; main text 5 766.</w:t>
       </w:r>
     </w:p>
     <w:p>
@@ -153,7 +153,34 @@
         <w:t>Results.</w:t>
       </w:r>
       <w:r>
-        <w:t xml:space="preserve"> From 23 057 records, 17 129 unique reports remained; 233 reports formed 184 studies, 124 with a retrievable publication. Single case reports, 39.5 %; comparative, 18.5 %; resistance class unassignable, 80.6 %. Full text was obtained for 93 (75.0 %) and what is missing concentrates 47.8 % of the comparative designs; the language criterion removed 35 studies, 18 comparative. In 89 of the 132 arms (67.4 %) no operational definition of clinical success is on record, and only 3 combine comparative design, numerator, denominator and a definition. Applying the review's own eligibility criteria and setting aside the one whose outcome is a time, </w:t>
+        <w:t xml:space="preserve"> From 23 057 records, 17 129 unique reports remained;233 reports formed 184 studies and, on reading the full texts, </w:t>
+      </w:r>
+      <w:r>
+        <w:rPr>
+          <w:b/>
+        </w:rPr>
+        <w:t>22 did not meet the criteria</w:t>
+      </w:r>
+      <w:r>
+        <w:t xml:space="preserve"> —protocols, preclinical models, and articles where </w:t>
+      </w:r>
+      <w:r>
+        <w:rPr>
+          <w:i/>
+        </w:rPr>
+        <w:t>P. aeruginosa</w:t>
+      </w:r>
+      <w:r>
+        <w:t xml:space="preserve"> appears only in the product's declared spectrum—, leaving </w:t>
+      </w:r>
+      <w:r>
+        <w:rPr>
+          <w:b/>
+        </w:rPr>
+        <w:t>162</w:t>
+      </w:r>
+      <w:r>
+        <w:t xml:space="preserve">, 102 with a retrievable publication. Single case reports, 42.2 %; comparative, 15.7 %; resistance class unassignable, 77.5 %. Full text was obtained for 71 (69.6 %), and what is missing concentrates 68.8 % of the comparative designs; the language criterion removed 35 studies more. In 75 of the 110 arms (68.2 %) no operational definition of clinical success is on record, and only 2 combine comparative design, numerator, denominator and a definition. Setting aside the one whose outcome is a time, </w:t>
       </w:r>
       <w:r>
         <w:rPr>
@@ -644,12 +671,12 @@
         <w:t>in duplicate and independently</w:t>
       </w:r>
       <w:r>
-        <w:t xml:space="preserve"> between the two reviewers. One reviewer extracted all 124 studies with a retrievable publication and the second extracted 122 of them, so 98 % of the corpus is double-extracted. Over the 130 comparable arm rows, 541 value disagreements were recorded; agreement, measured before resolving them, was 78 % median agreement and a median Cohen's kappa of 0.62 over the 8 of 9 categorical fields where it is informative, ranging from 64 % to 100 % across variables. Disagreements were resolved by consensus between the two reviewers, with a record of who resolved and when:525 of 541 are adjudicated. Of the remaining 16, 2 had been closed earlier by a mechanical rule applied to a comparison that was subsequently redone and carry no joint signature, and 14 remain open: 10 because the form offered no "not derivable" option in the fields where the reviewers needed one, and 4 for data requiring the article to be re-read. The complete record, resolution by resolution, is supplied as supplementary material.</w:t>
+        <w:t xml:space="preserve"> between the two reviewers. One reviewer extracted the 124 studies that then had a retrievable publication —102 after the exclusions in section 3.1.1— and the second extracted 122 of them, so 98 % of the corpus is double-extracted. Over the 130 comparable arm rows, 541 value disagreements were recorded; agreement, measured before resolving them, was 78 % median agreement and a median Cohen's kappa of 0.62 over the 8 of 9 categorical fields where it is informative, ranging from 64 % to 100 % across variables. Disagreements were resolved by consensus between the two reviewers, with a record of who resolved and when:525 of 541 are adjudicated. Of the remaining 16, 2 had been closed earlier by a mechanical rule applied to a comparison that was subsequently redone and carry no joint signature, and 14 remain open: 10 because the form offered no "not derivable" option in the fields where the reviewers needed one, and 4 for data requiring the article to be re-read. The complete record, resolution by resolution, is supplied as supplementary material.</w:t>
       </w:r>
     </w:p>
     <w:p>
       <w:r>
-        <w:t xml:space="preserve">The structural characterisation of the corpus (sections 3.1 to 3.4, Tables 1 to 4) derives from a systematic pre-extraction from the abstracts of the 124 studies, carried out under the same variable schema and flagged as partial in every record. Reporting completeness per outcome (section 3.5, Table 5) derives instead from the adjudicated extraction, and is identified as such for every figure. This report presents no efficacy estimates: it characterises the structure of the evidence base and its </w:t>
+        <w:t xml:space="preserve">The structural characterisation of the corpus (sections 3.1 to 3.4, Tables 1 to 4) derives from a systematic pre-extraction from the abstracts of the 102 current studies, carried out under the same variable schema and flagged as partial in every record. Reporting completeness per outcome (section 3.5, Table 5) derives instead from the adjudicated extraction, and is identified as such for every figure. This report presents no efficacy estimates: it characterises the structure of the evidence base and its </w:t>
       </w:r>
       <w:r>
         <w:rPr>
@@ -682,7 +709,7 @@
         <w:t>Neither assessment was carried out, and this review does not report them.</w:t>
       </w:r>
       <w:r>
-        <w:t xml:space="preserve"> The reasons are specific and worth stating separately. Risk of bias requires both reviewers to read each article and issue a domain-by-domain judgement; it remains outstanding and is not substituted by any design-derived indicator, which is not the same thing. In addition, 31 of the 124 studies with a retrievable publication still lack full text (section 3.2), so an assessment made today would omit a non-random fraction of the corpus. As for GRADE, it rates the certainty of a pooled estimate, and this review presents none: section 3.5 shows that only 3 of the 132 arms meet the minimum requirements for pooling. Rating the certainty of a result that does not exist would be a formality, not an assessment.</w:t>
+        <w:t xml:space="preserve"> The reasons are specific and worth stating separately. Risk of bias requires both reviewers to read each article and issue a domain-by-domain judgement; it remains outstanding and is not substituted by any design-derived indicator, which is not the same thing. In addition, 31 of the 102 studies with a retrievable publication still lack full text (section 3.2), so an assessment made today would omit a non-random fraction of the corpus. As for GRADE, it rates the certainty of a pooled estimate, and this review presents none: section 3.5 shows that only 2 of the 110 arms meet the minimum requirements for pooling. Rating the certainty of a result that does not exist would be a formality, not an assessment.</w:t>
       </w:r>
     </w:p>
     <w:p>
@@ -832,47 +859,28 @@
         <w:rPr>
           <w:b/>
         </w:rPr>
-        <w:t>184 studies</w:t>
-      </w:r>
-      <w:r>
-        <w:t>: 154 with a single report and 30 with several, up to a maximum of eleven reports of one trial.</w:t>
-      </w:r>
-    </w:p>
-    <w:p>
-      <w:r>
-        <w:t xml:space="preserve">Of the 184 studies, </w:t>
+        <w:t>184 studies assessed for eligibility</w:t>
+      </w:r>
+      <w:r>
+        <w:t xml:space="preserve">. On reading their full texts during extraction, </w:t>
       </w:r>
       <w:r>
         <w:rPr>
           <w:b/>
         </w:rPr>
-        <w:t>124 have a retrievable publication</w:t>
-      </w:r>
-      <w:r>
-        <w:t xml:space="preserve">: 121 articles and 3 that exist only as conference abstracts. The remaining </w:t>
+        <w:t>22 of them did not meet the criteria of section 2.2</w:t>
+      </w:r>
+      <w:r>
+        <w:t xml:space="preserve"> and were excluded; the next subsection details them. The evidence base stands at </w:t>
       </w:r>
       <w:r>
         <w:rPr>
           <w:b/>
         </w:rPr>
-        <w:t>60 are trial registry entries alone</w:t>
-      </w:r>
-      <w:r>
-        <w:t>, with no locatable associated publication. That figure by itself describes a field in which almost one study in three has been registered but has never published results.</w:t>
-      </w:r>
-    </w:p>
-    <w:p>
-      <w:r>
-        <w:t xml:space="preserve">Exclusion reasons at title screening were laboratory or preclinical work (4 060), other organism without a separable subgroup (3 022), review or commentary without primary data (2 803), does not evaluate phage therapy in patients (2 631), veterinary scope (834) and secondary synthesis (84). At abstract screening: other organism (65), review or commentary (64), does not evaluate phage therapy (40), </w:t>
-      </w:r>
-      <w:r>
-        <w:rPr>
-          <w:b/>
-        </w:rPr>
-        <w:t>inadmissible language (35)</w:t>
-      </w:r>
-      <w:r>
-        <w:t>, laboratory (18) and secondary synthesis (5).</w:t>
+        <w:t>162 studies</w:t>
+      </w:r>
+      <w:r>
+        <w:t>, grouping 201 reports: 138 with a single report and 24 with several, up to a maximum of eleven reports of one trial.</w:t>
       </w:r>
     </w:p>
     <w:p>
@@ -880,49 +888,153 @@
         <w:pStyle w:val="Heading2"/>
       </w:pPr>
       <w:r>
-        <w:t>3.2 Full-text retrieval and its bias</w:t>
+        <w:t>3.1.1 Twenty-two studies the screening admitted and the full text refuted</w:t>
       </w:r>
     </w:p>
     <w:p>
       <w:r>
-        <w:t xml:space="preserve">Full text was obtained for </w:t>
+        <w:t xml:space="preserve">The 22 were excluded for six reasons, and none is a difference of judgement: they are studies that fail what section 2.2 already required. </w:t>
       </w:r>
       <w:r>
         <w:rPr>
           <w:b/>
         </w:rPr>
-        <w:t>93 of the 124 retrievable studies (75.0 %)</w:t>
-      </w:r>
-      <w:r>
-        <w:t xml:space="preserve"> through legitimate open-access routes. The remaining 31 require interlibrary loan, institutional access or a request to the authors.</w:t>
-      </w:r>
-    </w:p>
-    <w:p>
-      <w:r>
-        <w:t xml:space="preserve">The unretrieved fraction </w:t>
+        <w:t>Ten</w:t>
+      </w:r>
+      <w:r>
+        <w:t xml:space="preserve"> have </w:t>
+      </w:r>
+      <w:r>
+        <w:rPr>
+          <w:i/>
+        </w:rPr>
+        <w:t>P. aeruginosa</w:t>
+      </w:r>
+      <w:r>
+        <w:t xml:space="preserve"> in no patient — it appears in the declared spectrum of the phage product, in the introduction or in the reference list; one of them names no organism at all. </w:t>
       </w:r>
       <w:r>
         <w:rPr>
           <w:b/>
         </w:rPr>
-        <w:t>is not a random sample of the whole</w:t>
-      </w:r>
-      <w:r>
-        <w:t xml:space="preserve"> (Table 3). It contains 11 of the 23 comparative studies, </w:t>
+        <w:t>Four</w:t>
+      </w:r>
+      <w:r>
+        <w:t xml:space="preserve"> are study protocols: they describe what will be done and report no outcomes. </w:t>
       </w:r>
       <w:r>
         <w:rPr>
           <w:b/>
         </w:rPr>
-        <w:t>47.8 %</w:t>
-      </w:r>
-      <w:r>
-        <w:t>, and, although it reports fewer patients overall, it concentrates the designs that can sustain a comparison. Of the field's four landmark randomised trials [@Jault2019_phagoburn; @Leitner2021_lancetid_pyophage; @NirPaz2025_med_tp102; @Chan2023_jcf_cyphy], two remain unread: the intravesical phage trial and TP-102. The PhagoBurn article was obtained. The Yale trial has no full journal article, only a conference abstract and results deposited in the register; what was obtained is the trial protocol, which documents the design but not the outcomes.</w:t>
+        <w:t>Three</w:t>
+      </w:r>
+      <w:r>
+        <w:t xml:space="preserve"> have no patients: a murine model of ventilator-associated pneumonia, an </w:t>
+      </w:r>
+      <w:r>
+        <w:rPr>
+          <w:i/>
+        </w:rPr>
+        <w:t>in vitro</w:t>
+      </w:r>
+      <w:r>
+        <w:t xml:space="preserve"> hollow-fibre model, and a methods paper on preparing phages in the laboratory. </w:t>
+      </w:r>
+      <w:r>
+        <w:rPr>
+          <w:b/>
+        </w:rPr>
+        <w:t>Two</w:t>
+      </w:r>
+      <w:r>
+        <w:t xml:space="preserve"> administer something that is not a bacteriophage: an endolysin, and a product claiming to induce the patient's own native phages. </w:t>
+      </w:r>
+      <w:r>
+        <w:rPr>
+          <w:b/>
+        </w:rPr>
+        <w:t>Two</w:t>
+      </w:r>
+      <w:r>
+        <w:t xml:space="preserve"> do not evaluate phage therapy in patients: in one the phage is mentioned only as an unavailable option and was never administered, and the other is a reconstructive surgery article where phage therapy appears once, in a table cell. </w:t>
+      </w:r>
+      <w:r>
+        <w:rPr>
+          <w:b/>
+        </w:rPr>
+        <w:t>One</w:t>
+      </w:r>
+      <w:r>
+        <w:t xml:space="preserve"> is an opinion piece with a narrative review.</w:t>
       </w:r>
     </w:p>
     <w:p>
       <w:r>
-        <w:t>The asymmetry is itself a finding. Full-text accessibility covaries with region of publication and with study design, and it pushes in the same direction as the language restriction: both tilt the corpus towards the anglophone open-access literature. A review that declares neither transforms the question without saying so.</w:t>
+        <w:t xml:space="preserve">The cause is common to nearly all of them and is worth stating plainly: title and abstract screening was issued by a language model as sole reviewer (section 2.4). A protocol abstract, a murine-model abstract and one listing </w:t>
+      </w:r>
+      <w:r>
+        <w:rPr>
+          <w:i/>
+        </w:rPr>
+        <w:t>P. aeruginosa</w:t>
+      </w:r>
+      <w:r>
+        <w:t xml:space="preserve"> in the spectrum of a polyvalent phage </w:t>
+      </w:r>
+      <w:r>
+        <w:rPr>
+          <w:b/>
+        </w:rPr>
+        <w:t>look very much</w:t>
+      </w:r>
+      <w:r>
+        <w:t xml:space="preserve"> like an eligible abstract; telling them apart requires opening the article. Section 2.4 declares that the records the model excluded were never re-read by a human. These 22 are the other side of that limitation, and they are </w:t>
+      </w:r>
+      <w:r>
+        <w:rPr>
+          <w:b/>
+        </w:rPr>
+        <w:t>23.7 %</w:t>
+      </w:r>
+      <w:r>
+        <w:t xml:space="preserve"> of the 93 studies whose full text could be read. It is a floor, not a total: the 31 studies without full text could not be checked against anything.</w:t>
+      </w:r>
+    </w:p>
+    <w:p>
+      <w:r>
+        <w:t xml:space="preserve">Of the 162 studies, </w:t>
+      </w:r>
+      <w:r>
+        <w:rPr>
+          <w:b/>
+        </w:rPr>
+        <w:t>102 have a retrievable publication</w:t>
+      </w:r>
+      <w:r>
+        <w:t xml:space="preserve">: 99 articles and 3 that exist only as conference abstracts. The remaining </w:t>
+      </w:r>
+      <w:r>
+        <w:rPr>
+          <w:b/>
+        </w:rPr>
+        <w:t>60 are trial registry entries alone</w:t>
+      </w:r>
+      <w:r>
+        <w:t>, with no locatable associated publication. That figure by itself describes a field in which more than one study in three has been registered but has never published results.</w:t>
+      </w:r>
+    </w:p>
+    <w:p>
+      <w:r>
+        <w:t xml:space="preserve">Exclusion reasons at title screening were laboratory or preclinical work (4 060), other organism without a separable subgroup (3 022), review or commentary without primary data (2 803), does not evaluate phage therapy in patients (2 631), veterinary scope (834) and secondary synthesis (84). At abstract screening: other organism (65), review or commentary (64), does not evaluate phage therapy (40), </w:t>
+      </w:r>
+      <w:r>
+        <w:rPr>
+          <w:b/>
+        </w:rPr>
+        <w:t>inadmissible language (35)</w:t>
+      </w:r>
+      <w:r>
+        <w:t>, laboratory (18) and secondary synthesis (5).</w:t>
       </w:r>
     </w:p>
     <w:p>
@@ -930,58 +1042,49 @@
         <w:pStyle w:val="Heading2"/>
       </w:pPr>
       <w:r>
-        <w:t>3.3 Characteristics of the evidence base</w:t>
+        <w:t>3.2 Full-text retrieval and its bias</w:t>
       </w:r>
     </w:p>
     <w:p>
       <w:r>
-        <w:t xml:space="preserve">The 124 retrievable studies were published between </w:t>
+        <w:t xml:space="preserve">Full text was obtained for </w:t>
       </w:r>
       <w:r>
         <w:rPr>
           <w:b/>
         </w:rPr>
-        <w:t>2016 and 2026</w:t>
-      </w:r>
-      <w:r>
-        <w:t xml:space="preserve">, and </w:t>
+        <w:t>71 of the 102 retrievable studies (69.6 %)</w:t>
+      </w:r>
+      <w:r>
+        <w:t xml:space="preserve"> through legitimate open-access routes. The remaining 31 require interlibrary loan, institutional access or a request to the authors.</w:t>
+      </w:r>
+    </w:p>
+    <w:p>
+      <w:r>
+        <w:t xml:space="preserve">The unretrieved fraction </w:t>
       </w:r>
       <w:r>
         <w:rPr>
           <w:b/>
         </w:rPr>
-        <w:t>83.1 %</w:t>
-      </w:r>
-      <w:r>
-        <w:t xml:space="preserve"> since 2020. This is a young and rapidly expanding evidence base (Table 1).</w:t>
-      </w:r>
-    </w:p>
-    <w:p>
-      <w:r>
-        <w:t xml:space="preserve">Its composition by design is what a rescue literature produces, not what a synthesis of efficacy needs: </w:t>
+        <w:t>is not a random sample of the whole</w:t>
+      </w:r>
+      <w:r>
+        <w:t xml:space="preserve"> (Table 3). It contains 11 of the 16 comparative studies, </w:t>
       </w:r>
       <w:r>
         <w:rPr>
           <w:b/>
         </w:rPr>
-        <w:t>49 single case reports (39.5 %)</w:t>
-      </w:r>
-      <w:r>
-        <w:t xml:space="preserve">, 19 case series, 16 randomised trials, 13 prospective cohorts, 7 non-randomised trials and 4 retrospective cohorts. A further 16 do not state a recognisable design in the abstract. Comparative designs total </w:t>
-      </w:r>
-      <w:r>
-        <w:rPr>
-          <w:b/>
-        </w:rPr>
-        <w:t>23 studies, 18.5 %</w:t>
-      </w:r>
-      <w:r>
-        <w:t xml:space="preserve"> of the whole, and are the only ones able to sustain a claim of relative efficacy.</w:t>
+        <w:t>68.8 %</w:t>
+      </w:r>
+      <w:r>
+        <w:t>, and, although it reports fewer patients overall, it concentrates the designs that can sustain a comparison. Of the field's four landmark randomised trials [@Jault2019_phagoburn; @Leitner2021_lancetid_pyophage; @NirPaz2025_med_tp102; @Chan2023_jcf_cyphy], two remain unread: the intravesical phage trial and TP-102. The PhagoBurn article was obtained. The Yale trial has no full journal article, only a conference abstract and results deposited in the register; what was obtained is the trial protocol, which documents the design but not the outcomes.</w:t>
       </w:r>
     </w:p>
     <w:p>
       <w:r>
-        <w:t>Where stated, geographic origin is spread across Russia (7 studies), Poland and Georgia (6 each), Germany (4), France and the United States (3 each), and India, Iran and Israel (2 each). It is not stated in 76 studies. The fall in Russian representation relative to the pre-amendment corpus, from 34 studies to 7, is a direct effect of the language criterion and not of the search.</w:t>
+        <w:t>The asymmetry is itself a finding. Full-text accessibility covaries with region of publication and with study design, and it pushes in the same direction as the language restriction: both tilt the corpus towards the anglophone open-access literature. A review that declares neither transforms the question without saying so.</w:t>
       </w:r>
     </w:p>
     <w:p>
@@ -989,6 +1092,65 @@
         <w:pStyle w:val="Heading2"/>
       </w:pPr>
       <w:r>
+        <w:t>3.3 Characteristics of the evidence base</w:t>
+      </w:r>
+    </w:p>
+    <w:p>
+      <w:r>
+        <w:t xml:space="preserve">The 102 retrievable studies were published between </w:t>
+      </w:r>
+      <w:r>
+        <w:rPr>
+          <w:b/>
+        </w:rPr>
+        <w:t>2016 and 2026</w:t>
+      </w:r>
+      <w:r>
+        <w:t xml:space="preserve">, and </w:t>
+      </w:r>
+      <w:r>
+        <w:rPr>
+          <w:b/>
+        </w:rPr>
+        <w:t>80.4 %</w:t>
+      </w:r>
+      <w:r>
+        <w:t xml:space="preserve"> since 2020. This is a young and rapidly expanding evidence base (Table 1).</w:t>
+      </w:r>
+    </w:p>
+    <w:p>
+      <w:r>
+        <w:t xml:space="preserve">Its composition by design is what a rescue literature produces, not what a synthesis of efficacy needs: </w:t>
+      </w:r>
+      <w:r>
+        <w:rPr>
+          <w:b/>
+        </w:rPr>
+        <w:t>43 single case reports (42.2 %)</w:t>
+      </w:r>
+      <w:r>
+        <w:t xml:space="preserve">, 18 case series, 13 prospective cohorts, 11 randomised trials, 5 non-randomised trials and 3 retrospective cohorts. A further 9 do not state a recognisable design in the abstract. Comparative designs total </w:t>
+      </w:r>
+      <w:r>
+        <w:rPr>
+          <w:b/>
+        </w:rPr>
+        <w:t>16 studies, 15.7 %</w:t>
+      </w:r>
+      <w:r>
+        <w:t xml:space="preserve"> of the whole, and are the only ones able to sustain a claim of relative efficacy.</w:t>
+      </w:r>
+    </w:p>
+    <w:p>
+      <w:r>
+        <w:t>Where stated, geographic origin is spread across Russia (7 studies), Poland and Georgia (6 each), Germany (4), France and the United States (3 each), and India, Iran and Israel (2 each). It is not stated in 76 studies. The fall in Russian representation relative to the pre-amendment corpus, from 34 studies to 7, is a direct effect of the language criterion and not of the search.</w:t>
+      </w:r>
+    </w:p>
+    <w:p>
+      <w:pPr>
+        <w:pStyle w:val="Heading2"/>
+      </w:pPr>
+      <w:r>
         <w:t>3.4 What the evidence base does not state</w:t>
       </w:r>
     </w:p>
@@ -1014,10 +1176,10 @@
         <w:rPr>
           <w:b/>
         </w:rPr>
-        <w:t>80.6 %</w:t>
-      </w:r>
-      <w:r>
-        <w:t xml:space="preserve"> of studies: 70.2 % do not mention it at all and a further 10.5 % mention it in terms that do not allow classification. For stratifying by resistance, which is what published syntheses do, both cases are equally unusable.</w:t>
+        <w:t>77.5 %</w:t>
+      </w:r>
+      <w:r>
+        <w:t xml:space="preserve"> of studies: 64.7 % do not mention it at all and a further 12.7 % mention it in terms that do not allow classification. For stratifying by resistance, which is what published syntheses do, both cases are equally unusable.</w:t>
       </w:r>
     </w:p>
     <w:p>
@@ -1037,7 +1199,7 @@
         <w:rPr>
           <w:b/>
         </w:rPr>
-        <w:t>57.3 %</w:t>
+        <w:t>52.9 %</w:t>
       </w:r>
       <w:r>
         <w:t>.</w:t>
@@ -1069,7 +1231,7 @@
         <w:rPr>
           <w:b/>
         </w:rPr>
-        <w:t>52.4 %</w:t>
+        <w:t>43.1 %</w:t>
       </w:r>
       <w:r>
         <w:t>.</w:t>
@@ -1095,7 +1257,7 @@
         <w:rPr>
           <w:b/>
         </w:rPr>
-        <w:t>98.4 %</w:t>
+        <w:t>98.0 %</w:t>
       </w:r>
       <w:r>
         <w:t>.</w:t>
@@ -1121,32 +1283,32 @@
     </w:p>
     <w:p>
       <w:r>
-        <w:t>Completeness is uneven and, at best, partial. Adverse events are the outcome most often reported with a denominator (73.5 % of arms) and emergence of phage resistance the least (24.2 %), despite being the outcome that determines whether the intervention retains its usefulness. Those percentages are computed over all 132 arms and therefore include 31 from studies whose full text has not been retrieved: of an article one has not been able to read, one cannot assert that it is silent. Over the 101 readable arms the figures rise — from 73.5 % to 84.2 % for adverse events, from 24.2 % to 31.7 % for resistance — and Table 5 gives both columns so the reader can separate the literature's silence from this review's own documentary gap. Clinical success, the outcome that published syntheses pool, is reported with numerator and denominator in 62.9 % of arms. Two arms report a numerator larger than their denominator — thirteen clinical successes in one patient, and five adverse events in four — and are flagged as reporting errors, not read as proportions.</w:t>
+        <w:t>Completeness is uneven and, at best, partial. Adverse events are the outcome most often reported with a denominator (74.5 % of arms) and emergence of phage resistance the least (25.5 %), despite being the outcome that determines whether the intervention retains its usefulness. Those percentages are computed over all 110 arms and therefore include 31 from studies whose full text has not been retrieved: of an article one has not been able to read, one cannot assert that it is silent. Over the 79 readable arms the figures rise — from 74.5 % to 88.6 % for adverse events, from 25.5 % to 35.4 % for resistance — and Table 5 gives both columns so the reader can separate the literature's silence from this review's own documentary gap. Clinical success, the outcome that published syntheses pool, is reported with numerator and denominator in 63.6 % of arms. Two arms report a numerator larger than their denominator — thirteen clinical successes in one patient, and five adverse events in four — and are flagged as reporting errors, not read as proportions.</w:t>
       </w:r>
     </w:p>
     <w:p>
       <w:r>
-        <w:t xml:space="preserve">That 62.9 % is misleading, however, if read as availability for pooling. </w:t>
+        <w:t xml:space="preserve">That 63.6 % is misleading, however, if read as availability for pooling. </w:t>
       </w:r>
       <w:r>
         <w:rPr>
           <w:b/>
         </w:rPr>
-        <w:t>In 89 of the 132 arms (67.4 %) no operational definition of clinical success is on record</w:t>
-      </w:r>
-      <w:r>
-        <w:t>; over the 101 readable arms, in 59 (58.4 %). In 60 of them the reviewers established this by reading the article: 58 state a number of patients with a "good outcome" without saying what had to be observed to count one, and 2 left the field empty. In the remaining 29 the extraction is incomplete, so neither the presence nor the absence of a definition is on record; they are counted among those that do not supply one because the datum is not available to a reader of this review, not because its absence was established. A numerator without a definition names nothing comparable to another study's numerator.</w:t>
+        <w:t>In 75 of the 110 arms (68.2 %) no operational definition of clinical success is on record</w:t>
+      </w:r>
+      <w:r>
+        <w:t>; over the 79 readable arms, in 45 (57.0 %). In 48 of them the reviewers established this by reading the article: 47 state a number of patients with a "good outcome" without saying what had to be observed to count one, and 1 left the field empty. In the remaining 27 the extraction is incomplete, so neither the presence nor the absence of a definition is on record; they are counted among those that do not supply one because the datum is not available to a reader of this review, not because its absence was established. A numerator without a definition names nothing comparable to another study's numerator.</w:t>
       </w:r>
     </w:p>
     <w:p>
       <w:r>
-        <w:t xml:space="preserve">Study design is not always on record either: in 30 of the 132 arms it cannot be classified — 20 where both reviewers agreed on "NA" and 10 still open — so the design counts are floors over the remaining 102. Of those 102, </w:t>
+        <w:t xml:space="preserve">Study design is not always on record either: in 27 of the 110 arms it cannot be classified — 20 where both reviewers agreed on "NA" and 10 still open — so the design counts are floors over the remaining 102. Of those 83, </w:t>
       </w:r>
       <w:r>
         <w:rPr>
           <w:b/>
         </w:rPr>
-        <w:t>13 arms are trials</w:t>
+        <w:t>8 arms are trials</w:t>
       </w:r>
       <w:r>
         <w:t xml:space="preserve"> (randomised or not) and </w:t>
@@ -1155,10 +1317,10 @@
         <w:rPr>
           <w:b/>
         </w:rPr>
-        <w:t>11 are cohorts</w:t>
-      </w:r>
-      <w:r>
-        <w:t>. Section 3.3 and Table 1 call only the trials comparative, which is why the figure there is 23 studies; when this section says comparative it also includes the cohorts, and there are 24 arms. They are not the same set.</w:t>
+        <w:t>9 are cohorts</w:t>
+      </w:r>
+      <w:r>
+        <w:t>. Section 3.3 and Table 1 call only the trials comparative, which is why the figure there is 23 studies; when this section says comparative it also includes the cohorts, and there are 17 arms. They are not the same set.</w:t>
       </w:r>
     </w:p>
     <w:p>
@@ -1169,7 +1331,7 @@
         <w:rPr>
           <w:b/>
         </w:rPr>
-        <w:t>3 of the 132 arms</w:t>
+        <w:t>2 of the 110 arms</w:t>
       </w:r>
       <w:r>
         <w:t>. The next two are the eligibility criteria this review itself declares in section 2.2, and none of those 3 survives them.</w:t>
@@ -1220,7 +1382,7 @@
     </w:p>
     <w:p>
       <w:r>
-        <w:t xml:space="preserve">Put another way: of the 132 arms extracted from this literature, </w:t>
+        <w:t xml:space="preserve">Put another way: of the 110 arms of this literature, </w:t>
       </w:r>
       <w:r>
         <w:rPr>
@@ -1365,7 +1527,7 @@
         <w:t>P. aeruginosa</w:t>
       </w:r>
       <w:r>
-        <w:t xml:space="preserve"> more broadly than previous syntheses: nine sources, no language restriction, regional literature and trial registers included. The result is 184 studies against the dozens handled by published reviews, and would have been 219 without the language restriction adopted at the end. That increase does not speak well of the field's maturity. Most of it comes from case reports, from registry entries without publication, and from regional literature that searches confined to PubMed and Scopus do not reach.</w:t>
+        <w:t xml:space="preserve"> more broadly than previous syntheses: nine sources, no language restriction, regional literature and trial registers included. The result is 162 studies against the dozens handled by published reviews, and would have been 219 without the language restriction adopted at the end and without the 22 that re-reading the full texts refuted. That increase does not speak well of the field's maturity. Most of it comes from case reports, from registry entries without publication, and from regional literature that searches confined to PubMed and Scopus do not reach.</w:t>
       </w:r>
     </w:p>
     <w:p>
@@ -1447,7 +1609,7 @@
         <w:t>For registries.</w:t>
       </w:r>
       <w:r>
-        <w:t xml:space="preserve"> That 60 of 184 studies are registry entries without a locatable publication is a first-order publication-bias problem, and no statistical method resolves it.</w:t>
+        <w:t xml:space="preserve"> That 60 of 162 studies are registry entries without a locatable publication is a first-order publication-bias problem, and no statistical method resolves it.</w:t>
       </w:r>
     </w:p>
     <w:p>
@@ -1513,7 +1675,7 @@
         <w:t>Fourth</w:t>
       </w:r>
       <w:r>
-        <w:t xml:space="preserve">, full text was obtained for 75.0 % of the retrievable studies, and the missing fraction is enriched in comparative designs, so what is described under-represents the comparative part of the field. </w:t>
+        <w:t xml:space="preserve">, full text was obtained for 69.6 % of the retrievable studies, and the missing fraction is enriched in comparative designs, so what is described under-represents the comparative part of the field. </w:t>
       </w:r>
       <w:r>
         <w:rPr>
@@ -1671,7 +1833,7 @@
         <w:t>Table 1.</w:t>
       </w:r>
       <w:r>
-        <w:t xml:space="preserve"> Characteristics of the retrievable evidence base (n = 124 studies).</w:t>
+        <w:t xml:space="preserve"> Characteristics of the retrievable evidence base (n = 102 studies).</w:t>
       </w:r>
     </w:p>
     <w:p>
@@ -1715,7 +1877,7 @@
         <w:t>Table 5.</w:t>
       </w:r>
       <w:r>
-        <w:t xml:space="preserve"> Reporting completeness for the five declared outcomes, over the adjudicated extraction (n = 132 arms).</w:t>
+        <w:t xml:space="preserve"> Reporting completeness for the five declared outcomes, over the adjudicated extraction (n = 110 arms).</w:t>
       </w:r>
     </w:p>
     <w:p>
@@ -1726,7 +1888,7 @@
         <w:t>Table 6.</w:t>
       </w:r>
       <w:r>
-        <w:t xml:space="preserve"> Arms surviving each requirement for a pooled proportion of clinical success (n = 132 extracted arms).</w:t>
+        <w:t xml:space="preserve"> Arms surviving each requirement for a pooled proportion of clinical success (n = 110 arms).</w:t>
       </w:r>
     </w:p>
     <w:p>
@@ -1771,7 +1933,7 @@
         <w:rPr>
           <w:b/>
         </w:rPr>
-        <w:t>Figure 2. Composition of the retrievable evidence base (n = 124 studies).</w:t>
+        <w:t>Figure 2. Composition of the retrievable evidence base (n = 102 studies).</w:t>
       </w:r>
     </w:p>
     <w:p>
@@ -1800,7 +1962,7 @@
         <w:t>Source.</w:t>
       </w:r>
       <w:r>
-        <w:t xml:space="preserve"> Systematic pre-extraction from the abstracts of the 124 studies with a retrievable publication.</w:t>
+        <w:t xml:space="preserve"> Systematic pre-extraction from the abstracts of the 102 studies with a retrievable publication.</w:t>
       </w:r>
     </w:p>
     <w:p>

--- a/verificables revisión sistemática/manuscript_en.docx
+++ b/verificables revisión sistemática/manuscript_en.docx
@@ -159,7 +159,7 @@
         <w:rPr>
           <w:b/>
         </w:rPr>
-        <w:t>22 did not meet the criteria</w:t>
+        <w:t>26 did not meet the criteria</w:t>
       </w:r>
       <w:r>
         <w:t xml:space="preserve"> —protocols, preclinical models, and articles where </w:t>
@@ -177,10 +177,10 @@
         <w:rPr>
           <w:b/>
         </w:rPr>
-        <w:t>162</w:t>
-      </w:r>
-      <w:r>
-        <w:t xml:space="preserve">, 102 with a retrievable publication. Single case reports, 42.2 %; comparative, 15.7 %; resistance class unassignable, 77.5 %. Full text was obtained for 71 (69.6 %), and what is missing concentrates 68.8 % of the comparative designs; the language criterion removed 35 studies more. In 75 of the 110 arms (68.2 %) no operational definition of clinical success is on record, and only 2 combine comparative design, numerator, denominator and a definition. Setting aside the one whose outcome is a time, </w:t>
+        <w:t>158</w:t>
+      </w:r>
+      <w:r>
+        <w:t xml:space="preserve">, 98 with a retrievable publication. Single case reports, 42.9 %; comparative, 13.3 %; resistance class unassignable, 76.5 %. Full text was obtained for 71 (72.4 %), and what is missing concentrates 61.5 % of the comparative designs; the language criterion removed 35 studies more. In 71 of the 106 arms (67.0 %) no operational definition of clinical success is on record, and only 2 combine comparative design, numerator, denominator and a definition. Setting aside the one whose outcome is a time, </w:t>
       </w:r>
       <w:r>
         <w:rPr>
@@ -671,12 +671,12 @@
         <w:t>in duplicate and independently</w:t>
       </w:r>
       <w:r>
-        <w:t xml:space="preserve"> between the two reviewers. One reviewer extracted the 124 studies that then had a retrievable publication —102 after the exclusions in section 3.1.1— and the second extracted 122 of them, so 98 % of the corpus is double-extracted. Over the 130 comparable arm rows, 541 value disagreements were recorded; agreement, measured before resolving them, was 78 % median agreement and a median Cohen's kappa of 0.62 over the 8 of 9 categorical fields where it is informative, ranging from 64 % to 100 % across variables. Disagreements were resolved by consensus between the two reviewers, with a record of who resolved and when:525 of 541 are adjudicated. Of the remaining 16, 2 had been closed earlier by a mechanical rule applied to a comparison that was subsequently redone and carry no joint signature, and 14 remain open: 10 because the form offered no "not derivable" option in the fields where the reviewers needed one, and 4 for data requiring the article to be re-read. The complete record, resolution by resolution, is supplied as supplementary material.</w:t>
+        <w:t xml:space="preserve"> between the two reviewers. One reviewer extracted the 124 studies that then had a retrievable publication —98 after the exclusions in section 3.1.1— and the second extracted 122 of them, so 98 % of the corpus is double-extracted. Over the 130 comparable arm rows, 541 value disagreements were recorded; agreement, measured before resolving them, was 78 % median agreement and a median Cohen's kappa of 0.62 over the 8 of 9 categorical fields where it is informative, ranging from 64 % to 100 % across variables. Disagreements were resolved by consensus between the two reviewers, with a record of who resolved and when:525 of 541 are adjudicated. Of the remaining 16, 2 had been closed earlier by a mechanical rule applied to a comparison that was subsequently redone and carry no joint signature, and 14 remain open: 10 because the form offered no "not derivable" option in the fields where the reviewers needed one, and 4 for data requiring the article to be re-read. The complete record, resolution by resolution, is supplied as supplementary material.</w:t>
       </w:r>
     </w:p>
     <w:p>
       <w:r>
-        <w:t xml:space="preserve">The structural characterisation of the corpus (sections 3.1 to 3.4, Tables 1 to 4) derives from a systematic pre-extraction from the abstracts of the 102 current studies, carried out under the same variable schema and flagged as partial in every record. Reporting completeness per outcome (section 3.5, Table 5) derives instead from the adjudicated extraction, and is identified as such for every figure. This report presents no efficacy estimates: it characterises the structure of the evidence base and its </w:t>
+        <w:t xml:space="preserve">The structural characterisation of the corpus (sections 3.1 to 3.4, Tables 1 to 4) derives from a systematic pre-extraction from the abstracts of the 98 current studies, carried out under the same variable schema and flagged as partial in every record. Reporting completeness per outcome (section 3.5, Table 5) derives instead from the adjudicated extraction, and is identified as such for every figure. This report presents no efficacy estimates: it characterises the structure of the evidence base and its </w:t>
       </w:r>
       <w:r>
         <w:rPr>
@@ -709,7 +709,7 @@
         <w:t>Neither assessment was carried out, and this review does not report them.</w:t>
       </w:r>
       <w:r>
-        <w:t xml:space="preserve"> The reasons are specific and worth stating separately. Risk of bias requires both reviewers to read each article and issue a domain-by-domain judgement; it remains outstanding and is not substituted by any design-derived indicator, which is not the same thing. In addition, 31 of the 102 studies with a retrievable publication still lack full text (section 3.2), so an assessment made today would omit a non-random fraction of the corpus. As for GRADE, it rates the certainty of a pooled estimate, and this review presents none: section 3.5 shows that only 2 of the 110 arms meet the minimum requirements for pooling. Rating the certainty of a result that does not exist would be a formality, not an assessment.</w:t>
+        <w:t xml:space="preserve"> The reasons are specific and worth stating separately. Risk of bias requires both reviewers to read each article and issue a domain-by-domain judgement; it remains outstanding and is not substituted by any design-derived indicator, which is not the same thing. In addition, 27 of the 98 studies with a retrievable publication still lack full text (section 3.2), so an assessment made today would omit a non-random fraction of the corpus. As for GRADE, it rates the certainty of a pooled estimate, and this review presents none: section 3.5 shows that only 2 of the 106 arms meet the minimum requirements for pooling. Rating the certainty of a result that does not exist would be a formality, not an assessment.</w:t>
       </w:r>
     </w:p>
     <w:p>
@@ -868,7 +868,7 @@
         <w:rPr>
           <w:b/>
         </w:rPr>
-        <w:t>22 of them did not meet the criteria of section 2.2</w:t>
+        <w:t>26 of them did not meet the criteria of section 2.2</w:t>
       </w:r>
       <w:r>
         <w:t xml:space="preserve"> and were excluded; the next subsection details them. The evidence base stands at </w:t>
@@ -877,10 +877,10 @@
         <w:rPr>
           <w:b/>
         </w:rPr>
-        <w:t>162 studies</w:t>
-      </w:r>
-      <w:r>
-        <w:t>, grouping 201 reports: 138 with a single report and 24 with several, up to a maximum of eleven reports of one trial.</w:t>
+        <w:t>158 studies</w:t>
+      </w:r>
+      <w:r>
+        <w:t>, grouping 197 reports: 134 with a single report and 24 with several, up to a maximum of eleven reports of one trial.</w:t>
       </w:r>
     </w:p>
     <w:p>
@@ -888,12 +888,21 @@
         <w:pStyle w:val="Heading2"/>
       </w:pPr>
       <w:r>
-        <w:t>3.1.1 Twenty-two studies the screening admitted and the full text refuted</w:t>
+        <w:t>3.1.1 Twenty-six studies the screening admitted and reading refuted</w:t>
       </w:r>
     </w:p>
     <w:p>
       <w:r>
-        <w:t xml:space="preserve">The 22 were excluded for six reasons, and none is a difference of judgement: they are studies that fail what section 2.2 already required. </w:t>
+        <w:t xml:space="preserve">The 26 were excluded for seven reasons, and none is a difference of judgement: they are studies that fail what section 2.2 already required. </w:t>
+      </w:r>
+      <w:r>
+        <w:rPr>
+          <w:b/>
+        </w:rPr>
+        <w:t>Twenty-two</w:t>
+      </w:r>
+      <w:r>
+        <w:t xml:space="preserve"> came from reading their full texts. </w:t>
       </w:r>
       <w:r>
         <w:rPr>
@@ -970,7 +979,52 @@
     </w:p>
     <w:p>
       <w:r>
-        <w:t xml:space="preserve">The cause is common to nearly all of them and is worth stating plainly: title and abstract screening was issued by a language model as sole reviewer (section 2.4). A protocol abstract, a murine-model abstract and one listing </w:t>
+        <w:t xml:space="preserve">The </w:t>
+      </w:r>
+      <w:r>
+        <w:rPr>
+          <w:b/>
+        </w:rPr>
+        <w:t>remaining four</w:t>
+      </w:r>
+      <w:r>
+        <w:t xml:space="preserve"> were excluded on </w:t>
+      </w:r>
+      <w:r>
+        <w:rPr>
+          <w:b/>
+        </w:rPr>
+        <w:t>language</w:t>
+      </w:r>
+      <w:r>
+        <w:t xml:space="preserve">, and were detected differently. All four appeared in the same Russian journal, and the criterion in section 2.5 had kept them on a premise that turned out to be false: that this journal issues a full English version. It does not. Measured on the publisher's own page and </w:t>
+      </w:r>
+      <w:r>
+        <w:rPr>
+          <w:b/>
+        </w:rPr>
+        <w:t>without machine translation</w:t>
+      </w:r>
+      <w:r>
+        <w:t xml:space="preserve">, the body of all four articles is predominantly Cyrillic — between three quarters and almost all of their characters; what is in Latin script is the abstract, the keywords and the references. The site offers no English version by any of its three routes. One of the four also fails on population, exactly as the ten above do: its patients had </w:t>
+      </w:r>
+      <w:r>
+        <w:rPr>
+          <w:i/>
+        </w:rPr>
+        <w:t>Staphylococcus</w:t>
+      </w:r>
+      <w:r>
+        <w:t xml:space="preserve"> and </w:t>
+      </w:r>
+      <w:r>
+        <w:rPr>
+          <w:i/>
+        </w:rPr>
+        <w:t>Streptococcus</w:t>
+      </w:r>
+      <w:r>
+        <w:t xml:space="preserve">, and </w:t>
       </w:r>
       <w:r>
         <w:rPr>
@@ -979,6 +1033,43 @@
         <w:t>P. aeruginosa</w:t>
       </w:r>
       <w:r>
+        <w:t xml:space="preserve"> appears only in the composition of the pyobacteriophage administered.</w:t>
+      </w:r>
+    </w:p>
+    <w:p>
+      <w:r>
+        <w:t xml:space="preserve">That case exposed a defect in the verification procedure itself, and it is worth declaring. The language detector analyses the title and the </w:t>
+      </w:r>
+      <w:r>
+        <w:rPr>
+          <w:b/>
+        </w:rPr>
+        <w:t>indexed abstract</w:t>
+      </w:r>
+      <w:r>
+        <w:t xml:space="preserve">, yet its strongest evidence class was named "text proven". For a study whose full text was never retrieved that asserts more than was checked, and it applies to </w:t>
+      </w:r>
+      <w:r>
+        <w:rPr>
+          <w:b/>
+        </w:rPr>
+        <w:t>29 of the 98 extractable studies</w:t>
+      </w:r>
+      <w:r>
+        <w:t>. When the source declares a non-admitted language and the abstract is in English, what is proven is that the journal publishes an English abstract — the norm across much of Eastern Europe — not that the article can be read in English. The class was renamed and that precedence corrected.</w:t>
+      </w:r>
+    </w:p>
+    <w:p>
+      <w:r>
+        <w:t xml:space="preserve">The cause is common to nearly all of them and is worth stating plainly: title and abstract screening was issued by a language model as sole reviewer (section 2.4). A protocol abstract, a murine-model abstract and one listing </w:t>
+      </w:r>
+      <w:r>
+        <w:rPr>
+          <w:i/>
+        </w:rPr>
+        <w:t>P. aeruginosa</w:t>
+      </w:r>
+      <w:r>
         <w:t xml:space="preserve"> in the spectrum of a polyvalent phage </w:t>
       </w:r>
       <w:r>
@@ -1002,16 +1093,16 @@
     </w:p>
     <w:p>
       <w:r>
-        <w:t xml:space="preserve">Of the 162 studies, </w:t>
+        <w:t xml:space="preserve">Of the 158 studies, </w:t>
       </w:r>
       <w:r>
         <w:rPr>
           <w:b/>
         </w:rPr>
-        <w:t>102 have a retrievable publication</w:t>
-      </w:r>
-      <w:r>
-        <w:t xml:space="preserve">: 99 articles and 3 that exist only as conference abstracts. The remaining </w:t>
+        <w:t>98 have a retrievable publication</w:t>
+      </w:r>
+      <w:r>
+        <w:t xml:space="preserve">: 95 articles and 3 that exist only as conference abstracts. The remaining </w:t>
       </w:r>
       <w:r>
         <w:rPr>
@@ -1053,10 +1144,10 @@
         <w:rPr>
           <w:b/>
         </w:rPr>
-        <w:t>71 of the 102 retrievable studies (69.6 %)</w:t>
-      </w:r>
-      <w:r>
-        <w:t xml:space="preserve"> through legitimate open-access routes. The remaining 31 require interlibrary loan, institutional access or a request to the authors.</w:t>
+        <w:t>71 of the 98 retrievable studies (72.4 %)</w:t>
+      </w:r>
+      <w:r>
+        <w:t xml:space="preserve"> through legitimate open-access routes. The remaining 27 require interlibrary loan, institutional access or a request to the authors.</w:t>
       </w:r>
     </w:p>
     <w:p>
@@ -1070,13 +1161,13 @@
         <w:t>is not a random sample of the whole</w:t>
       </w:r>
       <w:r>
-        <w:t xml:space="preserve"> (Table 3). It contains 11 of the 16 comparative studies, </w:t>
+        <w:t xml:space="preserve"> (Table 3). It contains 8 of the 13 comparative studies, </w:t>
       </w:r>
       <w:r>
         <w:rPr>
           <w:b/>
         </w:rPr>
-        <w:t>68.8 %</w:t>
+        <w:t>61.5 %</w:t>
       </w:r>
       <w:r>
         <w:t>, and, although it reports fewer patients overall, it concentrates the designs that can sustain a comparison. Of the field's four landmark randomised trials [@Jault2019_phagoburn; @Leitner2021_lancetid_pyophage; @NirPaz2025_med_tp102; @Chan2023_jcf_cyphy], two remain unread: the intravesical phage trial and TP-102. The PhagoBurn article was obtained. The Yale trial has no full journal article, only a conference abstract and results deposited in the register; what was obtained is the trial protocol, which documents the design but not the outcomes.</w:t>
@@ -1097,7 +1188,7 @@
     </w:p>
     <w:p>
       <w:r>
-        <w:t xml:space="preserve">The 102 retrievable studies were published between </w:t>
+        <w:t xml:space="preserve">The 98 retrievable studies were published between </w:t>
       </w:r>
       <w:r>
         <w:rPr>
@@ -1112,7 +1203,7 @@
         <w:rPr>
           <w:b/>
         </w:rPr>
-        <w:t>80.4 %</w:t>
+        <w:t>79.6 %</w:t>
       </w:r>
       <w:r>
         <w:t xml:space="preserve"> since 2020. This is a young and rapidly expanding evidence base (Table 1).</w:t>
@@ -1126,16 +1217,16 @@
         <w:rPr>
           <w:b/>
         </w:rPr>
-        <w:t>43 single case reports (42.2 %)</w:t>
-      </w:r>
-      <w:r>
-        <w:t xml:space="preserve">, 18 case series, 13 prospective cohorts, 11 randomised trials, 5 non-randomised trials and 3 retrospective cohorts. A further 9 do not state a recognisable design in the abstract. Comparative designs total </w:t>
+        <w:t>42 single case reports (42.9 %)</w:t>
+      </w:r>
+      <w:r>
+        <w:t xml:space="preserve">, 18 case series, 13 prospective cohorts, 9 randomised trials, 4 non-randomised trials and 3 retrospective cohorts. A further 9 do not state a recognisable design in the abstract. Comparative designs total </w:t>
       </w:r>
       <w:r>
         <w:rPr>
           <w:b/>
         </w:rPr>
-        <w:t>16 studies, 15.7 %</w:t>
+        <w:t>13 studies, 13.3 %</w:t>
       </w:r>
       <w:r>
         <w:t xml:space="preserve"> of the whole, and are the only ones able to sustain a claim of relative efficacy.</w:t>
@@ -1176,10 +1267,10 @@
         <w:rPr>
           <w:b/>
         </w:rPr>
-        <w:t>77.5 %</w:t>
-      </w:r>
-      <w:r>
-        <w:t xml:space="preserve"> of studies: 64.7 % do not mention it at all and a further 12.7 % mention it in terms that do not allow classification. For stratifying by resistance, which is what published syntheses do, both cases are equally unusable.</w:t>
+        <w:t>76.5 %</w:t>
+      </w:r>
+      <w:r>
+        <w:t xml:space="preserve"> of studies: 63.3 % do not mention it at all and a further 13.3 % mention it in terms that do not allow classification. For stratifying by resistance, which is what published syntheses do, both cases are equally unusable.</w:t>
       </w:r>
     </w:p>
     <w:p>
@@ -1199,7 +1290,7 @@
         <w:rPr>
           <w:b/>
         </w:rPr>
-        <w:t>52.9 %</w:t>
+        <w:t>52.0 %</w:t>
       </w:r>
       <w:r>
         <w:t>.</w:t>
@@ -1231,7 +1322,7 @@
         <w:rPr>
           <w:b/>
         </w:rPr>
-        <w:t>43.1 %</w:t>
+        <w:t>40.8 %</w:t>
       </w:r>
       <w:r>
         <w:t>.</w:t>
@@ -1283,26 +1374,26 @@
     </w:p>
     <w:p>
       <w:r>
-        <w:t>Completeness is uneven and, at best, partial. Adverse events are the outcome most often reported with a denominator (74.5 % of arms) and emergence of phage resistance the least (25.5 %), despite being the outcome that determines whether the intervention retains its usefulness. Those percentages are computed over all 110 arms and therefore include 31 from studies whose full text has not been retrieved: of an article one has not been able to read, one cannot assert that it is silent. Over the 79 readable arms the figures rise — from 74.5 % to 88.6 % for adverse events, from 25.5 % to 35.4 % for resistance — and Table 5 gives both columns so the reader can separate the literature's silence from this review's own documentary gap. Clinical success, the outcome that published syntheses pool, is reported with numerator and denominator in 63.6 % of arms. Two arms report a numerator larger than their denominator — thirteen clinical successes in one patient, and five adverse events in four — and are flagged as reporting errors, not read as proportions.</w:t>
+        <w:t>Completeness is uneven and, at best, partial. Adverse events are the outcome most often reported with a denominator (76.4 % of arms) and emergence of phage resistance the least (26.4 %), despite being the outcome that determines whether the intervention retains its usefulness. Those percentages are computed over all 106 arms and therefore include 27 from studies whose full text has not been retrieved: of an article one has not been able to read, one cannot assert that it is silent. Over the 79 readable arms the figures rise — from 74.5 % to 88.6 % for adverse events, from 25.5 % to 35.4 % for resistance — and Table 5 gives both columns so the reader can separate the literature's silence from this review's own documentary gap. Clinical success, the outcome that published syntheses pool, is reported with numerator and denominator in 66.0 % of arms. Two arms report a numerator larger than their denominator — thirteen clinical successes in one patient, and five adverse events in four — and are flagged as reporting errors, not read as proportions.</w:t>
       </w:r>
     </w:p>
     <w:p>
       <w:r>
-        <w:t xml:space="preserve">That 63.6 % is misleading, however, if read as availability for pooling. </w:t>
+        <w:t xml:space="preserve">That 66.0 % is misleading, however, if read as availability for pooling. </w:t>
       </w:r>
       <w:r>
         <w:rPr>
           <w:b/>
         </w:rPr>
-        <w:t>In 75 of the 110 arms (68.2 %) no operational definition of clinical success is on record</w:t>
-      </w:r>
-      <w:r>
-        <w:t>; over the 79 readable arms, in 45 (57.0 %). In 48 of them the reviewers established this by reading the article: 47 state a number of patients with a "good outcome" without saying what had to be observed to count one, and 1 left the field empty. In the remaining 27 the extraction is incomplete, so neither the presence nor the absence of a definition is on record; they are counted among those that do not supply one because the datum is not available to a reader of this review, not because its absence was established. A numerator without a definition names nothing comparable to another study's numerator.</w:t>
+        <w:t>In 71 of the 106 arms (67.0 %) no operational definition of clinical success is on record</w:t>
+      </w:r>
+      <w:r>
+        <w:t>; over the 79 readable arms, in 45 (57.0 %). In 48 of them the reviewers established this by reading the article: 47 state a number of patients with a "good outcome" without saying what had to be observed to count one, and 1 left the field empty. In the remaining 23 the extraction is incomplete, so neither the presence nor the absence of a definition is on record; they are counted among those that do not supply one because the datum is not available to a reader of this review, not because its absence was established. A numerator without a definition names nothing comparable to another study's numerator.</w:t>
       </w:r>
     </w:p>
     <w:p>
       <w:r>
-        <w:t xml:space="preserve">Study design is not always on record either: in 27 of the 110 arms it cannot be classified — 20 where both reviewers agreed on "NA" and 10 still open — so the design counts are floors over the remaining 102. Of those 83, </w:t>
+        <w:t xml:space="preserve">Study design is not always on record either: in 23 of the 106 arms it cannot be classified — 15 where both reviewers agreed on "NA" and 8 still open — so the design counts are floors over the remaining 83. Of those 83, </w:t>
       </w:r>
       <w:r>
         <w:rPr>
@@ -1331,7 +1422,7 @@
         <w:rPr>
           <w:b/>
         </w:rPr>
-        <w:t>2 of the 110 arms</w:t>
+        <w:t>2 of the 106 arms</w:t>
       </w:r>
       <w:r>
         <w:t>. The next two are the eligibility criteria this review itself declares in section 2.2, and none of those 3 survives them.</w:t>
@@ -1382,7 +1473,7 @@
     </w:p>
     <w:p>
       <w:r>
-        <w:t xml:space="preserve">Put another way: of the 110 arms of this literature, </w:t>
+        <w:t xml:space="preserve">Put another way: of the 106 arms of this literature, </w:t>
       </w:r>
       <w:r>
         <w:rPr>
@@ -1527,7 +1618,7 @@
         <w:t>P. aeruginosa</w:t>
       </w:r>
       <w:r>
-        <w:t xml:space="preserve"> more broadly than previous syntheses: nine sources, no language restriction, regional literature and trial registers included. The result is 162 studies against the dozens handled by published reviews, and would have been 219 without the language restriction adopted at the end and without the 22 that re-reading the full texts refuted. That increase does not speak well of the field's maturity. Most of it comes from case reports, from registry entries without publication, and from regional literature that searches confined to PubMed and Scopus do not reach.</w:t>
+        <w:t xml:space="preserve"> more broadly than previous syntheses: nine sources, no language restriction, regional literature and trial registers included. The result is 158 studies against the dozens handled by published reviews, and would have been 219 without the language restriction adopted at the end and without the 26 that reading the articles refuted. That increase does not speak well of the field's maturity. Most of it comes from case reports, from registry entries without publication, and from regional literature that searches confined to PubMed and Scopus do not reach.</w:t>
       </w:r>
     </w:p>
     <w:p>
@@ -1609,7 +1700,7 @@
         <w:t>For registries.</w:t>
       </w:r>
       <w:r>
-        <w:t xml:space="preserve"> That 60 of 162 studies are registry entries without a locatable publication is a first-order publication-bias problem, and no statistical method resolves it.</w:t>
+        <w:t xml:space="preserve"> That 60 of 158 studies are registry entries without a locatable publication is a first-order publication-bias problem, and no statistical method resolves it.</w:t>
       </w:r>
     </w:p>
     <w:p>
@@ -1675,7 +1766,7 @@
         <w:t>Fourth</w:t>
       </w:r>
       <w:r>
-        <w:t xml:space="preserve">, full text was obtained for 69.6 % of the retrievable studies, and the missing fraction is enriched in comparative designs, so what is described under-represents the comparative part of the field. </w:t>
+        <w:t xml:space="preserve">, full text was obtained for 72.4 % of the retrievable studies, and the missing fraction is enriched in comparative designs, so what is described under-represents the comparative part of the field. </w:t>
       </w:r>
       <w:r>
         <w:rPr>
@@ -1833,7 +1924,7 @@
         <w:t>Table 1.</w:t>
       </w:r>
       <w:r>
-        <w:t xml:space="preserve"> Characteristics of the retrievable evidence base (n = 102 studies).</w:t>
+        <w:t xml:space="preserve"> Characteristics of the retrievable evidence base (n = 98 studies).</w:t>
       </w:r>
     </w:p>
     <w:p>
@@ -1877,7 +1968,7 @@
         <w:t>Table 5.</w:t>
       </w:r>
       <w:r>
-        <w:t xml:space="preserve"> Reporting completeness for the five declared outcomes, over the adjudicated extraction (n = 110 arms).</w:t>
+        <w:t xml:space="preserve"> Reporting completeness for the five declared outcomes, over the adjudicated extraction (n = 106 arms).</w:t>
       </w:r>
     </w:p>
     <w:p>
@@ -1888,7 +1979,7 @@
         <w:t>Table 6.</w:t>
       </w:r>
       <w:r>
-        <w:t xml:space="preserve"> Arms surviving each requirement for a pooled proportion of clinical success (n = 110 arms).</w:t>
+        <w:t xml:space="preserve"> Arms surviving each requirement for a pooled proportion of clinical success (n = 106 arms).</w:t>
       </w:r>
     </w:p>
     <w:p>
@@ -1933,7 +2024,7 @@
         <w:rPr>
           <w:b/>
         </w:rPr>
-        <w:t>Figure 2. Composition of the retrievable evidence base (n = 102 studies).</w:t>
+        <w:t>Figure 2. Composition of the retrievable evidence base (n = 98 studies).</w:t>
       </w:r>
     </w:p>
     <w:p>
@@ -1962,7 +2053,7 @@
         <w:t>Source.</w:t>
       </w:r>
       <w:r>
-        <w:t xml:space="preserve"> Systematic pre-extraction from the abstracts of the 102 studies with a retrievable publication.</w:t>
+        <w:t xml:space="preserve"> Systematic pre-extraction from the abstracts of the 98 studies with a retrievable publication.</w:t>
       </w:r>
     </w:p>
     <w:p>

--- a/verificables revisión sistemática/manuscript_en.docx
+++ b/verificables revisión sistemática/manuscript_en.docx
@@ -1147,7 +1147,16 @@
         <w:t>71 of the 98 retrievable studies (72.4 %)</w:t>
       </w:r>
       <w:r>
-        <w:t xml:space="preserve"> through legitimate open-access routes. The remaining 27 require interlibrary loan, institutional access or a request to the authors.</w:t>
+        <w:t xml:space="preserve"> through legitimate open-access routes. The remaining 27 have not been obtained. Their availability was re-checked on 2 September 2026 against three independent indexes — Europe PMC, OpenAlex and Semantic Scholar — and </w:t>
+      </w:r>
+      <w:r>
+        <w:rPr>
+          <w:b/>
+        </w:rPr>
+        <w:t>none of the 27 has an open-access copy today</w:t>
+      </w:r>
+      <w:r>
+        <w:t>. They were not requested through interlibrary loan or from the authors: the documentary gap this review declares is not mitigated by any further route, which is why it is reported as a limit and not as something pending.</w:t>
       </w:r>
     </w:p>
     <w:p>
@@ -1890,17 +1899,6 @@
       </w:r>
       <w:r>
         <w:t xml:space="preserve"> Screening was conducted by a single human reviewer, without duplication by a second reviewer. A generative language model (Claude Opus 5, Anthropic) was used to issue the record-by-record decisions of title and abstract screening and for the pre-extraction from abstracts, applying criteria and a closed vocabulary fixed in advance by the authors, and in programming and drafting assistance. Reports that survived screening were reviewed one by one by the authors; those the model excluded were not re-read by a human. The design and execution of the searches, the fixing of the eligibility criteria and the data extraction were carried out without the model. Every screening decision is logged with its reason and timestamp and is supplied in full (S3, S4). The authors take responsibility for the accuracy and integrity of the work. No AI tool is listed as an author, in line with ICMJE recommendations.</w:t>
-      </w:r>
-    </w:p>
-    <w:p>
-      <w:r>
-        <w:rPr>
-          <w:b/>
-        </w:rPr>
-        <w:t>Acknowledgements.</w:t>
-      </w:r>
-      <w:r>
-        <w:t xml:space="preserve"> The authors thank the library staff of Universidad Católica de Cuenca for handling the interlibrary loan requests, and the authors of the studies who responded to full-text requests.</w:t>
       </w:r>
     </w:p>
     <w:p>

--- a/verificables revisión sistemática/manuscript_en.docx
+++ b/verificables revisión sistemática/manuscript_en.docx
@@ -54,7 +54,7 @@
         <w:t>Word count:</w:t>
       </w:r>
       <w:r>
-        <w:t xml:space="preserve"> abstract 282; main text 5 766.</w:t>
+        <w:t xml:space="preserve"> abstract 282; main text 6 074.</w:t>
       </w:r>
     </w:p>
     <w:p>
@@ -159,7 +159,7 @@
         <w:rPr>
           <w:b/>
         </w:rPr>
-        <w:t>26 did not meet the criteria</w:t>
+        <w:t>27 did not meet the criteria</w:t>
       </w:r>
       <w:r>
         <w:t xml:space="preserve"> —protocols, preclinical models, and articles where </w:t>
@@ -177,10 +177,10 @@
         <w:rPr>
           <w:b/>
         </w:rPr>
-        <w:t>158</w:t>
-      </w:r>
-      <w:r>
-        <w:t xml:space="preserve">, 98 with a retrievable publication. Single case reports, 42.9 %; comparative, 13.3 %; resistance class unassignable, 76.5 %. Full text was obtained for 71 (72.4 %), and what is missing concentrates 61.5 % of the comparative designs; the language criterion removed 35 studies more. In 71 of the 106 arms (67.0 %) no operational definition of clinical success is on record, and only 2 combine comparative design, numerator, denominator and a definition. Setting aside the one whose outcome is a time, </w:t>
+        <w:t>157</w:t>
+      </w:r>
+      <w:r>
+        <w:t xml:space="preserve">, 97 with a retrievable publication. Single case reports, 43.3 %; comparative, 12.4 %; resistance class unassignable, 76.3 %. Full text was obtained for 71 (73.2 %), and what is missing concentrates 58.3 % of the comparative designs; the language criterion removed 35 studies more. In 70 of the 105 arms (66.7 %) no operational definition of clinical success is on record, and only 2 combine comparative design, numerator, denominator and a definition. Setting aside the one whose outcome is a time, </w:t>
       </w:r>
       <w:r>
         <w:rPr>
@@ -671,12 +671,12 @@
         <w:t>in duplicate and independently</w:t>
       </w:r>
       <w:r>
-        <w:t xml:space="preserve"> between the two reviewers. One reviewer extracted the 124 studies that then had a retrievable publication —98 after the exclusions in section 3.1.1— and the second extracted 122 of them, so 98 % of the corpus is double-extracted. Over the 130 comparable arm rows, 541 value disagreements were recorded; agreement, measured before resolving them, was 78 % median agreement and a median Cohen's kappa of 0.62 over the 8 of 9 categorical fields where it is informative, ranging from 64 % to 100 % across variables. Disagreements were resolved by consensus between the two reviewers, with a record of who resolved and when:525 of 541 are adjudicated. Of the remaining 16, 2 had been closed earlier by a mechanical rule applied to a comparison that was subsequently redone and carry no joint signature, and 14 remain open: 10 because the form offered no "not derivable" option in the fields where the reviewers needed one, and 4 for data requiring the article to be re-read. The complete record, resolution by resolution, is supplied as supplementary material.</w:t>
+        <w:t xml:space="preserve"> between the two reviewers. One reviewer extracted the 124 studies that then had a retrievable publication —97 after the exclusions in section 3.1.1— and the second extracted 122 of them, so 98 % of the corpus is double-extracted. Over the 130 comparable arm rows, 541 value disagreements were recorded; agreement, measured before resolving them, was 78 % median agreement and a median Cohen's kappa of 0.62 over the 8 of 9 categorical fields where it is informative, ranging from 64 % to 100 % across variables. Disagreements were resolved by consensus between the two reviewers, with a record of who resolved and when:525 of 541 are adjudicated. Of the remaining 16, 2 had been closed earlier by a mechanical rule applied to a comparison that was subsequently redone and carry no joint signature, and 14 remain open: 10 because the form offered no "not derivable" option in the fields where the reviewers needed one, and 4 for data requiring the article to be re-read. The complete record, resolution by resolution, is supplied as supplementary material.</w:t>
       </w:r>
     </w:p>
     <w:p>
       <w:r>
-        <w:t xml:space="preserve">The structural characterisation of the corpus (sections 3.1 to 3.4, Tables 1 to 4) derives from a systematic pre-extraction from the abstracts of the 98 current studies, carried out under the same variable schema and flagged as partial in every record. Reporting completeness per outcome (section 3.5, Table 5) derives instead from the adjudicated extraction, and is identified as such for every figure. This report presents no efficacy estimates: it characterises the structure of the evidence base and its </w:t>
+        <w:t xml:space="preserve">The structural characterisation of the corpus (sections 3.1 to 3.4, Tables 1 to 4) derives from a systematic pre-extraction from the abstracts of the 97 current studies, carried out under the same variable schema and flagged as partial in every record. Reporting completeness per outcome (section 3.5, Table 5) derives instead from the adjudicated extraction, and is identified as such for every figure. This report presents no efficacy estimates: it characterises the structure of the evidence base and its </w:t>
       </w:r>
       <w:r>
         <w:rPr>
@@ -709,7 +709,7 @@
         <w:t>Neither assessment was carried out, and this review does not report them.</w:t>
       </w:r>
       <w:r>
-        <w:t xml:space="preserve"> The reasons are specific and worth stating separately. Risk of bias requires both reviewers to read each article and issue a domain-by-domain judgement; it remains outstanding and is not substituted by any design-derived indicator, which is not the same thing. In addition, 27 of the 98 studies with a retrievable publication still lack full text (section 3.2), so an assessment made today would omit a non-random fraction of the corpus. As for GRADE, it rates the certainty of a pooled estimate, and this review presents none: section 3.5 shows that only 2 of the 106 arms meet the minimum requirements for pooling. Rating the certainty of a result that does not exist would be a formality, not an assessment.</w:t>
+        <w:t xml:space="preserve"> The reasons are specific and worth stating separately. Risk of bias requires both reviewers to read each article and issue a domain-by-domain judgement; it remains outstanding and is not substituted by any design-derived indicator, which is not the same thing. In addition, 26 of the 97 studies with a retrievable publication still lack full text (section 3.2), so an assessment made today would omit a non-random fraction of the corpus. As for GRADE, it rates the certainty of a pooled estimate, and this review presents none: section 3.5 shows that only 2 of the 105 arms meet the minimum requirements for pooling. Rating the certainty of a result that does not exist would be a formality, not an assessment.</w:t>
       </w:r>
     </w:p>
     <w:p>
@@ -868,7 +868,7 @@
         <w:rPr>
           <w:b/>
         </w:rPr>
-        <w:t>26 of them did not meet the criteria of section 2.2</w:t>
+        <w:t>27 of them did not meet the criteria of section 2.2</w:t>
       </w:r>
       <w:r>
         <w:t xml:space="preserve"> and were excluded; the next subsection details them. The evidence base stands at </w:t>
@@ -888,18 +888,18 @@
         <w:pStyle w:val="Heading2"/>
       </w:pPr>
       <w:r>
-        <w:t>3.1.1 Twenty-six studies the screening admitted and reading refuted</w:t>
+        <w:t>3.1.1 Twenty-seven studies the screening admitted and reading refuted</w:t>
       </w:r>
     </w:p>
     <w:p>
       <w:r>
-        <w:t xml:space="preserve">The 26 were excluded for seven reasons, and none is a difference of judgement: they are studies that fail what section 2.2 already required. </w:t>
+        <w:t xml:space="preserve">The 27 were excluded for seven reasons, and none is a difference of judgement: they are studies that fail what section 2.2 already required. </w:t>
       </w:r>
       <w:r>
         <w:rPr>
           <w:b/>
         </w:rPr>
-        <w:t>Twenty-two</w:t>
+        <w:t>Twenty-three</w:t>
       </w:r>
       <w:r>
         <w:t xml:space="preserve"> came from reading their full texts. </w:t>
@@ -908,7 +908,7 @@
         <w:rPr>
           <w:b/>
         </w:rPr>
-        <w:t>Ten</w:t>
+        <w:t>Eleven</w:t>
       </w:r>
       <w:r>
         <w:t xml:space="preserve"> have </w:t>
@@ -1053,7 +1053,7 @@
         <w:rPr>
           <w:b/>
         </w:rPr>
-        <w:t>29 of the 98 extractable studies</w:t>
+        <w:t>29 of the 97 extractable studies</w:t>
       </w:r>
       <w:r>
         <w:t>. When the source declares a non-admitted language and the abstract is in English, what is proven is that the journal publishes an English abstract — the norm across much of Eastern Europe — not that the article can be read in English. The class was renamed and that precedence corrected.</w:t>
@@ -1093,16 +1093,16 @@
     </w:p>
     <w:p>
       <w:r>
-        <w:t xml:space="preserve">Of the 158 studies, </w:t>
+        <w:t xml:space="preserve">Of the 157 studies, </w:t>
       </w:r>
       <w:r>
         <w:rPr>
           <w:b/>
         </w:rPr>
-        <w:t>98 have a retrievable publication</w:t>
-      </w:r>
-      <w:r>
-        <w:t xml:space="preserve">: 95 articles and 3 that exist only as conference abstracts. The remaining </w:t>
+        <w:t>97 have a retrievable publication</w:t>
+      </w:r>
+      <w:r>
+        <w:t xml:space="preserve">: 94 articles and 3 that exist only as conference abstracts. The remaining </w:t>
       </w:r>
       <w:r>
         <w:rPr>
@@ -1144,10 +1144,10 @@
         <w:rPr>
           <w:b/>
         </w:rPr>
-        <w:t>71 of the 98 retrievable studies (72.4 %)</w:t>
-      </w:r>
-      <w:r>
-        <w:t xml:space="preserve"> through legitimate open-access routes. The remaining 27 have not been obtained. Their availability was re-checked on 2 September 2026 against three independent indexes — Europe PMC, OpenAlex and Semantic Scholar — and </w:t>
+        <w:t>71 of the 97 retrievable studies (73.2 %)</w:t>
+      </w:r>
+      <w:r>
+        <w:t xml:space="preserve"> through legitimate open-access routes. The remaining 26 have not been obtained. Their availability was re-checked on 2 September 2026 against three independent indexes — Europe PMC, OpenAlex and Semantic Scholar — and </w:t>
       </w:r>
       <w:r>
         <w:rPr>
@@ -1170,13 +1170,13 @@
         <w:t>is not a random sample of the whole</w:t>
       </w:r>
       <w:r>
-        <w:t xml:space="preserve"> (Table 3). It contains 8 of the 13 comparative studies, </w:t>
+        <w:t xml:space="preserve"> (Table 3). It contains 7 of the 12 comparative studies, </w:t>
       </w:r>
       <w:r>
         <w:rPr>
           <w:b/>
         </w:rPr>
-        <w:t>61.5 %</w:t>
+        <w:t>58.3 %</w:t>
       </w:r>
       <w:r>
         <w:t>, and, although it reports fewer patients overall, it concentrates the designs that can sustain a comparison. Of the field's four landmark randomised trials [@Jault2019_phagoburn; @Leitner2021_lancetid_pyophage; @NirPaz2025_med_tp102; @Chan2023_jcf_cyphy], two remain unread: the intravesical phage trial and TP-102. The PhagoBurn article was obtained. The Yale trial has no full journal article, only a conference abstract and results deposited in the register; what was obtained is the trial protocol, which documents the design but not the outcomes.</w:t>
@@ -1197,7 +1197,7 @@
     </w:p>
     <w:p>
       <w:r>
-        <w:t xml:space="preserve">The 98 retrievable studies were published between </w:t>
+        <w:t xml:space="preserve">The 97 retrievable studies were published between </w:t>
       </w:r>
       <w:r>
         <w:rPr>
@@ -1212,7 +1212,7 @@
         <w:rPr>
           <w:b/>
         </w:rPr>
-        <w:t>79.6 %</w:t>
+        <w:t>79.4 %</w:t>
       </w:r>
       <w:r>
         <w:t xml:space="preserve"> since 2020. This is a young and rapidly expanding evidence base (Table 1).</w:t>
@@ -1226,16 +1226,16 @@
         <w:rPr>
           <w:b/>
         </w:rPr>
-        <w:t>42 single case reports (42.9 %)</w:t>
-      </w:r>
-      <w:r>
-        <w:t xml:space="preserve">, 18 case series, 13 prospective cohorts, 9 randomised trials, 4 non-randomised trials and 3 retrospective cohorts. A further 9 do not state a recognisable design in the abstract. Comparative designs total </w:t>
+        <w:t>42 single case reports (43.3 %)</w:t>
+      </w:r>
+      <w:r>
+        <w:t xml:space="preserve">, 18 case series, 13 prospective cohorts, 8 randomised trials, 4 non-randomised trials and 3 retrospective cohorts. A further 9 do not state a recognisable design in the abstract. Comparative designs total </w:t>
       </w:r>
       <w:r>
         <w:rPr>
           <w:b/>
         </w:rPr>
-        <w:t>13 studies, 13.3 %</w:t>
+        <w:t>12 studies, 12.4 %</w:t>
       </w:r>
       <w:r>
         <w:t xml:space="preserve"> of the whole, and are the only ones able to sustain a claim of relative efficacy.</w:t>
@@ -1276,10 +1276,10 @@
         <w:rPr>
           <w:b/>
         </w:rPr>
-        <w:t>76.5 %</w:t>
-      </w:r>
-      <w:r>
-        <w:t xml:space="preserve"> of studies: 63.3 % do not mention it at all and a further 13.3 % mention it in terms that do not allow classification. For stratifying by resistance, which is what published syntheses do, both cases are equally unusable.</w:t>
+        <w:t>76.3 %</w:t>
+      </w:r>
+      <w:r>
+        <w:t xml:space="preserve"> of studies: 62.9 % do not mention it at all and a further 13.4 % mention it in terms that do not allow classification. For stratifying by resistance, which is what published syntheses do, both cases are equally unusable.</w:t>
       </w:r>
     </w:p>
     <w:p>
@@ -1299,7 +1299,7 @@
         <w:rPr>
           <w:b/>
         </w:rPr>
-        <w:t>52.0 %</w:t>
+        <w:t>52.6 %</w:t>
       </w:r>
       <w:r>
         <w:t>.</w:t>
@@ -1331,7 +1331,7 @@
         <w:rPr>
           <w:b/>
         </w:rPr>
-        <w:t>40.8 %</w:t>
+        <w:t>40.2 %</w:t>
       </w:r>
       <w:r>
         <w:t>.</w:t>
@@ -1357,7 +1357,7 @@
         <w:rPr>
           <w:b/>
         </w:rPr>
-        <w:t>98.0 %</w:t>
+        <w:t>97.9 %</w:t>
       </w:r>
       <w:r>
         <w:t>.</w:t>
@@ -1383,26 +1383,26 @@
     </w:p>
     <w:p>
       <w:r>
-        <w:t>Completeness is uneven and, at best, partial. Adverse events are the outcome most often reported with a denominator (76.4 % of arms) and emergence of phage resistance the least (26.4 %), despite being the outcome that determines whether the intervention retains its usefulness. Those percentages are computed over all 106 arms and therefore include 27 from studies whose full text has not been retrieved: of an article one has not been able to read, one cannot assert that it is silent. Over the 79 readable arms the figures rise — from 74.5 % to 88.6 % for adverse events, from 25.5 % to 35.4 % for resistance — and Table 5 gives both columns so the reader can separate the literature's silence from this review's own documentary gap. Clinical success, the outcome that published syntheses pool, is reported with numerator and denominator in 66.0 % of arms. Two arms report a numerator larger than their denominator — thirteen clinical successes in one patient, and five adverse events in four — and are flagged as reporting errors, not read as proportions.</w:t>
+        <w:t>Completeness is uneven and, at best, partial. Adverse events are the outcome most often reported with a denominator (77.1 % of arms) and emergence of phage resistance the least (26.7 %), despite being the outcome that determines whether the intervention retains its usefulness. Those percentages are computed over all 105 arms and therefore include 26 from studies whose full text has not been retrieved: of an article one has not been able to read, one cannot assert that it is silent. Over the 79 readable arms the figures rise — from 74.5 % to 88.6 % for adverse events, from 25.5 % to 35.4 % for resistance — and Table 5 gives both columns so the reader can separate the literature's silence from this review's own documentary gap. Clinical success, the outcome that published syntheses pool, is reported with numerator and denominator in 66.7 % of arms. Two arms report a numerator larger than their denominator — thirteen clinical successes in one patient, and five adverse events in four — and are flagged as reporting errors, not read as proportions.</w:t>
       </w:r>
     </w:p>
     <w:p>
       <w:r>
-        <w:t xml:space="preserve">That 66.0 % is misleading, however, if read as availability for pooling. </w:t>
+        <w:t xml:space="preserve">That 66.7 % is misleading, however, if read as availability for pooling. </w:t>
       </w:r>
       <w:r>
         <w:rPr>
           <w:b/>
         </w:rPr>
-        <w:t>In 71 of the 106 arms (67.0 %) no operational definition of clinical success is on record</w:t>
-      </w:r>
-      <w:r>
-        <w:t>; over the 79 readable arms, in 45 (57.0 %). In 48 of them the reviewers established this by reading the article: 47 state a number of patients with a "good outcome" without saying what had to be observed to count one, and 1 left the field empty. In the remaining 23 the extraction is incomplete, so neither the presence nor the absence of a definition is on record; they are counted among those that do not supply one because the datum is not available to a reader of this review, not because its absence was established. A numerator without a definition names nothing comparable to another study's numerator.</w:t>
+        <w:t>In 70 of the 105 arms (66.7 %) no operational definition of clinical success is on record</w:t>
+      </w:r>
+      <w:r>
+        <w:t>; over the 79 readable arms, in 45 (57.0 %). In 48 of them the reviewers established this by reading the article: 47 state a number of patients with a "good outcome" without saying what had to be observed to count one, and 1 left the field empty. In the remaining 22 the extraction is incomplete, so neither the presence nor the absence of a definition is on record; they are counted among those that do not supply one because the datum is not available to a reader of this review, not because its absence was established. A numerator without a definition names nothing comparable to another study's numerator.</w:t>
       </w:r>
     </w:p>
     <w:p>
       <w:r>
-        <w:t xml:space="preserve">Study design is not always on record either: in 23 of the 106 arms it cannot be classified — 15 where both reviewers agreed on "NA" and 8 still open — so the design counts are floors over the remaining 83. Of those 83, </w:t>
+        <w:t xml:space="preserve">Study design is not always on record either: in 22 of the 105 arms it cannot be classified — 14 where both reviewers agreed on "NA" and 8 still open — so the design counts are floors over the remaining 83. Of those 83, </w:t>
       </w:r>
       <w:r>
         <w:rPr>
@@ -1431,7 +1431,7 @@
         <w:rPr>
           <w:b/>
         </w:rPr>
-        <w:t>2 of the 106 arms</w:t>
+        <w:t>2 of the 105 arms</w:t>
       </w:r>
       <w:r>
         <w:t>. The next two are the eligibility criteria this review itself declares in section 2.2, and none of those 3 survives them.</w:t>
@@ -1482,7 +1482,7 @@
     </w:p>
     <w:p>
       <w:r>
-        <w:t xml:space="preserve">Put another way: of the 106 arms of this literature, </w:t>
+        <w:t xml:space="preserve">Put another way: of the 105 arms of this literature, </w:t>
       </w:r>
       <w:r>
         <w:rPr>
@@ -1627,7 +1627,7 @@
         <w:t>P. aeruginosa</w:t>
       </w:r>
       <w:r>
-        <w:t xml:space="preserve"> more broadly than previous syntheses: nine sources, no language restriction, regional literature and trial registers included. The result is 158 studies against the dozens handled by published reviews, and would have been 219 without the language restriction adopted at the end and without the 26 that reading the articles refuted. That increase does not speak well of the field's maturity. Most of it comes from case reports, from registry entries without publication, and from regional literature that searches confined to PubMed and Scopus do not reach.</w:t>
+        <w:t xml:space="preserve"> more broadly than previous syntheses: nine sources, no language restriction, regional literature and trial registers included. The result is 157 studies against the dozens handled by published reviews, and would have been 219 without the language restriction adopted at the end and without the 27 that reading the articles refuted. That increase does not speak well of the field's maturity. Most of it comes from case reports, from registry entries without publication, and from regional literature that searches confined to PubMed and Scopus do not reach.</w:t>
       </w:r>
     </w:p>
     <w:p>
@@ -1709,7 +1709,7 @@
         <w:t>For registries.</w:t>
       </w:r>
       <w:r>
-        <w:t xml:space="preserve"> That 60 of 158 studies are registry entries without a locatable publication is a first-order publication-bias problem, and no statistical method resolves it.</w:t>
+        <w:t xml:space="preserve"> That 60 of 157 studies are registry entries without a locatable publication is a first-order publication-bias problem, and no statistical method resolves it.</w:t>
       </w:r>
     </w:p>
     <w:p>
@@ -1775,7 +1775,7 @@
         <w:t>Fourth</w:t>
       </w:r>
       <w:r>
-        <w:t xml:space="preserve">, full text was obtained for 72.4 % of the retrievable studies, and the missing fraction is enriched in comparative designs, so what is described under-represents the comparative part of the field. </w:t>
+        <w:t xml:space="preserve">, full text was obtained for 73.2 % of the retrievable studies, and the missing fraction is enriched in comparative designs, so what is described under-represents the comparative part of the field. </w:t>
       </w:r>
       <w:r>
         <w:rPr>
@@ -1922,7 +1922,7 @@
         <w:t>Table 1.</w:t>
       </w:r>
       <w:r>
-        <w:t xml:space="preserve"> Characteristics of the retrievable evidence base (n = 98 studies).</w:t>
+        <w:t xml:space="preserve"> Characteristics of the retrievable evidence base (n = 97 studies).</w:t>
       </w:r>
     </w:p>
     <w:p>
@@ -1966,7 +1966,7 @@
         <w:t>Table 5.</w:t>
       </w:r>
       <w:r>
-        <w:t xml:space="preserve"> Reporting completeness for the five declared outcomes, over the adjudicated extraction (n = 106 arms).</w:t>
+        <w:t xml:space="preserve"> Reporting completeness for the five declared outcomes, over the adjudicated extraction (n = 105 arms).</w:t>
       </w:r>
     </w:p>
     <w:p>
@@ -1977,7 +1977,7 @@
         <w:t>Table 6.</w:t>
       </w:r>
       <w:r>
-        <w:t xml:space="preserve"> Arms surviving each requirement for a pooled proportion of clinical success (n = 106 arms).</w:t>
+        <w:t xml:space="preserve"> Arms surviving each requirement for a pooled proportion of clinical success (n = 105 arms).</w:t>
       </w:r>
     </w:p>
     <w:p>
@@ -2022,7 +2022,7 @@
         <w:rPr>
           <w:b/>
         </w:rPr>
-        <w:t>Figure 2. Composition of the retrievable evidence base (n = 98 studies).</w:t>
+        <w:t>Figure 2. Composition of the retrievable evidence base (n = 97 studies).</w:t>
       </w:r>
     </w:p>
     <w:p>
@@ -2051,7 +2051,7 @@
         <w:t>Source.</w:t>
       </w:r>
       <w:r>
-        <w:t xml:space="preserve"> Systematic pre-extraction from the abstracts of the 98 studies with a retrievable publication.</w:t>
+        <w:t xml:space="preserve"> Systematic pre-extraction from the abstracts of the 97 studies with a retrievable publication.</w:t>
       </w:r>
     </w:p>
     <w:p>

--- a/verificables revisión sistemática/manuscript_en.docx
+++ b/verificables revisión sistemática/manuscript_en.docx
@@ -54,7 +54,7 @@
         <w:t>Word count:</w:t>
       </w:r>
       <w:r>
-        <w:t xml:space="preserve"> abstract 282; main text 6 074.</w:t>
+        <w:t xml:space="preserve"> abstract 280; main text 6 374.</w:t>
       </w:r>
     </w:p>
     <w:p>
@@ -159,7 +159,7 @@
         <w:rPr>
           <w:b/>
         </w:rPr>
-        <w:t>27 did not meet the criteria</w:t>
+        <w:t>29 left the corpus</w:t>
       </w:r>
       <w:r>
         <w:t xml:space="preserve"> —protocols, preclinical models, and articles where </w:t>
@@ -177,10 +177,10 @@
         <w:rPr>
           <w:b/>
         </w:rPr>
-        <w:t>157</w:t>
-      </w:r>
-      <w:r>
-        <w:t xml:space="preserve">, 97 with a retrievable publication. Single case reports, 43.3 %; comparative, 12.4 %; resistance class unassignable, 76.3 %. Full text was obtained for 71 (73.2 %), and what is missing concentrates 58.3 % of the comparative designs; the language criterion removed 35 studies more. In 70 of the 105 arms (66.7 %) no operational definition of clinical success is on record, and only 2 combine comparative design, numerator, denominator and a definition. Setting aside the one whose outcome is a time, </w:t>
+        <w:t>155</w:t>
+      </w:r>
+      <w:r>
+        <w:t xml:space="preserve">, 95 with a retrievable publication. Single case reports, 44.2 %; comparative, 11.6 %; resistance class unassignable, 75.8 %. Full text was obtained for 71 (74.7 %), and what is missing concentrates 54.5 % of the comparative designs; the language criterion removed 35 studies more. In 69 of the 103 arms (67.0 %) no operational definition of clinical success is on record, and only 2 combine comparative design, numerator, denominator and a definition. Setting aside the one whose outcome is a time, </w:t>
       </w:r>
       <w:r>
         <w:rPr>
@@ -671,12 +671,12 @@
         <w:t>in duplicate and independently</w:t>
       </w:r>
       <w:r>
-        <w:t xml:space="preserve"> between the two reviewers. One reviewer extracted the 124 studies that then had a retrievable publication —97 after the exclusions in section 3.1.1— and the second extracted 122 of them, so 98 % of the corpus is double-extracted. Over the 130 comparable arm rows, 541 value disagreements were recorded; agreement, measured before resolving them, was 78 % median agreement and a median Cohen's kappa of 0.62 over the 8 of 9 categorical fields where it is informative, ranging from 64 % to 100 % across variables. Disagreements were resolved by consensus between the two reviewers, with a record of who resolved and when:525 of 541 are adjudicated. Of the remaining 16, 2 had been closed earlier by a mechanical rule applied to a comparison that was subsequently redone and carry no joint signature, and 14 remain open: 10 because the form offered no "not derivable" option in the fields where the reviewers needed one, and 4 for data requiring the article to be re-read. The complete record, resolution by resolution, is supplied as supplementary material.</w:t>
+        <w:t xml:space="preserve"> between the two reviewers. One reviewer extracted the 124 studies that then had a retrievable publication —95 after the exclusions in section 3.1.1— and the second extracted 122 of them, so 98 % of the corpus is double-extracted. Over the 130 comparable arm rows, 541 value disagreements were recorded; agreement, measured before resolving them, was 78 % median agreement and a median Cohen's kappa of 0.62 over the 8 of 9 categorical fields where it is informative, ranging from 64 % to 100 % across variables. Disagreements were resolved by consensus between the two reviewers, with a record of who resolved and when:525 of 541 are adjudicated. Of the remaining 16, 2 had been closed earlier by a mechanical rule applied to a comparison that was subsequently redone and carry no joint signature, and 14 remain open: 10 because the form offered no "not derivable" option in the fields where the reviewers needed one, and 4 for data requiring the article to be re-read. The complete record, resolution by resolution, is supplied as supplementary material.</w:t>
       </w:r>
     </w:p>
     <w:p>
       <w:r>
-        <w:t xml:space="preserve">The structural characterisation of the corpus (sections 3.1 to 3.4, Tables 1 to 4) derives from a systematic pre-extraction from the abstracts of the 97 current studies, carried out under the same variable schema and flagged as partial in every record. Reporting completeness per outcome (section 3.5, Table 5) derives instead from the adjudicated extraction, and is identified as such for every figure. This report presents no efficacy estimates: it characterises the structure of the evidence base and its </w:t>
+        <w:t xml:space="preserve">The structural characterisation of the corpus (sections 3.1 to 3.4, Tables 1 to 4) derives from a systematic pre-extraction from the abstracts of the 95 current studies, carried out under the same variable schema and flagged as partial in every record. Reporting completeness per outcome (section 3.5, Table 5) derives instead from the adjudicated extraction, and is identified as such for every figure. This report presents no efficacy estimates: it characterises the structure of the evidence base and its </w:t>
       </w:r>
       <w:r>
         <w:rPr>
@@ -709,7 +709,7 @@
         <w:t>Neither assessment was carried out, and this review does not report them.</w:t>
       </w:r>
       <w:r>
-        <w:t xml:space="preserve"> The reasons are specific and worth stating separately. Risk of bias requires both reviewers to read each article and issue a domain-by-domain judgement; it remains outstanding and is not substituted by any design-derived indicator, which is not the same thing. In addition, 26 of the 97 studies with a retrievable publication still lack full text (section 3.2), so an assessment made today would omit a non-random fraction of the corpus. As for GRADE, it rates the certainty of a pooled estimate, and this review presents none: section 3.5 shows that only 2 of the 105 arms meet the minimum requirements for pooling. Rating the certainty of a result that does not exist would be a formality, not an assessment.</w:t>
+        <w:t xml:space="preserve"> The reasons are specific and worth stating separately. Risk of bias requires both reviewers to read each article and issue a domain-by-domain judgement; it remains outstanding and is not substituted by any design-derived indicator, which is not the same thing. In addition, 24 of the 95 studies with a retrievable publication still lack full text (section 3.2), so an assessment made today would omit a non-random fraction of the corpus. As for GRADE, it rates the certainty of a pooled estimate, and this review presents none: section 3.5 shows that only 2 of the 103 arms meet the minimum requirements for pooling. Rating the certainty of a result that does not exist would be a formality, not an assessment.</w:t>
       </w:r>
     </w:p>
     <w:p>
@@ -809,6 +809,67 @@
       </w:r>
     </w:p>
     <w:p>
+      <w:r>
+        <w:rPr>
+          <w:b/>
+        </w:rPr>
+        <w:t>Second amendment: studies whose full text could not be obtained leave the corpus.</w:t>
+      </w:r>
+      <w:r>
+        <w:t xml:space="preserve"> Adopted on 2 September 2026, again with screening already closed. It is of a different kind from the first, and that should not be glossed over: every other exclusion reason refers to what the </w:t>
+      </w:r>
+      <w:r>
+        <w:rPr>
+          <w:b/>
+        </w:rPr>
+        <w:t>article says</w:t>
+      </w:r>
+      <w:r>
+        <w:t xml:space="preserve"> — no patients, no results, the pathogen is on the product label — whereas this one refers to what </w:t>
+      </w:r>
+      <w:r>
+        <w:rPr>
+          <w:b/>
+        </w:rPr>
+        <w:t>this review could not read</w:t>
+      </w:r>
+      <w:r>
+        <w:t>, which is a property of the process, not of the study.</w:t>
+      </w:r>
+    </w:p>
+    <w:p>
+      <w:r>
+        <w:t xml:space="preserve">Its measured effect: it excludes </w:t>
+      </w:r>
+      <w:r>
+        <w:rPr>
+          <w:b/>
+        </w:rPr>
+        <w:t>1 study</w:t>
+      </w:r>
+      <w:r>
+        <w:t xml:space="preserve">, a randomised trial of which only a repository copy exists, in a pre-peer-review version and behind an automated-access barrier. Its potential effect is far larger, so declaring it is obligatory: </w:t>
+      </w:r>
+      <w:r>
+        <w:rPr>
+          <w:b/>
+        </w:rPr>
+        <w:t>applied to the 24 studies still without full text, the corpus would fall from 155 to 131 studies, comparative designs from 11 to 5 and randomised trials from 7 to 3</w:t>
+      </w:r>
+      <w:r>
+        <w:t xml:space="preserve">, and the full-text retrieval rate would become 100 % </w:t>
+      </w:r>
+      <w:r>
+        <w:rPr>
+          <w:b/>
+        </w:rPr>
+        <w:t>by construction</w:t>
+      </w:r>
+      <w:r>
+        <w:t>. That is, the retrieval bias measured in section 3.2 could no longer be measured, because the criterion eliminates it by definition instead of resolving it. This review does not apply it that way, and the reader should know that the 74.7 % figure coexists with an exclusion that, generalised, would empty it of meaning.</w:t>
+      </w:r>
+    </w:p>
+    <w:p>
       <w:pPr>
         <w:pStyle w:val="Heading1"/>
       </w:pPr>
@@ -868,7 +929,7 @@
         <w:rPr>
           <w:b/>
         </w:rPr>
-        <w:t>27 of them did not meet the criteria of section 2.2</w:t>
+        <w:t>29 of them left the corpus</w:t>
       </w:r>
       <w:r>
         <w:t xml:space="preserve"> and were excluded; the next subsection details them. The evidence base stands at </w:t>
@@ -888,21 +949,21 @@
         <w:pStyle w:val="Heading2"/>
       </w:pPr>
       <w:r>
-        <w:t>3.1.1 Twenty-seven studies the screening admitted and reading refuted</w:t>
+        <w:t>3.1.1 Twenty-nine studies the screening admitted and that later left</w:t>
       </w:r>
     </w:p>
     <w:p>
       <w:r>
-        <w:t xml:space="preserve">The 27 were excluded for seven reasons, and none is a difference of judgement: they are studies that fail what section 2.2 already required. </w:t>
+        <w:t xml:space="preserve">The 29 were excluded for eight reasons, and none is a difference of judgement: they are studies that fail what section 2.2 already required. </w:t>
       </w:r>
       <w:r>
         <w:rPr>
           <w:b/>
         </w:rPr>
-        <w:t>Twenty-three</w:t>
-      </w:r>
-      <w:r>
-        <w:t xml:space="preserve"> came from reading their full texts. </w:t>
+        <w:t>Twenty-four</w:t>
+      </w:r>
+      <w:r>
+        <w:t xml:space="preserve"> came from reading the article. </w:t>
       </w:r>
       <w:r>
         <w:rPr>
@@ -971,10 +1032,10 @@
         <w:rPr>
           <w:b/>
         </w:rPr>
-        <w:t>One</w:t>
-      </w:r>
-      <w:r>
-        <w:t xml:space="preserve"> is an opinion piece with a narrative review.</w:t>
+        <w:t>Two</w:t>
+      </w:r>
+      <w:r>
+        <w:t xml:space="preserve"> supply no primary data of their own: an opinion piece with a narrative review, and a two-page editorial by a single author, which the repository indexing it classifies literally as "Editorial" and "not citable".</w:t>
       </w:r>
     </w:p>
     <w:p>
@@ -1053,7 +1114,7 @@
         <w:rPr>
           <w:b/>
         </w:rPr>
-        <w:t>29 of the 97 extractable studies</w:t>
+        <w:t>29 of the 95 extractable studies</w:t>
       </w:r>
       <w:r>
         <w:t>. When the source declares a non-admitted language and the abstract is in English, what is proven is that the journal publishes an English abstract — the norm across much of Eastern Europe — not that the article can be read in English. The class was renamed and that precedence corrected.</w:t>
@@ -1093,16 +1154,16 @@
     </w:p>
     <w:p>
       <w:r>
-        <w:t xml:space="preserve">Of the 157 studies, </w:t>
+        <w:t xml:space="preserve">Of the 155 studies, </w:t>
       </w:r>
       <w:r>
         <w:rPr>
           <w:b/>
         </w:rPr>
-        <w:t>97 have a retrievable publication</w:t>
-      </w:r>
-      <w:r>
-        <w:t xml:space="preserve">: 94 articles and 3 that exist only as conference abstracts. The remaining </w:t>
+        <w:t>95 have a retrievable publication</w:t>
+      </w:r>
+      <w:r>
+        <w:t xml:space="preserve">: 92 articles and 3 that exist only as conference abstracts. The remaining </w:t>
       </w:r>
       <w:r>
         <w:rPr>
@@ -1144,16 +1205,16 @@
         <w:rPr>
           <w:b/>
         </w:rPr>
-        <w:t>71 of the 97 retrievable studies (73.2 %)</w:t>
-      </w:r>
-      <w:r>
-        <w:t xml:space="preserve"> through legitimate open-access routes. The remaining 26 have not been obtained. Their availability was re-checked on 2 September 2026 against three independent indexes — Europe PMC, OpenAlex and Semantic Scholar — and </w:t>
+        <w:t>71 of the 95 retrievable studies (74.7 %)</w:t>
+      </w:r>
+      <w:r>
+        <w:t xml:space="preserve"> through legitimate open-access routes. The remaining 24 have not been obtained. Their availability was re-checked on 2 September 2026 against three independent indexes — Europe PMC, OpenAlex and Semantic Scholar — and </w:t>
       </w:r>
       <w:r>
         <w:rPr>
           <w:b/>
         </w:rPr>
-        <w:t>none of the 27 has an open-access copy today</w:t>
+        <w:t>none of the 24 has an open-access copy today</w:t>
       </w:r>
       <w:r>
         <w:t>. They were not requested through interlibrary loan or from the authors: the documentary gap this review declares is not mitigated by any further route, which is why it is reported as a limit and not as something pending.</w:t>
@@ -1170,13 +1231,13 @@
         <w:t>is not a random sample of the whole</w:t>
       </w:r>
       <w:r>
-        <w:t xml:space="preserve"> (Table 3). It contains 7 of the 12 comparative studies, </w:t>
+        <w:t xml:space="preserve"> (Table 3). It contains 6 of the 11 comparative studies, </w:t>
       </w:r>
       <w:r>
         <w:rPr>
           <w:b/>
         </w:rPr>
-        <w:t>58.3 %</w:t>
+        <w:t>54.5 %</w:t>
       </w:r>
       <w:r>
         <w:t>, and, although it reports fewer patients overall, it concentrates the designs that can sustain a comparison. Of the field's four landmark randomised trials [@Jault2019_phagoburn; @Leitner2021_lancetid_pyophage; @NirPaz2025_med_tp102; @Chan2023_jcf_cyphy], two remain unread: the intravesical phage trial and TP-102. The PhagoBurn article was obtained. The Yale trial has no full journal article, only a conference abstract and results deposited in the register; what was obtained is the trial protocol, which documents the design but not the outcomes.</w:t>
@@ -1197,7 +1258,7 @@
     </w:p>
     <w:p>
       <w:r>
-        <w:t xml:space="preserve">The 97 retrievable studies were published between </w:t>
+        <w:t xml:space="preserve">The 95 retrievable studies were published between </w:t>
       </w:r>
       <w:r>
         <w:rPr>
@@ -1212,7 +1273,7 @@
         <w:rPr>
           <w:b/>
         </w:rPr>
-        <w:t>79.4 %</w:t>
+        <w:t>80.0 %</w:t>
       </w:r>
       <w:r>
         <w:t xml:space="preserve"> since 2020. This is a young and rapidly expanding evidence base (Table 1).</w:t>
@@ -1226,16 +1287,16 @@
         <w:rPr>
           <w:b/>
         </w:rPr>
-        <w:t>42 single case reports (43.3 %)</w:t>
-      </w:r>
-      <w:r>
-        <w:t xml:space="preserve">, 18 case series, 13 prospective cohorts, 8 randomised trials, 4 non-randomised trials and 3 retrospective cohorts. A further 9 do not state a recognisable design in the abstract. Comparative designs total </w:t>
+        <w:t>42 single case reports (44.2 %)</w:t>
+      </w:r>
+      <w:r>
+        <w:t xml:space="preserve">, 18 case series, 13 prospective cohorts, 7 randomised trials, 4 non-randomised trials and 3 retrospective cohorts. A further 8 do not state a recognisable design in the abstract. Comparative designs total </w:t>
       </w:r>
       <w:r>
         <w:rPr>
           <w:b/>
         </w:rPr>
-        <w:t>12 studies, 12.4 %</w:t>
+        <w:t>11 studies, 11.6 %</w:t>
       </w:r>
       <w:r>
         <w:t xml:space="preserve"> of the whole, and are the only ones able to sustain a claim of relative efficacy.</w:t>
@@ -1276,10 +1337,10 @@
         <w:rPr>
           <w:b/>
         </w:rPr>
-        <w:t>76.3 %</w:t>
-      </w:r>
-      <w:r>
-        <w:t xml:space="preserve"> of studies: 62.9 % do not mention it at all and a further 13.4 % mention it in terms that do not allow classification. For stratifying by resistance, which is what published syntheses do, both cases are equally unusable.</w:t>
+        <w:t>75.8 %</w:t>
+      </w:r>
+      <w:r>
+        <w:t xml:space="preserve"> of studies: 62.1 % do not mention it at all and a further 13.7 % mention it in terms that do not allow classification. For stratifying by resistance, which is what published syntheses do, both cases are equally unusable.</w:t>
       </w:r>
     </w:p>
     <w:p>
@@ -1331,7 +1392,7 @@
         <w:rPr>
           <w:b/>
         </w:rPr>
-        <w:t>40.2 %</w:t>
+        <w:t>38.9 %</w:t>
       </w:r>
       <w:r>
         <w:t>.</w:t>
@@ -1383,32 +1444,32 @@
     </w:p>
     <w:p>
       <w:r>
-        <w:t>Completeness is uneven and, at best, partial. Adverse events are the outcome most often reported with a denominator (77.1 % of arms) and emergence of phage resistance the least (26.7 %), despite being the outcome that determines whether the intervention retains its usefulness. Those percentages are computed over all 105 arms and therefore include 26 from studies whose full text has not been retrieved: of an article one has not been able to read, one cannot assert that it is silent. Over the 79 readable arms the figures rise — from 74.5 % to 88.6 % for adverse events, from 25.5 % to 35.4 % for resistance — and Table 5 gives both columns so the reader can separate the literature's silence from this review's own documentary gap. Clinical success, the outcome that published syntheses pool, is reported with numerator and denominator in 66.7 % of arms. Two arms report a numerator larger than their denominator — thirteen clinical successes in one patient, and five adverse events in four — and are flagged as reporting errors, not read as proportions.</w:t>
+        <w:t>Completeness is uneven and, at best, partial. Adverse events are the outcome most often reported with a denominator (77.7 % of arms) and emergence of phage resistance the least (27.2 %), despite being the outcome that determines whether the intervention retains its usefulness. Those percentages are computed over all 103 arms and therefore include 24 from studies whose full text has not been retrieved: of an article one has not been able to read, one cannot assert that it is silent. Over the 79 readable arms the figures rise — from 74.5 % to 88.6 % for adverse events, from 25.5 % to 35.4 % for resistance — and Table 5 gives both columns so the reader can separate the literature's silence from this review's own documentary gap. Clinical success, the outcome that published syntheses pool, is reported with numerator and denominator in 68.0 % of arms. Two arms report a numerator larger than their denominator — thirteen clinical successes in one patient, and five adverse events in four — and are flagged as reporting errors, not read as proportions.</w:t>
       </w:r>
     </w:p>
     <w:p>
       <w:r>
-        <w:t xml:space="preserve">That 66.7 % is misleading, however, if read as availability for pooling. </w:t>
+        <w:t xml:space="preserve">That 68.0 % is misleading, however, if read as availability for pooling. </w:t>
       </w:r>
       <w:r>
         <w:rPr>
           <w:b/>
         </w:rPr>
-        <w:t>In 70 of the 105 arms (66.7 %) no operational definition of clinical success is on record</w:t>
-      </w:r>
-      <w:r>
-        <w:t>; over the 79 readable arms, in 45 (57.0 %). In 48 of them the reviewers established this by reading the article: 47 state a number of patients with a "good outcome" without saying what had to be observed to count one, and 1 left the field empty. In the remaining 22 the extraction is incomplete, so neither the presence nor the absence of a definition is on record; they are counted among those that do not supply one because the datum is not available to a reader of this review, not because its absence was established. A numerator without a definition names nothing comparable to another study's numerator.</w:t>
+        <w:t>In 69 of the 103 arms (67.0 %) no operational definition of clinical success is on record</w:t>
+      </w:r>
+      <w:r>
+        <w:t>; over the 79 readable arms, in 45 (57.0 %). In 48 of them the reviewers established this by reading the article: 47 state a number of patients with a "good outcome" without saying what had to be observed to count one, and 1 left the field empty. In the remaining 21 the extraction is incomplete, so neither the presence nor the absence of a definition is on record; they are counted among those that do not supply one because the datum is not available to a reader of this review, not because its absence was established. A numerator without a definition names nothing comparable to another study's numerator.</w:t>
       </w:r>
     </w:p>
     <w:p>
       <w:r>
-        <w:t xml:space="preserve">Study design is not always on record either: in 22 of the 105 arms it cannot be classified — 14 where both reviewers agreed on "NA" and 8 still open — so the design counts are floors over the remaining 83. Of those 83, </w:t>
+        <w:t xml:space="preserve">Study design is not always on record either: in 21 of the 103 arms it cannot be classified — 13 where both reviewers agreed on "NA" and 8 still open — so the design counts are floors over the remaining 82. Of those 82, </w:t>
       </w:r>
       <w:r>
         <w:rPr>
           <w:b/>
         </w:rPr>
-        <w:t>8 arms are trials</w:t>
+        <w:t>7 arms are trials</w:t>
       </w:r>
       <w:r>
         <w:t xml:space="preserve"> (randomised or not) and </w:t>
@@ -1420,7 +1481,7 @@
         <w:t>9 are cohorts</w:t>
       </w:r>
       <w:r>
-        <w:t>. Section 3.3 and Table 1 call only the trials comparative, which is why the figure there is 23 studies; when this section says comparative it also includes the cohorts, and there are 17 arms. They are not the same set.</w:t>
+        <w:t>. Section 3.3 and Table 1 call only the trials comparative, which is why the figure there is 23 studies; when this section says comparative it also includes the cohorts, and there are 16 arms. They are not the same set.</w:t>
       </w:r>
     </w:p>
     <w:p>
@@ -1431,7 +1492,7 @@
         <w:rPr>
           <w:b/>
         </w:rPr>
-        <w:t>2 of the 105 arms</w:t>
+        <w:t>2 of the 103 arms</w:t>
       </w:r>
       <w:r>
         <w:t>. The next two are the eligibility criteria this review itself declares in section 2.2, and none of those 3 survives them.</w:t>
@@ -1482,7 +1543,7 @@
     </w:p>
     <w:p>
       <w:r>
-        <w:t xml:space="preserve">Put another way: of the 105 arms of this literature, </w:t>
+        <w:t xml:space="preserve">Put another way: of the 103 arms of this literature, </w:t>
       </w:r>
       <w:r>
         <w:rPr>
@@ -1627,7 +1688,7 @@
         <w:t>P. aeruginosa</w:t>
       </w:r>
       <w:r>
-        <w:t xml:space="preserve"> more broadly than previous syntheses: nine sources, no language restriction, regional literature and trial registers included. The result is 157 studies against the dozens handled by published reviews, and would have been 219 without the language restriction adopted at the end and without the 27 that reading the articles refuted. That increase does not speak well of the field's maturity. Most of it comes from case reports, from registry entries without publication, and from regional literature that searches confined to PubMed and Scopus do not reach.</w:t>
+        <w:t xml:space="preserve"> more broadly than previous syntheses: nine sources, no language restriction, regional literature and trial registers included. The result is 155 studies against the dozens handled by published reviews, and would have been 219 without the language restriction adopted at the end and without the 29 that later left. That increase does not speak well of the field's maturity. Most of it comes from case reports, from registry entries without publication, and from regional literature that searches confined to PubMed and Scopus do not reach.</w:t>
       </w:r>
     </w:p>
     <w:p>
@@ -1709,7 +1770,7 @@
         <w:t>For registries.</w:t>
       </w:r>
       <w:r>
-        <w:t xml:space="preserve"> That 60 of 157 studies are registry entries without a locatable publication is a first-order publication-bias problem, and no statistical method resolves it.</w:t>
+        <w:t xml:space="preserve"> That 60 of 155 studies are registry entries without a locatable publication is a first-order publication-bias problem, and no statistical method resolves it.</w:t>
       </w:r>
     </w:p>
     <w:p>
@@ -1739,7 +1800,7 @@
         <w:t>Limitations.</w:t>
       </w:r>
       <w:r>
-        <w:t xml:space="preserve"> There are five, and all are material. </w:t>
+        <w:t xml:space="preserve"> There are six, and all are material. </w:t>
       </w:r>
       <w:r>
         <w:rPr>
@@ -1748,7 +1809,7 @@
         <w:t>First</w:t>
       </w:r>
       <w:r>
-        <w:t xml:space="preserve">, the search did not query Embase or the WHO ICTRP, which reduces coverage of case series and conference abstracts and leaves the register stream limited to the United States and the European Union. </w:t>
+        <w:t xml:space="preserve">, the corpus excludes one study for the sole reason that its full text could not be read (section 2.9); applied consistently to the 24 others without text, that criterion would empty the measurement of retrieval bias of content. It is declared here because an exclusion that depends on the reviewer's access, rather than on the study's content, is not comparable with the rest. </w:t>
       </w:r>
       <w:r>
         <w:rPr>
@@ -1757,7 +1818,7 @@
         <w:t>Second</w:t>
       </w:r>
       <w:r>
-        <w:t xml:space="preserve">, it was limited to publications from 2016 to 2026, so it describes recent output rather than the whole field. </w:t>
+        <w:t xml:space="preserve">, the search did not query Embase or the WHO ICTRP, which reduces coverage of case series and conference abstracts and leaves the register stream limited to the United States and the European Union. </w:t>
       </w:r>
       <w:r>
         <w:rPr>
@@ -1766,7 +1827,7 @@
         <w:t>Third</w:t>
       </w:r>
       <w:r>
-        <w:t xml:space="preserve">, this report describes how completely outcomes are reported (section 3.5) but presents no efficacy estimates, no risk-of-bias assessment and no GRADE certainty (section 2.7): it is a characterisation of the evidence base, not a synthesis of its results. </w:t>
+        <w:t xml:space="preserve">, it was limited to publications from 2016 to 2026, so it describes recent output rather than the whole field. </w:t>
       </w:r>
       <w:r>
         <w:rPr>
@@ -1775,13 +1836,22 @@
         <w:t>Fourth</w:t>
       </w:r>
       <w:r>
-        <w:t xml:space="preserve">, full text was obtained for 73.2 % of the retrievable studies, and the missing fraction is enriched in comparative designs, so what is described under-represents the comparative part of the field. </w:t>
+        <w:t xml:space="preserve">, this report describes how completely outcomes are reported (section 3.5) but presents no efficacy estimates, no risk-of-bias assessment and no GRADE certainty (section 2.7): it is a characterisation of the evidence base, not a synthesis of its results. </w:t>
       </w:r>
       <w:r>
         <w:rPr>
           <w:b/>
         </w:rPr>
         <w:t>Fifth</w:t>
+      </w:r>
+      <w:r>
+        <w:t xml:space="preserve">, full text was obtained for 74.7 % of the retrievable studies, and the missing fraction is enriched in comparative designs, so what is described under-represents the comparative part of the field. </w:t>
+      </w:r>
+      <w:r>
+        <w:rPr>
+          <w:b/>
+        </w:rPr>
+        <w:t>Sixth</w:t>
       </w:r>
       <w:r>
         <w:t>, the restriction to English and Spanish was adopted once screening had closed and removed 35 studies, 18 of them comparative and one from the positive-control set; it pushes the corpus in the same direction as the retrieval bias and narrows what this review can say about the literature of Eastern Europe.</w:t>
@@ -1922,7 +1992,7 @@
         <w:t>Table 1.</w:t>
       </w:r>
       <w:r>
-        <w:t xml:space="preserve"> Characteristics of the retrievable evidence base (n = 97 studies).</w:t>
+        <w:t xml:space="preserve"> Characteristics of the retrievable evidence base (n = 95 studies).</w:t>
       </w:r>
     </w:p>
     <w:p>
@@ -1966,7 +2036,7 @@
         <w:t>Table 5.</w:t>
       </w:r>
       <w:r>
-        <w:t xml:space="preserve"> Reporting completeness for the five declared outcomes, over the adjudicated extraction (n = 105 arms).</w:t>
+        <w:t xml:space="preserve"> Reporting completeness for the five declared outcomes, over the adjudicated extraction (n = 103 arms).</w:t>
       </w:r>
     </w:p>
     <w:p>
@@ -1977,7 +2047,7 @@
         <w:t>Table 6.</w:t>
       </w:r>
       <w:r>
-        <w:t xml:space="preserve"> Arms surviving each requirement for a pooled proportion of clinical success (n = 105 arms).</w:t>
+        <w:t xml:space="preserve"> Arms surviving each requirement for a pooled proportion of clinical success (n = 103 arms).</w:t>
       </w:r>
     </w:p>
     <w:p>
@@ -2022,7 +2092,7 @@
         <w:rPr>
           <w:b/>
         </w:rPr>
-        <w:t>Figure 2. Composition of the retrievable evidence base (n = 97 studies).</w:t>
+        <w:t>Figure 2. Composition of the retrievable evidence base (n = 95 studies).</w:t>
       </w:r>
     </w:p>
     <w:p>
@@ -2051,7 +2121,7 @@
         <w:t>Source.</w:t>
       </w:r>
       <w:r>
-        <w:t xml:space="preserve"> Systematic pre-extraction from the abstracts of the 97 studies with a retrievable publication.</w:t>
+        <w:t xml:space="preserve"> Systematic pre-extraction from the abstracts of the 95 studies with a retrievable publication.</w:t>
       </w:r>
     </w:p>
     <w:p>

--- a/verificables revisión sistemática/manuscript_en.docx
+++ b/verificables revisión sistemática/manuscript_en.docx
@@ -7,7 +7,7 @@
         <w:pStyle w:val="Title"/>
       </w:pPr>
       <w:r>
-        <w:t>Phage therapy for multidrug-resistant Pseudomonas aeruginosa infections: a systematic review of the structure and verifiability of the clinical evidence base</w:t>
+        <w:t>Phage therapy for multidrug-resistant Pseudomonas aeruginosa infections: a systematic review of the clinical literature and its verifiability</w:t>
       </w:r>
     </w:p>
     <w:p>
@@ -698,18 +698,57 @@
     </w:p>
     <w:p>
       <w:r>
-        <w:t>Risk of bias was to be assessed with RoB 2 for randomised trials [@Sterne2019_rob2], ROBINS-I for non-randomised studies [@Sterne2016_robinsi] and the Murad domains for case reports and series [@Murad2018_casereports; @Munn2020_jbicaseseries], and certainty with GRADE [@Guyatt2011_grade].</w:t>
-      </w:r>
-    </w:p>
-    <w:p>
+        <w:t xml:space="preserve">Risk of bias is assessed </w:t>
+      </w:r>
       <w:r>
         <w:rPr>
           <w:b/>
         </w:rPr>
-        <w:t>Neither assessment was carried out, and this review does not report them.</w:t>
-      </w:r>
-      <w:r>
-        <w:t xml:space="preserve"> The reasons are specific and worth stating separately. Risk of bias requires both reviewers to read each article and issue a domain-by-domain judgement; it remains outstanding and is not substituted by any design-derived indicator, which is not the same thing. In addition, 24 of the 95 studies with a retrievable publication still lack full text (section 3.2), so an assessment made today would omit a non-random fraction of the corpus. As for GRADE, it rates the certainty of a pooled estimate, and this review presents none: section 3.5 shows that only 2 of the 103 arms meet the minimum requirements for pooling. Rating the certainty of a result that does not exist would be a formality, not an assessment.</w:t>
+        <w:t>only in studies with a comparative design and only in those whose full text was obtained</w:t>
+      </w:r>
+      <w:r>
+        <w:t>: 11 of the 12 that the design adjudicated on the article identifies as comparative. Randomised trials with RoB 2 [@Sterne2019_rob2], and non-randomised trials and cohorts with ROBINS-I [@Sterne2016_robinsi]. The remaining study is a randomised trial without full text: it is not assessed, and neither does it receive an unfavourable judgement for that reason.</w:t>
+      </w:r>
+    </w:p>
+    <w:p>
+      <w:r>
+        <w:t xml:space="preserve">The assessment is issued </w:t>
+      </w:r>
+      <w:r>
+        <w:rPr>
+          <w:b/>
+        </w:rPr>
+        <w:t>at domain level</w:t>
+      </w:r>
+      <w:r>
+        <w:t>: one judgement per domain with each instrument's literal categories, without answering the signalling questions through which RoB 2 derives that judgement algorithmically. This is a deliberate simplification in a descriptive review with no pooled estimate, and it is declared so that no algorithmic reproducibility is attributed to it. Case reports and case series are not assessed with a formal instrument, by decision and not by impossibility: they have no comparator, no allocation and no structured follow-up, and a tool built on those assumptions yields a uniform high risk that reports on the instrument rather than on the study [@Murad2018_casereports; @Munn2020_jbicaseseries].</w:t>
+      </w:r>
+    </w:p>
+    <w:p>
+      <w:r>
+        <w:rPr>
+          <w:b/>
+        </w:rPr>
+        <w:t>Judgements are issued by consensus between the two authors, not in independent duplicate.</w:t>
+      </w:r>
+      <w:r>
+        <w:t xml:space="preserve"> Unlike data extraction (section 2.6), this assessment admits no measure of inter-reviewer agreement, and none is reported. The limitation is stated in section 4.4.</w:t>
+      </w:r>
+    </w:p>
+    <w:p>
+      <w:r>
+        <w:rPr>
+          <w:b/>
+        </w:rPr>
+        <w:t>GRADE is not applied</w:t>
+      </w:r>
+      <w:r>
+        <w:t>, and the reason does not depend on the above: it rates the certainty of a pooled estimate and this review presents none. Section 3.5 shows that only 2 of the 103 arms meet the minimum requirements for pooling, and none survives the eligibility criteria. Rating the certainty of a result that does not exist would be a formality, not an assessment [@Guyatt2011_grade].</w:t>
+      </w:r>
+    </w:p>
+    <w:p>
+      <w:r>
+        <w:t>Section 3.7 reports the 82 judgements and the domain table.</w:t>
       </w:r>
     </w:p>
     <w:p>
@@ -1444,7 +1483,7 @@
     </w:p>
     <w:p>
       <w:r>
-        <w:t>Completeness is uneven and, at best, partial. Adverse events are the outcome most often reported with a denominator (77.7 % of arms) and emergence of phage resistance the least (27.2 %), despite being the outcome that determines whether the intervention retains its usefulness. Those percentages are computed over all 103 arms and therefore include 24 from studies whose full text has not been retrieved: of an article one has not been able to read, one cannot assert that it is silent. Over the 79 readable arms the figures rise — from 74.5 % to 88.6 % for adverse events, from 25.5 % to 35.4 % for resistance — and Table 5 gives both columns so the reader can separate the literature's silence from this review's own documentary gap. Clinical success, the outcome that published syntheses pool, is reported with numerator and denominator in 68.0 % of arms. Two arms report a numerator larger than their denominator — thirteen clinical successes in one patient, and five adverse events in four — and are flagged as reporting errors, not read as proportions.</w:t>
+        <w:t>Completeness is uneven and, at best, partial. Adverse events are the outcome most often reported with a denominator (77.7 % of arms) and emergence of phage resistance the least (27.2 %), despite being the outcome that determines whether the intervention retains its usefulness. Those percentages are computed over all 103 arms and therefore include 24 from studies whose full text has not been retrieved: of an article one has not been able to read, one cannot assert that it is silent. Over the 79 readable arms the figures rise — from 74.5 % to 88.6 % for adverse events, from 25.5 % to 35.4 % for resistance — and Table 5 gives both columns so the reader can separate the literature's silence from this review's own documentary gap. Clinical success, the outcome that published syntheses pool, is reported with numerator and denominator in 68.9 % of arms. Two arms report a numerator larger than their denominator — thirteen clinical successes in one patient, and five adverse events in four — and are flagged as reporting errors, not read as proportions.</w:t>
       </w:r>
     </w:p>
     <w:p>
@@ -1463,7 +1502,7 @@
     </w:p>
     <w:p>
       <w:r>
-        <w:t xml:space="preserve">Study design is not always on record either: in 21 of the 103 arms it cannot be classified — 13 where both reviewers agreed on "NA" and 8 still open — so the design counts are floors over the remaining 82. Of those 82, </w:t>
+        <w:t xml:space="preserve">Study design is not always on record either: in 19 of the 103 arms it cannot be classified — 13 where both reviewers agreed on "NA" and 8 still open — so the design counts are floors over the remaining 82. Of those 84, </w:t>
       </w:r>
       <w:r>
         <w:rPr>
@@ -1663,6 +1702,30 @@
     </w:p>
     <w:p>
       <w:pPr>
+        <w:pStyle w:val="Heading2"/>
+      </w:pPr>
+      <w:r>
+        <w:t>3.7 Risk of bias in the comparative studies</w:t>
+      </w:r>
+    </w:p>
+    <w:p>
+      <w:r>
+        <w:t>Of the 3 studies assessed with RoB 2, the overall judgement is low risk in 2 and some concerns in 1. Of the 8 studies assessed with ROBINS-I, the overall judgement is moderate risk in 2 and serious risk in 6. The domain concentrating most unfavourable judgements —high risk under RoB 2; serious or critical under ROBINS-I— in ROBINS-I is “bias due to confounding”, in 6 of 8. The 82 judgements were issued in a single assessment agreed between the two authors; with no two independent readings, no inter-reviewer agreement is reported.</w:t>
+      </w:r>
+    </w:p>
+    <w:p>
+      <w:r>
+        <w:rPr>
+          <w:b/>
+        </w:rPr>
+        <w:t>Table 7.</w:t>
+      </w:r>
+      <w:r>
+        <w:t xml:space="preserve"> Domain-level risk of bias for the 11 assessable comparative studies. RoB 2 for randomised trials (five domains) and ROBINS-I for non-randomised trials and cohorts (seven). “n. a.” marks domains the instrument does not contemplate, not a missing judgement.</w:t>
+      </w:r>
+    </w:p>
+    <w:p>
+      <w:pPr>
         <w:pStyle w:val="Heading1"/>
       </w:pPr>
       <w:r>
@@ -1836,7 +1899,7 @@
         <w:t>Fourth</w:t>
       </w:r>
       <w:r>
-        <w:t xml:space="preserve">, this report describes how completely outcomes are reported (section 3.5) but presents no efficacy estimates, no risk-of-bias assessment and no GRADE certainty (section 2.7): it is a characterisation of the evidence base, not a synthesis of its results. </w:t>
+        <w:t xml:space="preserve">, this report describes how completely outcomes are reported (section 3.5) but presents no efficacy estimates and no GRADE certainty (section 2.7): it is a characterisation of the evidence base, not a synthesis of its results. Risk of bias is assessed only in the comparative studies with full text, at domain level and by consensus, so it inherits the retrieval bias and admits no measure of inter-reviewer agreement. </w:t>
       </w:r>
       <w:r>
         <w:rPr>

--- a/verificables revisión sistemática/manuscript_en.docx
+++ b/verificables revisión sistemática/manuscript_en.docx
@@ -7,7 +7,7 @@
         <w:pStyle w:val="Title"/>
       </w:pPr>
       <w:r>
-        <w:t>Phage therapy for multidrug-resistant Pseudomonas aeruginosa infections: a systematic review of the clinical literature and its verifiability</w:t>
+        <w:t>Phage therapy for multidrug-resistant Pseudomonas aeruginosa infections: a systematic review of the clinical literature and its reporting completeness</w:t>
       </w:r>
     </w:p>
     <w:p>
@@ -259,7 +259,7 @@
     </w:p>
     <w:p>
       <w:r>
-        <w:t>A prior question therefore precedes any estimate, and it is the one this review addresses: does this evidence base have the structure and the verifiability — the possibility of establishing, from what is published, whether a study is retrievable as a report, what population it concerns and what outcome it measured — that a quantitative synthesis requires? Answering it requires first delimiting the literature completely, including the regional literature and the trial registers that previous reviews have covered unevenly, and then characterising what that body of work states and what it leaves unsaid.</w:t>
+        <w:t>A prior question therefore precedes any estimate, and it is the one this review addresses: does this evidence base have the structure, the retrievability and the reporting completeness — that is, the possibility of establishing, from what is published, whether a study is retrievable as a report, what population it concerns and what outcome it measured — that a quantitative synthesis requires? Answering it requires first delimiting the literature completely, including the regional literature and the trial registers that previous reviews have covered unevenly, and then characterising what that body of work states and what it leaves unsaid.</w:t>
       </w:r>
     </w:p>
     <w:p>
@@ -676,16 +676,7 @@
     </w:p>
     <w:p>
       <w:r>
-        <w:t xml:space="preserve">The structural characterisation of the corpus (sections 3.1 to 3.4, Tables 1 to 4) derives from a systematic pre-extraction from the abstracts of the 95 current studies, carried out under the same variable schema and flagged as partial in every record. Reporting completeness per outcome (section 3.5, Table 5) derives instead from the adjudicated extraction, and is identified as such for every figure. This report presents no efficacy estimates: it characterises the structure of the evidence base and its </w:t>
-      </w:r>
-      <w:r>
-        <w:rPr>
-          <w:b/>
-        </w:rPr>
-        <w:t>verifiability</w:t>
-      </w:r>
-      <w:r>
-        <w:t>, with three components measured — retrievability of the report (sections 3.1 and 3.2), structural reporting completeness (section 3.4) and outcome reporting completeness (section 3.5).</w:t>
+        <w:t>The structural characterisation of the corpus (sections 3.1 to 3.4, Tables 1 to 4) derives from a systematic pre-extraction from the abstracts of the 95 current studies, carried out under the same variable schema and flagged as partial in every record. Reporting completeness per outcome (section 3.5, Table 5) derives instead from the adjudicated extraction, and is identified as such for every figure. This report presents no efficacy estimates: it characterises the structure of the evidence base, its retrievability and its reporting completeness, with three components measured — retrievability of the report (sections 3.1 and 3.2), structural reporting completeness (section 3.4) and outcome reporting completeness (section 3.5).</w:t>
       </w:r>
     </w:p>
     <w:p>

--- a/verificables revisión sistemática/manuscript_en.docx
+++ b/verificables revisión sistemática/manuscript_en.docx
@@ -54,7 +54,7 @@
         <w:t>Word count:</w:t>
       </w:r>
       <w:r>
-        <w:t xml:space="preserve"> abstract 280; main text 6 374.</w:t>
+        <w:t xml:space="preserve"> abstract 280; main text 6 679.</w:t>
       </w:r>
     </w:p>
     <w:p>

--- a/verificables revisión sistemática/manuscript_en.docx
+++ b/verificables revisión sistemática/manuscript_en.docx
@@ -54,7 +54,7 @@
         <w:t>Word count:</w:t>
       </w:r>
       <w:r>
-        <w:t xml:space="preserve"> abstract 280; main text 6 679.</w:t>
+        <w:t xml:space="preserve"> abstract 280; main text 6 683.</w:t>
       </w:r>
     </w:p>
     <w:p>
@@ -917,7 +917,7 @@
     </w:p>
     <w:p>
       <w:r>
-        <w:t xml:space="preserve">The nine sources yielded </w:t>
+        <w:t xml:space="preserve">The eight sources yielded </w:t>
       </w:r>
       <w:r>
         <w:rPr>
@@ -1742,7 +1742,7 @@
         <w:t>P. aeruginosa</w:t>
       </w:r>
       <w:r>
-        <w:t xml:space="preserve"> more broadly than previous syntheses: nine sources, no language restriction, regional literature and trial registers included. The result is 155 studies against the dozens handled by published reviews, and would have been 219 without the language restriction adopted at the end and without the 29 that later left. That increase does not speak well of the field's maturity. Most of it comes from case reports, from registry entries without publication, and from regional literature that searches confined to PubMed and Scopus do not reach.</w:t>
+        <w:t xml:space="preserve"> more broadly than previous syntheses: eight sources, no language restriction, regional literature and trial registers included. The result is 155 studies against the dozens handled by published reviews, and would have been 219 without the language restriction adopted at the end and without the 29 that later left. That increase does not speak well of the field's maturity. Most of it comes from case reports, from registry entries without publication, and from regional literature that searches confined to PubMed and Scopus do not reach.</w:t>
       </w:r>
     </w:p>
     <w:p>
@@ -1843,7 +1843,7 @@
         <w:t>Strengths.</w:t>
       </w:r>
       <w:r>
-        <w:t xml:space="preserve"> The search covered nine sources across two separate streams, with no language restriction. Selection used a closed vocabulary fixed in advance and was audited against a positive-control set defined before screening began, which allows us to state, rather than merely hope, that screening lost no known eligible study. The whole pipeline is re-runnable code with content-derived keys, and an automated check reconciles each link with the next.</w:t>
+        <w:t xml:space="preserve"> The search covered eight sources across two separate streams —Scopus in two arms—, with no language restriction. Selection used a closed vocabulary fixed in advance and was audited against a positive-control set defined before screening began, which allows us to state, rather than merely hope, that screening lost no known eligible study. The whole pipeline is re-runnable code with content-derived keys, and an automated check reconciles each link with the next.</w:t>
       </w:r>
     </w:p>
     <w:p>
@@ -1991,7 +1991,7 @@
         <w:t>D. Valdiviezo:</w:t>
       </w:r>
       <w:r>
-        <w:t xml:space="preserve"> conceptualisation, methodology, investigation (design and execution of the searches across the nine sources), software (screening, grouping and figure-computation pipeline), data curation, data extraction, writing — original draft, visualisation, project administration. </w:t>
+        <w:t xml:space="preserve"> conceptualisation, methodology, investigation (design and execution of the searches across the eight sources), software (screening, grouping and figure-computation pipeline), data curation, data extraction, writing — original draft, visualisation, project administration. </w:t>
       </w:r>
       <w:r>
         <w:rPr>
@@ -2011,7 +2011,7 @@
         <w:t>Data and code availability.</w:t>
       </w:r>
       <w:r>
-        <w:t xml:space="preserve"> All material supporting this review is deposited in a public, citable repository: the search corpus with the raw exports of all nine sources, the append-only decision logs of the three screening stages, both reviewers' extraction workbooks, the methodological decision records with their dates, and the complete pipeline code, which is re-executable from search to the figures in the manuscript. ‹‹DEPOSIT DOI — TO BE COMPLETED BEFORE SUBMISSION››. The decision logs are append-only and preserve every correction alongside the row it supersedes.</w:t>
+        <w:t xml:space="preserve"> All material supporting this review is deposited in a public, citable repository: the search corpus with the raw exports of all nine queries, the append-only decision logs of the three screening stages, both reviewers' extraction workbooks, the methodological decision records with their dates, and the complete pipeline code, which is re-executable from search to the figures in the manuscript. ‹‹DEPOSIT DOI — TO BE COMPLETED BEFORE SUBMISSION››. The decision logs are append-only and preserve every correction alongside the row it supersedes.</w:t>
       </w:r>
     </w:p>
     <w:p>

--- a/verificables revisión sistemática/manuscript_en.docx
+++ b/verificables revisión sistemática/manuscript_en.docx
@@ -54,7 +54,7 @@
         <w:t>Word count:</w:t>
       </w:r>
       <w:r>
-        <w:t xml:space="preserve"> abstract 280; main text 6 683.</w:t>
+        <w:t xml:space="preserve"> abstract 280; main text 6 693.</w:t>
       </w:r>
     </w:p>
     <w:p>
@@ -671,7 +671,7 @@
         <w:t>in duplicate and independently</w:t>
       </w:r>
       <w:r>
-        <w:t xml:space="preserve"> between the two reviewers. One reviewer extracted the 124 studies that then had a retrievable publication —95 after the exclusions in section 3.1.1— and the second extracted 122 of them, so 98 % of the corpus is double-extracted. Over the 130 comparable arm rows, 541 value disagreements were recorded; agreement, measured before resolving them, was 78 % median agreement and a median Cohen's kappa of 0.62 over the 8 of 9 categorical fields where it is informative, ranging from 64 % to 100 % across variables. Disagreements were resolved by consensus between the two reviewers, with a record of who resolved and when:525 of 541 are adjudicated. Of the remaining 16, 2 had been closed earlier by a mechanical rule applied to a comparison that was subsequently redone and carry no joint signature, and 14 remain open: 10 because the form offered no "not derivable" option in the fields where the reviewers needed one, and 4 for data requiring the article to be re-read. The complete record, resolution by resolution, is supplied as supplementary material.</w:t>
+        <w:t xml:space="preserve"> between the two reviewers. One reviewer extracted the 124 studies that then had a retrievable publication —95 after the exclusions in section 3.1.1— and the second extracted 122 of them, so 98 % of the corpus is double-extracted. Over the 130 comparable arm rows, 541 value disagreements were recorded; agreement, measured before resolving them, was 78 % median agreement and a median Cohen's kappa of 0.62 over the 8 of 9 categorical fields where it is informative, ranging from 64 % to 100 % across variables. Disagreements were resolved by consensus between the two reviewers, with a record of who resolved and when:539 of 541 are adjudicated. The remaining 2 had been closed earlier by a mechanical rule applied to a comparison that was subsequently redone, so they carry no joint signature and are not counted as consensus. The 14 that remained open —10 on study design, where the form offered no option the reviewers needed, and 4 for data requiring the article to be re-read— were signed by consensus on 14 September 2026. The complete record, resolution by resolution, is supplied as supplementary material.</w:t>
       </w:r>
     </w:p>
     <w:p>
@@ -698,7 +698,7 @@
         <w:t>only in studies with a comparative design and only in those whose full text was obtained</w:t>
       </w:r>
       <w:r>
-        <w:t>: 11 of the 12 that the design adjudicated on the article identifies as comparative. Randomised trials with RoB 2 [@Sterne2019_rob2], and non-randomised trials and cohorts with ROBINS-I [@Sterne2016_robinsi]. The remaining study is a randomised trial without full text: it is not assessed, and neither does it receive an unfavourable judgement for that reason.</w:t>
+        <w:t>: 11 of the 14 that the design adjudicated on the article identifies as comparative. Randomised trials with RoB 2 [@Sterne2019_rob2], and non-randomised trials and cohorts with ROBINS-I [@Sterne2016_robinsi]. The remaining study is a randomised trial without full text: it is not assessed, and neither does it receive an unfavourable judgement for that reason.</w:t>
       </w:r>
     </w:p>
     <w:p>
@@ -1474,7 +1474,7 @@
     </w:p>
     <w:p>
       <w:r>
-        <w:t>Completeness is uneven and, at best, partial. Adverse events are the outcome most often reported with a denominator (77.7 % of arms) and emergence of phage resistance the least (27.2 %), despite being the outcome that determines whether the intervention retains its usefulness. Those percentages are computed over all 103 arms and therefore include 24 from studies whose full text has not been retrieved: of an article one has not been able to read, one cannot assert that it is silent. Over the 79 readable arms the figures rise — from 74.5 % to 88.6 % for adverse events, from 25.5 % to 35.4 % for resistance — and Table 5 gives both columns so the reader can separate the literature's silence from this review's own documentary gap. Clinical success, the outcome that published syntheses pool, is reported with numerator and denominator in 68.9 % of arms. Two arms report a numerator larger than their denominator — thirteen clinical successes in one patient, and five adverse events in four — and are flagged as reporting errors, not read as proportions.</w:t>
+        <w:t>Completeness is uneven and, at best, partial. Adverse events are the outcome most often reported with a denominator (78.6 % of arms) and emergence of phage resistance the least (27.2 %), despite being the outcome that determines whether the intervention retains its usefulness. Those percentages are computed over all 103 arms and therefore include 24 from studies whose full text has not been retrieved: of an article one has not been able to read, one cannot assert that it is silent. Over the 79 readable arms the figures rise — from 74.5 % to 88.6 % for adverse events, from 25.5 % to 35.4 % for resistance — and Table 5 gives both columns so the reader can separate the literature's silence from this review's own documentary gap. Clinical success, the outcome that published syntheses pool, is reported with numerator and denominator in 68.9 % of arms. Two arms report a numerator larger than their denominator — thirteen clinical successes in one patient, and five adverse events in four — and are flagged as reporting errors, not read as proportions.</w:t>
       </w:r>
     </w:p>
     <w:p>
@@ -1493,13 +1493,13 @@
     </w:p>
     <w:p>
       <w:r>
-        <w:t xml:space="preserve">Study design is not always on record either: in 19 of the 103 arms it cannot be classified — 13 where both reviewers agreed on "NA" and 8 still open — so the design counts are floors over the remaining 82. Of those 84, </w:t>
+        <w:t xml:space="preserve">Study design is not always on record either: in 12 of the 103 arms it cannot be classified — 13 where both reviewers agreed on "NA" and 8 still open — so the design counts are floors over the remaining 82. Of those 91, </w:t>
       </w:r>
       <w:r>
         <w:rPr>
           <w:b/>
         </w:rPr>
-        <w:t>7 arms are trials</w:t>
+        <w:t>8 arms are trials</w:t>
       </w:r>
       <w:r>
         <w:t xml:space="preserve"> (randomised or not) and </w:t>
@@ -1508,10 +1508,10 @@
         <w:rPr>
           <w:b/>
         </w:rPr>
-        <w:t>9 are cohorts</w:t>
-      </w:r>
-      <w:r>
-        <w:t>. Section 3.3 and Table 1 call only the trials comparative, which is why the figure there is 23 studies; when this section says comparative it also includes the cohorts, and there are 16 arms. They are not the same set.</w:t>
+        <w:t>10 are cohorts</w:t>
+      </w:r>
+      <w:r>
+        <w:t>. Section 3.3 and Table 1 call only the trials comparative, which is why the figure there is 23 studies; when this section says comparative it also includes the cohorts, and there are 18 arms. They are not the same set.</w:t>
       </w:r>
     </w:p>
     <w:p>

--- a/verificables revisión sistemática/manuscript_en.docx
+++ b/verificables revisión sistemática/manuscript_en.docx
@@ -54,7 +54,7 @@
         <w:t>Word count:</w:t>
       </w:r>
       <w:r>
-        <w:t xml:space="preserve"> abstract 280; main text 6 693.</w:t>
+        <w:t xml:space="preserve"> abstract 280; main text 6 920.</w:t>
       </w:r>
     </w:p>
     <w:p>
@@ -159,7 +159,7 @@
         <w:rPr>
           <w:b/>
         </w:rPr>
-        <w:t>29 left the corpus</w:t>
+        <w:t>39 left the corpus</w:t>
       </w:r>
       <w:r>
         <w:t xml:space="preserve"> —protocols, preclinical models, and articles where </w:t>
@@ -177,7 +177,7 @@
         <w:rPr>
           <w:b/>
         </w:rPr>
-        <w:t>155</w:t>
+        <w:t>145</w:t>
       </w:r>
       <w:r>
         <w:t xml:space="preserve">, 95 with a retrievable publication. Single case reports, 44.2 %; comparative, 11.6 %; resistance class unassignable, 75.8 %. Full text was obtained for 71 (74.7 %), and what is missing concentrates 54.5 % of the comparative designs; the language criterion removed 35 studies more. In 69 of the 103 arms (67.0 %) no operational definition of clinical success is on record, and only 2 combine comparative design, numerator, denominator and a definition. Setting aside the one whose outcome is a time, </w:t>
@@ -884,7 +884,7 @@
         <w:rPr>
           <w:b/>
         </w:rPr>
-        <w:t>applied to the 24 studies still without full text, the corpus would fall from 155 to 131 studies, comparative designs from 11 to 5 and randomised trials from 7 to 3</w:t>
+        <w:t>applied to the 24 studies still without full text, the corpus would fall from 145 to 121 studies, comparative designs from 11 to 5 and randomised trials from 7 to 3</w:t>
       </w:r>
       <w:r>
         <w:t xml:space="preserve">, and the full-text retrieval rate would become 100 % </w:t>
@@ -959,7 +959,7 @@
         <w:rPr>
           <w:b/>
         </w:rPr>
-        <w:t>29 of them left the corpus</w:t>
+        <w:t>39 of them left the corpus</w:t>
       </w:r>
       <w:r>
         <w:t xml:space="preserve"> and were excluded; the next subsection details them. The evidence base stands at </w:t>
@@ -968,10 +968,10 @@
         <w:rPr>
           <w:b/>
         </w:rPr>
-        <w:t>158 studies</w:t>
-      </w:r>
-      <w:r>
-        <w:t>, grouping 197 reports: 134 with a single report and 24 with several, up to a maximum of eleven reports of one trial.</w:t>
+        <w:t>145 studies</w:t>
+      </w:r>
+      <w:r>
+        <w:t>, grouping 179 reports: 123 with a single report and 22 with several, up to a maximum of eleven reports of one trial.</w:t>
       </w:r>
     </w:p>
     <w:p>
@@ -979,12 +979,18 @@
         <w:pStyle w:val="Heading2"/>
       </w:pPr>
       <w:r>
-        <w:t>3.1.1 Twenty-nine studies the screening admitted and that later left</w:t>
+        <w:t>3.1.1 The 39 studies the screening admitted and that later left</w:t>
       </w:r>
     </w:p>
     <w:p>
       <w:r>
-        <w:t xml:space="preserve">The 29 were excluded for eight reasons, and none is a difference of judgement: they are studies that fail what section 2.2 already required. </w:t>
+        <w:rPr>
+          <w:b/>
+        </w:rPr>
+        <w:t>Twenty-nine left when judged on their publication.</w:t>
+      </w:r>
+      <w:r>
+        <w:t xml:space="preserve"> They were excluded for eight reasons, and none is a difference of judgement: they are studies that fail what section 2.2 already required. </w:t>
       </w:r>
       <w:r>
         <w:rPr>
@@ -1184,7 +1190,108 @@
     </w:p>
     <w:p>
       <w:r>
-        <w:t xml:space="preserve">Of the 155 studies, </w:t>
+        <w:rPr>
+          <w:b/>
+        </w:rPr>
+        <w:t>Another 10 studies left by a different route: their registry record.</w:t>
+      </w:r>
+      <w:r>
+        <w:t xml:space="preserve"> The earlier ones were judged on the article; these have no article. They entered the corpus because their exported record carried </w:t>
+      </w:r>
+      <w:r>
+        <w:rPr>
+          <w:b/>
+        </w:rPr>
+        <w:t>the title only</w:t>
+      </w:r>
+      <w:r>
+        <w:t xml:space="preserve">, with no abstract and no MeSH terms, so the screening had nothing with which to rule them out. </w:t>
+      </w:r>
+      <w:r>
+        <w:rPr>
+          <w:b/>
+        </w:rPr>
+        <w:t>29 records</w:t>
+      </w:r>
+      <w:r>
+        <w:t xml:space="preserve"> were counted in that situation, the full record of each was downloaded from ClinicalTrials.gov and from the European CTIS registry, and they were read one by one. </w:t>
+      </w:r>
+      <w:r>
+        <w:rPr>
+          <w:b/>
+        </w:rPr>
+        <w:t>12</w:t>
+      </w:r>
+      <w:r>
+        <w:t xml:space="preserve"> name </w:t>
+      </w:r>
+      <w:r>
+        <w:rPr>
+          <w:i/>
+        </w:rPr>
+        <w:t>P. aeruginosa</w:t>
+      </w:r>
+      <w:r>
+        <w:t xml:space="preserve"> among the organisms of the population they will treat; </w:t>
+      </w:r>
+      <w:r>
+        <w:rPr>
+          <w:b/>
+        </w:rPr>
+        <w:t>10</w:t>
+      </w:r>
+      <w:r>
+        <w:t xml:space="preserve"> do not comply — eight state a different organism in their eligibility criteria (</w:t>
+      </w:r>
+      <w:r>
+        <w:rPr>
+          <w:i/>
+        </w:rPr>
+        <w:t>S. aureus</w:t>
+      </w:r>
+      <w:r>
+        <w:t xml:space="preserve">, </w:t>
+      </w:r>
+      <w:r>
+        <w:rPr>
+          <w:i/>
+        </w:rPr>
+        <w:t>S. epidermidis</w:t>
+      </w:r>
+      <w:r>
+        <w:t xml:space="preserve">, </w:t>
+      </w:r>
+      <w:r>
+        <w:rPr>
+          <w:i/>
+        </w:rPr>
+        <w:t>E. coli</w:t>
+      </w:r>
+      <w:r>
+        <w:t xml:space="preserve">, ESBL-producing Enterobacteriaceae, nontuberculous mycobacteria) and two do not evaluate phage therapy in patients, one being a biobank and the other an observational study whose registered intervention is «none» —; and in </w:t>
+      </w:r>
+      <w:r>
+        <w:rPr>
+          <w:b/>
+        </w:rPr>
+        <w:t>7</w:t>
+      </w:r>
+      <w:r>
+        <w:t xml:space="preserve"> the record states no organism at all, so the criterion can be verified neither for nor against. The clearest of the 10 is a phage trial against </w:t>
+      </w:r>
+      <w:r>
+        <w:rPr>
+          <w:i/>
+        </w:rPr>
+        <w:t>E. coli</w:t>
+      </w:r>
+      <w:r>
+        <w:t xml:space="preserve"> in children with diarrhoea, whose indexed title — «Antibacterial Treatment Against Diarrhea in Oral Rehydration Solution» — does not let you tell. The 29 records travel with the supplementary material, and the literal sentence of the registry supporting each judgement is filed beside them.</w:t>
+      </w:r>
+    </w:p>
+    <w:p>
+      <w:r>
+        <w:t xml:space="preserve">Of the 145 studies, </w:t>
       </w:r>
       <w:r>
         <w:rPr>
@@ -1199,7 +1306,7 @@
         <w:rPr>
           <w:b/>
         </w:rPr>
-        <w:t>60 are trial registry entries alone</w:t>
+        <w:t>50 are trial registry entries alone</w:t>
       </w:r>
       <w:r>
         <w:t>, with no locatable associated publication. That figure by itself describes a field in which more than one study in three has been registered but has never published results.</w:t>
@@ -1742,7 +1849,7 @@
         <w:t>P. aeruginosa</w:t>
       </w:r>
       <w:r>
-        <w:t xml:space="preserve"> more broadly than previous syntheses: eight sources, no language restriction, regional literature and trial registers included. The result is 155 studies against the dozens handled by published reviews, and would have been 219 without the language restriction adopted at the end and without the 29 that later left. That increase does not speak well of the field's maturity. Most of it comes from case reports, from registry entries without publication, and from regional literature that searches confined to PubMed and Scopus do not reach.</w:t>
+        <w:t xml:space="preserve"> more broadly than previous syntheses: eight sources, no language restriction, regional literature and trial registers included. The result is 145 studies against the dozens handled by published reviews, and would have been 219 without the language restriction adopted at the end and without the 39 that later left. That increase does not speak well of the field's maturity. Most of it comes from case reports, from registry entries without publication, and from regional literature that searches confined to PubMed and Scopus do not reach.</w:t>
       </w:r>
     </w:p>
     <w:p>
@@ -1824,7 +1931,7 @@
         <w:t>For registries.</w:t>
       </w:r>
       <w:r>
-        <w:t xml:space="preserve"> That 60 of 155 studies are registry entries without a locatable publication is a first-order publication-bias problem, and no statistical method resolves it.</w:t>
+        <w:t xml:space="preserve"> That 50 of 145 studies are registry entries without a locatable publication is a first-order publication-bias problem, and no statistical method resolves it.</w:t>
       </w:r>
     </w:p>
     <w:p>

--- a/verificables revisión sistemática/manuscript_en.docx
+++ b/verificables revisión sistemática/manuscript_en.docx
@@ -54,7 +54,7 @@
         <w:t>Word count:</w:t>
       </w:r>
       <w:r>
-        <w:t xml:space="preserve"> abstract 280; main text 6 920.</w:t>
+        <w:t xml:space="preserve"> abstract 280; main text 7 075.</w:t>
       </w:r>
     </w:p>
     <w:p>
@@ -153,13 +153,13 @@
         <w:t>Results.</w:t>
       </w:r>
       <w:r>
-        <w:t xml:space="preserve"> From 23 057 records, 17 129 unique reports remained;233 reports formed 184 studies and, on reading the full texts, </w:t>
+        <w:t xml:space="preserve"> From 23 057 records, 17 129 unique reports remained;233 reports formed 183 studies and, on reading the full texts, </w:t>
       </w:r>
       <w:r>
         <w:rPr>
           <w:b/>
         </w:rPr>
-        <w:t>39 left the corpus</w:t>
+        <w:t>46 left the corpus</w:t>
       </w:r>
       <w:r>
         <w:t xml:space="preserve"> —protocols, preclinical models, and articles where </w:t>
@@ -177,7 +177,7 @@
         <w:rPr>
           <w:b/>
         </w:rPr>
-        <w:t>145</w:t>
+        <w:t>137</w:t>
       </w:r>
       <w:r>
         <w:t xml:space="preserve">, 95 with a retrievable publication. Single case reports, 44.2 %; comparative, 11.6 %; resistance class unassignable, 75.8 %. Full text was obtained for 71 (74.7 %), and what is missing concentrates 54.5 % of the comparative designs; the language criterion removed 35 studies more. In 69 of the 103 arms (67.0 %) no operational definition of clinical success is on record, and only 2 combine comparative design, numerator, denominator and a definition. Setting aside the one whose outcome is a time, </w:t>
@@ -884,7 +884,7 @@
         <w:rPr>
           <w:b/>
         </w:rPr>
-        <w:t>applied to the 24 studies still without full text, the corpus would fall from 145 to 121 studies, comparative designs from 11 to 5 and randomised trials from 7 to 3</w:t>
+        <w:t>applied to the 24 studies still without full text, the corpus would fall from 137 to 113 studies, comparative designs from 11 to 5 and randomised trials from 7 to 3</w:t>
       </w:r>
       <w:r>
         <w:t xml:space="preserve">, and the full-text retrieval rate would become 100 % </w:t>
@@ -1193,10 +1193,10 @@
         <w:rPr>
           <w:b/>
         </w:rPr>
-        <w:t>Another 10 studies left by a different route: their registry record.</w:t>
-      </w:r>
-      <w:r>
-        <w:t xml:space="preserve"> The earlier ones were judged on the article; these have no article. They entered the corpus because their exported record carried </w:t>
+        <w:t>Another 17 studies left by a different route: their registry record.</w:t>
+      </w:r>
+      <w:r>
+        <w:t xml:space="preserve"> The earlier 29 were judged on the article; these have no article. They entered the corpus because their exported record carried </w:t>
       </w:r>
       <w:r>
         <w:rPr>
@@ -1232,16 +1232,16 @@
         <w:t>P. aeruginosa</w:t>
       </w:r>
       <w:r>
-        <w:t xml:space="preserve"> among the organisms of the population they will treat; </w:t>
+        <w:t xml:space="preserve"> among the organisms of the population they will treat and remain. </w:t>
       </w:r>
       <w:r>
         <w:rPr>
           <w:b/>
         </w:rPr>
-        <w:t>10</w:t>
-      </w:r>
-      <w:r>
-        <w:t xml:space="preserve"> do not comply — eight state a different organism in their eligibility criteria (</w:t>
+        <w:t>8</w:t>
+      </w:r>
+      <w:r>
+        <w:t xml:space="preserve"> state a different organism in their eligibility criteria — </w:t>
       </w:r>
       <w:r>
         <w:rPr>
@@ -1268,16 +1268,7 @@
         <w:t>E. coli</w:t>
       </w:r>
       <w:r>
-        <w:t xml:space="preserve">, ESBL-producing Enterobacteriaceae, nontuberculous mycobacteria) and two do not evaluate phage therapy in patients, one being a biobank and the other an observational study whose registered intervention is «none» —; and in </w:t>
-      </w:r>
-      <w:r>
-        <w:rPr>
-          <w:b/>
-        </w:rPr>
-        <w:t>7</w:t>
-      </w:r>
-      <w:r>
-        <w:t xml:space="preserve"> the record states no organism at all, so the criterion can be verified neither for nor against. The clearest of the 10 is a phage trial against </w:t>
+        <w:t xml:space="preserve">, ESBL-producing Enterobacteriaceae, nontuberculous mycobacteria — and two do not evaluate phage therapy in patients, one being a biobank and the other an observational study whose registered intervention is «none». The clearest case is a phage trial against </w:t>
       </w:r>
       <w:r>
         <w:rPr>
@@ -1286,7 +1277,44 @@
         <w:t>E. coli</w:t>
       </w:r>
       <w:r>
-        <w:t xml:space="preserve"> in children with diarrhoea, whose indexed title — «Antibacterial Treatment Against Diarrhea in Oral Rehydration Solution» — does not let you tell. The 29 records travel with the supplementary material, and the literal sentence of the registry supporting each judgement is filed beside them.</w:t>
+        <w:t xml:space="preserve"> in children with diarrhoea, whose indexed title — «Antibacterial Treatment Against Diarrhea in Oral Rehydration Solution» — does not let you tell.</w:t>
+      </w:r>
+    </w:p>
+    <w:p>
+      <w:r>
+        <w:t xml:space="preserve">The </w:t>
+      </w:r>
+      <w:r>
+        <w:rPr>
+          <w:b/>
+        </w:rPr>
+        <w:t>remaining 7</w:t>
+      </w:r>
+      <w:r>
+        <w:t xml:space="preserve"> state no organism at all: their record allows the criterion to be verified neither for nor against. Excluding them required a protocol amendment, because no code in the vocabulary said that. </w:t>
+      </w:r>
+      <w:r>
+        <w:rPr>
+          <w:b/>
+        </w:rPr>
+        <w:t>NOORG</w:t>
+      </w:r>
+      <w:r>
+        <w:t xml:space="preserve"> is the eleventh, and a sibling of NOREC: the other codes exclude for what the study says, NOREC for what this review could not read, and NOORG for what the registry does not declare. The last two are properties of the process, not of the study. The amendment and the 7 exclusions were signed by both authors on 14 September 2026, and what they cost should be said: these seven studies are part of the evidence for what this work argues, so they leave the total but are counted one by one in Figure 1 and in the exclusions annex. The 29 records travel with the supplementary material, and the literal sentence of the registry supporting each judgement is filed beside them.</w:t>
+      </w:r>
+    </w:p>
+    <w:p>
+      <w:r>
+        <w:t xml:space="preserve">Reading them also surfaced a </w:t>
+      </w:r>
+      <w:r>
+        <w:rPr>
+          <w:b/>
+        </w:rPr>
+        <w:t>duplicate</w:t>
+      </w:r>
+      <w:r>
+        <w:t>: the Phage4Cure-001 trial is in CTIS under two identifiers, one per protocol version, and had entered as two studies because their titles differ by two words. It is a single trial, verified and signed, and is counted once.</w:t>
       </w:r>
     </w:p>
     <w:p>
@@ -1931,7 +1959,7 @@
         <w:t>For registries.</w:t>
       </w:r>
       <w:r>
-        <w:t xml:space="preserve"> That 50 of 145 studies are registry entries without a locatable publication is a first-order publication-bias problem, and no statistical method resolves it.</w:t>
+        <w:t xml:space="preserve"> That 42 of 137 studies are registry entries without a locatable publication is a first-order publication-bias problem, and no statistical method resolves it.</w:t>
       </w:r>
     </w:p>
     <w:p>

--- a/verificables revisión sistemática/manuscript_en.docx
+++ b/verificables revisión sistemática/manuscript_en.docx
@@ -698,7 +698,7 @@
         <w:t>only in studies with a comparative design and only in those whose full text was obtained</w:t>
       </w:r>
       <w:r>
-        <w:t>: 11 of the 14 that the design adjudicated on the article identifies as comparative. Randomised trials with RoB 2 [@Sterne2019_rob2], and non-randomised trials and cohorts with ROBINS-I [@Sterne2016_robinsi]. The remaining study is a randomised trial without full text: it is not assessed, and neither does it receive an unfavourable judgement for that reason.</w:t>
+        <w:t>: 12 of the 15 that the design adjudicated on the article identifies as comparative. Randomised trials with RoB 2 [@Sterne2019_rob2], and non-randomised trials and cohorts with ROBINS-I [@Sterne2016_robinsi]. The remaining study is a randomised trial without full text: it is not assessed, and neither does it receive an unfavourable judgement for that reason.</w:t>
       </w:r>
     </w:p>
     <w:p>
@@ -739,7 +739,13 @@
     </w:p>
     <w:p>
       <w:r>
-        <w:t>Section 3.7 reports the 82 judgements and the domain table.</w:t>
+        <w:rPr>
+          <w:b/>
+        </w:rPr>
+        <w:t>The assessment is under way: 8 of the 90 judgements are outstanding.</w:t>
+      </w:r>
+      <w:r>
+        <w:t xml:space="preserve"> While any is outstanding this review reports no risk of bias, and no design-derived indicator substitutes for it.</w:t>
       </w:r>
     </w:p>
     <w:p>
@@ -1824,30 +1830,6 @@
       </w:r>
       <w:r>
         <w:t>, and we argue that those published in previous reviews rest on assumptions these data do not verify.</w:t>
-      </w:r>
-    </w:p>
-    <w:p>
-      <w:pPr>
-        <w:pStyle w:val="Heading2"/>
-      </w:pPr>
-      <w:r>
-        <w:t>3.7 Risk of bias in the comparative studies</w:t>
-      </w:r>
-    </w:p>
-    <w:p>
-      <w:r>
-        <w:t>Of the 3 studies assessed with RoB 2, the overall judgement is low risk in 2 and some concerns in 1. Of the 8 studies assessed with ROBINS-I, the overall judgement is moderate risk in 2 and serious risk in 6. The domain concentrating most unfavourable judgements —high risk under RoB 2; serious or critical under ROBINS-I— in ROBINS-I is “bias due to confounding”, in 6 of 8. The 82 judgements were issued in a single assessment agreed between the two authors; with no two independent readings, no inter-reviewer agreement is reported.</w:t>
-      </w:r>
-    </w:p>
-    <w:p>
-      <w:r>
-        <w:rPr>
-          <w:b/>
-        </w:rPr>
-        <w:t>Table 7.</w:t>
-      </w:r>
-      <w:r>
-        <w:t xml:space="preserve"> Domain-level risk of bias for the 11 assessable comparative studies. RoB 2 for randomised trials (five domains) and ROBINS-I for non-randomised trials and cohorts (seven). “n. a.” marks domains the instrument does not contemplate, not a missing judgement.</w:t>
       </w:r>
     </w:p>
     <w:p>

--- a/verificables revisión sistemática/manuscript_en.docx
+++ b/verificables revisión sistemática/manuscript_en.docx
@@ -54,7 +54,7 @@
         <w:t>Word count:</w:t>
       </w:r>
       <w:r>
-        <w:t xml:space="preserve"> abstract 280; main text 7 075.</w:t>
+        <w:t xml:space="preserve"> abstract 280; main text 6 955.</w:t>
       </w:r>
     </w:p>
     <w:p>
@@ -739,13 +739,7 @@
     </w:p>
     <w:p>
       <w:r>
-        <w:rPr>
-          <w:b/>
-        </w:rPr>
-        <w:t>The assessment is under way: 8 of the 90 judgements are outstanding.</w:t>
-      </w:r>
-      <w:r>
-        <w:t xml:space="preserve"> While any is outstanding this review reports no risk of bias, and no design-derived indicator substitutes for it.</w:t>
+        <w:t>Section 3.7 reports the 90 judgements and the domain table.</w:t>
       </w:r>
     </w:p>
     <w:p>
@@ -1830,6 +1824,30 @@
       </w:r>
       <w:r>
         <w:t>, and we argue that those published in previous reviews rest on assumptions these data do not verify.</w:t>
+      </w:r>
+    </w:p>
+    <w:p>
+      <w:pPr>
+        <w:pStyle w:val="Heading2"/>
+      </w:pPr>
+      <w:r>
+        <w:t>3.7 Risk of bias in the comparative studies</w:t>
+      </w:r>
+    </w:p>
+    <w:p>
+      <w:r>
+        <w:t>Of the 3 studies assessed with RoB 2, the overall judgement is low risk in 2 and some concerns in 1. Of the 9 studies assessed with ROBINS-I, the overall judgement is moderate risk in 2 and serious risk in 7. The domain concentrating most unfavourable judgements —high risk under RoB 2; serious or critical under ROBINS-I— in ROBINS-I is “bias due to confounding”, in 7 of 9. The 90 judgements were issued in a single assessment agreed between the two authors; with no two independent readings, no inter-reviewer agreement is reported.</w:t>
+      </w:r>
+    </w:p>
+    <w:p>
+      <w:r>
+        <w:rPr>
+          <w:b/>
+        </w:rPr>
+        <w:t>Table 7.</w:t>
+      </w:r>
+      <w:r>
+        <w:t xml:space="preserve"> Domain-level risk of bias for the 12 assessable comparative studies. RoB 2 for randomised trials (five domains) and ROBINS-I for non-randomised trials and cohorts (seven). “n. a.” marks domains the instrument does not contemplate, not a missing judgement.</w:t>
       </w:r>
     </w:p>
     <w:p>

--- a/verificables revisión sistemática/manuscript_en.docx
+++ b/verificables revisión sistemática/manuscript_en.docx
@@ -54,7 +54,7 @@
         <w:t>Word count:</w:t>
       </w:r>
       <w:r>
-        <w:t xml:space="preserve"> abstract 280; main text 6 955.</w:t>
+        <w:t xml:space="preserve"> abstract 280; main text 7 075.</w:t>
       </w:r>
     </w:p>
     <w:p>

--- a/verificables revisión sistemática/manuscript_en.docx
+++ b/verificables revisión sistemática/manuscript_en.docx
@@ -159,7 +159,7 @@
         <w:rPr>
           <w:b/>
         </w:rPr>
-        <w:t>46 left the corpus</w:t>
+        <w:t>47 left the corpus</w:t>
       </w:r>
       <w:r>
         <w:t xml:space="preserve"> —protocols, preclinical models, and articles where </w:t>
@@ -177,10 +177,10 @@
         <w:rPr>
           <w:b/>
         </w:rPr>
-        <w:t>137</w:t>
-      </w:r>
-      <w:r>
-        <w:t xml:space="preserve">, 95 with a retrievable publication. Single case reports, 44.2 %; comparative, 11.6 %; resistance class unassignable, 75.8 %. Full text was obtained for 71 (74.7 %), and what is missing concentrates 54.5 % of the comparative designs; the language criterion removed 35 studies more. In 69 of the 103 arms (67.0 %) no operational definition of clinical success is on record, and only 2 combine comparative design, numerator, denominator and a definition. Setting aside the one whose outcome is a time, </w:t>
+        <w:t>136</w:t>
+      </w:r>
+      <w:r>
+        <w:t xml:space="preserve">, 94 with a retrievable publication. Single case reports, 44.7 %; comparative, 10.6 %; resistance class unassignable, 75.5 %. Full text was obtained for 70 (74.5 %), and what is missing concentrates 60.0 % of the comparative designs; the language criterion removed 35 studies more. In 69 of the 102 arms (67.6 %) no operational definition of clinical success is on record, and only 2 combine comparative design, numerator, denominator and a definition. Setting aside the one whose outcome is a time, </w:t>
       </w:r>
       <w:r>
         <w:rPr>
@@ -698,7 +698,7 @@
         <w:t>only in studies with a comparative design and only in those whose full text was obtained</w:t>
       </w:r>
       <w:r>
-        <w:t>: 12 of the 15 that the design adjudicated on the article identifies as comparative. Randomised trials with RoB 2 [@Sterne2019_rob2], and non-randomised trials and cohorts with ROBINS-I [@Sterne2016_robinsi]. The remaining study is a randomised trial without full text: it is not assessed, and neither does it receive an unfavourable judgement for that reason.</w:t>
+        <w:t>: 11 of the 14 that the design adjudicated on the article identifies as comparative. Randomised trials with RoB 2 [@Sterne2019_rob2], and non-randomised trials and cohorts with ROBINS-I [@Sterne2016_robinsi]. The remaining study is a randomised trial without full text: it is not assessed, and neither does it receive an unfavourable judgement for that reason.</w:t>
       </w:r>
     </w:p>
     <w:p>
@@ -734,12 +734,12 @@
         <w:t>GRADE is not applied</w:t>
       </w:r>
       <w:r>
-        <w:t>, and the reason does not depend on the above: it rates the certainty of a pooled estimate and this review presents none. Section 3.5 shows that only 2 of the 103 arms meet the minimum requirements for pooling, and none survives the eligibility criteria. Rating the certainty of a result that does not exist would be a formality, not an assessment [@Guyatt2011_grade].</w:t>
+        <w:t>, and the reason does not depend on the above: it rates the certainty of a pooled estimate and this review presents none. Section 3.5 shows that only 2 of the 102 arms meet the minimum requirements for pooling, and none survives the eligibility criteria. Rating the certainty of a result that does not exist would be a formality, not an assessment [@Guyatt2011_grade].</w:t>
       </w:r>
     </w:p>
     <w:p>
       <w:r>
-        <w:t>Section 3.7 reports the 90 judgements and the domain table.</w:t>
+        <w:t>Section 3.7 reports the 82 judgements and the domain table.</w:t>
       </w:r>
     </w:p>
     <w:p>
@@ -765,12 +765,12 @@
         <w:pStyle w:val="Heading2"/>
       </w:pPr>
       <w:r>
-        <w:t>2.9 Protocol amendment: the language criterion</w:t>
+        <w:t>2.9 Two amendments to the protocol</w:t>
       </w:r>
     </w:p>
     <w:p>
       <w:r>
-        <w:t>On 11 August 2026, with screening complete and 219 studies already delimited, eligibility was restricted to reports written in English or Spanish. The amendment answers an operational limit of the review team, which cannot extract reliably from a Russian text, and is declared here rather than presented as though it had applied from the outset.</w:t>
+        <w:t>On 11 August 2026, with screening complete and 218 studies already delimited, eligibility was restricted to reports written in English or Spanish. The amendment answers an operational limit of the review team, which cannot extract reliably from a Russian text, and is declared here rather than presented as though it had applied from the outset.</w:t>
       </w:r>
     </w:p>
     <w:p>
@@ -793,7 +793,7 @@
         <w:t>35 whole studies</w:t>
       </w:r>
       <w:r>
-        <w:t>, none of which retained a report in an admissible language. The corpus fell from 219 to 184 studies and from 159 to 124 studies with a retrievable publication. The loss was not evenly spread: of 41 comparative designs, 23 remained, and of 21 randomised trials, 16.</w:t>
+        <w:t>, none of which retained a report in an admissible language. The corpus fell from 218 to 183 studies and from 159 to 124 studies with a retrievable publication. The loss was not evenly spread: of 41 comparative designs, 23 remained, and of 21 randomised trials, 16.</w:t>
       </w:r>
     </w:p>
     <w:p>
@@ -884,7 +884,7 @@
         <w:rPr>
           <w:b/>
         </w:rPr>
-        <w:t>applied to the 24 studies still without full text, the corpus would fall from 137 to 113 studies, comparative designs from 11 to 5 and randomised trials from 7 to 3</w:t>
+        <w:t>applied to the 24 studies still without full text, the corpus would fall from 136 to 112 studies, comparative designs from 10 to 4 and randomised trials from 7 to 3</w:t>
       </w:r>
       <w:r>
         <w:t xml:space="preserve">, and the full-text retrieval rate would become 100 % </w:t>
@@ -896,7 +896,7 @@
         <w:t>by construction</w:t>
       </w:r>
       <w:r>
-        <w:t>. That is, the retrieval bias measured in section 3.2 could no longer be measured, because the criterion eliminates it by definition instead of resolving it. This review does not apply it that way, and the reader should know that the 74.7 % figure coexists with an exclusion that, generalised, would empty it of meaning.</w:t>
+        <w:t>. That is, the retrieval bias measured in section 3.2 could no longer be measured, because the criterion eliminates it by definition instead of resolving it. This review does not apply it that way, and the reader should know that the 74.5 % figure coexists with an exclusion that, generalised, would empty it of meaning.</w:t>
       </w:r>
     </w:p>
     <w:p>
@@ -950,7 +950,7 @@
         <w:rPr>
           <w:b/>
         </w:rPr>
-        <w:t>184 studies assessed for eligibility</w:t>
+        <w:t>183 studies assessed for eligibility</w:t>
       </w:r>
       <w:r>
         <w:t xml:space="preserve">. On reading their full texts during extraction, </w:t>
@@ -959,7 +959,7 @@
         <w:rPr>
           <w:b/>
         </w:rPr>
-        <w:t>39 of them left the corpus</w:t>
+        <w:t>47 of them left the corpus</w:t>
       </w:r>
       <w:r>
         <w:t xml:space="preserve"> and were excluded; the next subsection details them. The evidence base stands at </w:t>
@@ -968,10 +968,10 @@
         <w:rPr>
           <w:b/>
         </w:rPr>
-        <w:t>145 studies</w:t>
-      </w:r>
-      <w:r>
-        <w:t>, grouping 179 reports: 123 with a single report and 22 with several, up to a maximum of eleven reports of one trial.</w:t>
+        <w:t>136 studies</w:t>
+      </w:r>
+      <w:r>
+        <w:t>, grouping 170 reports: 114 with a single report and 22 with several, up to a maximum of eleven reports of one trial.</w:t>
       </w:r>
     </w:p>
     <w:p>
@@ -979,7 +979,7 @@
         <w:pStyle w:val="Heading2"/>
       </w:pPr>
       <w:r>
-        <w:t>3.1.1 The 39 studies the screening admitted and that later left</w:t>
+        <w:t>3.1.1 The 47 studies the screening admitted and that later left</w:t>
       </w:r>
     </w:p>
     <w:p>
@@ -987,7 +987,7 @@
         <w:rPr>
           <w:b/>
         </w:rPr>
-        <w:t>Twenty-nine left when judged on their publication.</w:t>
+        <w:t>Thirty left when judged on their publication.</w:t>
       </w:r>
       <w:r>
         <w:t xml:space="preserve"> They were excluded for eight reasons, and none is a difference of judgement: they are studies that fail what section 2.2 already required. </w:t>
@@ -996,7 +996,7 @@
         <w:rPr>
           <w:b/>
         </w:rPr>
-        <w:t>Twenty-four</w:t>
+        <w:t>Twenty-five</w:t>
       </w:r>
       <w:r>
         <w:t xml:space="preserve"> came from reading the article. </w:t>
@@ -1023,7 +1023,7 @@
         <w:rPr>
           <w:b/>
         </w:rPr>
-        <w:t>Four</w:t>
+        <w:t>Five</w:t>
       </w:r>
       <w:r>
         <w:t xml:space="preserve"> are study protocols: they describe what will be done and report no outcomes. </w:t>
@@ -1144,13 +1144,13 @@
         <w:t>indexed abstract</w:t>
       </w:r>
       <w:r>
-        <w:t xml:space="preserve">, yet its strongest evidence class was named "text proven". For a study whose full text was never retrieved that asserts more than was checked, and it applies to </w:t>
+        <w:t xml:space="preserve">, yet its strongest evidence class was named "text proven". For a study whose full text was never retrieved that asserts more than was checked, and it applied to </w:t>
       </w:r>
       <w:r>
         <w:rPr>
           <w:b/>
         </w:rPr>
-        <w:t>29 of the 95 extractable studies</w:t>
+        <w:t>29 of the 95 studies then extractable</w:t>
       </w:r>
       <w:r>
         <w:t>. When the source declares a non-admitted language and the abstract is in English, what is proven is that the journal publishes an English abstract — the norm across much of Eastern Europe — not that the article can be read in English. The class was renamed and that precedence corrected.</w:t>
@@ -1176,13 +1176,13 @@
         <w:t>look very much</w:t>
       </w:r>
       <w:r>
-        <w:t xml:space="preserve"> like an eligible abstract; telling them apart requires opening the article. Section 2.4 declares that the records the model excluded were never re-read by a human. These 22 are the other side of that limitation, and they are </w:t>
+        <w:t xml:space="preserve"> like an eligible abstract; telling them apart requires opening the article. Section 2.4 declares that the records the model excluded were never re-read by a human. These 23 are the other side of that limitation, and they are </w:t>
       </w:r>
       <w:r>
         <w:rPr>
           <w:b/>
         </w:rPr>
-        <w:t>23.7 %</w:t>
+        <w:t>24.7 %</w:t>
       </w:r>
       <w:r>
         <w:t xml:space="preserve"> of the 93 studies whose full text could be read. It is a floor, not a total: the 31 studies without full text could not be checked against anything.</w:t>
@@ -1319,22 +1319,22 @@
     </w:p>
     <w:p>
       <w:r>
-        <w:t xml:space="preserve">Of the 145 studies, </w:t>
+        <w:t xml:space="preserve">Of the 136 studies, </w:t>
       </w:r>
       <w:r>
         <w:rPr>
           <w:b/>
         </w:rPr>
-        <w:t>95 have a retrievable publication</w:t>
-      </w:r>
-      <w:r>
-        <w:t xml:space="preserve">: 92 articles and 3 that exist only as conference abstracts. The remaining </w:t>
+        <w:t>94 have a retrievable publication</w:t>
+      </w:r>
+      <w:r>
+        <w:t xml:space="preserve">: 91 articles and 3 that exist only as conference abstracts. The remaining </w:t>
       </w:r>
       <w:r>
         <w:rPr>
           <w:b/>
         </w:rPr>
-        <w:t>50 are trial registry entries alone</w:t>
+        <w:t>42 are trial registry entries alone</w:t>
       </w:r>
       <w:r>
         <w:t>, with no locatable associated publication. That figure by itself describes a field in which more than one study in three has been registered but has never published results.</w:t>
@@ -1370,7 +1370,7 @@
         <w:rPr>
           <w:b/>
         </w:rPr>
-        <w:t>71 of the 95 retrievable studies (74.7 %)</w:t>
+        <w:t>70 of the 94 retrievable studies (74.5 %)</w:t>
       </w:r>
       <w:r>
         <w:t xml:space="preserve"> through legitimate open-access routes. The remaining 24 have not been obtained. Their availability was re-checked on 2 September 2026 against three independent indexes — Europe PMC, OpenAlex and Semantic Scholar — and </w:t>
@@ -1396,13 +1396,13 @@
         <w:t>is not a random sample of the whole</w:t>
       </w:r>
       <w:r>
-        <w:t xml:space="preserve"> (Table 3). It contains 6 of the 11 comparative studies, </w:t>
+        <w:t xml:space="preserve"> (Table 3). It contains 6 of the 10 comparative studies, </w:t>
       </w:r>
       <w:r>
         <w:rPr>
           <w:b/>
         </w:rPr>
-        <w:t>54.5 %</w:t>
+        <w:t>60.0 %</w:t>
       </w:r>
       <w:r>
         <w:t>, and, although it reports fewer patients overall, it concentrates the designs that can sustain a comparison. Of the field's four landmark randomised trials [@Jault2019_phagoburn; @Leitner2021_lancetid_pyophage; @NirPaz2025_med_tp102; @Chan2023_jcf_cyphy], two remain unread: the intravesical phage trial and TP-102. The PhagoBurn article was obtained. The Yale trial has no full journal article, only a conference abstract and results deposited in the register; what was obtained is the trial protocol, which documents the design but not the outcomes.</w:t>
@@ -1452,16 +1452,16 @@
         <w:rPr>
           <w:b/>
         </w:rPr>
-        <w:t>42 single case reports (44.2 %)</w:t>
-      </w:r>
-      <w:r>
-        <w:t xml:space="preserve">, 18 case series, 13 prospective cohorts, 7 randomised trials, 4 non-randomised trials and 3 retrospective cohorts. A further 8 do not state a recognisable design in the abstract. Comparative designs total </w:t>
+        <w:t>42 single case reports (44.7 %)</w:t>
+      </w:r>
+      <w:r>
+        <w:t xml:space="preserve">, 18 case series, 13 prospective cohorts, 7 randomised trials, 3 non-randomised trials and 3 retrospective cohorts. A further 8 do not state a recognisable design in the abstract. Comparative designs total </w:t>
       </w:r>
       <w:r>
         <w:rPr>
           <w:b/>
         </w:rPr>
-        <w:t>11 studies, 11.6 %</w:t>
+        <w:t>10 studies, 10.6 %</w:t>
       </w:r>
       <w:r>
         <w:t xml:space="preserve"> of the whole, and are the only ones able to sustain a claim of relative efficacy.</w:t>
@@ -1502,10 +1502,10 @@
         <w:rPr>
           <w:b/>
         </w:rPr>
-        <w:t>75.8 %</w:t>
-      </w:r>
-      <w:r>
-        <w:t xml:space="preserve"> of studies: 62.1 % do not mention it at all and a further 13.7 % mention it in terms that do not allow classification. For stratifying by resistance, which is what published syntheses do, both cases are equally unusable.</w:t>
+        <w:t>75.5 %</w:t>
+      </w:r>
+      <w:r>
+        <w:t xml:space="preserve"> of studies: 61.7 % do not mention it at all and a further 13.8 % mention it in terms that do not allow classification. For stratifying by resistance, which is what published syntheses do, both cases are equally unusable.</w:t>
       </w:r>
     </w:p>
     <w:p>
@@ -1525,7 +1525,7 @@
         <w:rPr>
           <w:b/>
         </w:rPr>
-        <w:t>52.6 %</w:t>
+        <w:t>52.1 %</w:t>
       </w:r>
       <w:r>
         <w:t>.</w:t>
@@ -1557,7 +1557,7 @@
         <w:rPr>
           <w:b/>
         </w:rPr>
-        <w:t>38.9 %</w:t>
+        <w:t>38.3 %</w:t>
       </w:r>
       <w:r>
         <w:t>.</w:t>
@@ -1591,7 +1591,16 @@
     </w:p>
     <w:p>
       <w:r>
-        <w:t>These figures describe reporting in the abstract, not necessarily in the full article, and the distinction matters because some of the information may sit in the body of the text. That said, the abstract is what databases index and what automated reviews consume. Three studies in four failing to state their resistance category there means that no MDR/XDR/PDR stratification built from abstracts can be correct.</w:t>
+        <w:t xml:space="preserve">These figures describe reporting in the abstract, not necessarily in the full article, and the distinction matters because some of the information may sit in the body of the text. That said, the abstract is what databases index and what automated reviews consume. Three studies in four failing to state their resistance category there means that no MDR/XDR/PDR stratification built from abstracts can be correct. That category is not merely descriptive: it is the review's population criterion. </w:t>
+      </w:r>
+      <w:r>
+        <w:rPr>
+          <w:b/>
+        </w:rPr>
+        <w:t>In 4 of the 102 arms the declared class falls below the multidrug-resistance threshold</w:t>
+      </w:r>
+      <w:r>
+        <w:t xml:space="preserve"> (EST-001 A, EST-003 B, EST-094 A, EST-108 A). 2 are strata within studies that do include multidrug-resistant patients, and do not compromise the study's eligibility. The other 2 — EST-001 and EST-094 — are single-arm studies, and their only patient is not multidrug-resistant under the reviewers' own coding. Both are kept in the corpus by signed decision of the two authors on 22 September 2026, and are declared here so the reader can discount them.</w:t>
       </w:r>
     </w:p>
     <w:p>
@@ -1604,37 +1613,46 @@
     </w:p>
     <w:p>
       <w:r>
-        <w:t>Duplicate extraction, now adjudicated, makes it possible for the first time to measure what this evidence base reports for the five outcomes declared in the eligibility criteria. Table 5 summarises it over the 132 extracted arms.</w:t>
+        <w:t>Duplicate extraction, now adjudicated, makes it possible for the first time to measure what this evidence base reports for the five outcomes declared in the eligibility criteria. Table 5 summarises it over the 102 extracted arms.</w:t>
       </w:r>
     </w:p>
     <w:p>
       <w:r>
-        <w:t>Completeness is uneven and, at best, partial. Adverse events are the outcome most often reported with a denominator (78.6 % of arms) and emergence of phage resistance the least (27.2 %), despite being the outcome that determines whether the intervention retains its usefulness. Those percentages are computed over all 103 arms and therefore include 24 from studies whose full text has not been retrieved: of an article one has not been able to read, one cannot assert that it is silent. Over the 79 readable arms the figures rise — from 74.5 % to 88.6 % for adverse events, from 25.5 % to 35.4 % for resistance — and Table 5 gives both columns so the reader can separate the literature's silence from this review's own documentary gap. Clinical success, the outcome that published syntheses pool, is reported with numerator and denominator in 68.9 % of arms. Two arms report a numerator larger than their denominator — thirteen clinical successes in one patient, and five adverse events in four — and are flagged as reporting errors, not read as proportions.</w:t>
-      </w:r>
-    </w:p>
-    <w:p>
-      <w:r>
-        <w:t xml:space="preserve">That 68.0 % is misleading, however, if read as availability for pooling. </w:t>
+        <w:t xml:space="preserve">Completeness is uneven and, at best, partial. Adverse events are the outcome most often reported with a denominator (78.4 % of arms) and emergence of phage resistance the least (27.5 %), despite being the outcome that determines whether the intervention retains its usefulness. Those percentages are computed over all 102 arms and therefore include 24 from studies whose full text has not been retrieved: of an article one has not been able to read, one cannot assert that it is silent. Over the 78 readable arms the figures rise — from 78.4 % to 89.7 % for adverse events, from 27.5 % to 35.9 % for resistance — and Table 5 gives both columns so the reader can separate the literature's silence from this review's own documentary gap. Clinical success, the outcome that published syntheses pool, is reported with numerator and denominator in 68.6 % of arms. Two arms used to report a numerator larger than their denominator — thirteen clinical successes in one patient and five adverse events in four. On re-reading their articles these turned out to be the numerator of the whole series (13 of 15 patients) and the number of treatment courses rather than of events; both fields were set to NA by signed decision of the two authors on 22 September 2026, and </w:t>
       </w:r>
       <w:r>
         <w:rPr>
           <w:b/>
         </w:rPr>
-        <w:t>In 69 of the 103 arms (67.0 %) no operational definition of clinical success is on record</w:t>
-      </w:r>
-      <w:r>
-        <w:t>; over the 79 readable arms, in 45 (57.0 %). In 48 of them the reviewers established this by reading the article: 47 state a number of patients with a "good outcome" without saying what had to be observed to count one, and 1 left the field empty. In the remaining 21 the extraction is incomplete, so neither the presence nor the absence of a definition is on record; they are counted among those that do not supply one because the datum is not available to a reader of this review, not because its absence was established. A numerator without a definition names nothing comparable to another study's numerator.</w:t>
+        <w:t>no arm now reports an impossible proportion</w:t>
+      </w:r>
+      <w:r>
+        <w:t>. The denominator for EST-021 is that of its phage arm (13); the article reports clinical success over the mITT population of that arm, which is 12, and the extraction form has no denominator of its own for the outcome, so the pair is recorded as 6/13 and the difference is declared here.</w:t>
       </w:r>
     </w:p>
     <w:p>
       <w:r>
-        <w:t xml:space="preserve">Study design is not always on record either: in 12 of the 103 arms it cannot be classified — 13 where both reviewers agreed on "NA" and 8 still open — so the design counts are floors over the remaining 82. Of those 91, </w:t>
+        <w:t xml:space="preserve">That 68.6 % is misleading, however, if read as availability for pooling. </w:t>
       </w:r>
       <w:r>
         <w:rPr>
           <w:b/>
         </w:rPr>
-        <w:t>8 arms are trials</w:t>
+        <w:t>In 69 of the 102 arms (67.6 %) no operational definition of clinical success is on record</w:t>
+      </w:r>
+      <w:r>
+        <w:t>; over the 78 readable arms, in 45 (57.7 %). In 48 of them the reviewers established this by reading the article: 47 state a number of patients with a "good outcome" without saying what had to be observed to count one, and 1 left the field empty. In the remaining 21 the extraction is incomplete, so neither the presence nor the absence of a definition is on record; they are counted among those that do not supply one because the datum is not available to a reader of this review, not because its absence was established. A numerator without a definition names nothing comparable to another study's numerator.</w:t>
+      </w:r>
+    </w:p>
+    <w:p>
+      <w:r>
+        <w:t xml:space="preserve">Study design is not always on record either: in 12 of the 102 arms it cannot be classified — 13 where both reviewers agreed on "NA" and 8 still open — so the design counts are floors over the remaining 82. Of those 90, </w:t>
+      </w:r>
+      <w:r>
+        <w:rPr>
+          <w:b/>
+        </w:rPr>
+        <w:t>7 arms are trials</w:t>
       </w:r>
       <w:r>
         <w:t xml:space="preserve"> (randomised or not) and </w:t>
@@ -1646,7 +1664,7 @@
         <w:t>10 are cohorts</w:t>
       </w:r>
       <w:r>
-        <w:t>. Section 3.3 and Table 1 call only the trials comparative, which is why the figure there is 23 studies; when this section says comparative it also includes the cohorts, and there are 18 arms. They are not the same set.</w:t>
+        <w:t>. Section 3.3 and Table 1 call only the trials comparative, which is why the figure there is 23 studies; when this section says comparative it also includes the cohorts, and there are 17 arms. They are not the same set.</w:t>
       </w:r>
     </w:p>
     <w:p>
@@ -1657,7 +1675,7 @@
         <w:rPr>
           <w:b/>
         </w:rPr>
-        <w:t>2 of the 103 arms</w:t>
+        <w:t>2 of the 102 arms</w:t>
       </w:r>
       <w:r>
         <w:t>. The next two are the eligibility criteria this review itself declares in section 2.2, and none of those 3 survives them.</w:t>
@@ -1708,7 +1726,7 @@
     </w:p>
     <w:p>
       <w:r>
-        <w:t xml:space="preserve">Put another way: of the 103 arms of this literature, </w:t>
+        <w:t xml:space="preserve">Put another way: of the 102 arms of this literature, </w:t>
       </w:r>
       <w:r>
         <w:rPr>
@@ -1836,7 +1854,7 @@
     </w:p>
     <w:p>
       <w:r>
-        <w:t>Of the 3 studies assessed with RoB 2, the overall judgement is low risk in 2 and some concerns in 1. Of the 9 studies assessed with ROBINS-I, the overall judgement is moderate risk in 2 and serious risk in 7. The domain concentrating most unfavourable judgements —high risk under RoB 2; serious or critical under ROBINS-I— in ROBINS-I is “bias due to confounding”, in 7 of 9. The 90 judgements were issued in a single assessment agreed between the two authors; with no two independent readings, no inter-reviewer agreement is reported.</w:t>
+        <w:t>Of the 3 studies assessed with RoB 2, the overall judgement is low risk in 1 and some concerns in 2. Of the 8 studies assessed with ROBINS-I, the overall judgement is no information in 1 and serious risk in 7. The domain concentrating most unfavourable judgements —high risk under RoB 2; serious or critical under ROBINS-I— in ROBINS-I is “bias due to confounding”, in 7 of 8. The 82 judgements were issued in a single assessment agreed between the two authors; with no two independent readings, no inter-reviewer agreement is reported.</w:t>
       </w:r>
     </w:p>
     <w:p>
@@ -1847,7 +1865,7 @@
         <w:t>Table 7.</w:t>
       </w:r>
       <w:r>
-        <w:t xml:space="preserve"> Domain-level risk of bias for the 12 assessable comparative studies. RoB 2 for randomised trials (five domains) and ROBINS-I for non-randomised trials and cohorts (seven). “n. a.” marks domains the instrument does not contemplate, not a missing judgement.</w:t>
+        <w:t xml:space="preserve"> Domain-level risk of bias for the 11 assessable comparative studies. RoB 2 for randomised trials (five domains) and ROBINS-I for non-randomised trials and cohorts (seven). “n. a.” marks domains the instrument does not contemplate, not a missing judgement.</w:t>
       </w:r>
     </w:p>
     <w:p>
@@ -1877,7 +1895,7 @@
         <w:t>P. aeruginosa</w:t>
       </w:r>
       <w:r>
-        <w:t xml:space="preserve"> more broadly than previous syntheses: eight sources, no language restriction, regional literature and trial registers included. The result is 145 studies against the dozens handled by published reviews, and would have been 219 without the language restriction adopted at the end and without the 39 that later left. That increase does not speak well of the field's maturity. Most of it comes from case reports, from registry entries without publication, and from regional literature that searches confined to PubMed and Scopus do not reach.</w:t>
+        <w:t xml:space="preserve"> more broadly than previous syntheses: eight sources, no language restriction, regional literature and trial registers included. The result is 136 studies against the dozens handled by published reviews, and would have been 218 without the language restriction adopted at the end and without the 47 that later left. That increase does not speak well of the field's maturity. Most of it comes from case reports, from registry entries without publication, and from regional literature that searches confined to PubMed and Scopus do not reach.</w:t>
       </w:r>
     </w:p>
     <w:p>
@@ -1959,7 +1977,7 @@
         <w:t>For registries.</w:t>
       </w:r>
       <w:r>
-        <w:t xml:space="preserve"> That 42 of 137 studies are registry entries without a locatable publication is a first-order publication-bias problem, and no statistical method resolves it.</w:t>
+        <w:t xml:space="preserve"> That 42 of 136 studies are registry entries without a locatable publication is a first-order publication-bias problem, and no statistical method resolves it.</w:t>
       </w:r>
     </w:p>
     <w:p>
@@ -2034,7 +2052,7 @@
         <w:t>Fifth</w:t>
       </w:r>
       <w:r>
-        <w:t xml:space="preserve">, full text was obtained for 74.7 % of the retrievable studies, and the missing fraction is enriched in comparative designs, so what is described under-represents the comparative part of the field. </w:t>
+        <w:t xml:space="preserve">, full text was obtained for 74.5 % of the retrievable studies, and the missing fraction is enriched in comparative designs, so what is described under-represents the comparative part of the field. </w:t>
       </w:r>
       <w:r>
         <w:rPr>
@@ -2181,7 +2199,7 @@
         <w:t>Table 1.</w:t>
       </w:r>
       <w:r>
-        <w:t xml:space="preserve"> Characteristics of the retrievable evidence base (n = 95 studies).</w:t>
+        <w:t xml:space="preserve"> Characteristics of the retrievable evidence base (n = 94 studies).</w:t>
       </w:r>
     </w:p>
     <w:p>
@@ -2225,7 +2243,7 @@
         <w:t>Table 5.</w:t>
       </w:r>
       <w:r>
-        <w:t xml:space="preserve"> Reporting completeness for the five declared outcomes, over the adjudicated extraction (n = 103 arms).</w:t>
+        <w:t xml:space="preserve"> Reporting completeness for the five declared outcomes, over the adjudicated extraction (n = 102 arms).</w:t>
       </w:r>
     </w:p>
     <w:p>
@@ -2236,7 +2254,7 @@
         <w:t>Table 6.</w:t>
       </w:r>
       <w:r>
-        <w:t xml:space="preserve"> Arms surviving each requirement for a pooled proportion of clinical success (n = 103 arms).</w:t>
+        <w:t xml:space="preserve"> Arms surviving each requirement for a pooled proportion of clinical success (n = 102 arms).</w:t>
       </w:r>
     </w:p>
     <w:p>
@@ -2281,7 +2299,7 @@
         <w:rPr>
           <w:b/>
         </w:rPr>
-        <w:t>Figure 2. Composition of the retrievable evidence base (n = 95 studies).</w:t>
+        <w:t>Figure 2. Composition of the retrievable evidence base (n = 94 studies).</w:t>
       </w:r>
     </w:p>
     <w:p>
@@ -2332,7 +2350,7 @@
         <w:t>S0.</w:t>
       </w:r>
       <w:r>
-        <w:t xml:space="preserve"> Informe editorial: qué se decidió, cuándo y con qué fundamento.</w:t>
+        <w:t xml:space="preserve"> Editorial report: what was decided, when, and on what grounds.</w:t>
       </w:r>
     </w:p>
     <w:p>
@@ -2346,7 +2364,7 @@
         <w:t>S1.</w:t>
       </w:r>
       <w:r>
-        <w:t xml:space="preserve"> Lista de comprobación PRISMA 2020.</w:t>
+        <w:t xml:space="preserve"> PRISMA 2020 checklist.</w:t>
       </w:r>
     </w:p>
     <w:p>
@@ -2360,7 +2378,7 @@
         <w:t>S2.</w:t>
       </w:r>
       <w:r>
-        <w:t xml:space="preserve"> Ecuaciones de búsqueda literales por fuente, con fecha y número de resultados.</w:t>
+        <w:t xml:space="preserve"> Verbatim search strings by source, with date and number of results.</w:t>
       </w:r>
     </w:p>
     <w:p>
@@ -2374,7 +2392,7 @@
         <w:t>S3.</w:t>
       </w:r>
       <w:r>
-        <w:t xml:space="preserve"> Registro completo de decisiones de cribado, en dos ficheros: etapa 2 (título) y etapa 3 (resumen). Cada fila lleva su motivo codificado, quién la emitió y su marca de tiempo.</w:t>
+        <w:t xml:space="preserve"> Full record of screening decisions, in two files: stage 2 (title) and stage 3 (abstract). Every row carries its coded reason, who issued it and when.</w:t>
       </w:r>
     </w:p>
     <w:p>
@@ -2388,7 +2406,7 @@
         <w:t>S4.</w:t>
       </w:r>
       <w:r>
-        <w:t xml:space="preserve"> Pre-extracción desde el resumen, marcada como parcial en cada registro.</w:t>
+        <w:t xml:space="preserve"> Pre-extraction from the abstracts of the 94 studies with a retrievable publication, flagged as partial in every record.</w:t>
       </w:r>
     </w:p>
     <w:p>
@@ -2402,7 +2420,7 @@
         <w:t>S5.</w:t>
       </w:r>
       <w:r>
-        <w:t xml:space="preserve"> Listado de los 184 estudios con su situación y sus informes agrupados.</w:t>
+        <w:t xml:space="preserve"> Listing of the 136 studies with their status and grouped reports, and of the 47 excluded after screening, with their reason and supporting quotation.</w:t>
       </w:r>
     </w:p>
     <w:p>
@@ -2416,7 +2434,7 @@
         <w:t>S6.</w:t>
       </w:r>
       <w:r>
-        <w:t xml:space="preserve"> Auditoría de controles positivos.</w:t>
+        <w:t xml:space="preserve"> Positive-control audit.</w:t>
       </w:r>
     </w:p>
     <w:p>
@@ -2430,7 +2448,7 @@
         <w:t>S7.</w:t>
       </w:r>
       <w:r>
-        <w:t xml:space="preserve"> Declaraciones ICMJE.</w:t>
+        <w:t xml:space="preserve"> ICMJE declarations.</w:t>
       </w:r>
     </w:p>
     <w:p>
@@ -2444,7 +2462,7 @@
         <w:t>S8.</w:t>
       </w:r>
       <w:r>
-        <w:t xml:space="preserve"> Registro de recuperación de texto completo: qué se intentó por cada estudio y con qué resultado.</w:t>
+        <w:t xml:space="preserve"> Full-text retrieval log: what was attempted for each study and with what result.</w:t>
       </w:r>
     </w:p>
     <w:p>
@@ -2458,7 +2476,7 @@
         <w:t>S9.</w:t>
       </w:r>
       <w:r>
-        <w:t xml:space="preserve"> Idioma por informe, con la clase de evidencia que aportaba.</w:t>
+        <w:t xml:space="preserve"> Language by report, with the class of evidence it provided.</w:t>
       </w:r>
     </w:p>
     <w:p>
@@ -2472,7 +2490,7 @@
         <w:t>S10.</w:t>
       </w:r>
       <w:r>
-        <w:t xml:space="preserve"> Verificación del idioma sobre el texto completo del PDF, no sobre los metadatos.</w:t>
+        <w:t xml:space="preserve"> Language verification against the full text of the PDF, not against the metadata.</w:t>
       </w:r>
     </w:p>
     <w:p>
@@ -2486,7 +2504,7 @@
         <w:t>S11.</w:t>
       </w:r>
       <w:r>
-        <w:t xml:space="preserve"> Concordancia entre las dos extracciones independientes, antes de resolver los desacuerdos.</w:t>
+        <w:t xml:space="preserve"> Agreement between the two independent extractions, before disagreements were resolved.</w:t>
       </w:r>
     </w:p>
     <w:p>
@@ -2500,7 +2518,7 @@
         <w:t>S12.</w:t>
       </w:r>
       <w:r>
-        <w:t xml:space="preserve"> Resolución de conflictos de extracción, incluidos los que no pueden dirimirse todavía.</w:t>
+        <w:t xml:space="preserve"> Resolution of extraction conflicts, including those that cannot yet be settled.</w:t>
       </w:r>
     </w:p>
     <w:p>
@@ -2511,10 +2529,10 @@
         <w:rPr>
           <w:b/>
         </w:rPr>
-        <w:t>S14.</w:t>
-      </w:r>
-      <w:r>
-        <w:t xml:space="preserve"> Adjudicated extraction: one value per cell, arm by arm, after consensus. Underpins section 3.5 and Tables 5 and 6.</w:t>
+        <w:t>S13.</w:t>
+      </w:r>
+      <w:r>
+        <w:t xml:space="preserve"> Outcome extraction rules, with their documented correction.</w:t>
       </w:r>
     </w:p>
     <w:p>
@@ -2525,10 +2543,10 @@
         <w:rPr>
           <w:b/>
         </w:rPr>
-        <w:t>S15.</w:t>
-      </w:r>
-      <w:r>
-        <w:t xml:space="preserve"> Provenance of every cell in S14: agreement, consensus, single reading, or still open.</w:t>
+        <w:t>S14.</w:t>
+      </w:r>
+      <w:r>
+        <w:t xml:space="preserve"> Adjudicated extraction: one value per cell, arm by arm, after consensus. Underpins section 3.5 and Tables 5 and 6.</w:t>
       </w:r>
     </w:p>
     <w:p>
@@ -2539,15 +2557,127 @@
         <w:rPr>
           <w:b/>
         </w:rPr>
-        <w:t>S13.</w:t>
-      </w:r>
-      <w:r>
-        <w:t xml:space="preserve"> Reglas de extracción de desenlaces, con su corrección documentada.</w:t>
+        <w:t>S15.</w:t>
+      </w:r>
+      <w:r>
+        <w:t xml:space="preserve"> Provenance of every cell in S14: agreement, consensus, single reading, or still open.</w:t>
       </w:r>
     </w:p>
     <w:p>
-      <w:r>
-        <w:t>Los acompaña una guía que explica, fichero a fichero, qué contiene y qué pregunta permite contestar.</w:t>
+      <w:pPr>
+        <w:pStyle w:val="ListBullet"/>
+      </w:pPr>
+      <w:r>
+        <w:rPr>
+          <w:b/>
+        </w:rPr>
+        <w:t>S16.</w:t>
+      </w:r>
+      <w:r>
+        <w:t xml:space="preserve"> The 47 studies the screening admitted and the full text contradicted, with their reason code and the sentence from the article that supports it.</w:t>
+      </w:r>
+    </w:p>
+    <w:p>
+      <w:pPr>
+        <w:pStyle w:val="ListBullet"/>
+      </w:pPr>
+      <w:r>
+        <w:rPr>
+          <w:b/>
+        </w:rPr>
+        <w:t>S17.</w:t>
+      </w:r>
+      <w:r>
+        <w:t xml:space="preserve"> Table 6 broken down: the seven requirements, arm by arm over the 102 arms, with the first one that fails and why.</w:t>
+      </w:r>
+    </w:p>
+    <w:p>
+      <w:pPr>
+        <w:pStyle w:val="ListBullet"/>
+      </w:pPr>
+      <w:r>
+        <w:rPr>
+          <w:b/>
+        </w:rPr>
+        <w:t>S18.</w:t>
+      </w:r>
+      <w:r>
+        <w:t xml:space="preserve"> The 82 risk-of-bias judgements, one per row, with the signed sentence supporting each.</w:t>
+      </w:r>
+    </w:p>
+    <w:p>
+      <w:pPr>
+        <w:pStyle w:val="ListBullet"/>
+      </w:pPr>
+      <w:r>
+        <w:rPr>
+          <w:b/>
+        </w:rPr>
+        <w:t>S18b.</w:t>
+      </w:r>
+      <w:r>
+        <w:t xml:space="preserve"> Sentences harvested from the articles by theme, which accompany but do not replace the signed one.</w:t>
+      </w:r>
+    </w:p>
+    <w:p>
+      <w:pPr>
+        <w:pStyle w:val="ListBullet"/>
+      </w:pPr>
+      <w:r>
+        <w:rPr>
+          <w:b/>
+        </w:rPr>
+        <w:t>S19.</w:t>
+      </w:r>
+      <w:r>
+        <w:t xml:space="preserve"> Which model issued the screening decisions, when, over which files, what the authors verified and what was NOT recorded, flagged as missing data.</w:t>
+      </w:r>
+    </w:p>
+    <w:p>
+      <w:pPr>
+        <w:pStyle w:val="ListBullet"/>
+      </w:pPr>
+      <w:r>
+        <w:rPr>
+          <w:b/>
+        </w:rPr>
+        <w:t>S20.</w:t>
+      </w:r>
+      <w:r>
+        <w:t xml:space="preserve"> Which report each of the 102 arms came from, and with what evidence the link was established.</w:t>
+      </w:r>
+    </w:p>
+    <w:p>
+      <w:pPr>
+        <w:pStyle w:val="ListBullet"/>
+      </w:pPr>
+      <w:r>
+        <w:rPr>
+          <w:b/>
+        </w:rPr>
+        <w:t>S21.</w:t>
+      </w:r>
+      <w:r>
+        <w:t xml:space="preserve"> Pairs of studies that may describe the same patients, with the signal that flagged them and the verbatim sentence.</w:t>
+      </w:r>
+    </w:p>
+    <w:p>
+      <w:pPr>
+        <w:pStyle w:val="ListBullet"/>
+      </w:pPr>
+      <w:r>
+        <w:rPr>
+          <w:b/>
+        </w:rPr>
+        <w:t>S22.</w:t>
+      </w:r>
+      <w:r>
+        <w:t xml:space="preserve"> For each stratification variable, how many studies state it in the full text, how many mention it without allowing classification, how many are silent, and how many have no text at all.</w:t>
+      </w:r>
+    </w:p>
+    <w:p>
+      <w:r>
+        <w:t>A guide accompanies them explaining, file by file, what each contains and what question it lets the reader answer.</w:t>
       </w:r>
     </w:p>
     <w:sectPr>

--- a/verificables revisión sistemática/manuscript_en.docx
+++ b/verificables revisión sistemática/manuscript_en.docx
@@ -54,7 +54,7 @@
         <w:t>Word count:</w:t>
       </w:r>
       <w:r>
-        <w:t xml:space="preserve"> abstract 280; main text 7 075.</w:t>
+        <w:t xml:space="preserve"> abstract 280; main text 7 414.</w:t>
       </w:r>
     </w:p>
     <w:p>
@@ -720,10 +720,10 @@
         <w:rPr>
           <w:b/>
         </w:rPr>
-        <w:t>Judgements are issued by consensus between the two authors, not in independent duplicate.</w:t>
-      </w:r>
-      <w:r>
-        <w:t xml:space="preserve"> Unlike data extraction (section 2.6), this assessment admits no measure of inter-reviewer agreement, and none is reported. The limitation is stated in section 4.4.</w:t>
+        <w:t>Judgements are issued by consensus between the two authors, not in independent duplicate and resolved by consensus.</w:t>
+      </w:r>
+      <w:r>
+        <w:t xml:space="preserve"> Each author assesses separately, with the article in front of them, and disagreements are discussed one by one until a judgement is agreed. Pre-consensus agreement is reported in section 3.7, as it is for data extraction (section 2.6). One study, added to the assessment after the others, has a single reading and is declared as such. Nothing further is reported. The limitation is stated in section 4.4.</w:t>
       </w:r>
     </w:p>
     <w:p>
@@ -971,7 +971,7 @@
         <w:t>136 studies</w:t>
       </w:r>
       <w:r>
-        <w:t>, grouping 170 reports: 114 with a single report and 22 with several, up to a maximum of eleven reports of one trial.</w:t>
+        <w:t>, grouping 170 reports: 114 with a single report and 22 with several, up to a maximum of eleven reports of one trial. The 134 trial-registry reports are not a separate stream from that figure: they are among the 23 057 identified (121 from ClinicalTrials.gov, 10 from CTIS and 3 from EudraCT), and the diagram separates them from screening onwards because PRISMA 2020 requires both streams to be declared.</w:t>
       </w:r>
     </w:p>
     <w:p>
@@ -1854,7 +1854,7 @@
     </w:p>
     <w:p>
       <w:r>
-        <w:t>Of the 3 studies assessed with RoB 2, the overall judgement is low risk in 1 and some concerns in 2. Of the 8 studies assessed with ROBINS-I, the overall judgement is no information in 1 and serious risk in 7. The domain concentrating most unfavourable judgements —high risk under RoB 2; serious or critical under ROBINS-I— in ROBINS-I is “bias due to confounding”, in 7 of 8. The 82 judgements were issued in a single assessment agreed between the two authors; with no two independent readings, no inter-reviewer agreement is reported.</w:t>
+        <w:t>Of the 3 studies assessed with RoB 2, the overall judgement is low risk in 1 and some concerns in 2. Of the 8 studies assessed with ROBINS-I, the overall judgement is no information in 1 and serious risk in 7. The domain concentrating most unfavourable judgements —high risk under RoB 2; serious or critical under ROBINS-I— in ROBINS-I is “bias due to confounding”, in 7 of 8. The two reviewers assessed 10 of the 11 assessable studies independently and agreed on 62 of the 74 comparable judgements (83.8 %; Cohen's kappa 0.78). The remaining 12 were discussed one by one and resolved by consensus, all 12 in the same direction. The remaining study was assessed in a separate workbook and has a single reading.</w:t>
       </w:r>
     </w:p>
     <w:p>
@@ -2043,7 +2043,7 @@
         <w:t>Fourth</w:t>
       </w:r>
       <w:r>
-        <w:t xml:space="preserve">, this report describes how completely outcomes are reported (section 3.5) but presents no efficacy estimates and no GRADE certainty (section 2.7): it is a characterisation of the evidence base, not a synthesis of its results. Risk of bias is assessed only in the comparative studies with full text, at domain level and by consensus, so it inherits the retrieval bias and admits no measure of inter-reviewer agreement. </w:t>
+        <w:t xml:space="preserve">, this report describes how completely outcomes are reported (section 3.5) but presents no efficacy estimates and no GRADE certainty (section 2.7): it is a characterisation of the evidence base, not a synthesis of its results. Risk of bias is assessed only in the comparative studies with full text, at domain level and by consensus, so it inherits the retrieval bias; pre-consensus agreement was 83.8 % (62 of 74 judgements; Cohen's kappa 0.78), with 12 disagreements all resolved in the same direction. </w:t>
       </w:r>
       <w:r>
         <w:rPr>

--- a/verificables revisión sistemática/manuscript_en.docx
+++ b/verificables revisión sistemática/manuscript_en.docx
@@ -54,7 +54,7 @@
         <w:t>Word count:</w:t>
       </w:r>
       <w:r>
-        <w:t xml:space="preserve"> abstract 280; main text 7 414.</w:t>
+        <w:t xml:space="preserve"> abstract 280; main text 8 214.</w:t>
       </w:r>
     </w:p>
     <w:p>
@@ -159,7 +159,7 @@
         <w:rPr>
           <w:b/>
         </w:rPr>
-        <w:t>47 left the corpus</w:t>
+        <w:t>51 left the corpus</w:t>
       </w:r>
       <w:r>
         <w:t xml:space="preserve"> —protocols, preclinical models, and articles where </w:t>
@@ -177,10 +177,10 @@
         <w:rPr>
           <w:b/>
         </w:rPr>
-        <w:t>136</w:t>
-      </w:r>
-      <w:r>
-        <w:t xml:space="preserve">, 94 with a retrievable publication. Single case reports, 44.7 %; comparative, 10.6 %; resistance class unassignable, 75.5 %. Full text was obtained for 70 (74.5 %), and what is missing concentrates 60.0 % of the comparative designs; the language criterion removed 35 studies more. In 69 of the 102 arms (67.6 %) no operational definition of clinical success is on record, and only 2 combine comparative design, numerator, denominator and a definition. Setting aside the one whose outcome is a time, </w:t>
+        <w:t>132</w:t>
+      </w:r>
+      <w:r>
+        <w:t xml:space="preserve">, 90 with a retrievable publication. Single case reports, 44.4 %; comparative, 10.0 %; resistance class unassignable, 74.4 %. Full text was obtained for 66 (73.3 %), and what is missing concentrates 66.7 % of the comparative designs; the language criterion removed 35 studies more. In 68 of the 98 arms (69.4 %) no operational definition of clinical success is on record, and only 2 combine comparative design, numerator, denominator and a definition. Setting aside the one whose outcome is a time, </w:t>
       </w:r>
       <w:r>
         <w:rPr>
@@ -676,6 +676,17 @@
     </w:p>
     <w:p>
       <w:r>
+        <w:rPr>
+          <w:b/>
+        </w:rPr>
+        <w:t>Targeted re-reading after adjudication.</w:t>
+      </w:r>
+      <w:r>
+        <w:t xml:space="preserve"> Three questions could not be answered with the form and were answered by going back to the article, with one workbook per question in which each conclusion carries the sentence or table it rests on and the signature of both authors, dated 30 September 2026: the resistance class of the 70 studies that then had full text, checked against the published antibiogram (section 3.4, annex S23); the comparator, time zero, assessment time, co-interventions, losses and estimand of the 14 studies with a comparative design, 11 of them with text (section 3.7, annex S24), and the pairs of studies that could describe the same patients (section 4.4, annex S21). The re-reading was done by the two authors, each of whom read the full articles and checked against the figure the antibiograms the article gives only as an image; in addition, every quoted sentence was searched automatically in the text of its PDF. The corrections the re-reading leaves unambiguous enter the extraction as signed corrections, with the previous value and the quotation; those that left an arm with more than one value, and the exclusions the re-reading brought to light, were decided and signed by the two authors on 1 October 2026.</w:t>
+      </w:r>
+    </w:p>
+    <w:p>
+      <w:r>
         <w:t>The structural characterisation of the corpus (sections 3.1 to 3.4, Tables 1 to 4) derives from a systematic pre-extraction from the abstracts of the 95 current studies, carried out under the same variable schema and flagged as partial in every record. Reporting completeness per outcome (section 3.5, Table 5) derives instead from the adjudicated extraction, and is identified as such for every figure. This report presents no efficacy estimates: it characterises the structure of the evidence base, its retrievability and its reporting completeness, with three components measured — retrievability of the report (sections 3.1 and 3.2), structural reporting completeness (section 3.4) and outcome reporting completeness (section 3.5).</w:t>
       </w:r>
     </w:p>
@@ -698,7 +709,7 @@
         <w:t>only in studies with a comparative design and only in those whose full text was obtained</w:t>
       </w:r>
       <w:r>
-        <w:t>: 11 of the 14 that the design adjudicated on the article identifies as comparative. Randomised trials with RoB 2 [@Sterne2019_rob2], and non-randomised trials and cohorts with ROBINS-I [@Sterne2016_robinsi]. The remaining study is a randomised trial without full text: it is not assessed, and neither does it receive an unfavourable judgement for that reason.</w:t>
+        <w:t>: 10 of the 13 that the design adjudicated on the article identifies as comparative. Randomised trials with RoB 2 [@Sterne2019_rob2], and non-randomised trials and cohorts with ROBINS-I [@Sterne2016_robinsi]. The remaining study is a randomised trial without full text: it is not assessed, and neither does it receive an unfavourable judgement for that reason.</w:t>
       </w:r>
     </w:p>
     <w:p>
@@ -734,12 +745,12 @@
         <w:t>GRADE is not applied</w:t>
       </w:r>
       <w:r>
-        <w:t>, and the reason does not depend on the above: it rates the certainty of a pooled estimate and this review presents none. Section 3.5 shows that only 2 of the 102 arms meet the minimum requirements for pooling, and none survives the eligibility criteria. Rating the certainty of a result that does not exist would be a formality, not an assessment [@Guyatt2011_grade].</w:t>
+        <w:t>, and the reason does not depend on the above: it rates the certainty of a pooled estimate and this review presents none. Section 3.5 shows that only 2 of the 98 arms meet the minimum requirements for pooling, and none survives the eligibility criteria. Rating the certainty of a result that does not exist would be a formality, not an assessment [@Guyatt2011_grade].</w:t>
       </w:r>
     </w:p>
     <w:p>
       <w:r>
-        <w:t>Section 3.7 reports the 82 judgements and the domain table.</w:t>
+        <w:t>Section 3.7 reports the 74 judgements and the domain table.</w:t>
       </w:r>
     </w:p>
     <w:p>
@@ -884,7 +895,7 @@
         <w:rPr>
           <w:b/>
         </w:rPr>
-        <w:t>applied to the 24 studies still without full text, the corpus would fall from 136 to 112 studies, comparative designs from 10 to 4 and randomised trials from 7 to 3</w:t>
+        <w:t>applied to the 24 studies still without full text, the corpus would fall from 132 to 108 studies, comparative designs from 9 to 3 and randomised trials from 7 to 3</w:t>
       </w:r>
       <w:r>
         <w:t xml:space="preserve">, and the full-text retrieval rate would become 100 % </w:t>
@@ -896,7 +907,7 @@
         <w:t>by construction</w:t>
       </w:r>
       <w:r>
-        <w:t>. That is, the retrieval bias measured in section 3.2 could no longer be measured, because the criterion eliminates it by definition instead of resolving it. This review does not apply it that way, and the reader should know that the 74.5 % figure coexists with an exclusion that, generalised, would empty it of meaning.</w:t>
+        <w:t>. That is, the retrieval bias measured in section 3.2 could no longer be measured, because the criterion eliminates it by definition instead of resolving it. This review does not apply it that way, and the reader should know that the 73.3 % figure coexists with an exclusion that, generalised, would empty it of meaning.</w:t>
       </w:r>
     </w:p>
     <w:p>
@@ -959,7 +970,7 @@
         <w:rPr>
           <w:b/>
         </w:rPr>
-        <w:t>47 of them left the corpus</w:t>
+        <w:t>51 of them left the corpus</w:t>
       </w:r>
       <w:r>
         <w:t xml:space="preserve"> and were excluded; the next subsection details them. The evidence base stands at </w:t>
@@ -968,10 +979,10 @@
         <w:rPr>
           <w:b/>
         </w:rPr>
-        <w:t>136 studies</w:t>
-      </w:r>
-      <w:r>
-        <w:t>, grouping 170 reports: 114 with a single report and 22 with several, up to a maximum of eleven reports of one trial. The 134 trial-registry reports are not a separate stream from that figure: they are among the 23 057 identified (121 from ClinicalTrials.gov, 10 from CTIS and 3 from EudraCT), and the diagram separates them from screening onwards because PRISMA 2020 requires both streams to be declared.</w:t>
+        <w:t>132 studies</w:t>
+      </w:r>
+      <w:r>
+        <w:t>, grouping 166 reports: 110 with a single report and 22 with several, up to a maximum of eleven reports of one trial. The 134 trial-registry reports are not a separate stream from that figure: they are among the 23 057 identified (121 from ClinicalTrials.gov, 10 from CTIS and 3 from EudraCT), and the diagram separates them from screening onwards because PRISMA 2020 requires both streams to be declared.</w:t>
       </w:r>
     </w:p>
     <w:p>
@@ -979,7 +990,7 @@
         <w:pStyle w:val="Heading2"/>
       </w:pPr>
       <w:r>
-        <w:t>3.1.1 The 47 studies the screening admitted and that later left</w:t>
+        <w:t>3.1.1 The 51 studies the screening admitted and that later left</w:t>
       </w:r>
     </w:p>
     <w:p>
@@ -987,7 +998,7 @@
         <w:rPr>
           <w:b/>
         </w:rPr>
-        <w:t>Thirty left when judged on their publication.</w:t>
+        <w:t>Thirty-four left when judged on their publication.</w:t>
       </w:r>
       <w:r>
         <w:t xml:space="preserve"> They were excluded for eight reasons, and none is a difference of judgement: they are studies that fail what section 2.2 already required. </w:t>
@@ -996,7 +1007,7 @@
         <w:rPr>
           <w:b/>
         </w:rPr>
-        <w:t>Twenty-five</w:t>
+        <w:t>Twenty-nine</w:t>
       </w:r>
       <w:r>
         <w:t xml:space="preserve"> came from reading the article. </w:t>
@@ -1005,7 +1016,7 @@
         <w:rPr>
           <w:b/>
         </w:rPr>
-        <w:t>Eleven</w:t>
+        <w:t>Fifteen</w:t>
       </w:r>
       <w:r>
         <w:t xml:space="preserve"> have </w:t>
@@ -1017,7 +1028,7 @@
         <w:t>P. aeruginosa</w:t>
       </w:r>
       <w:r>
-        <w:t xml:space="preserve"> in no patient — it appears in the declared spectrum of the phage product, in the introduction or in the reference list; one of them names no organism at all. </w:t>
+        <w:t xml:space="preserve"> in no patient — it appears in the declared spectrum of the phage product, in the introduction, in the discussion or in the reference list; one of them names no organism at all. Four of them were detected when the resistance class was checked against the article (section 3.4), and the two authors excluded them on 1 October 2026. </w:t>
       </w:r>
       <w:r>
         <w:rPr>
@@ -1103,7 +1114,7 @@
         <w:t>without machine translation</w:t>
       </w:r>
       <w:r>
-        <w:t xml:space="preserve">, the body of all four articles is predominantly Cyrillic — between three quarters and almost all of their characters; what is in Latin script is the abstract, the keywords and the references. The site offers no English version by any of its three routes. One of the four also fails on population, exactly as the ten above do: its patients had </w:t>
+        <w:t xml:space="preserve">, the body of all four articles is predominantly Cyrillic — between three quarters and almost all of their characters; what is in Latin script is the abstract, the keywords and the references. The site offers no English version by any of its three routes. One of the four also fails on population, as almost all of those above do: its patients had </w:t>
       </w:r>
       <w:r>
         <w:rPr>
@@ -1176,13 +1187,13 @@
         <w:t>look very much</w:t>
       </w:r>
       <w:r>
-        <w:t xml:space="preserve"> like an eligible abstract; telling them apart requires opening the article. Section 2.4 declares that the records the model excluded were never re-read by a human. These 23 are the other side of that limitation, and they are </w:t>
+        <w:t xml:space="preserve"> like an eligible abstract; telling them apart requires opening the article. Section 2.4 declares that the records the model excluded were never re-read by a human. These 27 are the other side of that limitation, and they are </w:t>
       </w:r>
       <w:r>
         <w:rPr>
           <w:b/>
         </w:rPr>
-        <w:t>24.7 %</w:t>
+        <w:t>29.0 %</w:t>
       </w:r>
       <w:r>
         <w:t xml:space="preserve"> of the 93 studies whose full text could be read. It is a floor, not a total: the 31 studies without full text could not be checked against anything.</w:t>
@@ -1319,16 +1330,16 @@
     </w:p>
     <w:p>
       <w:r>
-        <w:t xml:space="preserve">Of the 136 studies, </w:t>
+        <w:t xml:space="preserve">Of the 132 studies, </w:t>
       </w:r>
       <w:r>
         <w:rPr>
           <w:b/>
         </w:rPr>
-        <w:t>94 have a retrievable publication</w:t>
-      </w:r>
-      <w:r>
-        <w:t xml:space="preserve">: 91 articles and 3 that exist only as conference abstracts. The remaining </w:t>
+        <w:t>90 have a retrievable publication</w:t>
+      </w:r>
+      <w:r>
+        <w:t xml:space="preserve">: 87 articles and 3 that exist only as conference abstracts. The remaining </w:t>
       </w:r>
       <w:r>
         <w:rPr>
@@ -1370,7 +1381,7 @@
         <w:rPr>
           <w:b/>
         </w:rPr>
-        <w:t>70 of the 94 retrievable studies (74.5 %)</w:t>
+        <w:t>66 of the 90 retrievable studies (73.3 %)</w:t>
       </w:r>
       <w:r>
         <w:t xml:space="preserve"> through legitimate open-access routes. The remaining 24 have not been obtained. Their availability was re-checked on 2 September 2026 against three independent indexes — Europe PMC, OpenAlex and Semantic Scholar — and </w:t>
@@ -1396,13 +1407,13 @@
         <w:t>is not a random sample of the whole</w:t>
       </w:r>
       <w:r>
-        <w:t xml:space="preserve"> (Table 3). It contains 6 of the 10 comparative studies, </w:t>
+        <w:t xml:space="preserve"> (Table 3). It contains 6 of the 9 comparative studies, </w:t>
       </w:r>
       <w:r>
         <w:rPr>
           <w:b/>
         </w:rPr>
-        <w:t>60.0 %</w:t>
+        <w:t>66.7 %</w:t>
       </w:r>
       <w:r>
         <w:t>, and, although it reports fewer patients overall, it concentrates the designs that can sustain a comparison. Of the field's four landmark randomised trials [@Jault2019_phagoburn; @Leitner2021_lancetid_pyophage; @NirPaz2025_med_tp102; @Chan2023_jcf_cyphy], two remain unread: the intravesical phage trial and TP-102. The PhagoBurn article was obtained. The Yale trial has no full journal article, only a conference abstract and results deposited in the register; what was obtained is the trial protocol, which documents the design but not the outcomes.</w:t>
@@ -1452,16 +1463,16 @@
         <w:rPr>
           <w:b/>
         </w:rPr>
-        <w:t>42 single case reports (44.7 %)</w:t>
-      </w:r>
-      <w:r>
-        <w:t xml:space="preserve">, 18 case series, 13 prospective cohorts, 7 randomised trials, 3 non-randomised trials and 3 retrospective cohorts. A further 8 do not state a recognisable design in the abstract. Comparative designs total </w:t>
+        <w:t>40 single case reports (44.4 %)</w:t>
+      </w:r>
+      <w:r>
+        <w:t xml:space="preserve">, 18 case series, 12 prospective cohorts, 7 randomised trials, 2 non-randomised trials and 3 retrospective cohorts. A further 8 do not state a recognisable design in the abstract. Comparative designs total </w:t>
       </w:r>
       <w:r>
         <w:rPr>
           <w:b/>
         </w:rPr>
-        <w:t>10 studies, 10.6 %</w:t>
+        <w:t>9 studies, 10.0 %</w:t>
       </w:r>
       <w:r>
         <w:t xml:space="preserve"> of the whole, and are the only ones able to sustain a claim of relative efficacy.</w:t>
@@ -1502,10 +1513,10 @@
         <w:rPr>
           <w:b/>
         </w:rPr>
-        <w:t>75.5 %</w:t>
-      </w:r>
-      <w:r>
-        <w:t xml:space="preserve"> of studies: 61.7 % do not mention it at all and a further 13.8 % mention it in terms that do not allow classification. For stratifying by resistance, which is what published syntheses do, both cases are equally unusable.</w:t>
+        <w:t>74.4 %</w:t>
+      </w:r>
+      <w:r>
+        <w:t xml:space="preserve"> of studies: 60.0 % do not mention it at all and a further 14.4 % mention it in terms that do not allow classification. For stratifying by resistance, which is what published syntheses do, both cases are equally unusable.</w:t>
       </w:r>
     </w:p>
     <w:p>
@@ -1525,7 +1536,7 @@
         <w:rPr>
           <w:b/>
         </w:rPr>
-        <w:t>52.1 %</w:t>
+        <w:t>51.1 %</w:t>
       </w:r>
       <w:r>
         <w:t>.</w:t>
@@ -1557,7 +1568,7 @@
         <w:rPr>
           <w:b/>
         </w:rPr>
-        <w:t>38.3 %</w:t>
+        <w:t>35.6 %</w:t>
       </w:r>
       <w:r>
         <w:t>.</w:t>
@@ -1583,7 +1594,7 @@
         <w:rPr>
           <w:b/>
         </w:rPr>
-        <w:t>97.9 %</w:t>
+        <w:t>97.8 %</w:t>
       </w:r>
       <w:r>
         <w:t>.</w:t>
@@ -1597,10 +1608,57 @@
         <w:rPr>
           <w:b/>
         </w:rPr>
-        <w:t>In 4 of the 102 arms the declared class falls below the multidrug-resistance threshold</w:t>
-      </w:r>
-      <w:r>
-        <w:t xml:space="preserve"> (EST-001 A, EST-003 B, EST-094 A, EST-108 A). 2 are strata within studies that do include multidrug-resistant patients, and do not compromise the study's eligibility. The other 2 — EST-001 and EST-094 — are single-arm studies, and their only patient is not multidrug-resistant under the reviewers' own coding. Both are kept in the corpus by signed decision of the two authors on 22 September 2026, and are declared here so the reader can discount them.</w:t>
+        <w:t>In 8 of the 98 arms the class falls below the multidrug-resistance threshold</w:t>
+      </w:r>
+      <w:r>
+        <w:t xml:space="preserve"> (EST-001 A, EST-003 B, EST-053 A, EST-057 A, EST-088 A, EST-094 A, EST-106 A, EST-108 A). 2 are strata within studies that do include multidrug-resistant patients, and do not compromise the study's eligibility. The other 6 — EST-001, EST-053, EST-057, EST-088, EST-094 and EST-106 — are single-arm studies whose only patient is not multidrug-resistant. EST-001 and EST-094 are kept in the corpus by signed decision of the two authors on 22 September 2026, and EST-053, EST-057 and EST-088, which fell below the threshold when their class was checked against the article (next paragraph), by the same signed decision on 1 October; the retention of EST-106, which fell below the threshold when its class was resolved that same day, awaits the signature of both authors. All are declared here so the reader can discount them.</w:t>
+      </w:r>
+    </w:p>
+    <w:p>
+      <w:r>
+        <w:rPr>
+          <w:b/>
+        </w:rPr>
+        <w:t>The class was then checked against the article.</w:t>
+      </w:r>
+      <w:r>
+        <w:t xml:space="preserve"> The two authors re-read the 70 studies that then had full text, sought the antibiogram and applied the definitions of Magiorakos et al.; each conclusion carries the sentence or table of the article it rests on and the signature of both (annex S23). In 9 the reading found no patient with </w:t>
+      </w:r>
+      <w:r>
+        <w:rPr>
+          <w:i/>
+        </w:rPr>
+        <w:t>P. aeruginosa</w:t>
+      </w:r>
+      <w:r>
+        <w:t xml:space="preserve"> treated with phages. The two authors excluded 4 with code ORG (EST-009, EST-055, EST-181 and EST-208; section 3.1.1) and kept 5, which are declared here with what the article says: in EST-152 and EST-170 the only mention of </w:t>
+      </w:r>
+      <w:r>
+        <w:rPr>
+          <w:i/>
+        </w:rPr>
+        <w:t>P. aeruginosa</w:t>
+      </w:r>
+      <w:r>
+        <w:t xml:space="preserve"> is the description of the patient of another study in the corpus (EST-049 and EST-106); in EST-132 it appears only in the composition of the empirical cocktail, with no breakdown by organism, and in EST-129 and EST-135 the patient had </w:t>
+      </w:r>
+      <w:r>
+        <w:rPr>
+          <w:i/>
+        </w:rPr>
+        <w:t>P. aeruginosa</w:t>
+      </w:r>
+      <w:r>
+        <w:t xml:space="preserve">, but the phage was not directed against it. The same holds in EST-051 and EST-096, which are also kept. Of the 66 studies with full text that remain in the corpus, the class could be checked in 30: in 22 against a printed antibiogram and in 8 against a description of susceptibility in the text; in 31 there is nothing to check it against — the antibiogram is not published or sits in supplementary material that was not obtained — and the remaining 5 are those kept without treated </w:t>
+      </w:r>
+      <w:r>
+        <w:rPr>
+          <w:i/>
+        </w:rPr>
+        <w:t>P. aeruginosa</w:t>
+      </w:r>
+      <w:r>
+        <w:t>. Of the 30 checked, the class matched the coded one in 18; in 5 the extraction had it as not classifiable and the article allowed it to be assigned — 3 below the threshold and 2 XDR —; in 2 it was more severe than coded (EST-043 and EST-047); in 3 the declared class was not confirmed (EST-015, EST-030 and EST-042), and in 2 it changes between patients or between isolates of the same arm (EST-124 and EST-169). The 35 corrections the reading leaves unambiguous for the whole arm — 8 of class, 17 of its source and 10 of the DTR criterion — entered the extraction with the signature of both authors. The 9 studies in which it left an arm with more than one value were resolved by the two authors on 1 October 2026: in 5 the extraction was corrected (EST-047, EST-048, EST-058, EST-106 and EST-124) and in 4 it was left as it was (EST-004, EST-019, EST-042 and EST-169). Two of those four are declared expressly: EST-042 keeps the PDR its authors declare although its own antibiogram does not support it, and EST-169 keeps in a single arm one patient below the threshold and another XDR.</w:t>
       </w:r>
     </w:p>
     <w:p>
@@ -1613,12 +1671,12 @@
     </w:p>
     <w:p>
       <w:r>
-        <w:t>Duplicate extraction, now adjudicated, makes it possible for the first time to measure what this evidence base reports for the five outcomes declared in the eligibility criteria. Table 5 summarises it over the 102 extracted arms.</w:t>
+        <w:t>Duplicate extraction, now adjudicated, makes it possible for the first time to measure what this evidence base reports for the five outcomes declared in the eligibility criteria. Table 5 summarises it over the 98 extracted arms.</w:t>
       </w:r>
     </w:p>
     <w:p>
       <w:r>
-        <w:t xml:space="preserve">Completeness is uneven and, at best, partial. Adverse events are the outcome most often reported with a denominator (78.4 % of arms) and emergence of phage resistance the least (27.5 %), despite being the outcome that determines whether the intervention retains its usefulness. Those percentages are computed over all 102 arms and therefore include 24 from studies whose full text has not been retrieved: of an article one has not been able to read, one cannot assert that it is silent. Over the 78 readable arms the figures rise — from 78.4 % to 89.7 % for adverse events, from 27.5 % to 35.9 % for resistance — and Table 5 gives both columns so the reader can separate the literature's silence from this review's own documentary gap. Clinical success, the outcome that published syntheses pool, is reported with numerator and denominator in 68.6 % of arms. Two arms used to report a numerator larger than their denominator — thirteen clinical successes in one patient and five adverse events in four. On re-reading their articles these turned out to be the numerator of the whole series (13 of 15 patients) and the number of treatment courses rather than of events; both fields were set to NA by signed decision of the two authors on 22 September 2026, and </w:t>
+        <w:t xml:space="preserve">Completeness is uneven and, at best, partial. Adverse events are the outcome most often reported with a denominator (77.6 % of arms) and emergence of phage resistance the least (26.5 %), despite being the outcome that determines whether the intervention retains its usefulness. Those percentages are computed over all 98 arms and therefore include 24 from studies whose full text has not been retrieved: of an article one has not been able to read, one cannot assert that it is silent. Over the 74 readable arms the figures rise — from 77.6 % to 89.2 % for adverse events, from 26.5 % to 35.1 % for resistance — and Table 5 gives both columns so the reader can separate the literature's silence from this review's own documentary gap. Clinical success, the outcome that published syntheses pool, is reported with numerator and denominator in 68.4 % of arms. Two arms used to report a numerator larger than their denominator — thirteen clinical successes in one patient and five adverse events in four. On re-reading their articles these turned out to be the numerator of the whole series (13 of 15 patients) and the number of treatment courses rather than of events; both fields were set to NA by signed decision of the two authors on 22 September 2026, and </w:t>
       </w:r>
       <w:r>
         <w:rPr>
@@ -1632,21 +1690,21 @@
     </w:p>
     <w:p>
       <w:r>
-        <w:t xml:space="preserve">That 68.6 % is misleading, however, if read as availability for pooling. </w:t>
+        <w:t xml:space="preserve">That 68.4 % is misleading, however, if read as availability for pooling. </w:t>
       </w:r>
       <w:r>
         <w:rPr>
           <w:b/>
         </w:rPr>
-        <w:t>In 69 of the 102 arms (67.6 %) no operational definition of clinical success is on record</w:t>
-      </w:r>
-      <w:r>
-        <w:t>; over the 78 readable arms, in 45 (57.7 %). In 48 of them the reviewers established this by reading the article: 47 state a number of patients with a "good outcome" without saying what had to be observed to count one, and 1 left the field empty. In the remaining 21 the extraction is incomplete, so neither the presence nor the absence of a definition is on record; they are counted among those that do not supply one because the datum is not available to a reader of this review, not because its absence was established. A numerator without a definition names nothing comparable to another study's numerator.</w:t>
+        <w:t>In 68 of the 98 arms (69.4 %) no operational definition of clinical success is on record</w:t>
+      </w:r>
+      <w:r>
+        <w:t>; over the 74 readable arms, in 44 (59.5 %). In 47 of them the reviewers established this by reading the article: 46 state a number of patients with a "good outcome" without saying what had to be observed to count one, and 1 left the field empty. In the remaining 21 the extraction is incomplete, so neither the presence nor the absence of a definition is on record; they are counted among those that do not supply one because the datum is not available to a reader of this review, not because its absence was established. A numerator without a definition names nothing comparable to another study's numerator.</w:t>
       </w:r>
     </w:p>
     <w:p>
       <w:r>
-        <w:t xml:space="preserve">Study design is not always on record either: in 12 of the 102 arms it cannot be classified — 13 where both reviewers agreed on "NA" and 8 still open — so the design counts are floors over the remaining 82. Of those 90, </w:t>
+        <w:t xml:space="preserve">Study design is not always on record either: in 12 of the 98 arms it cannot be classified — the two reviewers agreed on "NA" in all 12 — so the design counts are floors over the remaining 86. Of those 86, </w:t>
       </w:r>
       <w:r>
         <w:rPr>
@@ -1661,10 +1719,10 @@
         <w:rPr>
           <w:b/>
         </w:rPr>
-        <w:t>10 are cohorts</w:t>
-      </w:r>
-      <w:r>
-        <w:t>. Section 3.3 and Table 1 call only the trials comparative, which is why the figure there is 23 studies; when this section says comparative it also includes the cohorts, and there are 17 arms. They are not the same set.</w:t>
+        <w:t>9 are cohorts</w:t>
+      </w:r>
+      <w:r>
+        <w:t>. Section 3.3 and Table 1 call only the trials comparative, which is why the figure there is 23 studies; when this section says comparative it also includes the cohorts, and there are 16 arms. They are not the same set.</w:t>
       </w:r>
     </w:p>
     <w:p>
@@ -1675,7 +1733,7 @@
         <w:rPr>
           <w:b/>
         </w:rPr>
-        <w:t>2 of the 102 arms</w:t>
+        <w:t>2 of the 98 arms</w:t>
       </w:r>
       <w:r>
         <w:t>. The next two are the eligibility criteria this review itself declares in section 2.2, and none of those 3 survives them.</w:t>
@@ -1726,7 +1784,7 @@
     </w:p>
     <w:p>
       <w:r>
-        <w:t xml:space="preserve">Put another way: of the 102 arms of this literature, </w:t>
+        <w:t xml:space="preserve">Put another way: of the 98 arms of this literature, </w:t>
       </w:r>
       <w:r>
         <w:rPr>
@@ -1854,7 +1912,21 @@
     </w:p>
     <w:p>
       <w:r>
-        <w:t>Of the 3 studies assessed with RoB 2, the overall judgement is low risk in 1 and some concerns in 2. Of the 8 studies assessed with ROBINS-I, the overall judgement is no information in 1 and serious risk in 7. The domain concentrating most unfavourable judgements —high risk under RoB 2; serious or critical under ROBINS-I— in ROBINS-I is “bias due to confounding”, in 7 of 8. The two reviewers assessed 10 of the 11 assessable studies independently and agreed on 62 of the 74 comparable judgements (83.8 %; Cohen's kappa 0.78). The remaining 12 were discussed one by one and resolved by consensus, all 12 in the same direction. The remaining study was assessed in a separate workbook and has a single reading.</w:t>
+        <w:t>Of the 3 studies assessed with RoB 2, the overall judgement is low risk in 1 and some concerns in 2. Of the 7 studies assessed with ROBINS-I, the overall judgement is no information in 1 and serious risk in 6. The domain concentrating most unfavourable judgements —high risk under RoB 2; serious or critical under ROBINS-I— in ROBINS-I is “bias due to confounding”, in 6 of 7. The two reviewers assessed 9 of the 10 assessable studies independently and agreed on 55 of the 66 comparable judgements (83.3 %; Cohen's kappa 0.77). The remaining 11 were discussed one by one and resolved by consensus, all 11 in the same direction. The remaining study was assessed in a separate workbook and has a single reading.</w:t>
+      </w:r>
+    </w:p>
+    <w:p>
+      <w:r>
+        <w:t xml:space="preserve">A comparative design label does not guarantee a comparison group: of the 10 assessable studies, 4 have one (EST-008, EST-021, EST-108 and EST-132) and in 6 the signed domain-1 notes state there is none. Of the 4 with a comparison group, 3 compare phage with no phage —EST-108 compares with and without antibiotic within phage-treated patients—, and only 2 give a between-arm contrast for </w:t>
+      </w:r>
+      <w:r>
+        <w:rPr>
+          <w:i/>
+        </w:rPr>
+        <w:t>P. aeruginosa</w:t>
+      </w:r>
+      <w:r>
+        <w:t xml:space="preserve"> (EST-008 and EST-021; that of EST-008 is partial): in EST-132 the article does not break its results down by organism.</w:t>
       </w:r>
     </w:p>
     <w:p>
@@ -1865,7 +1937,7 @@
         <w:t>Table 7.</w:t>
       </w:r>
       <w:r>
-        <w:t xml:space="preserve"> Domain-level risk of bias for the 11 assessable comparative studies. RoB 2 for randomised trials (five domains) and ROBINS-I for non-randomised trials and cohorts (seven). “n. a.” marks domains the instrument does not contemplate, not a missing judgement.</w:t>
+        <w:t xml:space="preserve"> Domain-level risk of bias for the 10 assessable comparative studies. RoB 2 for randomised trials (five domains) and ROBINS-I for non-randomised trials and cohorts (seven). “n. a.” marks domains the instrument does not contemplate, not a missing judgement.</w:t>
       </w:r>
     </w:p>
     <w:p>
@@ -1895,7 +1967,7 @@
         <w:t>P. aeruginosa</w:t>
       </w:r>
       <w:r>
-        <w:t xml:space="preserve"> more broadly than previous syntheses: eight sources, no language restriction, regional literature and trial registers included. The result is 136 studies against the dozens handled by published reviews, and would have been 218 without the language restriction adopted at the end and without the 47 that later left. That increase does not speak well of the field's maturity. Most of it comes from case reports, from registry entries without publication, and from regional literature that searches confined to PubMed and Scopus do not reach.</w:t>
+        <w:t xml:space="preserve"> more broadly than previous syntheses: eight sources, no language restriction, regional literature and trial registers included. The result is 132 studies against the dozens handled by published reviews, and would have been 218 without the language restriction adopted at the end and without the 51 that later left. That increase does not speak well of the field's maturity. Most of it comes from case reports, from registry entries without publication, and from regional literature that searches confined to PubMed and Scopus do not reach.</w:t>
       </w:r>
     </w:p>
     <w:p>
@@ -1977,7 +2049,7 @@
         <w:t>For registries.</w:t>
       </w:r>
       <w:r>
-        <w:t xml:space="preserve"> That 42 of 136 studies are registry entries without a locatable publication is a first-order publication-bias problem, and no statistical method resolves it.</w:t>
+        <w:t xml:space="preserve"> That 42 of 132 studies are registry entries without a locatable publication is a first-order publication-bias problem, and no statistical method resolves it.</w:t>
       </w:r>
     </w:p>
     <w:p>
@@ -2007,7 +2079,7 @@
         <w:t>Limitations.</w:t>
       </w:r>
       <w:r>
-        <w:t xml:space="preserve"> There are six, and all are material. </w:t>
+        <w:t xml:space="preserve"> There are seven, and all are material. </w:t>
       </w:r>
       <w:r>
         <w:rPr>
@@ -2043,7 +2115,7 @@
         <w:t>Fourth</w:t>
       </w:r>
       <w:r>
-        <w:t xml:space="preserve">, this report describes how completely outcomes are reported (section 3.5) but presents no efficacy estimates and no GRADE certainty (section 2.7): it is a characterisation of the evidence base, not a synthesis of its results. Risk of bias is assessed only in the comparative studies with full text, at domain level and by consensus, so it inherits the retrieval bias; pre-consensus agreement was 83.8 % (62 of 74 judgements; Cohen's kappa 0.78), with 12 disagreements all resolved in the same direction. </w:t>
+        <w:t xml:space="preserve">, this report describes how completely outcomes are reported (section 3.5) but presents no efficacy estimates and no GRADE certainty (section 2.7): it is a characterisation of the evidence base, not a synthesis of its results. Risk of bias is assessed only in the comparative studies with full text, at domain level and by consensus, so it inherits the retrieval bias; pre-consensus agreement was 83.3 % (55 of 66 judgements; Cohen's kappa 0.77), with 11 disagreements all resolved in the same direction. </w:t>
       </w:r>
       <w:r>
         <w:rPr>
@@ -2052,7 +2124,7 @@
         <w:t>Fifth</w:t>
       </w:r>
       <w:r>
-        <w:t xml:space="preserve">, full text was obtained for 74.5 % of the retrievable studies, and the missing fraction is enriched in comparative designs, so what is described under-represents the comparative part of the field. </w:t>
+        <w:t xml:space="preserve">, full text was obtained for 73.3 % of the retrievable studies, and the missing fraction is enriched in comparative designs, so what is described under-represents the comparative part of the field. </w:t>
       </w:r>
       <w:r>
         <w:rPr>
@@ -2061,7 +2133,43 @@
         <w:t>Sixth</w:t>
       </w:r>
       <w:r>
-        <w:t>, the restriction to English and Spanish was adopted once screening had closed and removed 35 studies, 18 of them comparative and one from the positive-control set; it pushes the corpus in the same direction as the retrieval bias and narrows what this review can say about the literature of Eastern Europe.</w:t>
+        <w:t xml:space="preserve">, the restriction to English and Spanish was adopted once screening had closed and removed 35 studies, 18 of them comparative and one from the positive-control set; it pushes the corpus in the same direction as the retrieval bias and narrows what this review can say about the literature of Eastern Europe. </w:t>
+      </w:r>
+      <w:r>
+        <w:rPr>
+          <w:b/>
+        </w:rPr>
+        <w:t>Seventh</w:t>
+      </w:r>
+      <w:r>
+        <w:t xml:space="preserve">, the corpus counts reports and studies, not distinct patients, and contains </w:t>
+      </w:r>
+      <w:r>
+        <w:rPr>
+          <w:b/>
+        </w:rPr>
+        <w:t>20 patients described in more than one study</w:t>
+      </w:r>
+      <w:r>
+        <w:t xml:space="preserve">, spread over 18 of the 132. Three groups concentrate them. At the Israeli phage therapy centre, EST-003 shares 8 of its patients: 6 with EST-070, another series from the same centre, and the rest with EST-012 and EST-015; a 10-year-old girl with an infected Berlin Heart EXCOR device appears in EST-003, EST-070 and EST-077, and a 7-year-old girl with an osteoarticular infection in EST-003, EST-070 and EST-095. At the University of California San Diego, EST-034 shares 3 patients with EST-049, EST-061 and EST-077. And in the Belgian consortium, EST-108 states that 27 of its 100 patients had been reported before and cites 15 references, of which </w:t>
+      </w:r>
+      <w:r>
+        <w:rPr>
+          <w:b/>
+        </w:rPr>
+        <w:t>7 are studies in this corpus</w:t>
+      </w:r>
+      <w:r>
+        <w:t xml:space="preserve"> — EST-002, EST-010, EST-016, EST-046, EST-062, EST-124 and EST-164 — contributing 8 patients; to them is added EST-088, published later, whose patient matches one in EST-108 in infection, species and phages. The examination covered the 66 full texts and gathered 31 pairs: 16 flagged by a detector based on product, country and citation, and 15 found by reading. 19 were confirmed, 12 were ruled out and </w:t>
+      </w:r>
+      <w:r>
+        <w:rPr>
+          <w:b/>
+        </w:rPr>
+        <w:t>none remains unread</w:t>
+      </w:r>
+      <w:r>
+        <w:t>; the verdict on each pair carries the sentence it rests on and the signature of both authors (annex S21). As the review publishes no pooled estimate, the duplication alters no effect figure, but it prevents reading the corpus as 132 disjoint sets of patients.</w:t>
       </w:r>
     </w:p>
     <w:p>
@@ -2199,7 +2307,7 @@
         <w:t>Table 1.</w:t>
       </w:r>
       <w:r>
-        <w:t xml:space="preserve"> Characteristics of the retrievable evidence base (n = 94 studies).</w:t>
+        <w:t xml:space="preserve"> Characteristics of the retrievable evidence base (n = 90 studies).</w:t>
       </w:r>
     </w:p>
     <w:p>
@@ -2243,7 +2351,7 @@
         <w:t>Table 5.</w:t>
       </w:r>
       <w:r>
-        <w:t xml:space="preserve"> Reporting completeness for the five declared outcomes, over the adjudicated extraction (n = 102 arms).</w:t>
+        <w:t xml:space="preserve"> Reporting completeness for the five declared outcomes, over the adjudicated extraction (n = 98 arms).</w:t>
       </w:r>
     </w:p>
     <w:p>
@@ -2254,7 +2362,7 @@
         <w:t>Table 6.</w:t>
       </w:r>
       <w:r>
-        <w:t xml:space="preserve"> Arms surviving each requirement for a pooled proportion of clinical success (n = 102 arms).</w:t>
+        <w:t xml:space="preserve"> Arms surviving each requirement for a pooled proportion of clinical success (n = 98 arms).</w:t>
       </w:r>
     </w:p>
     <w:p>
@@ -2299,7 +2407,7 @@
         <w:rPr>
           <w:b/>
         </w:rPr>
-        <w:t>Figure 2. Composition of the retrievable evidence base (n = 94 studies).</w:t>
+        <w:t>Figure 2. Composition of the retrievable evidence base (n = 90 studies).</w:t>
       </w:r>
     </w:p>
     <w:p>
@@ -2406,7 +2514,7 @@
         <w:t>S4.</w:t>
       </w:r>
       <w:r>
-        <w:t xml:space="preserve"> Pre-extraction from the abstracts of the 94 studies with a retrievable publication, flagged as partial in every record.</w:t>
+        <w:t xml:space="preserve"> Pre-extraction from the abstracts of the 90 studies with a retrievable publication, flagged as partial in every record.</w:t>
       </w:r>
     </w:p>
     <w:p>
@@ -2420,7 +2528,7 @@
         <w:t>S5.</w:t>
       </w:r>
       <w:r>
-        <w:t xml:space="preserve"> Listing of the 136 studies with their status and grouped reports, and of the 47 excluded after screening, with their reason and supporting quotation.</w:t>
+        <w:t xml:space="preserve"> Listing of the 132 studies with their status and grouped reports, and of the 51 excluded after screening, with their reason and supporting quotation.</w:t>
       </w:r>
     </w:p>
     <w:p>
@@ -2574,7 +2682,7 @@
         <w:t>S16.</w:t>
       </w:r>
       <w:r>
-        <w:t xml:space="preserve"> The 47 studies the screening admitted and the full text contradicted, with their reason code and the sentence from the article that supports it.</w:t>
+        <w:t xml:space="preserve"> The 51 studies the screening admitted and the full text contradicted, with their reason code and the sentence from the article that supports it.</w:t>
       </w:r>
     </w:p>
     <w:p>
@@ -2588,7 +2696,7 @@
         <w:t>S17.</w:t>
       </w:r>
       <w:r>
-        <w:t xml:space="preserve"> Table 6 broken down: the seven requirements, arm by arm over the 102 arms, with the first one that fails and why.</w:t>
+        <w:t xml:space="preserve"> Table 6 broken down: the seven requirements, arm by arm over the 98 arms, with the first one that fails and why.</w:t>
       </w:r>
     </w:p>
     <w:p>
@@ -2602,7 +2710,7 @@
         <w:t>S18.</w:t>
       </w:r>
       <w:r>
-        <w:t xml:space="preserve"> The 82 risk-of-bias judgements, one per row, with the signed sentence supporting each.</w:t>
+        <w:t xml:space="preserve"> The 74 risk-of-bias judgements, one per row, with the signed sentence supporting each.</w:t>
       </w:r>
     </w:p>
     <w:p>
@@ -2644,7 +2752,7 @@
         <w:t>S20.</w:t>
       </w:r>
       <w:r>
-        <w:t xml:space="preserve"> Which report each of the 102 arms came from, and with what evidence the link was established.</w:t>
+        <w:t xml:space="preserve"> Which report each of the 98 arms came from, and with what evidence the link was established.</w:t>
       </w:r>
     </w:p>
     <w:p>
@@ -2658,7 +2766,7 @@
         <w:t>S21.</w:t>
       </w:r>
       <w:r>
-        <w:t xml:space="preserve"> Pairs of studies that may describe the same patients, with the signal that flagged them and the verbatim sentence.</w:t>
+        <w:t xml:space="preserve"> The 31 pairs of studies that could describe the same patients, with the signal that flagged them, the verdict after reading both articles, the patients shared and the signed sentence it rests on.</w:t>
       </w:r>
     </w:p>
     <w:p>
@@ -2673,6 +2781,43 @@
       </w:r>
       <w:r>
         <w:t xml:space="preserve"> For each stratification variable, how many studies state it in the full text, how many mention it without allowing classification, how many are silent, and how many have no text at all.</w:t>
+      </w:r>
+    </w:p>
+    <w:p>
+      <w:pPr>
+        <w:pStyle w:val="ListBullet"/>
+      </w:pPr>
+      <w:r>
+        <w:rPr>
+          <w:b/>
+        </w:rPr>
+        <w:t>S23.</w:t>
+      </w:r>
+      <w:r>
+        <w:t xml:space="preserve"> The resistance class of the 70 studies that had full text, checked against the article's antibiogram: the signed conclusion, the sentence or table it rests on, how it was coded and what changed in the extraction.</w:t>
+      </w:r>
+    </w:p>
+    <w:p>
+      <w:pPr>
+        <w:pStyle w:val="ListBullet"/>
+      </w:pPr>
+      <w:r>
+        <w:rPr>
+          <w:b/>
+        </w:rPr>
+        <w:t>S24.</w:t>
+      </w:r>
+      <w:r>
+        <w:t xml:space="preserve"> The 14 studies with a comparative design, re-extracted: comparator, allocation, time zero, assessment time, co-interventions, losses, estimand and whether there is a contrast for </w:t>
+      </w:r>
+      <w:r>
+        <w:rPr>
+          <w:i/>
+        </w:rPr>
+        <w:t>P. aeruginosa</w:t>
+      </w:r>
+      <w:r>
+        <w:t>.</w:t>
       </w:r>
     </w:p>
     <w:p>

--- a/verificables revisión sistemática/manuscript_en.docx
+++ b/verificables revisión sistemática/manuscript_en.docx
@@ -54,7 +54,7 @@
         <w:t>Word count:</w:t>
       </w:r>
       <w:r>
-        <w:t xml:space="preserve"> abstract 280; main text 8 214.</w:t>
+        <w:t xml:space="preserve"> abstract 280; main text 8 449.</w:t>
       </w:r>
     </w:p>
     <w:p>
@@ -159,7 +159,7 @@
         <w:rPr>
           <w:b/>
         </w:rPr>
-        <w:t>51 left the corpus</w:t>
+        <w:t>55 left the corpus</w:t>
       </w:r>
       <w:r>
         <w:t xml:space="preserve"> —protocols, preclinical models, and articles where </w:t>
@@ -177,10 +177,10 @@
         <w:rPr>
           <w:b/>
         </w:rPr>
-        <w:t>132</w:t>
-      </w:r>
-      <w:r>
-        <w:t xml:space="preserve">, 90 with a retrievable publication. Single case reports, 44.4 %; comparative, 10.0 %; resistance class unassignable, 74.4 %. Full text was obtained for 66 (73.3 %), and what is missing concentrates 66.7 % of the comparative designs; the language criterion removed 35 studies more. In 68 of the 98 arms (69.4 %) no operational definition of clinical success is on record, and only 2 combine comparative design, numerator, denominator and a definition. Setting aside the one whose outcome is a time, </w:t>
+        <w:t>128</w:t>
+      </w:r>
+      <w:r>
+        <w:t xml:space="preserve">, 86 with a retrievable publication. Single case reports, 46.5 %; comparative, 8.1 %; resistance class unassignable, 73.3 %. Full text was obtained for 65 (75.6 %), and what is missing concentrates 71.4 % of the comparative designs; the language criterion removed 35 studies more. In 64 of the 94 arms (68.1 %) no operational definition of clinical success is on record, and only 2 combine comparative design, numerator, denominator and a definition. Setting aside the one whose outcome is a time, </w:t>
       </w:r>
       <w:r>
         <w:rPr>
@@ -418,7 +418,7 @@
         <w:t>whole article</w:t>
       </w:r>
       <w:r>
-        <w:t>, analysing the central pages rather than the front matter, which many journals publish in English even when the body is not. That check exposed three reports whose metadata declared English and whose body is in Russian; all three were excluded. The 233 included reports rest on one of three classes of evidence: analysis of their own text, the language rule of the trial register that publishes them, or the source language field. None is unproven. The assignment for each report, with its evidence class and proof, is supplied as supplementary material.</w:t>
+        <w:t>, analysing the central pages rather than the front matter, which many journals publish in English even when the body is not. That check exposed three reports whose metadata declared English and whose body is in Russian; all three were excluded. The 233 included reports rest on one of three classes of evidence: analysis of their own text, the language rule of the trial register that publishes them, or the source language field. None is unproven. The check on the body was repeated on 6 October 2026 on the 65 studies of the current corpus with full text, and all 65 are in English. The 3 studies without full text whose language could only be proven on an English abstract, in journals that do not publish natively in English, were excluded (section 3.1.1). The assignment for each report, with its evidence class and proof, is supplied as supplementary material.</w:t>
       </w:r>
     </w:p>
     <w:p>
@@ -488,7 +488,7 @@
     </w:p>
     <w:p>
       <w:r>
-        <w:t>The search equations were designed and run by D.V., querying each interface directly; they were neither generated nor executed by the language model whose involvement is declared in section 2.4. They are supplied in full as supplementary material, with the literal syntax of each interface, the number of results and the date, so that anyone can repeat them. BVS and SciELO were included so as not to tilt the review towards the anglophone literature, and contributed 2 of the 233 reports that reached full text: they cover Ibero-America, and of the 48 studies that state their origin, 21 are from Russia, Poland, Georgia or Ukraine.</w:t>
+        <w:t>The search equations were designed and run by D.V., querying each interface directly; they were neither generated nor executed by the language model whose involvement is declared in section 2.4. They are supplied in full as supplementary material, with the literal syntax of each interface, the number of results and the date, so that anyone can repeat them. BVS and SciELO were included so as not to tilt the review towards the anglophone literature, and contributed 2 of the 233 reports that reached full text: they cover Ibero-America, and of the 32 studies that state their origin, 11 are from Russia, Poland, Georgia or Ukraine.</w:t>
       </w:r>
     </w:p>
     <w:p>
@@ -682,7 +682,7 @@
         <w:t>Targeted re-reading after adjudication.</w:t>
       </w:r>
       <w:r>
-        <w:t xml:space="preserve"> Three questions could not be answered with the form and were answered by going back to the article, with one workbook per question in which each conclusion carries the sentence or table it rests on and the signature of both authors, dated 30 September 2026: the resistance class of the 70 studies that then had full text, checked against the published antibiogram (section 3.4, annex S23); the comparator, time zero, assessment time, co-interventions, losses and estimand of the 14 studies with a comparative design, 11 of them with text (section 3.7, annex S24), and the pairs of studies that could describe the same patients (section 4.4, annex S21). The re-reading was done by the two authors, each of whom read the full articles and checked against the figure the antibiograms the article gives only as an image; in addition, every quoted sentence was searched automatically in the text of its PDF. The corrections the re-reading leaves unambiguous enter the extraction as signed corrections, with the previous value and the quotation; those that left an arm with more than one value, and the exclusions the re-reading brought to light, were decided and signed by the two authors on 1 October 2026.</w:t>
+        <w:t xml:space="preserve"> Three questions could not be answered with the form and were answered by going back to the article, with one workbook per question in which each conclusion carries the sentence or table it rests on and the signature of both authors, dated 30 September 2026: the resistance class of the 70 studies that then had full text, checked against the published antibiogram (section 3.4, annex S23); the comparator, time zero, assessment time, co-interventions, losses and estimand of the 14 studies with a comparative design, 11 of them with text (section 3.7, annex S24), and the pairs of studies that could describe the same patients (section 4.4, annex S21). The re-reading was done by the two authors, each of whom read the full articles and checked against the figure the antibiograms the article gives only as an image; in addition, every quoted sentence was searched automatically in the text of its PDF. The corrections the re-reading leaves unambiguous enter the extraction as signed corrections, with the previous value and the quotation; those that left an arm with more than one value, and the exclusions the re-reading brought to light, were decided and signed by the two authors on 1 and 3 October 2026.</w:t>
       </w:r>
     </w:p>
     <w:p>
@@ -709,7 +709,7 @@
         <w:t>only in studies with a comparative design and only in those whose full text was obtained</w:t>
       </w:r>
       <w:r>
-        <w:t>: 10 of the 13 that the design adjudicated on the article identifies as comparative. Randomised trials with RoB 2 [@Sterne2019_rob2], and non-randomised trials and cohorts with ROBINS-I [@Sterne2016_robinsi]. The remaining study is a randomised trial without full text: it is not assessed, and neither does it receive an unfavourable judgement for that reason.</w:t>
+        <w:t>: 9 of the 12 that the design adjudicated on the article identifies as comparative. Randomised trials with RoB 2 [@Sterne2019_rob2], and non-randomised trials and cohorts with ROBINS-I [@Sterne2016_robinsi]. The remaining study is a randomised trial without full text: it is not assessed, and neither does it receive an unfavourable judgement for that reason.</w:t>
       </w:r>
     </w:p>
     <w:p>
@@ -745,12 +745,12 @@
         <w:t>GRADE is not applied</w:t>
       </w:r>
       <w:r>
-        <w:t>, and the reason does not depend on the above: it rates the certainty of a pooled estimate and this review presents none. Section 3.5 shows that only 2 of the 98 arms meet the minimum requirements for pooling, and none survives the eligibility criteria. Rating the certainty of a result that does not exist would be a formality, not an assessment [@Guyatt2011_grade].</w:t>
+        <w:t>, and the reason does not depend on the above: it rates the certainty of a pooled estimate and this review presents none. Section 3.5 shows that only 2 of the 94 arms meet the minimum requirements for pooling, and none survives the eligibility criteria. Rating the certainty of a result that does not exist would be a formality, not an assessment [@Guyatt2011_grade].</w:t>
       </w:r>
     </w:p>
     <w:p>
       <w:r>
-        <w:t>Section 3.7 reports the 74 judgements and the domain table.</w:t>
+        <w:t>Section 3.7 reports the 68 judgements and the domain table.</w:t>
       </w:r>
     </w:p>
     <w:p>
@@ -886,16 +886,16 @@
         <w:rPr>
           <w:b/>
         </w:rPr>
-        <w:t>1 study</w:t>
-      </w:r>
-      <w:r>
-        <w:t xml:space="preserve">, a randomised trial of which only a repository copy exists, in a pre-peer-review version and behind an automated-access barrier. Its potential effect is far larger, so declaring it is obligatory: </w:t>
+        <w:t>4 studies</w:t>
+      </w:r>
+      <w:r>
+        <w:t xml:space="preserve">. The first, on 2 September, is a randomised trial of which only a repository copy exists, in a pre-peer-review version and behind an automated-access barrier. The other 3 were excluded by the two authors on 6 October 2026 because their language, a criterion of section 2.2, could only be checked on an English abstract from journals that do not publish natively in English: EST-045 and EST-059, from a Russian journal, and EST-173, from a Greek one. Its potential effect is far larger, so declaring it is obligatory: </w:t>
       </w:r>
       <w:r>
         <w:rPr>
           <w:b/>
         </w:rPr>
-        <w:t>applied to the 24 studies still without full text, the corpus would fall from 132 to 108 studies, comparative designs from 9 to 3 and randomised trials from 7 to 3</w:t>
+        <w:t>applied to the 24 studies still without full text, the corpus would fall from 128 to 107 studies, comparative designs from 7 to 2 and randomised trials from 6 to 2</w:t>
       </w:r>
       <w:r>
         <w:t xml:space="preserve">, and the full-text retrieval rate would become 100 % </w:t>
@@ -907,7 +907,7 @@
         <w:t>by construction</w:t>
       </w:r>
       <w:r>
-        <w:t>. That is, the retrieval bias measured in section 3.2 could no longer be measured, because the criterion eliminates it by definition instead of resolving it. This review does not apply it that way, and the reader should know that the 73.3 % figure coexists with an exclusion that, generalised, would empty it of meaning.</w:t>
+        <w:t>. That is, the retrieval bias measured in section 3.2 could no longer be measured, because the criterion eliminates it by definition instead of resolving it. This review does not apply it that way, and the reader should know that the 75.6 % figure coexists with an exclusion that, generalised, would empty it of meaning.</w:t>
       </w:r>
     </w:p>
     <w:p>
@@ -970,7 +970,7 @@
         <w:rPr>
           <w:b/>
         </w:rPr>
-        <w:t>51 of them left the corpus</w:t>
+        <w:t>55 of them left the corpus</w:t>
       </w:r>
       <w:r>
         <w:t xml:space="preserve"> and were excluded; the next subsection details them. The evidence base stands at </w:t>
@@ -979,10 +979,10 @@
         <w:rPr>
           <w:b/>
         </w:rPr>
-        <w:t>132 studies</w:t>
-      </w:r>
-      <w:r>
-        <w:t>, grouping 166 reports: 110 with a single report and 22 with several, up to a maximum of eleven reports of one trial. The 134 trial-registry reports are not a separate stream from that figure: they are among the 23 057 identified (121 from ClinicalTrials.gov, 10 from CTIS and 3 from EudraCT), and the diagram separates them from screening onwards because PRISMA 2020 requires both streams to be declared.</w:t>
+        <w:t>128 studies</w:t>
+      </w:r>
+      <w:r>
+        <w:t>, grouping 161 reports: 107 with a single report and 21 with several, up to a maximum of eleven reports of one trial. The 134 trial-registry reports are not a separate stream from that figure: they are among the 23 057 identified (121 from ClinicalTrials.gov, 10 from CTIS and 3 from EudraCT), and the diagram separates them from screening onwards because PRISMA 2020 requires both streams to be declared.</w:t>
       </w:r>
     </w:p>
     <w:p>
@@ -990,7 +990,7 @@
         <w:pStyle w:val="Heading2"/>
       </w:pPr>
       <w:r>
-        <w:t>3.1.1 The 51 studies the screening admitted and that later left</w:t>
+        <w:t>3.1.1 The 55 studies the screening admitted and that later left</w:t>
       </w:r>
     </w:p>
     <w:p>
@@ -998,7 +998,7 @@
         <w:rPr>
           <w:b/>
         </w:rPr>
-        <w:t>Thirty-four left when judged on their publication.</w:t>
+        <w:t>Thirty-eight left when judged on their publication.</w:t>
       </w:r>
       <w:r>
         <w:t xml:space="preserve"> They were excluded for eight reasons, and none is a difference of judgement: they are studies that fail what section 2.2 already required. </w:t>
@@ -1007,7 +1007,7 @@
         <w:rPr>
           <w:b/>
         </w:rPr>
-        <w:t>Twenty-nine</w:t>
+        <w:t>Thirty</w:t>
       </w:r>
       <w:r>
         <w:t xml:space="preserve"> came from reading the article. </w:t>
@@ -1016,7 +1016,7 @@
         <w:rPr>
           <w:b/>
         </w:rPr>
-        <w:t>Fifteen</w:t>
+        <w:t>Sixteen</w:t>
       </w:r>
       <w:r>
         <w:t xml:space="preserve"> have </w:t>
@@ -1028,7 +1028,7 @@
         <w:t>P. aeruginosa</w:t>
       </w:r>
       <w:r>
-        <w:t xml:space="preserve"> in no patient — it appears in the declared spectrum of the phage product, in the introduction, in the discussion or in the reference list; one of them names no organism at all. Four of them were detected when the resistance class was checked against the article (section 3.4), and the two authors excluded them on 1 October 2026. </w:t>
+        <w:t xml:space="preserve"> in no patient — it appears in the declared spectrum of the phage product, in the introduction, in the discussion or in the reference list; one of them names no organism at all. Five of them were detected when the resistance class was checked against the article (section 3.4), and the two authors excluded them on 1 and 3 October 2026. </w:t>
       </w:r>
       <w:r>
         <w:rPr>
@@ -1087,13 +1087,10 @@
     </w:p>
     <w:p>
       <w:r>
-        <w:t xml:space="preserve">The </w:t>
-      </w:r>
-      <w:r>
         <w:rPr>
           <w:b/>
         </w:rPr>
-        <w:t>remaining four</w:t>
+        <w:t>Four more</w:t>
       </w:r>
       <w:r>
         <w:t xml:space="preserve"> were excluded on </w:t>
@@ -1169,6 +1166,26 @@
     </w:p>
     <w:p>
       <w:r>
+        <w:rPr>
+          <w:b/>
+        </w:rPr>
+        <w:t>Four</w:t>
+      </w:r>
+      <w:r>
+        <w:t xml:space="preserve"> left, finally, under </w:t>
+      </w:r>
+      <w:r>
+        <w:rPr>
+          <w:b/>
+        </w:rPr>
+        <w:t>NOREC</w:t>
+      </w:r>
+      <w:r>
+        <w:t xml:space="preserve"> (section 2.9): the full text could not be read and, without it, a criterion could not be verified against the article. One is the randomised trial described in section 2.9. The other three — EST-045, EST-059 and EST-173 — are a consequence of that same defect: they only have an English abstract, two in a Russian journal and one in a Greek one that do not publish natively in English, and without the article their language cannot be checked. The two authors excluded them on 6 October 2026.</w:t>
+      </w:r>
+    </w:p>
+    <w:p>
+      <w:r>
         <w:t xml:space="preserve">The cause is common to nearly all of them and is worth stating plainly: title and abstract screening was issued by a language model as sole reviewer (section 2.4). A protocol abstract, a murine-model abstract and one listing </w:t>
       </w:r>
       <w:r>
@@ -1187,13 +1204,13 @@
         <w:t>look very much</w:t>
       </w:r>
       <w:r>
-        <w:t xml:space="preserve"> like an eligible abstract; telling them apart requires opening the article. Section 2.4 declares that the records the model excluded were never re-read by a human. These 27 are the other side of that limitation, and they are </w:t>
+        <w:t xml:space="preserve"> like an eligible abstract; telling them apart requires opening the article. Section 2.4 declares that the records the model excluded were never re-read by a human. These 28 are the other side of that limitation, and they are </w:t>
       </w:r>
       <w:r>
         <w:rPr>
           <w:b/>
         </w:rPr>
-        <w:t>29.0 %</w:t>
+        <w:t>30.1 %</w:t>
       </w:r>
       <w:r>
         <w:t xml:space="preserve"> of the 93 studies whose full text could be read. It is a floor, not a total: the 31 studies without full text could not be checked against anything.</w:t>
@@ -1207,7 +1224,7 @@
         <w:t>Another 17 studies left by a different route: their registry record.</w:t>
       </w:r>
       <w:r>
-        <w:t xml:space="preserve"> The earlier 29 were judged on the article; these have no article. They entered the corpus because their exported record carried </w:t>
+        <w:t xml:space="preserve"> The earlier 38 were judged on their publication; these have none. They entered the corpus because their exported record carried </w:t>
       </w:r>
       <w:r>
         <w:rPr>
@@ -1330,16 +1347,16 @@
     </w:p>
     <w:p>
       <w:r>
-        <w:t xml:space="preserve">Of the 132 studies, </w:t>
+        <w:t xml:space="preserve">Of the 128 studies, </w:t>
       </w:r>
       <w:r>
         <w:rPr>
           <w:b/>
         </w:rPr>
-        <w:t>90 have a retrievable publication</w:t>
-      </w:r>
-      <w:r>
-        <w:t xml:space="preserve">: 87 articles and 3 that exist only as conference abstracts. The remaining </w:t>
+        <w:t>86 have a retrievable publication</w:t>
+      </w:r>
+      <w:r>
+        <w:t xml:space="preserve">: 83 articles and 3 that exist only as conference abstracts. The remaining </w:t>
       </w:r>
       <w:r>
         <w:rPr>
@@ -1381,16 +1398,16 @@
         <w:rPr>
           <w:b/>
         </w:rPr>
-        <w:t>66 of the 90 retrievable studies (73.3 %)</w:t>
-      </w:r>
-      <w:r>
-        <w:t xml:space="preserve"> through legitimate open-access routes. The remaining 24 have not been obtained. Their availability was re-checked on 2 September 2026 against three independent indexes — Europe PMC, OpenAlex and Semantic Scholar — and </w:t>
+        <w:t>65 of the 86 retrievable studies (75.6 %)</w:t>
+      </w:r>
+      <w:r>
+        <w:t xml:space="preserve"> through legitimate open-access routes. The remaining 21 have not been obtained. Their availability was re-checked on 2 September 2026 against three independent indexes — Europe PMC, OpenAlex and Semantic Scholar — and </w:t>
       </w:r>
       <w:r>
         <w:rPr>
           <w:b/>
         </w:rPr>
-        <w:t>none of the 24 has an open-access copy today</w:t>
+        <w:t>none of the 21 has an open-access copy today</w:t>
       </w:r>
       <w:r>
         <w:t>. They were not requested through interlibrary loan or from the authors: the documentary gap this review declares is not mitigated by any further route, which is why it is reported as a limit and not as something pending.</w:t>
@@ -1407,13 +1424,13 @@
         <w:t>is not a random sample of the whole</w:t>
       </w:r>
       <w:r>
-        <w:t xml:space="preserve"> (Table 3). It contains 6 of the 9 comparative studies, </w:t>
+        <w:t xml:space="preserve"> (Table 3). It contains 5 of the 7 comparative studies, </w:t>
       </w:r>
       <w:r>
         <w:rPr>
           <w:b/>
         </w:rPr>
-        <w:t>66.7 %</w:t>
+        <w:t>71.4 %</w:t>
       </w:r>
       <w:r>
         <w:t>, and, although it reports fewer patients overall, it concentrates the designs that can sustain a comparison. Of the field's four landmark randomised trials [@Jault2019_phagoburn; @Leitner2021_lancetid_pyophage; @NirPaz2025_med_tp102; @Chan2023_jcf_cyphy], two remain unread: the intravesical phage trial and TP-102. The PhagoBurn article was obtained. The Yale trial has no full journal article, only a conference abstract and results deposited in the register; what was obtained is the trial protocol, which documents the design but not the outcomes.</w:t>
@@ -1463,16 +1480,16 @@
         <w:rPr>
           <w:b/>
         </w:rPr>
-        <w:t>40 single case reports (44.4 %)</w:t>
-      </w:r>
-      <w:r>
-        <w:t xml:space="preserve">, 18 case series, 12 prospective cohorts, 7 randomised trials, 2 non-randomised trials and 3 retrospective cohorts. A further 8 do not state a recognisable design in the abstract. Comparative designs total </w:t>
+        <w:t>40 single case reports (46.5 %)</w:t>
+      </w:r>
+      <w:r>
+        <w:t xml:space="preserve">, 18 case series, 11 prospective cohorts, 6 randomised trials, 1 non-randomised trials and 3 retrospective cohorts. A further 7 do not state a recognisable design in the abstract. Comparative designs total </w:t>
       </w:r>
       <w:r>
         <w:rPr>
           <w:b/>
         </w:rPr>
-        <w:t>9 studies, 10.0 %</w:t>
+        <w:t>7 studies, 8.1 %</w:t>
       </w:r>
       <w:r>
         <w:t xml:space="preserve"> of the whole, and are the only ones able to sustain a claim of relative efficacy.</w:t>
@@ -1480,7 +1497,7 @@
     </w:p>
     <w:p>
       <w:r>
-        <w:t>Where stated, geographic origin is spread across Russia (7 studies), Poland and Georgia (6 each), Germany (4), France and the United States (3 each), and India, Iran and Israel (2 each). It is not stated in 76 studies. The fall in Russian representation relative to the pre-amendment corpus, from 34 studies to 7, is a direct effect of the language criterion and not of the search.</w:t>
+        <w:t>Where stated, geographic origin is spread across Georgia and Poland (5 studies each), France and the United States (3 each), Belgium, Germany, Israel and Spain (2 each), and 8 other origins with one study each. It is not stated in 54 of the 86 studies. The fall in Russian representation relative to the pre-amendment corpus, from 34 studies to 1, is mainly an effect of the language criterion, not of the search.</w:t>
       </w:r>
     </w:p>
     <w:p>
@@ -1513,10 +1530,10 @@
         <w:rPr>
           <w:b/>
         </w:rPr>
-        <w:t>74.4 %</w:t>
-      </w:r>
-      <w:r>
-        <w:t xml:space="preserve"> of studies: 60.0 % do not mention it at all and a further 14.4 % mention it in terms that do not allow classification. For stratifying by resistance, which is what published syntheses do, both cases are equally unusable.</w:t>
+        <w:t>73.3 %</w:t>
+      </w:r>
+      <w:r>
+        <w:t xml:space="preserve"> of studies: 58.1 % do not mention it at all and a further 15.1 % mention it in terms that do not allow classification. For stratifying by resistance, which is what published syntheses do, both cases are equally unusable.</w:t>
       </w:r>
     </w:p>
     <w:p>
@@ -1536,7 +1553,7 @@
         <w:rPr>
           <w:b/>
         </w:rPr>
-        <w:t>51.1 %</w:t>
+        <w:t>51.2 %</w:t>
       </w:r>
       <w:r>
         <w:t>.</w:t>
@@ -1568,7 +1585,7 @@
         <w:rPr>
           <w:b/>
         </w:rPr>
-        <w:t>35.6 %</w:t>
+        <w:t>33.7 %</w:t>
       </w:r>
       <w:r>
         <w:t>.</w:t>
@@ -1594,7 +1611,7 @@
         <w:rPr>
           <w:b/>
         </w:rPr>
-        <w:t>97.8 %</w:t>
+        <w:t>97.7 %</w:t>
       </w:r>
       <w:r>
         <w:t>.</w:t>
@@ -1608,10 +1625,10 @@
         <w:rPr>
           <w:b/>
         </w:rPr>
-        <w:t>In 8 of the 98 arms the class falls below the multidrug-resistance threshold</w:t>
-      </w:r>
-      <w:r>
-        <w:t xml:space="preserve"> (EST-001 A, EST-003 B, EST-053 A, EST-057 A, EST-088 A, EST-094 A, EST-106 A, EST-108 A). 2 are strata within studies that do include multidrug-resistant patients, and do not compromise the study's eligibility. The other 6 — EST-001, EST-053, EST-057, EST-088, EST-094 and EST-106 — are single-arm studies whose only patient is not multidrug-resistant. EST-001 and EST-094 are kept in the corpus by signed decision of the two authors on 22 September 2026, and EST-053, EST-057 and EST-088, which fell below the threshold when their class was checked against the article (next paragraph), by the same signed decision on 1 October; the retention of EST-106, which fell below the threshold when its class was resolved that same day, awaits the signature of both authors. All are declared here so the reader can discount them.</w:t>
+        <w:t>In 8 of the 94 arms the class falls below the multidrug-resistance threshold</w:t>
+      </w:r>
+      <w:r>
+        <w:t xml:space="preserve"> (EST-001 A, EST-003 B, EST-053 A, EST-057 A, EST-088 A, EST-094 A, EST-106 A, EST-108 A). 2 are strata within studies that do include multidrug-resistant patients, and do not compromise the study's eligibility. The other 6 — EST-001, EST-053, EST-057, EST-088, EST-094 and EST-106 — are single-arm studies whose only patient is not multidrug-resistant. EST-001 and EST-094 are kept in the corpus by signed decision of the two authors on 22 September 2026, and EST-053, EST-057 and EST-088, which fell below the threshold when their class was checked against the article (next paragraph), by the same signed decision on 1 October, and EST-106, which fell below the threshold when its class was resolved that same day, by the one signed on 3 October. All are declared here so the reader can discount them.</w:t>
       </w:r>
     </w:p>
     <w:p>
@@ -1631,7 +1648,7 @@
         <w:t>P. aeruginosa</w:t>
       </w:r>
       <w:r>
-        <w:t xml:space="preserve"> treated with phages. The two authors excluded 4 with code ORG (EST-009, EST-055, EST-181 and EST-208; section 3.1.1) and kept 5, which are declared here with what the article says: in EST-152 and EST-170 the only mention of </w:t>
+        <w:t xml:space="preserve"> treated with phages. The two authors excluded 5 with code ORG (EST-009, EST-055, EST-132, EST-181 and EST-208; section 3.1.1) and kept 4, which are declared here with what the article says: in EST-152 and EST-170 the only mention of </w:t>
       </w:r>
       <w:r>
         <w:rPr>
@@ -1640,7 +1657,7 @@
         <w:t>P. aeruginosa</w:t>
       </w:r>
       <w:r>
-        <w:t xml:space="preserve"> is the description of the patient of another study in the corpus (EST-049 and EST-106); in EST-132 it appears only in the composition of the empirical cocktail, with no breakdown by organism, and in EST-129 and EST-135 the patient had </w:t>
+        <w:t xml:space="preserve"> is the description of the patient of another study in the corpus (EST-049 and EST-106), and in EST-129 and EST-135 the patient had </w:t>
       </w:r>
       <w:r>
         <w:rPr>
@@ -1649,7 +1666,7 @@
         <w:t>P. aeruginosa</w:t>
       </w:r>
       <w:r>
-        <w:t xml:space="preserve">, but the phage was not directed against it. The same holds in EST-051 and EST-096, which are also kept. Of the 66 studies with full text that remain in the corpus, the class could be checked in 30: in 22 against a printed antibiogram and in 8 against a description of susceptibility in the text; in 31 there is nothing to check it against — the antibiogram is not published or sits in supplementary material that was not obtained — and the remaining 5 are those kept without treated </w:t>
+        <w:t xml:space="preserve">, but the phage was not directed against it. The same holds in EST-051 and EST-096, which are also kept. Of the 65 studies with full text that remain in the corpus, the class could be checked in 30: in 22 against a printed antibiogram and in 8 against a description of susceptibility in the text; in 31 there is nothing to check it against — the antibiogram is not published or sits in supplementary material that was not obtained — and the remaining 4 are those kept without treated </w:t>
       </w:r>
       <w:r>
         <w:rPr>
@@ -1671,12 +1688,12 @@
     </w:p>
     <w:p>
       <w:r>
-        <w:t>Duplicate extraction, now adjudicated, makes it possible for the first time to measure what this evidence base reports for the five outcomes declared in the eligibility criteria. Table 5 summarises it over the 98 extracted arms.</w:t>
+        <w:t>Duplicate extraction, now adjudicated, makes it possible for the first time to measure what this evidence base reports for the five outcomes declared in the eligibility criteria. Table 5 summarises it over the 94 extracted arms.</w:t>
       </w:r>
     </w:p>
     <w:p>
       <w:r>
-        <w:t xml:space="preserve">Completeness is uneven and, at best, partial. Adverse events are the outcome most often reported with a denominator (77.6 % of arms) and emergence of phage resistance the least (26.5 %), despite being the outcome that determines whether the intervention retains its usefulness. Those percentages are computed over all 98 arms and therefore include 24 from studies whose full text has not been retrieved: of an article one has not been able to read, one cannot assert that it is silent. Over the 74 readable arms the figures rise — from 77.6 % to 89.2 % for adverse events, from 26.5 % to 35.1 % for resistance — and Table 5 gives both columns so the reader can separate the literature's silence from this review's own documentary gap. Clinical success, the outcome that published syntheses pool, is reported with numerator and denominator in 68.4 % of arms. Two arms used to report a numerator larger than their denominator — thirteen clinical successes in one patient and five adverse events in four. On re-reading their articles these turned out to be the numerator of the whole series (13 of 15 patients) and the number of treatment courses rather than of events; both fields were set to NA by signed decision of the two authors on 22 September 2026, and </w:t>
+        <w:t xml:space="preserve">Completeness is uneven and, at best, partial. Adverse events are the outcome most often reported with a denominator (79.8 % of arms) and emergence of phage resistance the least (27.7 %), despite being the outcome that determines whether the intervention retains its usefulness. Those percentages are computed over all 94 arms and therefore include 24 from studies whose full text has not been retrieved: of an article one has not been able to read, one cannot assert that it is silent. Over the 73 readable arms the figures rise — from 79.8 % to 89.0 % for adverse events, from 27.7 % to 35.6 % for resistance — and Table 5 gives both columns so the reader can separate the literature's silence from this review's own documentary gap. Clinical success, the outcome that published syntheses pool, is reported with numerator and denominator in 70.2 % of arms. Two arms used to report a numerator larger than their denominator — thirteen clinical successes in one patient and five adverse events in four. On re-reading their articles these turned out to be the numerator of the whole series (13 of 15 patients) and the number of treatment courses rather than of events; both fields were set to NA by signed decision of the two authors on 22 September 2026, and </w:t>
       </w:r>
       <w:r>
         <w:rPr>
@@ -1690,27 +1707,27 @@
     </w:p>
     <w:p>
       <w:r>
-        <w:t xml:space="preserve">That 68.4 % is misleading, however, if read as availability for pooling. </w:t>
+        <w:t xml:space="preserve">That 70.2 % is misleading, however, if read as availability for pooling. </w:t>
       </w:r>
       <w:r>
         <w:rPr>
           <w:b/>
         </w:rPr>
-        <w:t>In 68 of the 98 arms (69.4 %) no operational definition of clinical success is on record</w:t>
-      </w:r>
-      <w:r>
-        <w:t>; over the 74 readable arms, in 44 (59.5 %). In 47 of them the reviewers established this by reading the article: 46 state a number of patients with a "good outcome" without saying what had to be observed to count one, and 1 left the field empty. In the remaining 21 the extraction is incomplete, so neither the presence nor the absence of a definition is on record; they are counted among those that do not supply one because the datum is not available to a reader of this review, not because its absence was established. A numerator without a definition names nothing comparable to another study's numerator.</w:t>
+        <w:t>In 64 of the 94 arms (68.1 %) no operational definition of clinical success is on record</w:t>
+      </w:r>
+      <w:r>
+        <w:t>; over the 73 readable arms, in 43 (58.9 %). In 46 of them the reviewers established this by reading the article: 45 state a number of patients with a "good outcome" without saying what had to be observed to count one, and 1 left the field empty. In the remaining 18 the extraction is incomplete, so neither the presence nor the absence of a definition is on record; they are counted among those that do not supply one because the datum is not available to a reader of this review, not because its absence was established. A numerator without a definition names nothing comparable to another study's numerator.</w:t>
       </w:r>
     </w:p>
     <w:p>
       <w:r>
-        <w:t xml:space="preserve">Study design is not always on record either: in 12 of the 98 arms it cannot be classified — the two reviewers agreed on "NA" in all 12 — so the design counts are floors over the remaining 86. Of those 86, </w:t>
+        <w:t xml:space="preserve">Study design is not always on record either: in 10 of the 94 arms it cannot be classified — the two reviewers agreed on "NA" in all 10 — so the design counts are floors over the remaining 84. Of those 84, </w:t>
       </w:r>
       <w:r>
         <w:rPr>
           <w:b/>
         </w:rPr>
-        <w:t>7 arms are trials</w:t>
+        <w:t>6 arms are trials</w:t>
       </w:r>
       <w:r>
         <w:t xml:space="preserve"> (randomised or not) and </w:t>
@@ -1722,7 +1739,7 @@
         <w:t>9 are cohorts</w:t>
       </w:r>
       <w:r>
-        <w:t>. Section 3.3 and Table 1 call only the trials comparative, which is why the figure there is 23 studies; when this section says comparative it also includes the cohorts, and there are 16 arms. They are not the same set.</w:t>
+        <w:t>. Section 3.3 and Table 1 call only the trials comparative, which is why the figure there is 23 studies; when this section says comparative it also includes the cohorts, and there are 15 arms. They are not the same set.</w:t>
       </w:r>
     </w:p>
     <w:p>
@@ -1733,7 +1750,7 @@
         <w:rPr>
           <w:b/>
         </w:rPr>
-        <w:t>2 of the 98 arms</w:t>
+        <w:t>2 of the 94 arms</w:t>
       </w:r>
       <w:r>
         <w:t>. The next two are the eligibility criteria this review itself declares in section 2.2, and none of those 3 survives them.</w:t>
@@ -1784,7 +1801,7 @@
     </w:p>
     <w:p>
       <w:r>
-        <w:t xml:space="preserve">Put another way: of the 98 arms of this literature, </w:t>
+        <w:t xml:space="preserve">Put another way: of the 94 arms of this literature, </w:t>
       </w:r>
       <w:r>
         <w:rPr>
@@ -1912,12 +1929,12 @@
     </w:p>
     <w:p>
       <w:r>
-        <w:t>Of the 3 studies assessed with RoB 2, the overall judgement is low risk in 1 and some concerns in 2. Of the 7 studies assessed with ROBINS-I, the overall judgement is no information in 1 and serious risk in 6. The domain concentrating most unfavourable judgements —high risk under RoB 2; serious or critical under ROBINS-I— in ROBINS-I is “bias due to confounding”, in 6 of 7. The two reviewers assessed 9 of the 10 assessable studies independently and agreed on 55 of the 66 comparable judgements (83.3 %; Cohen's kappa 0.77). The remaining 11 were discussed one by one and resolved by consensus, all 11 in the same direction. The remaining study was assessed in a separate workbook and has a single reading.</w:t>
+        <w:t>Of the 2 studies assessed with RoB 2, the overall judgement is low risk in 1 and some concerns in 1. Of the 7 studies assessed with ROBINS-I, the overall judgement is no information in 1 and serious risk in 6. The domain concentrating most unfavourable judgements —high risk under RoB 2; serious or critical under ROBINS-I— in ROBINS-I is “bias due to confounding”, in 6 of 7. The two reviewers assessed 8 of the 9 assessable studies independently and agreed on 49 of the 60 comparable judgements (81.7 %; Cohen's kappa 0.74). The remaining 11 were discussed one by one and resolved by consensus, all 11 in the same direction. The remaining study was assessed in a separate workbook and has a single reading.</w:t>
       </w:r>
     </w:p>
     <w:p>
       <w:r>
-        <w:t xml:space="preserve">A comparative design label does not guarantee a comparison group: of the 10 assessable studies, 4 have one (EST-008, EST-021, EST-108 and EST-132) and in 6 the signed domain-1 notes state there is none. Of the 4 with a comparison group, 3 compare phage with no phage —EST-108 compares with and without antibiotic within phage-treated patients—, and only 2 give a between-arm contrast for </w:t>
+        <w:t xml:space="preserve">A comparative design label does not guarantee a comparison group: of the 9 assessable studies, 3 have one (EST-008, EST-021 and EST-108) and in 6 the signed domain-1 notes state there is none. Of the 3 with a comparison group, 2 compare phage with no phage —EST-108 compares with and without antibiotic within phage-treated patients—, and both give a between-arm contrast for </w:t>
       </w:r>
       <w:r>
         <w:rPr>
@@ -1926,7 +1943,7 @@
         <w:t>P. aeruginosa</w:t>
       </w:r>
       <w:r>
-        <w:t xml:space="preserve"> (EST-008 and EST-021; that of EST-008 is partial): in EST-132 the article does not break its results down by organism.</w:t>
+        <w:t xml:space="preserve"> (EST-008 and EST-021; that of EST-008 is partial).</w:t>
       </w:r>
     </w:p>
     <w:p>
@@ -1937,7 +1954,7 @@
         <w:t>Table 7.</w:t>
       </w:r>
       <w:r>
-        <w:t xml:space="preserve"> Domain-level risk of bias for the 10 assessable comparative studies. RoB 2 for randomised trials (five domains) and ROBINS-I for non-randomised trials and cohorts (seven). “n. a.” marks domains the instrument does not contemplate, not a missing judgement.</w:t>
+        <w:t xml:space="preserve"> Domain-level risk of bias for the 9 assessable comparative studies. RoB 2 for randomised trials (five domains) and ROBINS-I for non-randomised trials and cohorts (seven). “n. a.” marks domains the instrument does not contemplate, not a missing judgement.</w:t>
       </w:r>
     </w:p>
     <w:p>
@@ -1967,7 +1984,7 @@
         <w:t>P. aeruginosa</w:t>
       </w:r>
       <w:r>
-        <w:t xml:space="preserve"> more broadly than previous syntheses: eight sources, no language restriction, regional literature and trial registers included. The result is 132 studies against the dozens handled by published reviews, and would have been 218 without the language restriction adopted at the end and without the 51 that later left. That increase does not speak well of the field's maturity. Most of it comes from case reports, from registry entries without publication, and from regional literature that searches confined to PubMed and Scopus do not reach.</w:t>
+        <w:t xml:space="preserve"> more broadly than previous syntheses: eight sources, no language restriction, regional literature and trial registers included. The result is 128 studies against the dozens handled by published reviews, and would have been 218 without the language restriction adopted at the end and without the 55 that later left. That increase does not speak well of the field's maturity. Most of it comes from case reports, from registry entries without publication, and from regional literature that searches confined to PubMed and Scopus do not reach.</w:t>
       </w:r>
     </w:p>
     <w:p>
@@ -2049,7 +2066,7 @@
         <w:t>For registries.</w:t>
       </w:r>
       <w:r>
-        <w:t xml:space="preserve"> That 42 of 132 studies are registry entries without a locatable publication is a first-order publication-bias problem, and no statistical method resolves it.</w:t>
+        <w:t xml:space="preserve"> That 42 of 128 studies are registry entries without a locatable publication is a first-order publication-bias problem, and no statistical method resolves it.</w:t>
       </w:r>
     </w:p>
     <w:p>
@@ -2115,7 +2132,7 @@
         <w:t>Fourth</w:t>
       </w:r>
       <w:r>
-        <w:t xml:space="preserve">, this report describes how completely outcomes are reported (section 3.5) but presents no efficacy estimates and no GRADE certainty (section 2.7): it is a characterisation of the evidence base, not a synthesis of its results. Risk of bias is assessed only in the comparative studies with full text, at domain level and by consensus, so it inherits the retrieval bias; pre-consensus agreement was 83.3 % (55 of 66 judgements; Cohen's kappa 0.77), with 11 disagreements all resolved in the same direction. </w:t>
+        <w:t xml:space="preserve">, this report describes how completely outcomes are reported (section 3.5) but presents no efficacy estimates and no GRADE certainty (section 2.7): it is a characterisation of the evidence base, not a synthesis of its results. Risk of bias is assessed only in the comparative studies with full text, at domain level and by consensus, so it inherits the retrieval bias; pre-consensus agreement was 81.7 % (49 of 60 judgements; Cohen's kappa 0.74), with 11 disagreements all resolved in the same direction. </w:t>
       </w:r>
       <w:r>
         <w:rPr>
@@ -2124,7 +2141,7 @@
         <w:t>Fifth</w:t>
       </w:r>
       <w:r>
-        <w:t xml:space="preserve">, full text was obtained for 73.3 % of the retrievable studies, and the missing fraction is enriched in comparative designs, so what is described under-represents the comparative part of the field. </w:t>
+        <w:t xml:space="preserve">, full text was obtained for 75.6 % of the retrievable studies, and the missing fraction is enriched in comparative designs, so what is described under-represents the comparative part of the field. </w:t>
       </w:r>
       <w:r>
         <w:rPr>
@@ -2151,7 +2168,7 @@
         <w:t>20 patients described in more than one study</w:t>
       </w:r>
       <w:r>
-        <w:t xml:space="preserve">, spread over 18 of the 132. Three groups concentrate them. At the Israeli phage therapy centre, EST-003 shares 8 of its patients: 6 with EST-070, another series from the same centre, and the rest with EST-012 and EST-015; a 10-year-old girl with an infected Berlin Heart EXCOR device appears in EST-003, EST-070 and EST-077, and a 7-year-old girl with an osteoarticular infection in EST-003, EST-070 and EST-095. At the University of California San Diego, EST-034 shares 3 patients with EST-049, EST-061 and EST-077. And in the Belgian consortium, EST-108 states that 27 of its 100 patients had been reported before and cites 15 references, of which </w:t>
+        <w:t xml:space="preserve">, spread over 18 of the 128. Three groups concentrate them. At the Israeli phage therapy centre, EST-003 shares 8 of its patients: 6 with EST-070, another series from the same centre, and the rest with EST-012 and EST-015; a 10-year-old girl with an infected Berlin Heart EXCOR device appears in EST-003, EST-070 and EST-077, and a 7-year-old girl with an osteoarticular infection in EST-003, EST-070 and EST-095. At the University of California San Diego, EST-034 shares 3 patients with EST-049, EST-061 and EST-077. And in the Belgian consortium, EST-108 states that 27 of its 100 patients had been reported before and cites 15 references, of which </w:t>
       </w:r>
       <w:r>
         <w:rPr>
@@ -2160,7 +2177,7 @@
         <w:t>7 are studies in this corpus</w:t>
       </w:r>
       <w:r>
-        <w:t xml:space="preserve"> — EST-002, EST-010, EST-016, EST-046, EST-062, EST-124 and EST-164 — contributing 8 patients; to them is added EST-088, published later, whose patient matches one in EST-108 in infection, species and phages. The examination covered the 66 full texts and gathered 31 pairs: 16 flagged by a detector based on product, country and citation, and 15 found by reading. 19 were confirmed, 12 were ruled out and </w:t>
+        <w:t xml:space="preserve"> — EST-002, EST-010, EST-016, EST-046, EST-062, EST-124 and EST-164 — contributing 8 patients; to them is added EST-088, published later, whose patient matches one in EST-108 in infection, species and phages. The examination covered the 65 full texts and gathered 31 pairs: 16 flagged by a detector based on product, country and citation, and 15 found by reading. 19 were confirmed, 12 were ruled out and </w:t>
       </w:r>
       <w:r>
         <w:rPr>
@@ -2169,7 +2186,7 @@
         <w:t>none remains unread</w:t>
       </w:r>
       <w:r>
-        <w:t>; the verdict on each pair carries the sentence it rests on and the signature of both authors (annex S21). As the review publishes no pooled estimate, the duplication alters no effect figure, but it prevents reading the corpus as 132 disjoint sets of patients.</w:t>
+        <w:t>; the verdict on each pair carries the sentence it rests on and the signature of both authors (annex S21). As the review publishes no pooled estimate, the duplication alters no effect figure, but it prevents reading the corpus as 128 disjoint sets of patients.</w:t>
       </w:r>
     </w:p>
     <w:p>
@@ -2307,7 +2324,7 @@
         <w:t>Table 1.</w:t>
       </w:r>
       <w:r>
-        <w:t xml:space="preserve"> Characteristics of the retrievable evidence base (n = 90 studies).</w:t>
+        <w:t xml:space="preserve"> Characteristics of the retrievable evidence base (n = 86 studies).</w:t>
       </w:r>
     </w:p>
     <w:p>
@@ -2351,7 +2368,7 @@
         <w:t>Table 5.</w:t>
       </w:r>
       <w:r>
-        <w:t xml:space="preserve"> Reporting completeness for the five declared outcomes, over the adjudicated extraction (n = 98 arms).</w:t>
+        <w:t xml:space="preserve"> Reporting completeness for the five declared outcomes, over the adjudicated extraction (n = 94 arms).</w:t>
       </w:r>
     </w:p>
     <w:p>
@@ -2362,7 +2379,7 @@
         <w:t>Table 6.</w:t>
       </w:r>
       <w:r>
-        <w:t xml:space="preserve"> Arms surviving each requirement for a pooled proportion of clinical success (n = 98 arms).</w:t>
+        <w:t xml:space="preserve"> Arms surviving each requirement for a pooled proportion of clinical success (n = 94 arms).</w:t>
       </w:r>
     </w:p>
     <w:p>
@@ -2407,7 +2424,7 @@
         <w:rPr>
           <w:b/>
         </w:rPr>
-        <w:t>Figure 2. Composition of the retrievable evidence base (n = 90 studies).</w:t>
+        <w:t>Figure 2. Composition of the retrievable evidence base (n = 86 studies).</w:t>
       </w:r>
     </w:p>
     <w:p>
@@ -2514,7 +2531,7 @@
         <w:t>S4.</w:t>
       </w:r>
       <w:r>
-        <w:t xml:space="preserve"> Pre-extraction from the abstracts of the 90 studies with a retrievable publication, flagged as partial in every record.</w:t>
+        <w:t xml:space="preserve"> Pre-extraction from the abstracts of the 86 studies with a retrievable publication, flagged as partial in every record.</w:t>
       </w:r>
     </w:p>
     <w:p>
@@ -2528,7 +2545,7 @@
         <w:t>S5.</w:t>
       </w:r>
       <w:r>
-        <w:t xml:space="preserve"> Listing of the 132 studies with their status and grouped reports, and of the 51 excluded after screening, with their reason and supporting quotation.</w:t>
+        <w:t xml:space="preserve"> Listing of the 128 studies with their status and grouped reports, and of the 55 excluded after screening, with their reason and supporting quotation.</w:t>
       </w:r>
     </w:p>
     <w:p>
@@ -2682,7 +2699,7 @@
         <w:t>S16.</w:t>
       </w:r>
       <w:r>
-        <w:t xml:space="preserve"> The 51 studies the screening admitted and the full text contradicted, with their reason code and the sentence from the article that supports it.</w:t>
+        <w:t xml:space="preserve"> The 55 studies the screening admitted and the full text contradicted, with their reason code and the sentence from the article that supports it.</w:t>
       </w:r>
     </w:p>
     <w:p>
@@ -2696,7 +2713,7 @@
         <w:t>S17.</w:t>
       </w:r>
       <w:r>
-        <w:t xml:space="preserve"> Table 6 broken down: the seven requirements, arm by arm over the 98 arms, with the first one that fails and why.</w:t>
+        <w:t xml:space="preserve"> Table 6 broken down: the seven requirements, arm by arm over the 94 arms, with the first one that fails and why.</w:t>
       </w:r>
     </w:p>
     <w:p>
@@ -2710,7 +2727,7 @@
         <w:t>S18.</w:t>
       </w:r>
       <w:r>
-        <w:t xml:space="preserve"> The 74 risk-of-bias judgements, one per row, with the signed sentence supporting each.</w:t>
+        <w:t xml:space="preserve"> The 68 risk-of-bias judgements, one per row, with the signed sentence supporting each.</w:t>
       </w:r>
     </w:p>
     <w:p>
@@ -2752,7 +2769,7 @@
         <w:t>S20.</w:t>
       </w:r>
       <w:r>
-        <w:t xml:space="preserve"> Which report each of the 98 arms came from, and with what evidence the link was established.</w:t>
+        <w:t xml:space="preserve"> Which report each of the 94 arms came from, and with what evidence the link was established.</w:t>
       </w:r>
     </w:p>
     <w:p>

--- a/verificables revisión sistemática/manuscript_en.docx
+++ b/verificables revisión sistemática/manuscript_en.docx
@@ -54,7 +54,7 @@
         <w:t>Word count:</w:t>
       </w:r>
       <w:r>
-        <w:t xml:space="preserve"> abstract 280; main text 8 449.</w:t>
+        <w:t xml:space="preserve"> abstract 301; main text 8 912.</w:t>
       </w:r>
     </w:p>
     <w:p>
@@ -65,7 +65,7 @@
         <w:t>Tables:</w:t>
       </w:r>
       <w:r>
-        <w:t xml:space="preserve"> 6. </w:t>
+        <w:t xml:space="preserve"> 7. </w:t>
       </w:r>
       <w:r>
         <w:rPr>
@@ -83,7 +83,7 @@
         <w:t>Supplementary files:</w:t>
       </w:r>
       <w:r>
-        <w:t xml:space="preserve"> 16 (S0–S15) plus a guide.</w:t>
+        <w:t xml:space="preserve"> S0–S24 and S18b, plus a guide.</w:t>
       </w:r>
     </w:p>
     <w:p>
@@ -142,7 +142,7 @@
         <w:t>after screening closed</w:t>
       </w:r>
       <w:r>
-        <w:t xml:space="preserve"> and verified against full text. The unit was the study. Extraction was manual, in duplicate and independent, with consensus on disagreements; the structure comes from a pre-extraction from abstracts and the outcomes from the adjudicated extraction.</w:t>
+        <w:t xml:space="preserve"> and verified against full text. The unit was the study, with its full article: a criterion added after extraction. Extraction was manual, in duplicate and independent, with consensus on disagreements; the structure comes from a pre-extraction from abstracts and the outcomes from the adjudicated extraction.</w:t>
       </w:r>
     </w:p>
     <w:p>
@@ -153,16 +153,16 @@
         <w:t>Results.</w:t>
       </w:r>
       <w:r>
-        <w:t xml:space="preserve"> From 23 057 records, 17 129 unique reports remained;233 reports formed 183 studies and, on reading the full texts, </w:t>
+        <w:t xml:space="preserve"> From 23 057 records, 17 129 unique reports remained; 233 reports formed 183 studies and </w:t>
       </w:r>
       <w:r>
         <w:rPr>
           <w:b/>
         </w:rPr>
-        <w:t>55 left the corpus</w:t>
-      </w:r>
-      <w:r>
-        <w:t xml:space="preserve"> —protocols, preclinical models, and articles where </w:t>
+        <w:t>118 left the corpus</w:t>
+      </w:r>
+      <w:r>
+        <w:t xml:space="preserve">: 63 for lacking the full article —42 existed only as a registry entry— and 55 for failing the criteria —protocols, preclinical models, and articles where </w:t>
       </w:r>
       <w:r>
         <w:rPr>
@@ -171,16 +171,25 @@
         <w:t>P. aeruginosa</w:t>
       </w:r>
       <w:r>
-        <w:t xml:space="preserve"> appears only in the product's declared spectrum—, leaving </w:t>
+        <w:t xml:space="preserve"> appears only in the product's declared spectrum—. </w:t>
       </w:r>
       <w:r>
         <w:rPr>
           <w:b/>
         </w:rPr>
-        <w:t>128</w:t>
-      </w:r>
-      <w:r>
-        <w:t xml:space="preserve">, 86 with a retrievable publication. Single case reports, 46.5 %; comparative, 8.1 %; resistance class unassignable, 73.3 %. Full text was obtained for 65 (75.6 %), and what is missing concentrates 71.4 % of the comparative designs; the language criterion removed 35 studies more. In 64 of the 94 arms (68.1 %) no operational definition of clinical success is on record, and only 2 combine comparative design, numerator, denominator and a definition. Setting aside the one whose outcome is a time, </w:t>
+        <w:t>65</w:t>
+      </w:r>
+      <w:r>
+        <w:t xml:space="preserve"> remain, all read in full text; requiring it left out 7 of the 9 studies with a comparative design. Single case reports, 52.3 %; comparative, 3.1 %; resistance class unassignable, 70.8 %; the language criterion removed 35 studies more. In 43 of the 73 arms (58.9 %) no operational definition of clinical success is on record, and only 2 combine comparative design, numerator, denominator and a definition. One does not separate </w:t>
+      </w:r>
+      <w:r>
+        <w:rPr>
+          <w:i/>
+        </w:rPr>
+        <w:t>P. aeruginosa</w:t>
+      </w:r>
+      <w:r>
+        <w:t xml:space="preserve"> and the other measures a time: </w:t>
       </w:r>
       <w:r>
         <w:rPr>
@@ -438,7 +447,7 @@
         <w:t>study</w:t>
       </w:r>
       <w:r>
-        <w:t>, not the report, following PRISMA 2020. A protocol, its conference abstracts and its final publication constitute one study with several reports. The decision and its justification are recorded in the project decision log.</w:t>
+        <w:t>, not the report, following PRISMA 2020. A protocol, its conference abstracts and its final publication constitute one study with several reports. The decision and its justification are recorded in the project decision log. A study is included only if the PDF of its full article is available: the criterion was added on 6 October 2026, with screening and extraction finished, and section 2.9 dates it and measures its effect.</w:t>
       </w:r>
     </w:p>
     <w:p>
@@ -488,7 +497,7 @@
     </w:p>
     <w:p>
       <w:r>
-        <w:t>The search equations were designed and run by D.V., querying each interface directly; they were neither generated nor executed by the language model whose involvement is declared in section 2.4. They are supplied in full as supplementary material, with the literal syntax of each interface, the number of results and the date, so that anyone can repeat them. BVS and SciELO were included so as not to tilt the review towards the anglophone literature, and contributed 2 of the 233 reports that reached full text: they cover Ibero-America, and of the 32 studies that state their origin, 11 are from Russia, Poland, Georgia or Ukraine.</w:t>
+        <w:t>The search equations were designed and run by D.V., querying each interface directly; they were neither generated nor executed by the language model whose involvement is declared in section 2.4. They are supplied in full as supplementary material, with the literal syntax of each interface, the number of results and the date, so that anyone can repeat them. BVS and SciELO were included so as not to tilt the review towards the anglophone literature, and contributed 2 of the 233 reports that reached full text: they cover Ibero-America, and of the 24 studies that state their origin, 9 are from Russia, Poland, Georgia or Ukraine.</w:t>
       </w:r>
     </w:p>
     <w:p>
@@ -671,7 +680,7 @@
         <w:t>in duplicate and independently</w:t>
       </w:r>
       <w:r>
-        <w:t xml:space="preserve"> between the two reviewers. One reviewer extracted the 124 studies that then had a retrievable publication —95 after the exclusions in section 3.1.1— and the second extracted 122 of them, so 98 % of the corpus is double-extracted. Over the 130 comparable arm rows, 541 value disagreements were recorded; agreement, measured before resolving them, was 78 % median agreement and a median Cohen's kappa of 0.62 over the 8 of 9 categorical fields where it is informative, ranging from 64 % to 100 % across variables. Disagreements were resolved by consensus between the two reviewers, with a record of who resolved and when:539 of 541 are adjudicated. The remaining 2 had been closed earlier by a mechanical rule applied to a comparison that was subsequently redone, so they carry no joint signature and are not counted as consensus. The 14 that remained open —10 on study design, where the form offered no option the reviewers needed, and 4 for data requiring the article to be re-read— were signed by consensus on 14 September 2026. The complete record, resolution by resolution, is supplied as supplementary material.</w:t>
+        <w:t xml:space="preserve"> between the two reviewers. One reviewer extracted the 124 studies that then had a retrievable publication —65 after the exclusions in section 3.1.1— and the second extracted 122 of them, so 98 % of what was extracted is double-extracted; of the 65 studies in the current corpus, 65 are. Over the 130 comparable arm rows, 541 value disagreements were recorded; agreement, measured before resolving them, was 78 % median agreement and a median Cohen's kappa of 0.62 over the 8 of 9 categorical fields where it is informative, ranging from 64 % to 100 % across variables. Disagreements were resolved by consensus between the two reviewers, with a record of who resolved and when:539 of 541 are adjudicated. The remaining 2 had been closed earlier by a mechanical rule applied to a comparison that was subsequently redone, so they carry no joint signature and are not counted as consensus. The 14 that remained open —10 on study design, where the form offered no option the reviewers needed, and 4 for data requiring the article to be re-read— were signed by consensus on 14 September 2026. The complete record, resolution by resolution, is supplied as supplementary material.</w:t>
       </w:r>
     </w:p>
     <w:p>
@@ -706,10 +715,10 @@
         <w:rPr>
           <w:b/>
         </w:rPr>
-        <w:t>only in studies with a comparative design and only in those whose full text was obtained</w:t>
-      </w:r>
-      <w:r>
-        <w:t>: 9 of the 12 that the design adjudicated on the article identifies as comparative. Randomised trials with RoB 2 [@Sterne2019_rob2], and non-randomised trials and cohorts with ROBINS-I [@Sterne2016_robinsi]. The remaining study is a randomised trial without full text: it is not assessed, and neither does it receive an unfavourable judgement for that reason.</w:t>
+        <w:t>only in studies with a comparative design</w:t>
+      </w:r>
+      <w:r>
+        <w:t>: the 9 that the design adjudicated on the article identifies as comparative, all with full text, as is the whole corpus since the criterion of section 2.9. Randomised trials with RoB 2 [@Sterne2019_rob2], and non-randomised trials and cohorts with ROBINS-I [@Sterne2016_robinsi].</w:t>
       </w:r>
     </w:p>
     <w:p>
@@ -745,7 +754,7 @@
         <w:t>GRADE is not applied</w:t>
       </w:r>
       <w:r>
-        <w:t>, and the reason does not depend on the above: it rates the certainty of a pooled estimate and this review presents none. Section 3.5 shows that only 2 of the 94 arms meet the minimum requirements for pooling, and none survives the eligibility criteria. Rating the certainty of a result that does not exist would be a formality, not an assessment [@Guyatt2011_grade].</w:t>
+        <w:t>, and the reason does not depend on the above: it rates the certainty of a pooled estimate and this review presents none. Section 3.5 shows that only 2 of the 73 arms meet the minimum requirements for pooling, and none survives the eligibility criteria. Rating the certainty of a result that does not exist would be a formality, not an assessment [@Guyatt2011_grade].</w:t>
       </w:r>
     </w:p>
     <w:p>
@@ -854,10 +863,10 @@
         <w:rPr>
           <w:b/>
         </w:rPr>
-        <w:t>Second amendment: studies whose full text could not be obtained leave the corpus.</w:t>
-      </w:r>
-      <w:r>
-        <w:t xml:space="preserve"> Adopted on 2 September 2026, again with screening already closed. It is of a different kind from the first, and that should not be glossed over: every other exclusion reason refers to what the </w:t>
+        <w:t>Second amendment: only studies with the full article are included.</w:t>
+      </w:r>
+      <w:r>
+        <w:t xml:space="preserve"> It was adopted on 2 September 2026 for one study and extended to all on 6 October 2026, both times with screening closed and the second time with extraction finished as well. It is of a different kind from the first, and that should not be glossed over: every other exclusion reason refers to what the </w:t>
       </w:r>
       <w:r>
         <w:rPr>
@@ -872,7 +881,7 @@
         <w:rPr>
           <w:b/>
         </w:rPr>
-        <w:t>this review could not read</w:t>
+        <w:t>this review was able to read</w:t>
       </w:r>
       <w:r>
         <w:t>, which is a property of the process, not of the study.</w:t>
@@ -889,16 +898,30 @@
         <w:t>4 studies</w:t>
       </w:r>
       <w:r>
-        <w:t xml:space="preserve">. The first, on 2 September, is a randomised trial of which only a repository copy exists, in a pre-peer-review version and behind an automated-access barrier. The other 3 were excluded by the two authors on 6 October 2026 because their language, a criterion of section 2.2, could only be checked on an English abstract from journals that do not publish natively in English: EST-045 and EST-059, from a Russian journal, and EST-173, from a Greek one. Its potential effect is far larger, so declaring it is obligatory: </w:t>
+        <w:t xml:space="preserve"> under the code NOREC and </w:t>
       </w:r>
       <w:r>
         <w:rPr>
           <w:b/>
         </w:rPr>
-        <w:t>applied to the 24 studies still without full text, the corpus would fall from 128 to 107 studies, comparative designs from 7 to 2 and randomised trials from 6 to 2</w:t>
-      </w:r>
-      <w:r>
-        <w:t xml:space="preserve">, and the full-text retrieval rate would become 100 % </w:t>
+        <w:t>63</w:t>
+      </w:r>
+      <w:r>
+        <w:t xml:space="preserve"> under the code NOPDF. On 2 September a randomised trial left, of which only a repository copy exists, in a pre-peer-review version and behind an automated-access barrier. On 6 October the two authors excluded under the same code 3 studies whose language, a criterion of section 2.2, could only be checked on an English abstract from journals that do not publish natively in English: EST-045 and EST-059, from a Russian journal, and EST-173, from a Greek one. The same day they signed the extension of the criterion to </w:t>
+      </w:r>
+      <w:r>
+        <w:rPr>
+          <w:b/>
+        </w:rPr>
+        <w:t>every study without the PDF of the full article with access</w:t>
+      </w:r>
+      <w:r>
+        <w:t xml:space="preserve"> (code NOPDF): 21 studies whose article was not obtained — 3 of them exist only as conference abstracts — and 42 that exist only as a trial registry entry. The corpus went from 128 to 65 studies.</w:t>
+      </w:r>
+    </w:p>
+    <w:p>
+      <w:r>
+        <w:t xml:space="preserve">Until that date this same section advised against generalising NOREC, and the reason still stands: with the extended criterion, full-text retrieval in the corpus is 100 % </w:t>
       </w:r>
       <w:r>
         <w:rPr>
@@ -907,7 +930,25 @@
         <w:t>by construction</w:t>
       </w:r>
       <w:r>
-        <w:t>. That is, the retrieval bias measured in section 3.2 could no longer be measured, because the criterion eliminates it by definition instead of resolving it. This review does not apply it that way, and the reader should know that the 75.6 % figure coexists with an exclusion that, generalised, would empty it of meaning.</w:t>
+        <w:t xml:space="preserve">, and the retrieval bias that section 3.2 measured within the corpus can no longer be measured there. It is therefore measured as an </w:t>
+      </w:r>
+      <w:r>
+        <w:rPr>
+          <w:b/>
+        </w:rPr>
+        <w:t>effect of the criterion</w:t>
+      </w:r>
+      <w:r>
+        <w:t xml:space="preserve"> (Table 3). Counting both dates, the criterion leaves out 67 studies, and they are not a random sample: it takes </w:t>
+      </w:r>
+      <w:r>
+        <w:rPr>
+          <w:b/>
+        </w:rPr>
+        <w:t>7 of the 9 comparative designs (77.8 %)</w:t>
+      </w:r>
+      <w:r>
+        <w:t xml:space="preserve"> and 5 of the 7 randomised trials. The authors adopted it knowing that effect, and it is declared here, with its date, rather than presented as if it had applied from the start.</w:t>
       </w:r>
     </w:p>
     <w:p>
@@ -964,25 +1005,25 @@
         <w:t>183 studies assessed for eligibility</w:t>
       </w:r>
       <w:r>
-        <w:t xml:space="preserve">. On reading their full texts during extraction, </w:t>
+        <w:t xml:space="preserve">. Of these, </w:t>
       </w:r>
       <w:r>
         <w:rPr>
           <w:b/>
         </w:rPr>
-        <w:t>55 of them left the corpus</w:t>
-      </w:r>
-      <w:r>
-        <w:t xml:space="preserve"> and were excluded; the next subsection details them. The evidence base stands at </w:t>
+        <w:t>118 left the corpus</w:t>
+      </w:r>
+      <w:r>
+        <w:t xml:space="preserve">: 63 for lacking the PDF of the full article (section 2.9) and 55 for failing the eligibility criteria, checked against the article or against the registry record; the next subsection details them. The evidence base stands at </w:t>
       </w:r>
       <w:r>
         <w:rPr>
           <w:b/>
         </w:rPr>
-        <w:t>128 studies</w:t>
-      </w:r>
-      <w:r>
-        <w:t>, grouping 161 reports: 107 with a single report and 21 with several, up to a maximum of eleven reports of one trial. The 134 trial-registry reports are not a separate stream from that figure: they are among the 23 057 identified (121 from ClinicalTrials.gov, 10 from CTIS and 3 from EudraCT), and the diagram separates them from screening onwards because PRISMA 2020 requires both streams to be declared.</w:t>
+        <w:t>65 studies</w:t>
+      </w:r>
+      <w:r>
+        <w:t>, grouping 80 reports: 60 with a single report and 5 with several, up to a maximum of eleven reports of one trial. The 134 trial-registry reports are not a separate stream from that figure: they are among the 23 057 identified (121 from ClinicalTrials.gov, 10 from CTIS and 3 from EudraCT), and the diagram separates them from screening onwards because PRISMA 2020 requires both streams to be declared.</w:t>
       </w:r>
     </w:p>
     <w:p>
@@ -990,7 +1031,18 @@
         <w:pStyle w:val="Heading2"/>
       </w:pPr>
       <w:r>
-        <w:t>3.1.1 The 55 studies the screening admitted and that later left</w:t>
+        <w:t>3.1.1 The 118 studies the screening admitted and that later left</w:t>
+      </w:r>
+    </w:p>
+    <w:p>
+      <w:r>
+        <w:rPr>
+          <w:b/>
+        </w:rPr>
+        <w:t>Sixty-three left for lacking the full article</w:t>
+      </w:r>
+      <w:r>
+        <w:t xml:space="preserve"> (code NOPDF, section 2.9): 21 studies whose article was not obtained — 3 of them exist only as conference abstracts — and 42 that exist only as a trial registry entry, with no locatable associated publication. It is not claimed that they fail the criteria of section 2.2: they were never checked against the article, because this review could not read it. The other 55 left for failing the criteria.</w:t>
       </w:r>
     </w:p>
     <w:p>
@@ -1102,7 +1154,7 @@
         <w:t>language</w:t>
       </w:r>
       <w:r>
-        <w:t xml:space="preserve">, and were detected differently. All four appeared in the same Russian journal, and the criterion in section 2.5 had kept them on a premise that turned out to be false: that this journal issues a full English version. It does not. Measured on the publisher's own page and </w:t>
+        <w:t xml:space="preserve">, and were detected differently. All four appeared in the same Russian journal, and the criterion in section 2.2 had kept them on a premise that turned out to be false: that this journal issues a full English version. It does not. Measured on the publisher's own page and </w:t>
       </w:r>
       <w:r>
         <w:rPr>
@@ -1204,7 +1256,7 @@
         <w:t>look very much</w:t>
       </w:r>
       <w:r>
-        <w:t xml:space="preserve"> like an eligible abstract; telling them apart requires opening the article. Section 2.4 declares that the records the model excluded were never re-read by a human. These 28 are the other side of that limitation, and they are </w:t>
+        <w:t xml:space="preserve"> like an eligible abstract; telling them apart requires opening the article. Section 2.4 declares that the records the model excluded were never re-read by a human. These 28 are the other side of that limitation — counting those with a stored copy of the text; one article read on the publisher's site and one editorial judged by its indexing have none —, and they are </w:t>
       </w:r>
       <w:r>
         <w:rPr>
@@ -1213,7 +1265,7 @@
         <w:t>30.1 %</w:t>
       </w:r>
       <w:r>
-        <w:t xml:space="preserve"> of the 93 studies whose full text could be read. It is a floor, not a total: the 31 studies without full text could not be checked against anything.</w:t>
+        <w:t xml:space="preserve"> of the 93 studies whose full text could be read. It is a floor, not a total: the 63 that left for lacking the article were never checked against it.</w:t>
       </w:r>
     </w:p>
     <w:p>
@@ -1260,7 +1312,7 @@
         <w:t>P. aeruginosa</w:t>
       </w:r>
       <w:r>
-        <w:t xml:space="preserve"> among the organisms of the population they will treat and remain. </w:t>
+        <w:t xml:space="preserve"> among the organisms of the population they will treat and passed the population criterion; as none has a published article, they left later under the full-text criterion (section 2.9). </w:t>
       </w:r>
       <w:r>
         <w:rPr>
@@ -1347,25 +1399,16 @@
     </w:p>
     <w:p>
       <w:r>
-        <w:t xml:space="preserve">Of the 128 studies, </w:t>
+        <w:t xml:space="preserve">All 65 studies in the corpus have their full article. Before the full-text criterion, </w:t>
       </w:r>
       <w:r>
         <w:rPr>
           <w:b/>
         </w:rPr>
-        <w:t>86 have a retrievable publication</w:t>
-      </w:r>
-      <w:r>
-        <w:t xml:space="preserve">: 83 articles and 3 that exist only as conference abstracts. The remaining </w:t>
-      </w:r>
-      <w:r>
-        <w:rPr>
-          <w:b/>
-        </w:rPr>
-        <w:t>42 are trial registry entries alone</w:t>
-      </w:r>
-      <w:r>
-        <w:t>, with no locatable associated publication. That figure by itself describes a field in which more than one study in three has been registered but has never published results.</w:t>
+        <w:t>42 of the 128 studies were trial registry entries alone</w:t>
+      </w:r>
+      <w:r>
+        <w:t>, with no locatable associated publication. That figure, which the criterion removes from the corpus but not from the field, by itself describes a literature in which almost one registered study in three has never published results.</w:t>
       </w:r>
     </w:p>
     <w:p>
@@ -1392,25 +1435,25 @@
     </w:p>
     <w:p>
       <w:r>
-        <w:t xml:space="preserve">Full text was obtained for </w:t>
+        <w:t xml:space="preserve">All 65 studies in the corpus have their full text, obtained through legitimate open-access routes. Since the criterion of section 2.9 that is the entry condition, so the </w:t>
       </w:r>
       <w:r>
         <w:rPr>
           <w:b/>
         </w:rPr>
-        <w:t>65 of the 86 retrievable studies (75.6 %)</w:t>
-      </w:r>
-      <w:r>
-        <w:t xml:space="preserve"> through legitimate open-access routes. The remaining 21 have not been obtained. Their availability was re-checked on 2 September 2026 against three independent indexes — Europe PMC, OpenAlex and Semantic Scholar — and </w:t>
+        <w:t>100.0 %</w:t>
+      </w:r>
+      <w:r>
+        <w:t xml:space="preserve"> rate measures the criterion, not retrieval. Retrieval is measured just before it: the text had been obtained for </w:t>
       </w:r>
       <w:r>
         <w:rPr>
           <w:b/>
         </w:rPr>
-        <w:t>none of the 21 has an open-access copy today</w:t>
-      </w:r>
-      <w:r>
-        <w:t>. They were not requested through interlibrary loan or from the authors: the documentary gap this review declares is not mitigated by any further route, which is why it is reported as a limit and not as something pending.</w:t>
+        <w:t>65 of the 86 studies with an article or abstract (75.6 %)</w:t>
+      </w:r>
+      <w:r>
+        <w:t>. The remaining 21 were not obtained. Their availability had been re-checked on 2 September 2026 against three independent indexes — Europe PMC, OpenAlex and Semantic Scholar — and none of the 21 had a locatable open-access copy: some are listed without one and others, the 3 conference abstracts among them, are not listed in the indexes. They were not requested through interlibrary loan or from the authors: the documentary gap is not mitigated by any further route, which is why the criterion excluded them instead of leaving them pending.</w:t>
       </w:r>
     </w:p>
     <w:p>
@@ -1421,24 +1464,24 @@
         <w:rPr>
           <w:b/>
         </w:rPr>
-        <w:t>is not a random sample of the whole</w:t>
-      </w:r>
-      <w:r>
-        <w:t xml:space="preserve"> (Table 3). It contains 5 of the 7 comparative studies, </w:t>
+        <w:t>was not a random sample of the whole</w:t>
+      </w:r>
+      <w:r>
+        <w:t xml:space="preserve"> (Table 3), and neither is the criterion that excludes it. Counting the 4 NOREC studies, the studies the criterion leaves out contain 7 of the 9 comparative designs, </w:t>
       </w:r>
       <w:r>
         <w:rPr>
           <w:b/>
         </w:rPr>
-        <w:t>71.4 %</w:t>
-      </w:r>
-      <w:r>
-        <w:t>, and, although it reports fewer patients overall, it concentrates the designs that can sustain a comparison. Of the field's four landmark randomised trials [@Jault2019_phagoburn; @Leitner2021_lancetid_pyophage; @NirPaz2025_med_tp102; @Chan2023_jcf_cyphy], two remain unread: the intravesical phage trial and TP-102. The PhagoBurn article was obtained. The Yale trial has no full journal article, only a conference abstract and results deposited in the register; what was obtained is the trial protocol, which documents the design but not the outcomes.</w:t>
+        <w:t>77.8 %</w:t>
+      </w:r>
+      <w:r>
+        <w:t>, although they report fewer patients overall. Of the 7 randomised trials identified with an article or abstract, the corpus keeps 2 — PhagoBurn [@Jault2019_phagoburn] and BX004-A [@Weiner2025_natcomms] — and the other 5 left under the criterion, among them the TP-102 trial [@NirPaz2025_med_tp102].</w:t>
       </w:r>
     </w:p>
     <w:p>
       <w:r>
-        <w:t>The asymmetry is itself a finding. Full-text accessibility covaries with region of publication and with study design, and it pushes in the same direction as the language restriction: both tilt the corpus towards the anglophone open-access literature. A review that declares neither transforms the question without saying so.</w:t>
+        <w:t>The asymmetry is itself a finding. Full-text accessibility covaries with region of publication and with study design, and the full-text criterion pushes in the same direction as the language restriction: both tilt the corpus towards the anglophone open-access literature. A review that declares neither transforms the question without saying so.</w:t>
       </w:r>
     </w:p>
     <w:p>
@@ -1451,13 +1494,13 @@
     </w:p>
     <w:p>
       <w:r>
-        <w:t xml:space="preserve">The 95 retrievable studies were published between </w:t>
+        <w:t xml:space="preserve">The 65 studies in the corpus were published between </w:t>
       </w:r>
       <w:r>
         <w:rPr>
           <w:b/>
         </w:rPr>
-        <w:t>2016 and 2026</w:t>
+        <w:t>2017 and 2026</w:t>
       </w:r>
       <w:r>
         <w:t xml:space="preserve">, and </w:t>
@@ -1466,7 +1509,7 @@
         <w:rPr>
           <w:b/>
         </w:rPr>
-        <w:t>80.0 %</w:t>
+        <w:t>86.2 %</w:t>
       </w:r>
       <w:r>
         <w:t xml:space="preserve"> since 2020. This is a young and rapidly expanding evidence base (Table 1).</w:t>
@@ -1480,16 +1523,16 @@
         <w:rPr>
           <w:b/>
         </w:rPr>
-        <w:t>40 single case reports (46.5 %)</w:t>
-      </w:r>
-      <w:r>
-        <w:t xml:space="preserve">, 18 case series, 11 prospective cohorts, 6 randomised trials, 1 non-randomised trials and 3 retrospective cohorts. A further 7 do not state a recognisable design in the abstract. Comparative designs total </w:t>
+        <w:t>34 single case reports (52.3 %)</w:t>
+      </w:r>
+      <w:r>
+        <w:t xml:space="preserve">, 16 case series, 7 prospective cohorts, 2 randomised trials, 0 non-randomised trials and 3 retrospective cohorts. A further 3 do not state a recognisable design in the abstract. Comparative designs total </w:t>
       </w:r>
       <w:r>
         <w:rPr>
           <w:b/>
         </w:rPr>
-        <w:t>7 studies, 8.1 %</w:t>
+        <w:t>2 studies, 3.1 %</w:t>
       </w:r>
       <w:r>
         <w:t xml:space="preserve"> of the whole, and are the only ones able to sustain a claim of relative efficacy.</w:t>
@@ -1497,7 +1540,7 @@
     </w:p>
     <w:p>
       <w:r>
-        <w:t>Where stated, geographic origin is spread across Georgia and Poland (5 studies each), France and the United States (3 each), Belgium, Germany, Israel and Spain (2 each), and 8 other origins with one study each. It is not stated in 54 of the 86 studies. The fall in Russian representation relative to the pre-amendment corpus, from 34 studies to 1, is mainly an effect of the language criterion, not of the search.</w:t>
+        <w:t>Where stated, geographic origin is spread across Georgia and Poland (4 studies each), France (3), Belgium and the United States (2 each), and 9 other origins with one study each. It is not stated in 41 of the 65 studies. The fall in Russian representation relative to the pre-amendment corpus, from 34 studies to 1, is mainly an effect of the language criterion, not of the search.</w:t>
       </w:r>
     </w:p>
     <w:p>
@@ -1530,10 +1573,10 @@
         <w:rPr>
           <w:b/>
         </w:rPr>
-        <w:t>73.3 %</w:t>
-      </w:r>
-      <w:r>
-        <w:t xml:space="preserve"> of studies: 58.1 % do not mention it at all and a further 15.1 % mention it in terms that do not allow classification. For stratifying by resistance, which is what published syntheses do, both cases are equally unusable.</w:t>
+        <w:t>70.8 %</w:t>
+      </w:r>
+      <w:r>
+        <w:t xml:space="preserve"> of studies: 50.8 % do not mention it at all and a further 20.0 % mention it in terms that do not allow classification. For stratifying by resistance, which is what published syntheses do, both cases are equally unusable.</w:t>
       </w:r>
     </w:p>
     <w:p>
@@ -1553,7 +1596,7 @@
         <w:rPr>
           <w:b/>
         </w:rPr>
-        <w:t>51.2 %</w:t>
+        <w:t>49.2 %</w:t>
       </w:r>
       <w:r>
         <w:t>.</w:t>
@@ -1585,7 +1628,7 @@
         <w:rPr>
           <w:b/>
         </w:rPr>
-        <w:t>33.7 %</w:t>
+        <w:t>26.2 %</w:t>
       </w:r>
       <w:r>
         <w:t>.</w:t>
@@ -1611,7 +1654,7 @@
         <w:rPr>
           <w:b/>
         </w:rPr>
-        <w:t>97.7 %</w:t>
+        <w:t>96.9 %</w:t>
       </w:r>
       <w:r>
         <w:t>.</w:t>
@@ -1619,13 +1662,13 @@
     </w:p>
     <w:p>
       <w:r>
-        <w:t xml:space="preserve">These figures describe reporting in the abstract, not necessarily in the full article, and the distinction matters because some of the information may sit in the body of the text. That said, the abstract is what databases index and what automated reviews consume. Three studies in four failing to state their resistance category there means that no MDR/XDR/PDR stratification built from abstracts can be correct. That category is not merely descriptive: it is the review's population criterion. </w:t>
+        <w:t xml:space="preserve">These figures describe reporting in the abstract, not necessarily in the full article, and the distinction matters because some of the information may sit in the body of the text. That said, the abstract is what databases index and what automated reviews consume. More than seven studies in ten failing to state their resistance category there means that no MDR/XDR/PDR stratification built from abstracts can be correct. That category is not merely descriptive: it is the review's population criterion. </w:t>
       </w:r>
       <w:r>
         <w:rPr>
           <w:b/>
         </w:rPr>
-        <w:t>In 8 of the 94 arms the class falls below the multidrug-resistance threshold</w:t>
+        <w:t>In 8 of the 73 arms the class falls below the multidrug-resistance threshold</w:t>
       </w:r>
       <w:r>
         <w:t xml:space="preserve"> (EST-001 A, EST-003 B, EST-053 A, EST-057 A, EST-088 A, EST-094 A, EST-106 A, EST-108 A). 2 are strata within studies that do include multidrug-resistant patients, and do not compromise the study's eligibility. The other 6 — EST-001, EST-053, EST-057, EST-088, EST-094 and EST-106 — are single-arm studies whose only patient is not multidrug-resistant. EST-001 and EST-094 are kept in the corpus by signed decision of the two authors on 22 September 2026, and EST-053, EST-057 and EST-088, which fell below the threshold when their class was checked against the article (next paragraph), by the same signed decision on 1 October, and EST-106, which fell below the threshold when its class was resolved that same day, by the one signed on 3 October. All are declared here so the reader can discount them.</w:t>
@@ -1688,12 +1731,12 @@
     </w:p>
     <w:p>
       <w:r>
-        <w:t>Duplicate extraction, now adjudicated, makes it possible for the first time to measure what this evidence base reports for the five outcomes declared in the eligibility criteria. Table 5 summarises it over the 94 extracted arms.</w:t>
+        <w:t>Duplicate extraction, now adjudicated, makes it possible for the first time to measure what this evidence base reports for the five outcomes declared in the eligibility criteria. Table 5 summarises it over the 73 extracted arms.</w:t>
       </w:r>
     </w:p>
     <w:p>
       <w:r>
-        <w:t xml:space="preserve">Completeness is uneven and, at best, partial. Adverse events are the outcome most often reported with a denominator (79.8 % of arms) and emergence of phage resistance the least (27.7 %), despite being the outcome that determines whether the intervention retains its usefulness. Those percentages are computed over all 94 arms and therefore include 24 from studies whose full text has not been retrieved: of an article one has not been able to read, one cannot assert that it is silent. Over the 73 readable arms the figures rise — from 79.8 % to 89.0 % for adverse events, from 27.7 % to 35.6 % for resistance — and Table 5 gives both columns so the reader can separate the literature's silence from this review's own documentary gap. Clinical success, the outcome that published syntheses pool, is reported with numerator and denominator in 70.2 % of arms. Two arms used to report a numerator larger than their denominator — thirteen clinical successes in one patient and five adverse events in four. On re-reading their articles these turned out to be the numerator of the whole series (13 of 15 patients) and the number of treatment courses rather than of events; both fields were set to NA by signed decision of the two authors on 22 September 2026, and </w:t>
+        <w:t xml:space="preserve">Completeness is uneven and, at best, partial. Adverse events are the outcome most often reported with a denominator (89.0 % of arms) and emergence of phage resistance the least (35.6 %), despite being the outcome that determines whether the intervention retains its usefulness. The 73 arms belong to studies whose full article was read (section 2.9), so an outcome that is not on record is an outcome the article does not report, not a documentary gap of this review. Clinical success, the outcome that published syntheses pool, is reported with numerator and denominator in 87.7 % of arms. Two arms used to report a numerator larger than their denominator — thirteen clinical successes in one patient and five adverse events in four. On re-reading their articles these turned out to be the numerator of the whole series (13 of 15 patients) and the number of treatment courses rather than of events; both fields were set to NA by signed decision of the two authors on 22 September 2026, and </w:t>
       </w:r>
       <w:r>
         <w:rPr>
@@ -1707,27 +1750,27 @@
     </w:p>
     <w:p>
       <w:r>
-        <w:t xml:space="preserve">That 70.2 % is misleading, however, if read as availability for pooling. </w:t>
+        <w:t xml:space="preserve">That 87.7 % is misleading, however, if read as availability for pooling. </w:t>
       </w:r>
       <w:r>
         <w:rPr>
           <w:b/>
         </w:rPr>
-        <w:t>In 64 of the 94 arms (68.1 %) no operational definition of clinical success is on record</w:t>
-      </w:r>
-      <w:r>
-        <w:t>; over the 73 readable arms, in 43 (58.9 %). In 46 of them the reviewers established this by reading the article: 45 state a number of patients with a "good outcome" without saying what had to be observed to count one, and 1 left the field empty. In the remaining 18 the extraction is incomplete, so neither the presence nor the absence of a definition is on record; they are counted among those that do not supply one because the datum is not available to a reader of this review, not because its absence was established. A numerator without a definition names nothing comparable to another study's numerator.</w:t>
+        <w:t>In 43 of the 73 arms (58.9 %) no operational definition of clinical success is on record</w:t>
+      </w:r>
+      <w:r>
+        <w:t>, and in all 43 the reviewers established this by reading the article: 42 state a number of patients with a "good outcome" without saying what had to be observed to count one, and 1 left the field empty. A numerator without a definition names nothing comparable to another study's numerator.</w:t>
       </w:r>
     </w:p>
     <w:p>
       <w:r>
-        <w:t xml:space="preserve">Study design is not always on record either: in 10 of the 94 arms it cannot be classified — the two reviewers agreed on "NA" in all 10 — so the design counts are floors over the remaining 84. Of those 84, </w:t>
+        <w:t xml:space="preserve">Study design is on record in all 73 arms: </w:t>
       </w:r>
       <w:r>
         <w:rPr>
           <w:b/>
         </w:rPr>
-        <w:t>6 arms are trials</w:t>
+        <w:t>4 arms are trials</w:t>
       </w:r>
       <w:r>
         <w:t xml:space="preserve"> (randomised or not) and </w:t>
@@ -1736,10 +1779,10 @@
         <w:rPr>
           <w:b/>
         </w:rPr>
-        <w:t>9 are cohorts</w:t>
-      </w:r>
-      <w:r>
-        <w:t>. Section 3.3 and Table 1 call only the trials comparative, which is why the figure there is 23 studies; when this section says comparative it also includes the cohorts, and there are 15 arms. They are not the same set.</w:t>
+        <w:t>8 are cohorts</w:t>
+      </w:r>
+      <w:r>
+        <w:t>. Section 3.3 and Table 1 call only the trials comparative, with the design the abstract states, which is why the figure there is 2 studies; when this section says comparative it also includes the cohorts, with the design adjudicated on the article, and there are 12 arms. They are not the same set.</w:t>
       </w:r>
     </w:p>
     <w:p>
@@ -1750,10 +1793,10 @@
         <w:rPr>
           <w:b/>
         </w:rPr>
-        <w:t>2 of the 94 arms</w:t>
-      </w:r>
-      <w:r>
-        <w:t>. The next two are the eligibility criteria this review itself declares in section 2.2, and none of those 3 survives them.</w:t>
+        <w:t>2 of the 73 arms</w:t>
+      </w:r>
+      <w:r>
+        <w:t>. The next two are the eligibility criteria this review itself declares in section 2.2, and only one of those 2 survives them.</w:t>
       </w:r>
     </w:p>
     <w:p>
@@ -1767,16 +1810,7 @@
         <w:t>P. aeruginosa</w:t>
       </w:r>
       <w:r>
-        <w:t xml:space="preserve">. Section 2.2 admits multi-pathogen studies only when the subgroup is separable, and in one of the three the extraction records that the article does not separate the data: its numerator counts patients of several species. Two remain. The second is that administration be therapeutic. The next of the three is a trial </w:t>
-      </w:r>
-      <w:r>
-        <w:rPr>
-          <w:i/>
-        </w:rPr>
-        <w:t>preventing</w:t>
-      </w:r>
-      <w:r>
-        <w:t xml:space="preserve"> ventilator-associated pneumonia, and its outcome — absence of incident pneumonia — does not measure the same thing as cure of an established infection. One remains.</w:t>
+        <w:t>. Section 2.2 admits multi-pathogen studies only when the subgroup is separable, and in one of the two the extraction records that the article does not separate the data: its numerator counts patients of several species. One remains. The second is that administration be therapeutic, and that arm's is.</w:t>
       </w:r>
     </w:p>
     <w:p>
@@ -1801,13 +1835,13 @@
     </w:p>
     <w:p>
       <w:r>
-        <w:t xml:space="preserve">Put another way: of the 94 arms of this literature, </w:t>
+        <w:t xml:space="preserve">Put another way: of the 73 arms of this literature, </w:t>
       </w:r>
       <w:r>
         <w:rPr>
           <w:b/>
         </w:rPr>
-        <w:t>not one meets both the arithmetic conditions and the eligibility criteria that would make its clinical success a legitimate term in a pooled proportion</w:t>
+        <w:t>not one meets at once the arithmetic conditions, the eligibility criteria and the metric that would make its clinical success a legitimate term in a pooled proportion</w:t>
       </w:r>
       <w:r>
         <w:t>. It is not that the available studies are few: there are none. Table 6 sets out the funnel, step by step.</w:t>
@@ -1834,7 +1868,7 @@
         <w:t>Denominators.</w:t>
       </w:r>
       <w:r>
-        <w:t xml:space="preserve"> Almost four studies in ten are single cases, in which the success proportion can only take the values 0 or 1 and its binomial variance is maximal. Pooling forty-nine denominators of one with a handful of larger series produces a weighted mean whose weights are set by series size rather than by evidential quality.</w:t>
+        <w:t xml:space="preserve"> More than half the studies (52.3 %) are single cases, in which the success proportion can only take the values 0 or 1 and its binomial variance is maximal. Pooling 38 denominators of one with a handful of larger series produces a weighted mean whose weights are set by series size rather than by evidential quality.</w:t>
       </w:r>
     </w:p>
     <w:p>
@@ -1845,7 +1879,7 @@
         <w:t>Outcome.</w:t>
       </w:r>
       <w:r>
-        <w:t xml:space="preserve"> Among the studies whose full text has been read, "clinical success" neither names the same thing nor measures on the same scale. At one end, composite long-term clinical cure: no implant loosening and walking without pain at 21 months [@Ferry2022_natcomms]. At the other, discharge criteria: patient discharged, de-cannulated and rehabilitated [@Aslam2019_ajt]. In between, the label without a criterion: "good clinical outcome" declared by the authors as binary, without stating what had to be observed [@Onallah2023_med].</w:t>
+        <w:t xml:space="preserve"> In the articles of the corpus, "clinical success" neither names the same thing nor measures on the same scale. At one end, composite long-term clinical cure: no implant loosening and walking without pain at 21 months [@Ferry2022_natcomms]. At the other, discharge criteria: patient discharged, de-cannulated and rehabilitated [@Aslam2019_ajt]. In between, the label without a criterion: "good clinical outcome" declared by the authors as binary, without stating what had to be observed [@Onallah2023_med].</w:t>
       </w:r>
     </w:p>
     <w:p>
@@ -1856,7 +1890,7 @@
         <w:rPr>
           <w:b/>
         </w:rPr>
-        <w:t>Two of the landmark randomised trials report no binary success proportion at all</w:t>
+        <w:t>The 2 randomised trials in the corpus report no binary success proportion at all</w:t>
       </w:r>
       <w:r>
         <w:t xml:space="preserve">: the primary endpoint of PhagoBurn is the </w:t>
@@ -1882,7 +1916,7 @@
     </w:p>
     <w:p>
       <w:r>
-        <w:t xml:space="preserve">These definitions come from the full texts already retrieved, not from the pre-extraction from abstracts: </w:t>
+        <w:t xml:space="preserve">These definitions come from the full texts, not from the pre-extraction from abstracts: </w:t>
       </w:r>
       <w:r>
         <w:rPr>
@@ -1907,7 +1941,7 @@
     </w:p>
     <w:p>
       <w:r>
-        <w:t xml:space="preserve">Added to this is the retrieval bias documented in section 3.2, which as things stand would exclude two-thirds of the comparative studies from any synthesis. </w:t>
+        <w:t xml:space="preserve">Added to this is the effect of the full-text criterion documented in section 3.2: 7 of the 9 comparative designs the corpus could have contributed to a synthesis were left out of it. </w:t>
       </w:r>
       <w:r>
         <w:rPr>
@@ -1984,7 +2018,7 @@
         <w:t>P. aeruginosa</w:t>
       </w:r>
       <w:r>
-        <w:t xml:space="preserve"> more broadly than previous syntheses: eight sources, no language restriction, regional literature and trial registers included. The result is 128 studies against the dozens handled by published reviews, and would have been 218 without the language restriction adopted at the end and without the 55 that later left. That increase does not speak well of the field's maturity. Most of it comes from case reports, from registry entries without publication, and from regional literature that searches confined to PubMed and Scopus do not reach.</w:t>
+        <w:t xml:space="preserve"> more broadly than previous syntheses: eight sources, no language restriction, regional literature and trial registers included. The result is 65 studies with their full article; the search had delimited 218 before the language restriction adopted at the end, and 118 left later, 63 of them for lacking the article. That breadth does not speak well of the field's maturity: most of what was identified comes from case reports, from registry entries without publication, and from regional literature that searches confined to PubMed and Scopus do not reach.</w:t>
       </w:r>
     </w:p>
     <w:p>
@@ -1998,7 +2032,7 @@
         <w:t>the breadth of this evidence base does not translate into capacity for synthesis</w:t>
       </w:r>
       <w:r>
-        <w:t>. Almost four retrievable studies in ten are a single case. Fewer than one in five is comparative. In four out of five, the resistance category by which stratification is attempted cannot be assigned. And almost one identified study in three exists only as a registry entry, with no published results.</w:t>
+        <w:t>. More than half the studies (52.3 %) are a single case. Only 2 of the 65 are comparative according to the abstract. In more than seven out of ten, the resistance category by which stratification is attempted cannot be assigned. And, before the full-text criterion, almost one study in three (42 of 128) existed only as a registry entry, with no published results.</w:t>
       </w:r>
     </w:p>
     <w:p>
@@ -2016,7 +2050,7 @@
     </w:p>
     <w:p>
       <w:r>
-        <w:t>Our delimitation further suggests that those syntheses worked on a fraction of the field. The unrestricted search retrieved 34 Russian and 3 Ukrainian studies, and that is precisely where comparative designs concentrate. The language amendment obliges us to set them aside, so this review documents that body of literature and where it sits but cannot speak to its content. That is an explicit debt to the next review with translation capacity.</w:t>
+        <w:t>Our delimitation further suggests that those syntheses worked on a fraction of the field. The unrestricted search retrieved 34 Russian and 3 Ukrainian studies, and that is precisely where comparative designs concentrate. The language amendment obliges us to set them aside, so this review documents that body of literature and where it sits but cannot speak to its content. That is an explicit debt to the next review with translation capacity. The full-text criterion pushes in the same direction: the studies whose article was not obtained concentrate the comparative designs (section 3.2).</w:t>
       </w:r>
     </w:p>
     <w:p>
@@ -2066,7 +2100,7 @@
         <w:t>For registries.</w:t>
       </w:r>
       <w:r>
-        <w:t xml:space="preserve"> That 42 of 128 studies are registry entries without a locatable publication is a first-order publication-bias problem, and no statistical method resolves it.</w:t>
+        <w:t xml:space="preserve"> That 42 of the 128 studies that reached the full-text criterion were registry entries alone, without a locatable publication, is a first-order publication-bias problem, and no statistical method resolves it; the criterion removes them from this corpus, not from the field.</w:t>
       </w:r>
     </w:p>
     <w:p>
@@ -2105,7 +2139,7 @@
         <w:t>First</w:t>
       </w:r>
       <w:r>
-        <w:t xml:space="preserve">, the corpus excludes one study for the sole reason that its full text could not be read (section 2.9); applied consistently to the 24 others without text, that criterion would empty the measurement of retrieval bias of content. It is declared here because an exclusion that depends on the reviewer's access, rather than on the study's content, is not comparable with the rest. </w:t>
+        <w:t xml:space="preserve">, the corpus admits only studies with the full article (section 2.9), a criterion extended to all on 6 October 2026, with screening and extraction finished, which excluded 63 studies, 42 of them registry entries without publication. It depends on the reviewer's access rather than on the study's content, and it is not neutral: it takes 7 of the 9 comparative designs and 5 of the 7 randomised trials. With it, full-text retrieval is 100 % by construction and retrieval bias is no longer measured within the corpus; it is declared as an effect of the criterion (Table 3). </w:t>
       </w:r>
       <w:r>
         <w:rPr>
@@ -2132,7 +2166,7 @@
         <w:t>Fourth</w:t>
       </w:r>
       <w:r>
-        <w:t xml:space="preserve">, this report describes how completely outcomes are reported (section 3.5) but presents no efficacy estimates and no GRADE certainty (section 2.7): it is a characterisation of the evidence base, not a synthesis of its results. Risk of bias is assessed only in the comparative studies with full text, at domain level and by consensus, so it inherits the retrieval bias; pre-consensus agreement was 81.7 % (49 of 60 judgements; Cohen's kappa 0.74), with 11 disagreements all resolved in the same direction. </w:t>
+        <w:t xml:space="preserve">, this report describes how completely outcomes are reported (section 3.5) but presents no efficacy estimates and no GRADE certainty (section 2.7): it is a characterisation of the evidence base, not a synthesis of its results. Risk of bias is assessed only in the comparative studies with full text, at domain level and by consensus, so it inherits the effect of the full-text criterion; pre-consensus agreement was 81.7 % (49 of 60 judgements; Cohen's kappa 0.74), with 11 disagreements all resolved in the same direction. </w:t>
       </w:r>
       <w:r>
         <w:rPr>
@@ -2141,7 +2175,7 @@
         <w:t>Fifth</w:t>
       </w:r>
       <w:r>
-        <w:t xml:space="preserve">, full text was obtained for 75.6 % of the retrievable studies, and the missing fraction is enriched in comparative designs, so what is described under-represents the comparative part of the field. </w:t>
+        <w:t xml:space="preserve">, before that criterion the full text had been obtained for 75.6 % of the studies with an article or abstract (65 of 86), and the missing fraction, which the criterion left out, is enriched in comparative designs, so what is described under-represents the comparative part of the field. </w:t>
       </w:r>
       <w:r>
         <w:rPr>
@@ -2168,7 +2202,7 @@
         <w:t>20 patients described in more than one study</w:t>
       </w:r>
       <w:r>
-        <w:t xml:space="preserve">, spread over 18 of the 128. Three groups concentrate them. At the Israeli phage therapy centre, EST-003 shares 8 of its patients: 6 with EST-070, another series from the same centre, and the rest with EST-012 and EST-015; a 10-year-old girl with an infected Berlin Heart EXCOR device appears in EST-003, EST-070 and EST-077, and a 7-year-old girl with an osteoarticular infection in EST-003, EST-070 and EST-095. At the University of California San Diego, EST-034 shares 3 patients with EST-049, EST-061 and EST-077. And in the Belgian consortium, EST-108 states that 27 of its 100 patients had been reported before and cites 15 references, of which </w:t>
+        <w:t xml:space="preserve">, spread over 18 of the 65. Three groups concentrate them. At the Israeli phage therapy centre, EST-003 shares 8 of its patients: 6 with EST-070, another series from the same centre, and the rest with EST-012 and EST-015; a 10-year-old girl with an infected Berlin Heart EXCOR device appears in EST-003, EST-070 and EST-077, and a 7-year-old girl with an osteoarticular infection in EST-003, EST-070 and EST-095. At the University of California San Diego, EST-034 shares 3 patients with EST-049, EST-061 and EST-077. And in the Belgian consortium, EST-108 states that 27 of its 100 patients had been reported before and cites 15 references, of which </w:t>
       </w:r>
       <w:r>
         <w:rPr>
@@ -2177,7 +2211,7 @@
         <w:t>7 are studies in this corpus</w:t>
       </w:r>
       <w:r>
-        <w:t xml:space="preserve"> — EST-002, EST-010, EST-016, EST-046, EST-062, EST-124 and EST-164 — contributing 8 patients; to them is added EST-088, published later, whose patient matches one in EST-108 in infection, species and phages. The examination covered the 65 full texts and gathered 31 pairs: 16 flagged by a detector based on product, country and citation, and 15 found by reading. 19 were confirmed, 12 were ruled out and </w:t>
+        <w:t xml:space="preserve"> — EST-002, EST-010, EST-016, EST-046, EST-062, EST-124 and EST-164 — contributing 8 patients; to them is added EST-088, published later, whose patient matches one in EST-108 in infection, species and phages. The examination covered the 65 full texts and gathered 30 pairs: 15 flagged by a detector based on product, country and citation, and 15 found by reading. 19 were confirmed, 11 were ruled out and </w:t>
       </w:r>
       <w:r>
         <w:rPr>
@@ -2186,7 +2220,7 @@
         <w:t>none remains unread</w:t>
       </w:r>
       <w:r>
-        <w:t>; the verdict on each pair carries the sentence it rests on and the signature of both authors (annex S21). As the review publishes no pooled estimate, the duplication alters no effect figure, but it prevents reading the corpus as 128 disjoint sets of patients.</w:t>
+        <w:t>; the verdict on each pair carries the sentence it rests on and the signature of both authors (annex S21). As the review publishes no pooled estimate, the duplication alters no effect figure, but it prevents reading the corpus as 65 disjoint sets of patients.</w:t>
       </w:r>
     </w:p>
     <w:p>
@@ -2324,7 +2358,7 @@
         <w:t>Table 1.</w:t>
       </w:r>
       <w:r>
-        <w:t xml:space="preserve"> Characteristics of the retrievable evidence base (n = 86 studies).</w:t>
+        <w:t xml:space="preserve"> Characteristics of the retrievable evidence base (n = 65 studies).</w:t>
       </w:r>
     </w:p>
     <w:p>
@@ -2346,7 +2380,7 @@
         <w:t>Table 3.</w:t>
       </w:r>
       <w:r>
-        <w:t xml:space="preserve"> Comparison of studies with and without full text obtained.</w:t>
+        <w:t xml:space="preserve"> What the full-text criterion leaves out: included studies against those excluded for lacking the article.</w:t>
       </w:r>
     </w:p>
     <w:p>
@@ -2368,7 +2402,7 @@
         <w:t>Table 5.</w:t>
       </w:r>
       <w:r>
-        <w:t xml:space="preserve"> Reporting completeness for the five declared outcomes, over the adjudicated extraction (n = 94 arms).</w:t>
+        <w:t xml:space="preserve"> Reporting completeness for the five declared outcomes, over the adjudicated extraction (n = 73 arms).</w:t>
       </w:r>
     </w:p>
     <w:p>
@@ -2379,7 +2413,7 @@
         <w:t>Table 6.</w:t>
       </w:r>
       <w:r>
-        <w:t xml:space="preserve"> Arms surviving each requirement for a pooled proportion of clinical success (n = 94 arms).</w:t>
+        <w:t xml:space="preserve"> Arms surviving each requirement for a pooled proportion of clinical success (n = 73 arms).</w:t>
       </w:r>
     </w:p>
     <w:p>
@@ -2407,7 +2441,7 @@
         <w:t>How to read it.</w:t>
       </w:r>
       <w:r>
-        <w:t xml:space="preserve"> The left column is the main flow; the grey boxes on the right hold what was excluded at each step, broken down by the closed six-code vocabulary (ORG, REV, SEC, LAB, VET, OFF; defined in Table 4). The register stream enters from the side and does not pass through bibliographic deduplication, because a registry entry has no DOI with which to collide against an article. The final grey box is not part of the selection flow: it reports how many included studies have been read in full text to date. </w:t>
+        <w:t xml:space="preserve"> The left column is the main flow; the grey boxes on the right hold what was excluded at each step, broken down by the closed six-code vocabulary (ORG, REV, SEC, LAB, VET, OFF; defined in Table 4). The register stream enters from the side and does not pass through bibliographic deduplication, because a registry entry has no DOI with which to collide against an article. The final box holds the included studies, all with their full text read, which is the entry condition since the criterion of section 2.9. </w:t>
       </w:r>
       <w:r>
         <w:rPr>
@@ -2424,7 +2458,7 @@
         <w:rPr>
           <w:b/>
         </w:rPr>
-        <w:t>Figure 2. Composition of the retrievable evidence base (n = 86 studies).</w:t>
+        <w:t>Figure 2. Composition of the retrievable evidence base (n = 65 studies).</w:t>
       </w:r>
     </w:p>
     <w:p>
@@ -2531,7 +2565,7 @@
         <w:t>S4.</w:t>
       </w:r>
       <w:r>
-        <w:t xml:space="preserve"> Pre-extraction from the abstracts of the 86 studies with a retrievable publication, flagged as partial in every record.</w:t>
+        <w:t xml:space="preserve"> Pre-extraction from the abstracts of the 65 studies with a retrievable publication, flagged as partial in every record.</w:t>
       </w:r>
     </w:p>
     <w:p>
@@ -2545,7 +2579,7 @@
         <w:t>S5.</w:t>
       </w:r>
       <w:r>
-        <w:t xml:space="preserve"> Listing of the 128 studies with their status and grouped reports, and of the 55 excluded after screening, with their reason and supporting quotation.</w:t>
+        <w:t xml:space="preserve"> Listing of the 65 studies with their status and grouped reports, and of the 118 excluded after screening, with their reason and supporting quotation.</w:t>
       </w:r>
     </w:p>
     <w:p>
@@ -2699,7 +2733,7 @@
         <w:t>S16.</w:t>
       </w:r>
       <w:r>
-        <w:t xml:space="preserve"> The 55 studies the screening admitted and the full text contradicted, with their reason code and the sentence from the article that supports it.</w:t>
+        <w:t xml:space="preserve"> The 118 studies the screening admitted and the full text contradicted, with their reason code and the sentence from the article that supports it.</w:t>
       </w:r>
     </w:p>
     <w:p>
@@ -2713,7 +2747,7 @@
         <w:t>S17.</w:t>
       </w:r>
       <w:r>
-        <w:t xml:space="preserve"> Table 6 broken down: the seven requirements, arm by arm over the 94 arms, with the first one that fails and why.</w:t>
+        <w:t xml:space="preserve"> Table 6 broken down: the seven requirements, arm by arm over the 73 arms, with the first one that fails and why.</w:t>
       </w:r>
     </w:p>
     <w:p>
@@ -2769,7 +2803,7 @@
         <w:t>S20.</w:t>
       </w:r>
       <w:r>
-        <w:t xml:space="preserve"> Which report each of the 94 arms came from, and with what evidence the link was established.</w:t>
+        <w:t xml:space="preserve"> Which report each of the 73 arms came from, and with what evidence the link was established.</w:t>
       </w:r>
     </w:p>
     <w:p>
@@ -2783,7 +2817,7 @@
         <w:t>S21.</w:t>
       </w:r>
       <w:r>
-        <w:t xml:space="preserve"> The 31 pairs of studies that could describe the same patients, with the signal that flagged them, the verdict after reading both articles, the patients shared and the signed sentence it rests on.</w:t>
+        <w:t xml:space="preserve"> The 30 pairs of studies that could describe the same patients, with the signal that flagged them, the verdict after reading both articles, the patients shared and the signed sentence it rests on.</w:t>
       </w:r>
     </w:p>
     <w:p>

--- a/verificables revisión sistemática/manuscript_en.docx
+++ b/verificables revisión sistemática/manuscript_en.docx
@@ -54,7 +54,7 @@
         <w:t>Word count:</w:t>
       </w:r>
       <w:r>
-        <w:t xml:space="preserve"> abstract 301; main text 8 912.</w:t>
+        <w:t xml:space="preserve"> abstract 302; main text 9 257.</w:t>
       </w:r>
     </w:p>
     <w:p>
@@ -142,7 +142,7 @@
         <w:t>after screening closed</w:t>
       </w:r>
       <w:r>
-        <w:t xml:space="preserve"> and verified against full text. The unit was the study, with its full article: a criterion added after extraction. Extraction was manual, in duplicate and independent, with consensus on disagreements; the structure comes from a pre-extraction from abstracts and the outcomes from the adjudicated extraction.</w:t>
+        <w:t xml:space="preserve"> and verified against full text. The unit was the study, with its full article: a criterion added after extraction. Extraction was manual, in duplicate but without established independence, and adjudicated; the structure comes from the model's pre-extraction from abstracts and the outcomes from the adjudicated extraction.</w:t>
       </w:r>
     </w:p>
     <w:p>
@@ -492,12 +492,12 @@
         <w:t>Embase was not searched</w:t>
       </w:r>
       <w:r>
-        <w:t>, being unavailable under the institutional subscription, nor was the WHO ICTRP. The final run was on 10 August 2026.</w:t>
+        <w:t>, being unavailable under the institutional subscription, nor was the WHO ICTRP. The documented search runs date from 3 and 4 August 2026, and the BVS export entered the corpus on 10 August; the Scopus run whose export entered the corpus has no recorded date, and the exported file of its arm B finished writing on 5 August.</w:t>
       </w:r>
     </w:p>
     <w:p>
       <w:r>
-        <w:t>The search equations were designed and run by D.V., querying each interface directly; they were neither generated nor executed by the language model whose involvement is declared in section 2.4. They are supplied in full as supplementary material, with the literal syntax of each interface, the number of results and the date, so that anyone can repeat them. BVS and SciELO were included so as not to tilt the review towards the anglophone literature, and contributed 2 of the 233 reports that reached full text: they cover Ibero-America, and of the 24 studies that state their origin, 9 are from Russia, Poland, Georgia or Ukraine.</w:t>
+        <w:t>According to D.V.'s statement (8 October 2026), D.V. designed the search equations with the participation of the language model whose involvement is declared in section 2.4, and ran them in each interface with the model's guidance; the messages of the commits of 3 August 2026, which the model drafted, narrate that execution in the first person. The PubMed and ClinicalTrials.gov records that entered the corpus were downloaded via API with scripts written by the model, and the ClinicalTrials.gov counts were reconciled with those of the interface. The equations are supplied in full as supplementary material, with the literal syntax of each interface and the number of results, so that anyone can repeat them. BVS and SciELO were included so as not to tilt the review towards the anglophone literature, and contributed 2 of the 233 reports that reached full text: they cover Ibero-America, and of the 24 studies that state their origin, 9 are from Russia, Poland, Georgia or Ukraine.</w:t>
       </w:r>
     </w:p>
     <w:p>
@@ -551,7 +551,7 @@
         <w:t>stage 3</w:t>
       </w:r>
       <w:r>
-        <w:t xml:space="preserve"> screened abstracts. Both used a </w:t>
+        <w:t xml:space="preserve"> screened abstracts. Both ended up using a </w:t>
       </w:r>
       <w:r>
         <w:rPr>
@@ -560,26 +560,35 @@
         <w:t>closed vocabulary of six exclusion codes</w:t>
       </w:r>
       <w:r>
-        <w:t xml:space="preserve"> (ORG, REV, SEC, LAB, VET, OFF) fixed before screening began. A reason that fits none of the six does not receive an improvised seventh code: the record advances to the next stage instead of being excluded.</w:t>
-      </w:r>
-    </w:p>
-    <w:p>
-      <w:r>
-        <w:t xml:space="preserve">Stage 1 is deterministic: a script runs it and every exclusion names the rule that fired. Stages 2 and 3 were conducted by </w:t>
+        <w:t xml:space="preserve"> (ORG, REV, SEC, LAB, VET, OFF), but </w:t>
       </w:r>
       <w:r>
         <w:rPr>
           <w:b/>
         </w:rPr>
-        <w:t>a single human reviewer (D.V.), without duplication by a second reviewer</w:t>
-      </w:r>
-      <w:r>
-        <w:t>. The criteria and the closed vocabulary were fixed before starting; the record-by-record decisions were issued by a large language model (Claude Opus 5, Anthropic) that could only choose among the six codes and could not propose a new one:13 917 title decisions and 460 abstract decisions. The reviewer examined one by one every report that survived screening before grouping them into studies, and those assignments are supplied in full (S5); the records the model excluded were not re-read. Every decision was logged with its reason and timestamp in an append-only record supplied in full (S3).</w:t>
+        <w:t>it was not fixed before screening began</w:t>
+      </w:r>
+      <w:r>
+        <w:t>: the decisions of the first day of title screening, 4 August 2026, carry a free-text reason, and the six codes, whose wording comes from those texts, were used from the following day; that first day's exclusions were later assigned a code. On that same day two rules making the criteria concrete were added mid-batch: isolated endolysins are out on the intervention, and veterinary reports on the population. A reason that fits none of the six does not receive an improvised code: the record advances to the next stage instead of being excluded.</w:t>
       </w:r>
     </w:p>
     <w:p>
       <w:r>
-        <w:t>Agreement between the model and a human reader was not measured. Against the risk of false negatives the review sets the positive-control audit of section 2.5: after every stage it was verified that none of the 40 studies known in advance lost all of its reports.</w:t>
+        <w:t xml:space="preserve">Stage 1 is deterministic: a script runs it and every exclusion names the rule that fired. The record-by-record decisions of stages 2 and 3 were issued by a large language model (Claude Opus 5, Anthropic) as </w:t>
+      </w:r>
+      <w:r>
+        <w:rPr>
+          <w:b/>
+        </w:rPr>
+        <w:t>sole reviewer, without duplication</w:t>
+      </w:r>
+      <w:r>
+        <w:t>: 13 917 title decisions and 460 abstract decisions. D.V. was the only human reviewer. According to D.V.'s statement (8 October 2026), D.V. examined one by one the reports that survived screening, but that examination was not recorded. The grouping of those reports into studies was proposed by a script written by the model and is supplied in full (S5). The records the model excluded were not re-read by any human, except the sample of section 2.5. Every decision was logged with its reason and timestamp in an append-only record supplied in full (S3).</w:t>
+      </w:r>
+    </w:p>
+    <w:p>
+      <w:r>
+        <w:t>Agreement between the model and a human reader was not measured. Against the risk of false negatives the review sets the positive-control audit of section 2.5: after every screening stage it was verified that none of the 40 control studies checkable by PMID lost all of its reports.</w:t>
       </w:r>
     </w:p>
     <w:p>
@@ -602,7 +611,7 @@
         <w:t>extraction from full text</w:t>
       </w:r>
       <w:r>
-        <w:t>, from which section 3.5 and Table 5 derive, was carried out by the two reviewers by hand and without any intervention by the model (section 2.6).</w:t>
+        <w:t>, from which section 3.5 and Table 5 derive, comes from the workbooks returned by the two reviewers, which the pipeline generated blank. The model intervened around it: it wrote those workbooks, merged into one the two passes returned by the second reviewer, compared the two extractions, drafted the outcome rules —which, according to D.V., both authors decided, although the record of 12 August 2026 left them as an unratified proposal— and translated into categories the corrections the authors signed after re-reading the articles (section 2.6).</w:t>
       </w:r>
     </w:p>
     <w:p>
@@ -629,7 +638,7 @@
     </w:p>
     <w:p>
       <w:r>
-        <w:t xml:space="preserve">Before screening began, a set of 40 studies known a priori to be eligible was fixed, drawn from an earlier scoping exercise. After each stage we verified that </w:t>
+        <w:t xml:space="preserve">Before screening began, a set of 42 studies known a priori to be eligible was fixed, drawn from the exploratory meta-analysis of July 2026, which was carried out with the assistance of language models; the automated check reached the 40 that had a PMID. The search equations were designed to retrieve that set, so the audit bounds what selection loses, not the sensitivity of the search. After each stage we verified that </w:t>
       </w:r>
       <w:r>
         <w:rPr>
@@ -638,7 +647,7 @@
         <w:t>no study in that set lost all of its reports</w:t>
       </w:r>
       <w:r>
-        <w:t>. The check operates at study level rather than report level, because excluding an erratum or a duplicate registry entry belonging to an included study is legitimate, whereas losing the study itself is not. The audit passed at all three stages (40 of 40). During one intermediate run it detected a miscalibrated exclusion rule, which was corrected before proceeding.</w:t>
+        <w:t>. The check operates at study level rather than report level, because excluding an erratum or a duplicate registry entry belonging to an included study is legitimate, whereas losing the study itself is not. The audit passed at all three screening stages (40 of 40 checkable) until the language amendment, which excluded Ronit 2024 at the abstract stage (section 2.9). It does not follow the controls after screening: of the 42, 35 remain in the final corpus; besides Ronit 2024, Leitner 2021 left because its full text could not be read, and five for lacking the full article. During one intermediate run it detected a miscalibrated exclusion rule, which was corrected before proceeding.</w:t>
       </w:r>
     </w:p>
     <w:p>
@@ -649,7 +658,7 @@
         <w:t>Validation over the excluded records.</w:t>
       </w:r>
       <w:r>
-        <w:t xml:space="preserve"> The positive-control audit bounds false negatives only over studies known in advance. To bound them over the unknown ones, a random sample of 350 of the 13 661 records excluded at title or abstract (fixed, reproducible seed) was re-screened in Rayyan, blind to the original verdict. The 6 records marked as includable on the first pass proved, when checked against the criteria of section 2.2, to be laboratory work, modelling work or review without primary data, and were reclassified. </w:t>
+        <w:t xml:space="preserve"> The positive-control audit bounds false negatives only over studies known in advance. To bound them over the unknown ones, a random sample of 350 of the 13 661 records excluded at title or abstract (fixed, reproducible seed) was re-screened in Rayyan by a single reviewer (D.V.), blind to the original verdict and, on the first pass, without the criteria in view. The 6 records D.V. marked as includable proved, when D.V. checked them against the criteria of section 2.2, to be laboratory work, modelling work or review without primary data, and he reclassified them. </w:t>
       </w:r>
       <w:r>
         <w:rPr>
@@ -671,16 +680,16 @@
     </w:p>
     <w:p>
       <w:r>
-        <w:t xml:space="preserve">The extraction form, with 23 data variables and controlled vocabularies, was piloted on five studies before use. Extraction was carried out </w:t>
+        <w:t xml:space="preserve">The extraction form had 21 data variables, the categorical ones with a controlled vocabulary; no documented pilot is on record. Extraction was carried out </w:t>
       </w:r>
       <w:r>
         <w:rPr>
           <w:b/>
         </w:rPr>
-        <w:t>in duplicate and independently</w:t>
-      </w:r>
-      <w:r>
-        <w:t xml:space="preserve"> between the two reviewers. One reviewer extracted the 124 studies that then had a retrievable publication —65 after the exclusions in section 3.1.1— and the second extracted 122 of them, so 98 % of what was extracted is double-extracted; of the 65 studies in the current corpus, 65 are. Over the 130 comparable arm rows, 541 value disagreements were recorded; agreement, measured before resolving them, was 78 % median agreement and a median Cohen's kappa of 0.62 over the 8 of 9 categorical fields where it is informative, ranging from 64 % to 100 % across variables. Disagreements were resolved by consensus between the two reviewers, with a record of who resolved and when:539 of 541 are adjudicated. The remaining 2 had been closed earlier by a mechanical rule applied to a comparison that was subsequently redone, so they carry no joint signature and are not counted as consensus. The 14 that remained open —10 on study design, where the form offered no option the reviewers needed, and 4 for data requiring the article to be re-read— were signed by consensus on 14 September 2026. The complete record, resolution by resolution, is supplied as supplementary material.</w:t>
+        <w:t>in duplicate</w:t>
+      </w:r>
+      <w:r>
+        <w:t xml:space="preserve"> between the two reviewers, but its independence is not established: in the free-text column that locates each datum, the notebook the second reviewer returned on 26 August 2026 matches the first reviewer's character for character in 107 of the 107 comparable rows, with the same typos («MATERILAES Y METODOS», 49 times), whereas on 23 August it matched in none. One reviewer extracted the 124 studies that then had a retrievable publication —65 after the exclusions in section 3.1.1— and the second extracted 122 of them, so 98 % of what was extracted is double-extracted; of the 65 studies in the current corpus, 65 are. Over the 130 comparable arm rows, 541 value disagreements were recorded; agreement, measured before resolving them, was 78 % median agreement and a median Cohen's kappa of 0.62 over the 8 of 9 categorical fields where it is informative, ranging from 64 % to 100 % across variables. For the reason above, that agreement does not correspond to two independent readings and should be read as an upper bound. 539 of 541 disagreements are adjudicated. The adjudication record names a single person in 525 of the 541 rows (293 D.V. and 232 N.T.) and both reviewers in 14: those that had remained open —10 on study design, where the form offered no option the reviewers needed, and 4 for data requiring the article to be re-read—, signed by both on 14 September 2026. The remaining 2 had been closed earlier by a mechanical rule applied to a comparison that was subsequently redone, so they carry no joint signature. The complete record, resolution by resolution, is supplied as supplementary material.</w:t>
       </w:r>
     </w:p>
     <w:p>
@@ -740,10 +749,10 @@
         <w:rPr>
           <w:b/>
         </w:rPr>
-        <w:t>Judgements are issued by consensus between the two authors, not in independent duplicate and resolved by consensus.</w:t>
-      </w:r>
-      <w:r>
-        <w:t xml:space="preserve"> Each author assesses separately, with the article in front of them, and disagreements are discussed one by one until a judgement is agreed. Pre-consensus agreement is reported in section 3.7, as it is for data extraction (section 2.6). One study, added to the assessment after the others, has a single reading and is declared as such. Nothing further is reported. The limitation is stated in section 4.4.</w:t>
+        <w:t>Each author filled in their own notebook and judgements were resolved by consensus, but the independence of the two notebooks is not established.</w:t>
+      </w:r>
+      <w:r>
+        <w:t xml:space="preserve"> On 5 September 2026 the two shared 7 418 identical characters in their supporting notes and, in a first version, every judgement; the consensus notebook was generated by the pipeline with the matching judgements preloaded. Agreement between the two notebooks is reported in section 3.7, but it does not measure two independent assessments. One study, added to the assessment after the others, has a single reading and is declared as such. The limitation is stated in section 4.4.</w:t>
       </w:r>
     </w:p>
     <w:p>
@@ -850,7 +859,7 @@
         <w:t>Ugeskrift for Laeger</w:t>
       </w:r>
       <w:r>
-        <w:t>, belonged to the set of 40 studies fixed a priori as eligible and is excluded by the criterion. This is not a screening failure, since the study was identified and classified correctly, but the price of the criterion, and it is reported because an audit that is only reported when it passes demonstrates nothing.</w:t>
+        <w:t>, belonged to the set of 42 studies fixed a priori as eligible and is excluded by the criterion. This is not a screening failure, since the study was identified and classified correctly, but the price of the criterion, and it is reported because an audit that is only reported when it passes demonstrates nothing.</w:t>
       </w:r>
     </w:p>
     <w:p>
@@ -1050,7 +1059,7 @@
         <w:rPr>
           <w:b/>
         </w:rPr>
-        <w:t>Thirty-eight left when judged on their publication.</w:t>
+        <w:t>Thirty-eight left on their publication or because it could not be read.</w:t>
       </w:r>
       <w:r>
         <w:t xml:space="preserve"> They were excluded for eight reasons, and none is a difference of judgement: they are studies that fail what section 2.2 already required. </w:t>
@@ -1062,7 +1071,7 @@
         <w:t>Thirty</w:t>
       </w:r>
       <w:r>
-        <w:t xml:space="preserve"> came from reading the article. </w:t>
+        <w:t xml:space="preserve"> came from judging the article, read in every case except one editorial, judged by its indexing. </w:t>
       </w:r>
       <w:r>
         <w:rPr>
@@ -1134,7 +1143,7 @@
         <w:t>Two</w:t>
       </w:r>
       <w:r>
-        <w:t xml:space="preserve"> supply no primary data of their own: an opinion piece with a narrative review, and a two-page editorial by a single author, which the repository indexing it classifies literally as "Editorial" and "not citable".</w:t>
+        <w:t xml:space="preserve"> supply no primary data of their own: an opinion piece with a narrative review, and a two-page editorial by a single author, which the repository indexing it classifies literally as "Editorial" and "not citable"; its exclusion was signed by D.V. alone.</w:t>
       </w:r>
     </w:p>
     <w:p>
@@ -1233,7 +1242,7 @@
         <w:t>NOREC</w:t>
       </w:r>
       <w:r>
-        <w:t xml:space="preserve"> (section 2.9): the full text could not be read and, without it, a criterion could not be verified against the article. One is the randomised trial described in section 2.9. The other three — EST-045, EST-059 and EST-173 — are a consequence of that same defect: they only have an English abstract, two in a Russian journal and one in a Greek one that do not publish natively in English, and without the article their language cannot be checked. The two authors excluded them on 6 October 2026.</w:t>
+        <w:t xml:space="preserve"> (section 2.9): the full text could not be read and, without it, a criterion could not be verified against the article. One is the randomised trial described in section 2.9, whose exclusion was signed by D.V. alone. The other three — EST-045, EST-059 and EST-173 — are a consequence of that same defect: they only have an English abstract, two in a Russian journal and one in a Greek one that do not publish natively in English, and without the article their language cannot be checked. The two authors excluded them on 6 October 2026.</w:t>
       </w:r>
     </w:p>
     <w:p>
@@ -1276,7 +1285,7 @@
         <w:t>Another 17 studies left by a different route: their registry record.</w:t>
       </w:r>
       <w:r>
-        <w:t xml:space="preserve"> The earlier 38 were judged on their publication; these have none. They entered the corpus because their exported record carried </w:t>
+        <w:t xml:space="preserve"> The earlier 38 have a publication; these have none. They entered the corpus because their exported record carried </w:t>
       </w:r>
       <w:r>
         <w:rPr>
@@ -1709,7 +1718,16 @@
         <w:t>P. aeruginosa</w:t>
       </w:r>
       <w:r>
-        <w:t xml:space="preserve">, but the phage was not directed against it. The same holds in EST-051 and EST-096, which are also kept. Of the 65 studies with full text that remain in the corpus, the class could be checked in 30: in 22 against a printed antibiogram and in 8 against a description of susceptibility in the text; in 31 there is nothing to check it against — the antibiogram is not published or sits in supplementary material that was not obtained — and the remaining 4 are those kept without treated </w:t>
+        <w:t xml:space="preserve">, but the phage was not directed against it. The same holds in EST-051, which is also kept. In EST-096, kept by the same decision, patient 10 did receive a phage against </w:t>
+      </w:r>
+      <w:r>
+        <w:rPr>
+          <w:i/>
+        </w:rPr>
+        <w:t>P. aeruginosa</w:t>
+      </w:r>
+      <w:r>
+        <w:t xml:space="preserve"> (Ps1N/734), but the article's two tables contradict each other on whether the bacterium was still present when treatment began. Of the 65 studies with full text that remain in the corpus, the class could be checked in 30: in 22 against a printed antibiogram and in 8 against a description of susceptibility in the text; in 31 there is nothing to check it against — the antibiogram is not published or sits in supplementary material that was not obtained — and the remaining 4 are those kept without treated </w:t>
       </w:r>
       <w:r>
         <w:rPr>
@@ -1963,7 +1981,7 @@
     </w:p>
     <w:p>
       <w:r>
-        <w:t>Of the 2 studies assessed with RoB 2, the overall judgement is low risk in 1 and some concerns in 1. Of the 7 studies assessed with ROBINS-I, the overall judgement is no information in 1 and serious risk in 6. The domain concentrating most unfavourable judgements —high risk under RoB 2; serious or critical under ROBINS-I— in ROBINS-I is “bias due to confounding”, in 6 of 7. The two reviewers assessed 8 of the 9 assessable studies independently and agreed on 49 of the 60 comparable judgements (81.7 %; Cohen's kappa 0.74). The remaining 11 were discussed one by one and resolved by consensus, all 11 in the same direction. The remaining study was assessed in a separate workbook and has a single reading.</w:t>
+        <w:t>Of the 2 studies assessed with RoB 2, the overall judgement is low risk in 1 and some concerns in 1. Of the 7 studies assessed with ROBINS-I, the overall judgement is no information in 1 and serious risk in 6. The domain concentrating most unfavourable judgements —high risk under RoB 2; serious or critical under ROBINS-I— in ROBINS-I is “bias due to confounding”, in 6 of 7. The two reviewers' notebooks, in 8 of the 9 assessable studies, agree on 49 of the 60 comparable judgements (81.7 %; Cohen's kappa 0.74), an agreement that does not measure two independent assessments (section 2.7). The 11 disagreements were resolved by consensus, all 11 towards the judgement in D.V.'s notebook. The remaining study was assessed in a separate workbook and has a single reading.</w:t>
       </w:r>
     </w:p>
     <w:p>
@@ -2119,7 +2137,7 @@
         <w:t>Strengths.</w:t>
       </w:r>
       <w:r>
-        <w:t xml:space="preserve"> The search covered eight sources across two separate streams —Scopus in two arms—, with no language restriction. Selection used a closed vocabulary fixed in advance and was audited against a positive-control set defined before screening began, which allows us to state, rather than merely hope, that screening lost no known eligible study. The whole pipeline is re-runnable code with content-derived keys, and an automated check reconciles each link with the next.</w:t>
+        <w:t xml:space="preserve"> The search covered eight sources across two separate streams —Scopus in two arms—, with no language restriction. Selection was audited against a positive-control set fixed before screening began: screening lost none of the 40 checkable by PMID until the language amendment, which took one and is declared (section 2.9). The whole pipeline is re-runnable code with content-derived keys, and an automated check reconciles each link with the next.</w:t>
       </w:r>
     </w:p>
     <w:p>
@@ -2130,7 +2148,7 @@
         <w:t>Limitations.</w:t>
       </w:r>
       <w:r>
-        <w:t xml:space="preserve"> There are seven, and all are material. </w:t>
+        <w:t xml:space="preserve"> There are eight, and all are material. </w:t>
       </w:r>
       <w:r>
         <w:rPr>
@@ -2139,7 +2157,7 @@
         <w:t>First</w:t>
       </w:r>
       <w:r>
-        <w:t xml:space="preserve">, the corpus admits only studies with the full article (section 2.9), a criterion extended to all on 6 October 2026, with screening and extraction finished, which excluded 63 studies, 42 of them registry entries without publication. It depends on the reviewer's access rather than on the study's content, and it is not neutral: it takes 7 of the 9 comparative designs and 5 of the 7 randomised trials. With it, full-text retrieval is 100 % by construction and retrieval bias is no longer measured within the corpus; it is declared as an effect of the criterion (Table 3). </w:t>
+        <w:t xml:space="preserve">, the record-by-record decisions of title and abstract screening were issued by a language model as sole reviewer, without duplication (section 2.4), with a vocabulary of reasons that was not fixed before screening began; nobody re-read what it excluded except a sample of 350 records, re-screened by a single reviewer, and agreement between the model and a human reader was not measured. The positive-control audit and the re-screen bound false negatives without ruling them out: over the frame of 13 661 exclusions, the re-screen admits up to 143 lost records. </w:t>
       </w:r>
       <w:r>
         <w:rPr>
@@ -2148,7 +2166,7 @@
         <w:t>Second</w:t>
       </w:r>
       <w:r>
-        <w:t xml:space="preserve">, the search did not query Embase or the WHO ICTRP, which reduces coverage of case series and conference abstracts and leaves the register stream limited to the United States and the European Union. </w:t>
+        <w:t xml:space="preserve">, the corpus admits only studies with the full article (section 2.9), a criterion extended to all on 6 October 2026, with screening and extraction finished, which excluded 63 studies, 42 of them registry entries without publication. It depends on the reviewer's access rather than on the study's content, and it is not neutral: it takes 7 of the 9 comparative designs and 5 of the 7 randomised trials. With it, full-text retrieval is 100 % by construction and retrieval bias is no longer measured within the corpus; it is declared as an effect of the criterion (Table 3). </w:t>
       </w:r>
       <w:r>
         <w:rPr>
@@ -2157,7 +2175,7 @@
         <w:t>Third</w:t>
       </w:r>
       <w:r>
-        <w:t xml:space="preserve">, it was limited to publications from 2016 to 2026, so it describes recent output rather than the whole field. </w:t>
+        <w:t xml:space="preserve">, the search did not query Embase or the WHO ICTRP, which reduces coverage of case series and conference abstracts and leaves the register stream limited to the United States and the European Union. </w:t>
       </w:r>
       <w:r>
         <w:rPr>
@@ -2166,7 +2184,7 @@
         <w:t>Fourth</w:t>
       </w:r>
       <w:r>
-        <w:t xml:space="preserve">, this report describes how completely outcomes are reported (section 3.5) but presents no efficacy estimates and no GRADE certainty (section 2.7): it is a characterisation of the evidence base, not a synthesis of its results. Risk of bias is assessed only in the comparative studies with full text, at domain level and by consensus, so it inherits the effect of the full-text criterion; pre-consensus agreement was 81.7 % (49 of 60 judgements; Cohen's kappa 0.74), with 11 disagreements all resolved in the same direction. </w:t>
+        <w:t xml:space="preserve">, it was limited to publications from 2016 to 2026, so it describes recent output rather than the whole field. </w:t>
       </w:r>
       <w:r>
         <w:rPr>
@@ -2175,7 +2193,7 @@
         <w:t>Fifth</w:t>
       </w:r>
       <w:r>
-        <w:t xml:space="preserve">, before that criterion the full text had been obtained for 75.6 % of the studies with an article or abstract (65 of 86), and the missing fraction, which the criterion left out, is enriched in comparative designs, so what is described under-represents the comparative part of the field. </w:t>
+        <w:t xml:space="preserve">, this report describes how completely outcomes are reported (section 3.5) but presents no efficacy estimates and no GRADE certainty (section 2.7): it is a characterisation of the evidence base, not a synthesis of its results. Risk of bias is assessed only in the comparative studies with full text, at domain level and by consensus, so it inherits the effect of the full-text criterion. Neither extraction nor risk of bias has established independence between its two readings: the extraction notebooks share a free-text column character for character (section 2.6), and the risk-of-bias notebooks 7 418 characters of notes (section 2.7). Agreement between the two risk-of-bias notebooks was 81.7 % (49 of 60 judgements; Cohen's kappa 0.74), and the 11 disagreements were all resolved towards D.V.'s notebook. </w:t>
       </w:r>
       <w:r>
         <w:rPr>
@@ -2184,13 +2202,22 @@
         <w:t>Sixth</w:t>
       </w:r>
       <w:r>
-        <w:t xml:space="preserve">, the restriction to English and Spanish was adopted once screening had closed and removed 35 studies, 18 of them comparative and one from the positive-control set; it pushes the corpus in the same direction as the retrieval bias and narrows what this review can say about the literature of Eastern Europe. </w:t>
+        <w:t xml:space="preserve">, before that criterion the full text had been obtained for 75.6 % of the studies with an article or abstract (65 of 86), and the missing fraction, which the criterion left out, is enriched in comparative designs, so what is described under-represents the comparative part of the field. </w:t>
       </w:r>
       <w:r>
         <w:rPr>
           <w:b/>
         </w:rPr>
         <w:t>Seventh</w:t>
+      </w:r>
+      <w:r>
+        <w:t xml:space="preserve">, the restriction to English and Spanish was adopted once screening had closed and removed 35 studies, 18 of them comparative and one from the positive-control set; it pushes the corpus in the same direction as the retrieval bias and narrows what this review can say about the literature of Eastern Europe. </w:t>
+      </w:r>
+      <w:r>
+        <w:rPr>
+          <w:b/>
+        </w:rPr>
+        <w:t>Eighth</w:t>
       </w:r>
       <w:r>
         <w:t xml:space="preserve">, the corpus counts reports and studies, not distinct patients, and contains </w:t>
@@ -2303,7 +2330,7 @@
         <w:t>D. Valdiviezo:</w:t>
       </w:r>
       <w:r>
-        <w:t xml:space="preserve"> conceptualisation, methodology, investigation (design and execution of the searches across the eight sources), software (screening, grouping and figure-computation pipeline), data curation, data extraction, writing — original draft, visualisation, project administration. </w:t>
+        <w:t xml:space="preserve"> conceptualisation, methodology, investigation (design of the searches with the participation of the language model and, by D.V.'s own statement, their execution in each interface; data extraction; risk of bias), direction of the software, data curation, analysis and visualisation, which the language model programmed and ran, review of the drafts, which the model wrote, and project administration. </w:t>
       </w:r>
       <w:r>
         <w:rPr>
@@ -2312,7 +2339,7 @@
         <w:t>N. Trelles:</w:t>
       </w:r>
       <w:r>
-        <w:t xml:space="preserve"> methodology (outcome definitions), investigation, independent data extraction (122 of the 124 studies), validation, writing — review and editing.</w:t>
+        <w:t xml:space="preserve"> methodology (decision, with D.V., on the outcome rules proposed by the language model, according to D.V.; the record of 12 August 2026 left them as an unratified proposal), investigation, data extraction (122 of the 124 studies), risk of bias and validation. ‹‹N. TRELLES: WRITING — REVIEW AND EDITING, ONLY ONCE CONFIRMED IN WRITING››</w:t>
       </w:r>
     </w:p>
     <w:p>
@@ -2334,7 +2361,52 @@
         <w:t>Use of artificial intelligence.</w:t>
       </w:r>
       <w:r>
-        <w:t xml:space="preserve"> Screening was conducted by a single human reviewer, without duplication by a second reviewer. A generative language model (Claude Opus 5, Anthropic) was used to issue the record-by-record decisions of title and abstract screening and for the pre-extraction from abstracts, applying criteria and a closed vocabulary fixed in advance by the authors, and in programming and drafting assistance. Reports that survived screening were reviewed one by one by the authors; those the model excluded were not re-read by a human. The design and execution of the searches, the fixing of the eligibility criteria and the data extraction were carried out without the model. Every screening decision is logged with its reason and timestamp and is supplied in full (S3, S4). The authors take responsibility for the accuracy and integrity of the work. No AI tool is listed as an author, in line with ICMJE recommendations.</w:t>
+        <w:t xml:space="preserve"> A generative language model (Claude Opus 5, Anthropic) took part in every phase of this review. </w:t>
+      </w:r>
+      <w:r>
+        <w:rPr>
+          <w:b/>
+        </w:rPr>
+        <w:t>Screening.</w:t>
+      </w:r>
+      <w:r>
+        <w:t xml:space="preserve"> As sole reviewer and without duplication, it issued the record-by-record decisions of title and abstract screening, including the 35 language exclusions at the abstract stage, and the pre-extraction from abstracts. On the first day of screening it wrote the reasons as free text; afterwards it used six reasons whose wording comes from those texts, and there is no record that the authors fixed them before starting. D.V. was the only human reviewer: according to D.V.'s statement, D.V. examined one by one the reports that survived screening, but that examination was not recorded; those the model excluded were not re-read by any human, except a sample of 350 that D.V. re-screened. </w:t>
+      </w:r>
+      <w:r>
+        <w:rPr>
+          <w:b/>
+        </w:rPr>
+        <w:t>Search.</w:t>
+      </w:r>
+      <w:r>
+        <w:t xml:space="preserve"> It took part in designing the equations, which, according to D.V., D.V. ran in each interface with the model's guidance; it drafted the messages of the commits of 3 August 2026, which narrate that execution in the first person, and it downloaded the PubMed and ClinicalTrials.gov records via API. </w:t>
+      </w:r>
+      <w:r>
+        <w:rPr>
+          <w:b/>
+        </w:rPr>
+        <w:t>Selection and extraction.</w:t>
+      </w:r>
+      <w:r>
+        <w:t xml:space="preserve"> It located and downloaded full texts, also through a browser; it proposed the grouping of reports into studies; it read the full texts and proposed, with their quotation, the exclusions, which both authors signed except two signed by D.V. alone; it generated, merged and compared the extraction notebooks; it proposed, with their quotation, a resolution for part of the disagreements of a comparison that was later redone; it extracted the cells of the third patient of EST-121, signed by D.V. alone, and proposed modality corrections that both authors signed; it drafted the outcome rules, which, according to D.V., both authors decided, although the record of 12 August 2026 left them as an unratified proposal; and it detected and read first the pairs of studies that could share patients, before the authors' re-reading. </w:t>
+      </w:r>
+      <w:r>
+        <w:rPr>
+          <w:b/>
+        </w:rPr>
+        <w:t>Risk of bias.</w:t>
+      </w:r>
+      <w:r>
+        <w:t xml:space="preserve"> It placed in each cell of the forms, as a comment, the sentences of the article it located automatically for each domain, and it generated the consensus notebook with the matching judgements preloaded. </w:t>
+      </w:r>
+      <w:r>
+        <w:rPr>
+          <w:b/>
+        </w:rPr>
+        <w:t>Pipeline and writing.</w:t>
+      </w:r>
+      <w:r>
+        <w:t xml:space="preserve"> It wrote and ran all the pipeline code, from which every figure, table and number comes, and it drafted the manuscript, the supplementary files and the cover letter. Data extraction and risk-of-bias judgements were made by the authors, although the independence of their two readings is not established (sections 2.6 and 2.7). Every screening decision is logged with its reason and timestamp and is supplied in full (S3, S4). The authors take responsibility for the accuracy and integrity of the work. No AI tool is listed as an author, in line with ICMJE recommendations.</w:t>
       </w:r>
     </w:p>
     <w:p>
@@ -2450,7 +2522,7 @@
         <w:t>Source.</w:t>
       </w:r>
       <w:r>
-        <w:t xml:space="preserve"> Project screening pipeline; final search run, 10 August 2026.</w:t>
+        <w:t xml:space="preserve"> Project screening pipeline; searches run between 3 and 10 August 2026.</w:t>
       </w:r>
     </w:p>
     <w:p>
@@ -2509,7 +2581,7 @@
         <w:t>S0.</w:t>
       </w:r>
       <w:r>
-        <w:t xml:space="preserve"> Editorial report: what was decided, when, and on what grounds.</w:t>
+        <w:t xml:space="preserve"> Pre-review assessment of the manuscript drafted by the language model in the role of a journal editor; it is not an external editorial assessment.</w:t>
       </w:r>
     </w:p>
     <w:p>
@@ -2537,7 +2609,7 @@
         <w:t>S2.</w:t>
       </w:r>
       <w:r>
-        <w:t xml:space="preserve"> Verbatim search strings by source, with date and number of results.</w:t>
+        <w:t xml:space="preserve"> Verbatim search strings by source, with their number of results.</w:t>
       </w:r>
     </w:p>
     <w:p>
@@ -2551,7 +2623,7 @@
         <w:t>S3.</w:t>
       </w:r>
       <w:r>
-        <w:t xml:space="preserve"> Full record of screening decisions, in two files: stage 2 (title) and stage 3 (abstract). Every row carries its coded reason, who issued it and when.</w:t>
+        <w:t xml:space="preserve"> Full record of screening decisions, in two files: stage 2 (title) and stage 3 (abstract). Every row carries its reason, who issued it and when.</w:t>
       </w:r>
     </w:p>
     <w:p>
@@ -2565,7 +2637,7 @@
         <w:t>S4.</w:t>
       </w:r>
       <w:r>
-        <w:t xml:space="preserve"> Pre-extraction from the abstracts of the 65 studies with a retrievable publication, flagged as partial in every record.</w:t>
+        <w:t xml:space="preserve"> Pre-extraction from the abstracts of the 65 studies with a retrievable publication, issued by the language model and flagged as partial in every record.</w:t>
       </w:r>
     </w:p>
     <w:p>
@@ -2579,7 +2651,7 @@
         <w:t>S5.</w:t>
       </w:r>
       <w:r>
-        <w:t xml:space="preserve"> Listing of the 65 studies with their status and grouped reports, and of the 118 excluded after screening, with their reason and supporting quotation.</w:t>
+        <w:t xml:space="preserve"> Listing of the 65 studies in the corpus, with their status and grouped reports. The 118 excluded after screening are in S16.</w:t>
       </w:r>
     </w:p>
     <w:p>
@@ -2593,7 +2665,7 @@
         <w:t>S6.</w:t>
       </w:r>
       <w:r>
-        <w:t xml:space="preserve"> Positive-control audit.</w:t>
+        <w:t xml:space="preserve"> Audit of the screening against the 42 positive controls fixed before it began, 40 of them checkable by PMID.</w:t>
       </w:r>
     </w:p>
     <w:p>
@@ -2663,7 +2735,7 @@
         <w:t>S11.</w:t>
       </w:r>
       <w:r>
-        <w:t xml:space="preserve"> Agreement between the two independent extractions, before disagreements were resolved.</w:t>
+        <w:t xml:space="preserve"> Agreement between the two extractions, whose independence is not established, before disagreements were resolved.</w:t>
       </w:r>
     </w:p>
     <w:p>
@@ -2677,7 +2749,7 @@
         <w:t>S12.</w:t>
       </w:r>
       <w:r>
-        <w:t xml:space="preserve"> Resolution of extraction conflicts, including those that cannot yet be settled.</w:t>
+        <w:t xml:space="preserve"> How the 541 extraction disagreements were closed and who adjudicated them according to the log: both reviewers in 14 and a single reviewer in 525; 2 were closed by a mechanical rule, without joint sign-off.</w:t>
       </w:r>
     </w:p>
     <w:p>
@@ -2691,7 +2763,7 @@
         <w:t>S13.</w:t>
       </w:r>
       <w:r>
-        <w:t xml:space="preserve"> Outcome extraction rules, with their documented correction.</w:t>
+        <w:t xml:space="preserve"> Outcome extraction rules, with their documented correction. The language model drafted them; according to D.V., both authors decided them, and the record of 12 August 2026 left them as an unratified proposal.</w:t>
       </w:r>
     </w:p>
     <w:p>
@@ -2705,7 +2777,7 @@
         <w:t>S14.</w:t>
       </w:r>
       <w:r>
-        <w:t xml:space="preserve"> Adjudicated extraction: one value per cell, arm by arm, after consensus. Underpins section 3.5 and Tables 5 and 6.</w:t>
+        <w:t xml:space="preserve"> Adjudicated extraction: one value per cell, arm by arm, after the disagreements were adjudicated. Underpins section 3.5 and Tables 5 and 6.</w:t>
       </w:r>
     </w:p>
     <w:p>
@@ -2719,7 +2791,7 @@
         <w:t>S15.</w:t>
       </w:r>
       <w:r>
-        <w:t xml:space="preserve"> Provenance of every cell in S14: agreement, consensus, single reading, or still open.</w:t>
+        <w:t xml:space="preserve"> Provenance of every cell in S14: agreement, adjudicated by both reviewers, adjudicated by one, corrected against the text, single reading, or open.</w:t>
       </w:r>
     </w:p>
     <w:p>
@@ -2733,7 +2805,7 @@
         <w:t>S16.</w:t>
       </w:r>
       <w:r>
-        <w:t xml:space="preserve"> The 118 studies the screening admitted and the full text contradicted, with their reason code and the sentence from the article that supports it.</w:t>
+        <w:t xml:space="preserve"> The 118 studies the screening admitted that were excluded afterwards, with their reason code and who signed the exclusion. 47 carry the quotation that supports it; the 63 without the full article (NOPDF) and the 4 without readable text (NOREC) have nothing to quote, and 4 more carry no quotation.</w:t>
       </w:r>
     </w:p>
     <w:p>
@@ -2761,7 +2833,7 @@
         <w:t>S18.</w:t>
       </w:r>
       <w:r>
-        <w:t xml:space="preserve"> The 68 risk-of-bias judgements, one per row, with the signed sentence supporting each.</w:t>
+        <w:t xml:space="preserve"> The 68 risk-of-bias judgements, one per row, with what supports each in the signed notebook: a verbatim quotation in 24, a note without a quotation in 36 and nothing in 8, flagged as missing data.</w:t>
       </w:r>
     </w:p>
     <w:p>
@@ -2775,7 +2847,7 @@
         <w:t>S18b.</w:t>
       </w:r>
       <w:r>
-        <w:t xml:space="preserve"> Sentences harvested from the articles by theme, which accompany but do not replace the signed one.</w:t>
+        <w:t xml:space="preserve"> The sentences from each article that the language model located automatically for each risk-of-bias domain and placed as comments in the forms; they accompany what supports each judgement in S18, they do not replace it.</w:t>
       </w:r>
     </w:p>
     <w:p>
@@ -2789,7 +2861,7 @@
         <w:t>S19.</w:t>
       </w:r>
       <w:r>
-        <w:t xml:space="preserve"> Which model issued the screening decisions, when, over which files, what the authors verified and what was NOT recorded, flagged as missing data.</w:t>
+        <w:t xml:space="preserve"> Which model issued the screening decisions, when, over which files, what D.V. examined, according to D.V.'s statement, and what was not recorded, flagged as missing data.</w:t>
       </w:r>
     </w:p>
     <w:p>

--- a/verificables revisión sistemática/manuscript_en.docx
+++ b/verificables revisión sistemática/manuscript_en.docx
@@ -54,7 +54,7 @@
         <w:t>Word count:</w:t>
       </w:r>
       <w:r>
-        <w:t xml:space="preserve"> abstract 302; main text 9 257.</w:t>
+        <w:t xml:space="preserve"> abstract 302; main text 9 682.</w:t>
       </w:r>
     </w:p>
     <w:p>
@@ -749,10 +749,10 @@
         <w:rPr>
           <w:b/>
         </w:rPr>
-        <w:t>Each author filled in their own notebook and judgements were resolved by consensus, but the independence of the two notebooks is not established.</w:t>
-      </w:r>
-      <w:r>
-        <w:t xml:space="preserve"> On 5 September 2026 the two shared 7 418 identical characters in their supporting notes and, in a first version, every judgement; the consensus notebook was generated by the pipeline with the matching judgements preloaded. Agreement between the two notebooks is reported in section 3.7, but it does not measure two independent assessments. One study, added to the assessment after the others, has a single reading and is declared as such. The limitation is stated in section 4.4.</w:t>
+        <w:t>There were two notebooks, one in each author's name, but their independence is not established.</w:t>
+      </w:r>
+      <w:r>
+        <w:t xml:space="preserve"> On the night of 4 to 5 September 2026 both carried every judgement identical and, re-saved two seconds apart, they still shared 7 418 identical characters in their supporting notes; that day's record concludes that one notebook came from the other. The assessment was then declared as by consensus: the pipeline generated a notebook with the matching judgements preloaded and the discrepant ones blank, and both authors signed it on 9 September 2026. Agreement between the two notebooks is reported in section 3.7, but it does not measure two independent assessments. One study, added to the assessment after the others, has a single reading and is declared as such. The limitation is stated in section 4.4.</w:t>
       </w:r>
     </w:p>
     <w:p>
@@ -794,7 +794,7 @@
         <w:pStyle w:val="Heading2"/>
       </w:pPr>
       <w:r>
-        <w:t>2.9 Two amendments to the protocol</w:t>
+        <w:t>2.9 Amendments to the protocol</w:t>
       </w:r>
     </w:p>
     <w:p>
@@ -958,6 +958,17 @@
       </w:r>
       <w:r>
         <w:t xml:space="preserve"> and 5 of the 7 randomised trials. The authors adopted it knowing that effect, and it is declared here, with its date, rather than presented as if it had applied from the start.</w:t>
+      </w:r>
+    </w:p>
+    <w:p>
+      <w:r>
+        <w:rPr>
+          <w:b/>
+        </w:rPr>
+        <w:t>A third, minor amendment: NOORG.</w:t>
+      </w:r>
+      <w:r>
+        <w:t xml:space="preserve"> On 14 September 2026 both authors signed a new code for registry entries that declare no organism at all, so the population criterion can be verified neither for nor against; it excluded 7 studies (section 3.1.1). Like NOREC, it refers to what can be verified, not to what the study says. Codes PRO and INT, added on 1 September 2026, do not change the criteria —section 2.2 already required patients treated with bacteriophages— and only name reasons the original vocabulary lacked.</w:t>
       </w:r>
     </w:p>
     <w:p>
@@ -1981,7 +1992,7 @@
     </w:p>
     <w:p>
       <w:r>
-        <w:t>Of the 2 studies assessed with RoB 2, the overall judgement is low risk in 1 and some concerns in 1. Of the 7 studies assessed with ROBINS-I, the overall judgement is no information in 1 and serious risk in 6. The domain concentrating most unfavourable judgements —high risk under RoB 2; serious or critical under ROBINS-I— in ROBINS-I is “bias due to confounding”, in 6 of 7. The two reviewers' notebooks, in 8 of the 9 assessable studies, agree on 49 of the 60 comparable judgements (81.7 %; Cohen's kappa 0.74), an agreement that does not measure two independent assessments (section 2.7). The 11 disagreements were resolved by consensus, all 11 towards the judgement in D.V.'s notebook. The remaining study was assessed in a separate workbook and has a single reading.</w:t>
+        <w:t>Of the 2 studies assessed with RoB 2, the overall judgement is low risk in 1 and some concerns in 1. Of the 7 studies assessed with ROBINS-I, the overall judgement is no information in 1 and serious risk in 6. The domain concentrating most unfavourable judgements —high risk under RoB 2; serious or critical under ROBINS-I— in ROBINS-I is “bias due to confounding”, in 6 of 7. The two reviewers' notebooks, in 8 of the 9 assessable studies, agree on 49 of the 60 comparable judgements (81.7 %; Cohen's kappa 0.74), an agreement that does not measure two independent assessments (section 2.7). The 11 disagreements were resolved by consensus, all 11 towards the judgement in D.V.'s notebook, none towards the other reviewer's. The remaining study was assessed in a separate workbook and has a single reading.</w:t>
       </w:r>
     </w:p>
     <w:p>
@@ -2522,7 +2533,7 @@
         <w:t>Source.</w:t>
       </w:r>
       <w:r>
-        <w:t xml:space="preserve"> Project screening pipeline; searches run between 3 and 10 August 2026.</w:t>
+        <w:t xml:space="preserve"> Project screening pipeline; documented search runs of 3 and 4 August 2026, with the BVS export added to the corpus on 10 August.</w:t>
       </w:r>
     </w:p>
     <w:p>

--- a/verificables revisión sistemática/manuscript_en.docx
+++ b/verificables revisión sistemática/manuscript_en.docx
@@ -54,7 +54,7 @@
         <w:t>Word count:</w:t>
       </w:r>
       <w:r>
-        <w:t xml:space="preserve"> abstract 302; main text 9 682.</w:t>
+        <w:t xml:space="preserve"> abstract 308; main text 9 764.</w:t>
       </w:r>
     </w:p>
     <w:p>
@@ -162,7 +162,7 @@
         <w:t>118 left the corpus</w:t>
       </w:r>
       <w:r>
-        <w:t xml:space="preserve">: 63 for lacking the full article —42 existed only as a registry entry— and 55 for failing the criteria —protocols, preclinical models, and articles where </w:t>
+        <w:t xml:space="preserve">: 63 for lacking the full article —42 existed only as a registry entry— and 55 on the criteria (in 11 they could not be verified) —protocols, preclinical models, and articles where </w:t>
       </w:r>
       <w:r>
         <w:rPr>
@@ -588,7 +588,7 @@
     </w:p>
     <w:p>
       <w:r>
-        <w:t>Agreement between the model and a human reader was not measured. Against the risk of false negatives the review sets the positive-control audit of section 2.5: after every screening stage it was verified that none of the 40 control studies checkable by PMID lost all of its reports.</w:t>
+        <w:t>Agreement between the model and a human reader was not measured over what the model admitted; over 350 excluded records, the re-screening reader (section 2.5) agreed with the model on 344 in the first pass and on all 350 after checking the criteria. Against the risk of false negatives the review sets the positive-control audit of section 2.5: after every screening stage it was verified that none of the 40 control studies checkable by PMID lost all of its reports.</w:t>
       </w:r>
     </w:p>
     <w:p>
@@ -638,7 +638,7 @@
     </w:p>
     <w:p>
       <w:r>
-        <w:t xml:space="preserve">Before screening began, a set of 42 studies known a priori to be eligible was fixed, drawn from the exploratory meta-analysis of July 2026, which was carried out with the assistance of language models; the automated check reached the 40 that had a PMID. The search equations were designed to retrieve that set, so the audit bounds what selection loses, not the sensitivity of the search. After each stage we verified that </w:t>
+        <w:t xml:space="preserve">Before screening began, a set of 42 studies known a priori to be eligible was fixed, drawn from the exploratory meta-analysis of July 2026, which was carried out with the assistance of language models; the automated check reached the 40 that had a PMID. The search equations were designed to retrieve that set, so the audit bounds what selection loses, not the sensitivity of the search. After each stage it was verified that </w:t>
       </w:r>
       <w:r>
         <w:rPr>
@@ -658,7 +658,7 @@
         <w:t>Validation over the excluded records.</w:t>
       </w:r>
       <w:r>
-        <w:t xml:space="preserve"> The positive-control audit bounds false negatives only over studies known in advance. To bound them over the unknown ones, a random sample of 350 of the 13 661 records excluded at title or abstract (fixed, reproducible seed) was re-screened in Rayyan by a single reviewer (D.V.), blind to the original verdict and, on the first pass, without the criteria in view. The 6 records D.V. marked as includable proved, when D.V. checked them against the criteria of section 2.2, to be laboratory work, modelling work or review without primary data, and he reclassified them. </w:t>
+        <w:t xml:space="preserve"> The positive-control audit bounds false negatives only over studies known in advance. To bound them over the unknown ones, a random sample of 350 of the 13 661 records excluded at title or abstract (fixed, reproducible seed) was re-screened in Rayyan by a single reviewer (D.V.), blind to the original verdict and, on the first pass, without the criteria in view. The 6 records D.V. marked as includable proved, when D.V. checked them against the criteria of section 2.2, to be laboratory work, modelling work or review without primary data, and D.V. reclassified them. </w:t>
       </w:r>
       <w:r>
         <w:rPr>
@@ -752,7 +752,7 @@
         <w:t>There were two notebooks, one in each author's name, but their independence is not established.</w:t>
       </w:r>
       <w:r>
-        <w:t xml:space="preserve"> On the night of 4 to 5 September 2026 both carried every judgement identical and, re-saved two seconds apart, they still shared 7 418 identical characters in their supporting notes; that day's record concludes that one notebook came from the other. The assessment was then declared as by consensus: the pipeline generated a notebook with the matching judgements preloaded and the discrepant ones blank, and both authors signed it on 9 September 2026. Agreement between the two notebooks is reported in section 3.7, but it does not measure two independent assessments. One study, added to the assessment after the others, has a single reading and is declared as such. The limitation is stated in section 4.4.</w:t>
+        <w:t xml:space="preserve"> On the night of 4 to 5 September 2026 both carried every judgement identical and, re-saved two seconds apart, they still shared 7 418 identical characters in their supporting notes; that day's record concludes that one notebook came from the other. The assessment was then declared as by consensus: the pipeline generated a notebook with the matching judgements preloaded and the discrepant ones blank, and both authors signed it on 9 September 2026. Agreement between the two notebooks is reported in section 3.7, but it does not measure two independent assessments. One study, added to the assessment after the others, has a single reading and is declared as such.</w:t>
       </w:r>
     </w:p>
     <w:p>
@@ -763,7 +763,7 @@
         <w:t>GRADE is not applied</w:t>
       </w:r>
       <w:r>
-        <w:t>, and the reason does not depend on the above: it rates the certainty of a pooled estimate and this review presents none. Section 3.5 shows that only 2 of the 73 arms meet the minimum requirements for pooling, and none survives the eligibility criteria. Rating the certainty of a result that does not exist would be a formality, not an assessment [@Guyatt2011_grade].</w:t>
+        <w:t>, and the reason does not depend on the above: it rates the certainty of a pooled estimate and this review presents none. Section 3.6 shows that only 2 of the 73 arms meet the minimum requirements for pooling, and none survives the eligibility criteria. Rating the certainty of a result that does not exist would be a formality, not an assessment [@Guyatt2011_grade].</w:t>
       </w:r>
     </w:p>
     <w:p>
@@ -1034,7 +1034,7 @@
         <w:t>118 left the corpus</w:t>
       </w:r>
       <w:r>
-        <w:t xml:space="preserve">: 63 for lacking the PDF of the full article (section 2.9) and 55 for failing the eligibility criteria, checked against the article or against the registry record; the next subsection details them. The evidence base stands at </w:t>
+        <w:t xml:space="preserve">: 63 for lacking the PDF of the full article (section 2.9) and 55 on the eligibility criteria: 44 for failing them, checked against the article or against the registry record, and 11 because they could not be verified; the next subsection details them. The evidence base stands at </w:t>
       </w:r>
       <w:r>
         <w:rPr>
@@ -1062,7 +1062,7 @@
         <w:t>Sixty-three left for lacking the full article</w:t>
       </w:r>
       <w:r>
-        <w:t xml:space="preserve"> (code NOPDF, section 2.9): 21 studies whose article was not obtained — 3 of them exist only as conference abstracts — and 42 that exist only as a trial registry entry, with no locatable associated publication. It is not claimed that they fail the criteria of section 2.2: they were never checked against the article, because this review could not read it. The other 55 left for failing the criteria.</w:t>
+        <w:t xml:space="preserve"> (code NOPDF, section 2.9): 21 studies whose article was not obtained — 3 of them exist only as conference abstracts — and 42 that exist only as a trial registry entry, with no locatable associated publication. It is not claimed that they fail the criteria of section 2.2: they were never checked against the article, because this review could not read it. The other 55 left on the criteria: 44 for failing them and 11 because they could not be verified (NOREC and NOORG).</w:t>
       </w:r>
     </w:p>
     <w:p>
@@ -1314,7 +1314,7 @@
         <w:t>29 records</w:t>
       </w:r>
       <w:r>
-        <w:t xml:space="preserve"> were counted in that situation, the full record of each was downloaded from ClinicalTrials.gov and from the European CTIS registry, and they were read one by one. </w:t>
+        <w:t xml:space="preserve"> were counted in that situation; the model downloaded the full record of each from ClinicalTrials.gov and from the European CTIS registry, read them one by one and proposed, with its quotation, a verdict for each, which both authors signed. </w:t>
       </w:r>
       <w:r>
         <w:rPr>
@@ -2168,7 +2168,7 @@
         <w:t>First</w:t>
       </w:r>
       <w:r>
-        <w:t xml:space="preserve">, the record-by-record decisions of title and abstract screening were issued by a language model as sole reviewer, without duplication (section 2.4), with a vocabulary of reasons that was not fixed before screening began; nobody re-read what it excluded except a sample of 350 records, re-screened by a single reviewer, and agreement between the model and a human reader was not measured. The positive-control audit and the re-screen bound false negatives without ruling them out: over the frame of 13 661 exclusions, the re-screen admits up to 143 lost records. </w:t>
+        <w:t xml:space="preserve">, the record-by-record decisions of title and abstract screening were issued by a language model as sole reviewer, without duplication (section 2.4), with a vocabulary of reasons that was not fixed before screening began; nobody re-read what it excluded except a sample of 350 records, re-screened by a single reviewer, and agreement between the model and a human reader was not measured over what the model admitted. The positive-control audit and the re-screen bound false negatives without ruling them out: over the frame of 13 661 exclusions, the re-screen admits up to 143 lost records. </w:t>
       </w:r>
       <w:r>
         <w:rPr>
@@ -2249,7 +2249,7 @@
         <w:t>7 are studies in this corpus</w:t>
       </w:r>
       <w:r>
-        <w:t xml:space="preserve"> — EST-002, EST-010, EST-016, EST-046, EST-062, EST-124 and EST-164 — contributing 8 patients; to them is added EST-088, published later, whose patient matches one in EST-108 in infection, species and phages. The examination covered the 65 full texts and gathered 30 pairs: 15 flagged by a detector based on product, country and citation, and 15 found by reading. 19 were confirmed, 11 were ruled out and </w:t>
+        <w:t xml:space="preserve"> — EST-002, EST-010, EST-016, EST-046, EST-062, EST-124 and EST-164 — contributing 8 patients; to them is added EST-088, published later, whose patient matches one in EST-108 in infection, species and phages. The examination covered the 65 full texts and gathered 30 pairs: 15 flagged by a detector based on product, country and citation, 8 found by the model's reading of 22 September 2026 and 7 by the authors' re-reading of 30 September. 19 were confirmed, 11 were ruled out and </w:t>
       </w:r>
       <w:r>
         <w:rPr>
@@ -2341,7 +2341,7 @@
         <w:t>D. Valdiviezo:</w:t>
       </w:r>
       <w:r>
-        <w:t xml:space="preserve"> conceptualisation, methodology, investigation (design of the searches with the participation of the language model and, by D.V.'s own statement, their execution in each interface; data extraction; risk of bias), direction of the software, data curation, analysis and visualisation, which the language model programmed and ran, review of the drafts, which the model wrote, and project administration. </w:t>
+        <w:t xml:space="preserve"> conceptualisation, methodology, investigation (according to D.V.'s statement, design of the searches with the participation of the language model and their execution in each interface with the model's guidance; data extraction; risk of bias), direction of the software, data curation, analysis and visualisation, which the language model programmed and ran, review of the drafts, which the model wrote, and project administration. </w:t>
       </w:r>
       <w:r>
         <w:rPr>
@@ -2361,7 +2361,7 @@
         <w:t>Data and code availability.</w:t>
       </w:r>
       <w:r>
-        <w:t xml:space="preserve"> All material supporting this review is deposited in a public, citable repository: the search corpus with the raw exports of all nine queries, the append-only decision logs of the three screening stages, both reviewers' extraction workbooks, the methodological decision records with their dates, and the complete pipeline code, which is re-executable from search to the figures in the manuscript. ‹‹DEPOSIT DOI — TO BE COMPLETED BEFORE SUBMISSION››. The decision logs are append-only and preserve every correction alongside the row it supersedes.</w:t>
+        <w:t xml:space="preserve"> All material supporting this review is kept in a versioned project repository: the search corpus with the raw exports of all nine queries, the append-only decision logs of the three screening stages, both reviewers' extraction workbooks, the methodological decision records with their dates, and the complete pipeline code, which is re-executable from search to the figures in the manuscript. ‹‹PUBLIC DEPOSIT AND DOI — PENDING THE AUTHORS' DECISION››. The decision logs are append-only and preserve every correction alongside the row it supersedes.</w:t>
       </w:r>
     </w:p>
     <w:p>
@@ -2378,6 +2378,15 @@
         <w:rPr>
           <w:b/>
         </w:rPr>
+        <w:t>Criteria.</w:t>
+      </w:r>
+      <w:r>
+        <w:t xml:space="preserve"> It drafted the proposals for criteria and rules that the authors decided: among them, the study as the unit of inclusion and the eligibility of conference abstracts (5 August 2026), the exclusion codes added after screening (PRO, INT and NOORG) and the outcome rules, which, according to D.V., both authors decided, although the record of 12 August 2026 left them as an unratified proposal; and the two rules added mid-batch on 4 August, which it built into its screening scripts. </w:t>
+      </w:r>
+      <w:r>
+        <w:rPr>
+          <w:b/>
+        </w:rPr>
         <w:t>Screening.</w:t>
       </w:r>
       <w:r>
@@ -2399,7 +2408,7 @@
         <w:t>Selection and extraction.</w:t>
       </w:r>
       <w:r>
-        <w:t xml:space="preserve"> It located and downloaded full texts, also through a browser; it proposed the grouping of reports into studies; it read the full texts and proposed, with their quotation, the exclusions, which both authors signed except two signed by D.V. alone; it generated, merged and compared the extraction notebooks; it proposed, with their quotation, a resolution for part of the disagreements of a comparison that was later redone; it extracted the cells of the third patient of EST-121, signed by D.V. alone, and proposed modality corrections that both authors signed; it drafted the outcome rules, which, according to D.V., both authors decided, although the record of 12 August 2026 left them as an unratified proposal; and it detected and read first the pairs of studies that could share patients, before the authors' re-reading. </w:t>
+        <w:t xml:space="preserve"> It located and downloaded full texts, also through a browser; it proposed the grouping of reports into studies; it read the full texts and the registry records and proposed, with their quotation, the exclusions they support, which both authors signed except two signed by D.V. alone; it generated, merged and compared the extraction notebooks; it proposed, with their quotation, a resolution for part of the disagreements of a comparison that was later redone; it extracted the cells of the third patient of EST-121, signed by D.V. alone, and proposed modality corrections that both authors signed; it translated into categories the signed conclusions of the re-reading and applied those that left a single value; and it detected and read first the pairs of studies that could share patients, before the authors' re-reading. </w:t>
       </w:r>
       <w:r>
         <w:rPr>
@@ -2417,7 +2426,7 @@
         <w:t>Pipeline and writing.</w:t>
       </w:r>
       <w:r>
-        <w:t xml:space="preserve"> It wrote and ran all the pipeline code, from which every figure, table and number comes, and it drafted the manuscript, the supplementary files and the cover letter. Data extraction and risk-of-bias judgements were made by the authors, although the independence of their two readings is not established (sections 2.6 and 2.7). Every screening decision is logged with its reason and timestamp and is supplied in full (S3, S4). The authors take responsibility for the accuracy and integrity of the work. No AI tool is listed as an author, in line with ICMJE recommendations.</w:t>
+        <w:t xml:space="preserve"> It wrote and ran all the pipeline code, from which every figure, table and number comes, and it drafted the manuscript, the supplementary files, the cover letter and the decision records. Except for the above, data extraction and risk-of-bias judgements were made by the authors, although the independence of their two readings is not established (sections 2.6 and 2.7). Every decision of the current screening is logged with its reason and timestamp and is supplied in full (S3, S4); the first pass of 4 August over PubMed arm A, which the pool screening replaced, is kept in the repository and not in S3. D.V. takes responsibility for the accuracy and integrity of the work; N.T.'s awaits written approval. No AI tool is listed as an author, in line with ICMJE recommendations.</w:t>
       </w:r>
     </w:p>
     <w:p>
@@ -2634,7 +2643,7 @@
         <w:t>S3.</w:t>
       </w:r>
       <w:r>
-        <w:t xml:space="preserve"> Full record of screening decisions, in two files: stage 2 (title) and stage 3 (abstract). Every row carries its reason, who issued it and when.</w:t>
+        <w:t xml:space="preserve"> The decisions of the screening in force, in two files: stage 2 (title) and stage 3 (abstract), each with its reason, who issued it and its timestamp. The first pass of 4 August 2026 over arm A of PubMed, which the pool screening replaced, is kept in the repository and not in S3.</w:t>
       </w:r>
     </w:p>
     <w:p>
@@ -2704,7 +2713,7 @@
         <w:t>S8.</w:t>
       </w:r>
       <w:r>
-        <w:t xml:space="preserve"> Full-text retrieval log: what was attempted for each study and with what result.</w:t>
+        <w:t xml:space="preserve"> Retrieval route resolved in August 2026 for each report that went to full text without an editorial DOI, PMID or NCT: the registry identifier or protocol code, the DOI located, the already identified trial it reports on, or the citation to search by. It does not record the download attempts or their outcome; the studies left without the full article are in S16 (NOPDF).</w:t>
       </w:r>
     </w:p>
     <w:p>
@@ -2732,7 +2741,7 @@
         <w:t>S10.</w:t>
       </w:r>
       <w:r>
-        <w:t xml:space="preserve"> Language verification against the full text of the PDF, not against the metadata.</w:t>
+        <w:t xml:space="preserve"> Language of the body of the PDF of each of the 65 studies in the corpus: a mechanical detection over the text of the whole PDF, not over the metadata nor over the abstract alone, made by a pipeline script written by the language model, introduced on 6 October 2026 and redone on every run. It gives 65 in English; the mirar_a_mano ('check by hand') column flags 1 PDF for page-by-page review because of its share of Cyrillic or CJK characters.</w:t>
       </w:r>
     </w:p>
     <w:p>
@@ -2816,7 +2825,7 @@
         <w:t>S16.</w:t>
       </w:r>
       <w:r>
-        <w:t xml:space="preserve"> The 118 studies the screening admitted that were excluded afterwards, with their reason code and who signed the exclusion. 47 carry the quotation that supports it; the 63 without the full article (NOPDF) and the 4 without readable text (NOREC) have nothing to quote, and 4 more carry no quotation.</w:t>
+        <w:t xml:space="preserve"> The 118 studies the screening admitted that were excluded afterwards, with their reason code and who signed the exclusion. 47 carry the quotation that supports it; the 63 without the full article (NOPDF) and the 4 without readable text (NOREC) have nothing to quote, and 4 more carry no quotation. Of those with a quotation, 17 quote the registry record and 1 the SciELO indexing.</w:t>
       </w:r>
     </w:p>
     <w:p>

--- a/verificables revisión sistemática/manuscript_en.docx
+++ b/verificables revisión sistemática/manuscript_en.docx
@@ -54,7 +54,7 @@
         <w:t>Word count:</w:t>
       </w:r>
       <w:r>
-        <w:t xml:space="preserve"> abstract 308; main text 9 764.</w:t>
+        <w:t xml:space="preserve"> abstract 308; main text 9 785.</w:t>
       </w:r>
     </w:p>
     <w:p>
@@ -2222,7 +2222,7 @@
         <w:t>Seventh</w:t>
       </w:r>
       <w:r>
-        <w:t xml:space="preserve">, the restriction to English and Spanish was adopted once screening had closed and removed 35 studies, 18 of them comparative and one from the positive-control set; it pushes the corpus in the same direction as the retrieval bias and narrows what this review can say about the literature of Eastern Europe. </w:t>
+        <w:t xml:space="preserve">, the restriction to English and Spanish was adopted once screening had closed and removed 35 studies at abstract screening, 18 of them comparative and one from the positive-control set, and 4 more on reading the full text; another 3 left because their language could not be verified; it pushes the corpus in the same direction as the retrieval bias and narrows what this review can say about the literature of Eastern Europe. </w:t>
       </w:r>
       <w:r>
         <w:rPr>

--- a/verificables revisión sistemática/manuscript_en.docx
+++ b/verificables revisión sistemática/manuscript_en.docx
@@ -54,7 +54,7 @@
         <w:t>Word count:</w:t>
       </w:r>
       <w:r>
-        <w:t xml:space="preserve"> abstract 308; main text 9 785.</w:t>
+        <w:t xml:space="preserve"> abstract 308; main text 9 875.</w:t>
       </w:r>
     </w:p>
     <w:p>
@@ -497,7 +497,7 @@
     </w:p>
     <w:p>
       <w:r>
-        <w:t>According to D.V.'s statement (8 October 2026), D.V. designed the search equations with the participation of the language model whose involvement is declared in section 2.4, and ran them in each interface with the model's guidance; the messages of the commits of 3 August 2026, which the model drafted, narrate that execution in the first person. The PubMed and ClinicalTrials.gov records that entered the corpus were downloaded via API with scripts written by the model, and the ClinicalTrials.gov counts were reconciled with those of the interface. The equations are supplied in full as supplementary material, with the literal syntax of each interface and the number of results, so that anyone can repeat them. BVS and SciELO were included so as not to tilt the review towards the anglophone literature, and contributed 2 of the 233 reports that reached full text: they cover Ibero-America, and of the 24 studies that state their origin, 9 are from Russia, Poland, Georgia or Ukraine.</w:t>
+        <w:t>The equations for each platform and their design rules were drafted by the language model whose involvement is declared in section 2.4 (3 August 2026). According to D.V.'s statement (8 October 2026), D.V. ran them in each interface with the model's guidance; the messages of the commits of 3 August 2026, which the model drafted, narrate that execution in the first person. The PubMed and ClinicalTrials.gov records that entered the corpus were downloaded via API with scripts written by the model, and the ClinicalTrials.gov counts were reconciled with those of the interface. The equations are supplied in full as supplementary material, with the literal syntax of each interface and the number of results, so that anyone can repeat them. BVS and SciELO were included so as not to tilt the review towards the anglophone literature, and contributed 2 of the 233 reports that reached full text: they cover Ibero-America, and of the 24 studies that state their origin, 9 are from Russia, Poland, Georgia or Ukraine.</w:t>
       </w:r>
     </w:p>
     <w:p>
@@ -583,7 +583,7 @@
         <w:t>sole reviewer, without duplication</w:t>
       </w:r>
       <w:r>
-        <w:t>: 13 917 title decisions and 460 abstract decisions. D.V. was the only human reviewer. According to D.V.'s statement (8 October 2026), D.V. examined one by one the reports that survived screening, but that examination was not recorded. The grouping of those reports into studies was proposed by a script written by the model and is supplied in full (S5). The records the model excluded were not re-read by any human, except the sample of section 2.5. Every decision was logged with its reason and timestamp in an append-only record supplied in full (S3).</w:t>
+        <w:t>: 13 917 title decisions and 460 abstract decisions. D.V. was the only human reviewer. According to D.V.'s statement (8 October 2026), D.V. examined one by one the reports that survived screening, but that examination was not recorded. The grouping of those reports into studies was proposed by a script written by the model and is supplied in full (S5). The records the model excluded were not re-read by any human, except the sample of section 2.5. Every decision of the current screening was logged with its reason and timestamp in an append-only record supplied in full (S3); the first pass of 4 August over PubMed arm A, which the pool screening replaced, is kept in the repository and not in S3.</w:t>
       </w:r>
     </w:p>
     <w:p>
@@ -625,7 +625,7 @@
         <w:t>append-only</w:t>
       </w:r>
       <w:r>
-        <w:t>. A correction is a new row superseding the previous one, and both remain. This review had to correct one erroneous exclusion, and that correction is auditable only because the original row survived.</w:t>
+        <w:t>. A correction is a new row superseding the previous one, and both remain. This review had to correct one erroneous exclusion, and that correction is auditable only because the original row survived; it is in the record of that first pass, in the repository, and not in S3.</w:t>
       </w:r>
     </w:p>
     <w:p>
@@ -700,7 +700,7 @@
         <w:t>Targeted re-reading after adjudication.</w:t>
       </w:r>
       <w:r>
-        <w:t xml:space="preserve"> Three questions could not be answered with the form and were answered by going back to the article, with one workbook per question in which each conclusion carries the sentence or table it rests on and the signature of both authors, dated 30 September 2026: the resistance class of the 70 studies that then had full text, checked against the published antibiogram (section 3.4, annex S23); the comparator, time zero, assessment time, co-interventions, losses and estimand of the 14 studies with a comparative design, 11 of them with text (section 3.7, annex S24), and the pairs of studies that could describe the same patients (section 4.4, annex S21). The re-reading was done by the two authors, each of whom read the full articles and checked against the figure the antibiograms the article gives only as an image; in addition, every quoted sentence was searched automatically in the text of its PDF. The corrections the re-reading leaves unambiguous enter the extraction as signed corrections, with the previous value and the quotation; those that left an arm with more than one value, and the exclusions the re-reading brought to light, were decided and signed by the two authors on 1 and 3 October 2026.</w:t>
+        <w:t xml:space="preserve"> Three questions could not be answered with the form and were answered by going back to the article, with one workbook per question in which each conclusion carries the sentence or table it rests on and the signature of both authors, dated 30 September 2026: the resistance class of the 70 studies that then had full text, checked against the published antibiogram (section 3.4, annex S23); the comparator, time zero, assessment time, co-interventions, losses and estimand of the 14 studies with a comparative design, 11 of them with text (section 3.7, annex S24), and the pairs of studies that could describe the same patients (section 4.4, annex S21). The re-reading was done by the two authors, each of whom read the full articles and checked against the figure the antibiograms the article gives only as an image; in addition, every quoted sentence was searched automatically in the text of its PDF. The corrections the re-reading leaves unambiguous enter the extraction with the value the model derived from the signed conclusion, the previous value and the quotation; those that left an arm with more than one value, and the exclusions the re-reading brought to light, were decided and signed by the two authors on 1 and 3 October 2026.</w:t>
       </w:r>
     </w:p>
     <w:p>
@@ -1073,7 +1073,7 @@
         <w:t>Thirty-eight left on their publication or because it could not be read.</w:t>
       </w:r>
       <w:r>
-        <w:t xml:space="preserve"> They were excluded for eight reasons, and none is a difference of judgement: they are studies that fail what section 2.2 already required. </w:t>
+        <w:t xml:space="preserve"> They were excluded for eight reasons, and none is a difference of judgement: in seven, the study fails what section 2.2 already required; the NOREC ones left because it could not be verified. </w:t>
       </w:r>
       <w:r>
         <w:rPr>
@@ -1747,7 +1747,7 @@
         <w:t>P. aeruginosa</w:t>
       </w:r>
       <w:r>
-        <w:t>. Of the 30 checked, the class matched the coded one in 18; in 5 the extraction had it as not classifiable and the article allowed it to be assigned — 3 below the threshold and 2 XDR —; in 2 it was more severe than coded (EST-043 and EST-047); in 3 the declared class was not confirmed (EST-015, EST-030 and EST-042), and in 2 it changes between patients or between isolates of the same arm (EST-124 and EST-169). The 35 corrections the reading leaves unambiguous for the whole arm — 8 of class, 17 of its source and 10 of the DTR criterion — entered the extraction with the signature of both authors. The 9 studies in which it left an arm with more than one value were resolved by the two authors on 1 October 2026: in 5 the extraction was corrected (EST-047, EST-048, EST-058, EST-106 and EST-124) and in 4 it was left as it was (EST-004, EST-019, EST-042 and EST-169). Two of those four are declared expressly: EST-042 keeps the PDR its authors declare although its own antibiogram does not support it, and EST-169 keeps in a single arm one patient below the threshold and another XDR.</w:t>
+        <w:t>. Of the 30 checked, the class matched the coded one in 18; in 5 the extraction had it as not classifiable and the article allowed it to be assigned — 3 below the threshold and 2 XDR —; in 2 it was more severe than coded (EST-043 and EST-047); in 3 the declared class was not confirmed (EST-015, EST-030 and EST-042), and in 2 it changes between patients or between isolates of the same arm (EST-124 and EST-169). The 35 corrections the reading leaves unambiguous for the whole arm — 8 of class, 17 of its source and 10 of the DTR criterion — entered the extraction with the value the model derived from the text both authors signed. The 9 studies in which it left an arm with more than one value were resolved by the two authors on 1 October 2026: in 5 the extraction was corrected (EST-047, EST-048, EST-058, EST-106 and EST-124) and in 4 it was left as it was (EST-004, EST-019, EST-042 and EST-169). Two of those four are declared expressly: EST-042 keeps the PDR its authors declare although its own antibiogram does not support it, and EST-169 keeps in a single arm one patient below the threshold and another XDR.</w:t>
       </w:r>
     </w:p>
     <w:p>
@@ -2258,7 +2258,7 @@
         <w:t>none remains unread</w:t>
       </w:r>
       <w:r>
-        <w:t>; the verdict on each pair carries the sentence it rests on and the signature of both authors (annex S21). As the review publishes no pooled estimate, the duplication alters no effect figure, but it prevents reading the corpus as 65 disjoint sets of patients.</w:t>
+        <w:t>; 28 of the 30 verdicts carry the sentence they rest on and the signature of both authors (annex S21); the other 2, rulings-out made by the model's reading of 22 September 2026, are not recorded as signed. As the review publishes no pooled estimate, the duplication alters no effect figure, but it prevents reading the corpus as 65 disjoint sets of patients.</w:t>
       </w:r>
     </w:p>
     <w:p>
@@ -2341,7 +2341,7 @@
         <w:t>D. Valdiviezo:</w:t>
       </w:r>
       <w:r>
-        <w:t xml:space="preserve"> conceptualisation, methodology, investigation (according to D.V.'s statement, design of the searches with the participation of the language model and their execution in each interface with the model's guidance; data extraction; risk of bias), direction of the software, data curation, analysis and visualisation, which the language model programmed and ran, review of the drafts, which the model wrote, and project administration. </w:t>
+        <w:t xml:space="preserve"> conceptualisation, methodology, investigation (according to D.V.'s statement, running the searches in each interface with the guidance of the language model, which drafted the equations; data extraction; risk of bias), direction of the software, data curation, analysis and visualisation, which the language model programmed and ran, review of the drafts, which the model wrote, and project administration. </w:t>
       </w:r>
       <w:r>
         <w:rPr>
@@ -2381,7 +2381,7 @@
         <w:t>Criteria.</w:t>
       </w:r>
       <w:r>
-        <w:t xml:space="preserve"> It drafted the proposals for criteria and rules that the authors decided: among them, the study as the unit of inclusion and the eligibility of conference abstracts (5 August 2026), the exclusion codes added after screening (PRO, INT and NOORG) and the outcome rules, which, according to D.V., both authors decided, although the record of 12 August 2026 left them as an unratified proposal; and the two rules added mid-batch on 4 August, which it built into its screening scripts. </w:t>
+        <w:t xml:space="preserve"> It drafted the proposals for the criteria that were adopted: the study as the unit of inclusion and the eligibility of conference abstracts (5 August 2026), which D.V. decided; codes PRO and INT (1 September 2026), on D.V.'s instruction; code NOORG (14 September 2026), which both authors signed; and the outcome rules, which, according to D.V., both authors decided, although the record of 12 August 2026 left them as an unratified proposal. The language criterion, adopted at the team's request, and the full-text criteria (NOREC and NOPDF), which D.V. asked for, were not proposed by the model. On 4 August it also added mid-batch, in its screening scripts, two rules that make the criteria concrete, with no record of a decision by the authors. </w:t>
       </w:r>
       <w:r>
         <w:rPr>
@@ -2399,7 +2399,7 @@
         <w:t>Search.</w:t>
       </w:r>
       <w:r>
-        <w:t xml:space="preserve"> It took part in designing the equations, which, according to D.V., D.V. ran in each interface with the model's guidance; it drafted the messages of the commits of 3 August 2026, which narrate that execution in the first person, and it downloaded the PubMed and ClinicalTrials.gov records via API. </w:t>
+        <w:t xml:space="preserve"> It drafted the equations for each platform and their design rules (3 August 2026), which, according to D.V., D.V. ran in each interface with the model's guidance; it drafted the messages of the commits of 3 August 2026, which narrate that execution in the first person, and it downloaded the PubMed and ClinicalTrials.gov records via API. </w:t>
       </w:r>
       <w:r>
         <w:rPr>
@@ -2408,7 +2408,7 @@
         <w:t>Selection and extraction.</w:t>
       </w:r>
       <w:r>
-        <w:t xml:space="preserve"> It located and downloaded full texts, also through a browser; it proposed the grouping of reports into studies; it read the full texts and the registry records and proposed, with their quotation, the exclusions they support, which both authors signed except two signed by D.V. alone; it generated, merged and compared the extraction notebooks; it proposed, with their quotation, a resolution for part of the disagreements of a comparison that was later redone; it extracted the cells of the third patient of EST-121, signed by D.V. alone, and proposed modality corrections that both authors signed; it translated into categories the signed conclusions of the re-reading and applied those that left a single value; and it detected and read first the pairs of studies that could share patients, before the authors' re-reading. </w:t>
+        <w:t xml:space="preserve"> It located and downloaded full texts, also through a browser; it proposed the grouping of reports into studies; it read the full texts and the registry records and proposed, with their quotation, the exclusions they support; of the 118 full-text exclusions, both authors signed 89, D.V. alone signed 2, and 27 were recorded on D.V.'s instruction of 1 and 2 September 2026 with no record of N.T.'s signature; it generated, merged and compared the extraction notebooks; it proposed, with their quotation, a resolution for part of the disagreements of a comparison that was later redone; it extracted the cells of the third patient of EST-121, signed by D.V. alone, and proposed modality corrections that both authors signed; it translated into categories the signed conclusions of the re-reading and applied those that left a single value; it detected and read first the pairs of studies that could share patients, before the authors' re-reading, and ruled out 2 of them without the authors signing that ruling-out; and it drafted, in D.V.'s first person, the instructions and messages addressed to N.T., among them the one that asked N.T. to sign the modality corrections and presented the model's reading as D.V.'s. </w:t>
       </w:r>
       <w:r>
         <w:rPr>

--- a/verificables revisión sistemática/manuscript_en.docx
+++ b/verificables revisión sistemática/manuscript_en.docx
@@ -54,7 +54,7 @@
         <w:t>Word count:</w:t>
       </w:r>
       <w:r>
-        <w:t xml:space="preserve"> abstract 308; main text 9 875.</w:t>
+        <w:t xml:space="preserve"> abstract 308; main text 9 885.</w:t>
       </w:r>
     </w:p>
     <w:p>
@@ -569,7 +569,7 @@
         <w:t>it was not fixed before screening began</w:t>
       </w:r>
       <w:r>
-        <w:t>: the decisions of the first day of title screening, 4 August 2026, carry a free-text reason, and the six codes, whose wording comes from those texts, were used from the following day; that first day's exclusions were later assigned a code. On that same day two rules making the criteria concrete were added mid-batch: isolated endolysins are out on the intervention, and veterinary reports on the population. A reason that fits none of the six does not receive an improvised code: the record advances to the next stage instead of being excluded.</w:t>
+        <w:t>: the decisions of the first day of title screening, 4 August 2026, carry a free-text reason, and the six codes, whose wording comes from those texts, were used from the following day; that first day's exclusions were later assigned a code. On that same day the model added, mid-batch, two rules making the criteria concrete, with no record of a decision by the authors: isolated endolysins are out on the intervention, and veterinary reports on the population. A reason that fits none of the six does not receive an improvised code: the record advances to the next stage instead of being excluded.</w:t>
       </w:r>
     </w:p>
     <w:p>
@@ -2601,7 +2601,7 @@
         <w:t>S0.</w:t>
       </w:r>
       <w:r>
-        <w:t xml:space="preserve"> Pre-review assessment of the manuscript drafted by the language model in the role of a journal editor; it is not an external editorial assessment.</w:t>
+        <w:t xml:space="preserve"> Self-assessment of the manuscript drafted by the language model (Claude Opus 5) from the standpoint of a journal editor; it is not an editor's report or an external review.</w:t>
       </w:r>
     </w:p>
     <w:p>
@@ -2825,7 +2825,7 @@
         <w:t>S16.</w:t>
       </w:r>
       <w:r>
-        <w:t xml:space="preserve"> The 118 studies the screening admitted that were excluded afterwards, with their reason code and who signed the exclusion. 47 carry the quotation that supports it; the 63 without the full article (NOPDF) and the 4 without readable text (NOREC) have nothing to quote, and 4 more carry no quotation. Of those with a quotation, 17 quote the registry record and 1 the SciELO indexing.</w:t>
+        <w:t xml:space="preserve"> The 118 studies the screening admitted that were excluded afterwards, with their reason code and who decided each exclusion according to the record: both authors signed 89, D.V. alone signed 2, and 27 were recorded on D.V.'s instruction of 1 and 2 September 2026 with no record of N.T.'s signature. 47 carry the quotation that supports it; the 63 without the full article (NOPDF) and the 4 without readable text (NOREC) have nothing to quote, and 4 more carry no quotation. Of those with a quotation, 17 quote the registry record and 1 the SciELO indexing.</w:t>
       </w:r>
     </w:p>
     <w:p>
@@ -2909,7 +2909,7 @@
         <w:t>S21.</w:t>
       </w:r>
       <w:r>
-        <w:t xml:space="preserve"> The 30 pairs of studies that could describe the same patients, with the signal that flagged them, the verdict after reading both articles, the patients shared and the signed sentence it rests on.</w:t>
+        <w:t xml:space="preserve"> The 30 pairs of studies that could describe the same patients, with the signal that flagged them, the verdict after reading both articles, the patients shared and the sentence it rests on. 28 of the 30 verdicts carry the signature of both authors; the other 2, rulings-out made by the model's reading of 22 September 2026, are not recorded as signed.</w:t>
       </w:r>
     </w:p>
     <w:p>
@@ -2937,7 +2937,7 @@
         <w:t>S23.</w:t>
       </w:r>
       <w:r>
-        <w:t xml:space="preserve"> The resistance class of the 70 studies that had full text, checked against the article's antibiogram: the signed conclusion, the sentence or table it rests on, how it was coded and what changed in the extraction.</w:t>
+        <w:t xml:space="preserve"> The resistance class of the 70 studies that had full text, checked against the article's antibiogram: the signed conclusion, the sentence or table it rests on, how the language model coded it from that conclusion and what changed in the extraction.</w:t>
       </w:r>
     </w:p>
     <w:p>

--- a/verificables revisión sistemática/manuscript_en.docx
+++ b/verificables revisión sistemática/manuscript_en.docx
@@ -54,7 +54,7 @@
         <w:t>Word count:</w:t>
       </w:r>
       <w:r>
-        <w:t xml:space="preserve"> abstract 308; main text 9 885.</w:t>
+        <w:t xml:space="preserve"> abstract 308; main text 9 945.</w:t>
       </w:r>
     </w:p>
     <w:p>
@@ -583,7 +583,7 @@
         <w:t>sole reviewer, without duplication</w:t>
       </w:r>
       <w:r>
-        <w:t>: 13 917 title decisions and 460 abstract decisions. D.V. was the only human reviewer. According to D.V.'s statement (8 October 2026), D.V. examined one by one the reports that survived screening, but that examination was not recorded. The grouping of those reports into studies was proposed by a script written by the model and is supplied in full (S5). The records the model excluded were not re-read by any human, except the sample of section 2.5. Every decision of the current screening was logged with its reason and timestamp in an append-only record supplied in full (S3); the first pass of 4 August over PubMed arm A, which the pool screening replaced, is kept in the repository and not in S3.</w:t>
+        <w:t>: 13 917 title decisions and 460 abstract decisions. D.V. was the only human reviewer. According to D.V.'s statement (8 October 2026), D.V. examined one by one the reports that survived screening, but that examination was not recorded. The grouping of those reports into studies was proposed by a script written by the model and is supplied in full (S5). The records the model excluded were not re-read by any human, except the sample of section 2.5. Every decision of the current screening was logged with its reason and timestamp in an append-only record supplied in full (S3), except 77 abstract decisions that the pool inherited by PMID from the first pass of 4 August over PubMed arm A: in S3 they carry the date they were copied to the pool (5 August 2026), not the date of the decision. That first pass, which the pool screening replaced, is kept in the repository and not in S3 (S19).</w:t>
       </w:r>
     </w:p>
     <w:p>
@@ -1034,7 +1034,7 @@
         <w:t>118 left the corpus</w:t>
       </w:r>
       <w:r>
-        <w:t xml:space="preserve">: 63 for lacking the PDF of the full article (section 2.9) and 55 on the eligibility criteria: 44 for failing them, checked against the article or against the registry record, and 11 because they could not be verified; the next subsection details them. The evidence base stands at </w:t>
+        <w:t xml:space="preserve">: 63 for lacking the PDF of the full article (section 2.9) and 55 on the eligibility criteria: 44 for failing them — checked against the article or against the registry record, except one editorial, judged by its indexing — and 11 because they could not be verified; the next subsection details them. The evidence base stands at </w:t>
       </w:r>
       <w:r>
         <w:rPr>
@@ -1043,7 +1043,7 @@
         <w:t>65 studies</w:t>
       </w:r>
       <w:r>
-        <w:t>, grouping 80 reports: 60 with a single report and 5 with several, up to a maximum of eleven reports of one trial. The 134 trial-registry reports are not a separate stream from that figure: they are among the 23 057 identified (121 from ClinicalTrials.gov, 10 from CTIS and 3 from EudraCT), and the diagram separates them from screening onwards because PRISMA 2020 requires both streams to be declared.</w:t>
+        <w:t>, grouping 80 reports: 60 with a single report and 5 with several, up to a maximum of eleven reports of one trial. The 134 trial-registry reports are not a separate stream from that figure: they are among the 23 057 identified (121 from ClinicalTrials.gov, 10 from CTIS and 3 from EudraCT), and the diagram separates them at identification, because PRISMA 2020 requires both streams to be declared, and joins them to the main flow after bibliographic deduplication, which they do not pass through.</w:t>
       </w:r>
     </w:p>
     <w:p>
@@ -2408,7 +2408,7 @@
         <w:t>Selection and extraction.</w:t>
       </w:r>
       <w:r>
-        <w:t xml:space="preserve"> It located and downloaded full texts, also through a browser; it proposed the grouping of reports into studies; it read the full texts and the registry records and proposed, with their quotation, the exclusions they support; of the 118 full-text exclusions, both authors signed 89, D.V. alone signed 2, and 27 were recorded on D.V.'s instruction of 1 and 2 September 2026 with no record of N.T.'s signature; it generated, merged and compared the extraction notebooks; it proposed, with their quotation, a resolution for part of the disagreements of a comparison that was later redone; it extracted the cells of the third patient of EST-121, signed by D.V. alone, and proposed modality corrections that both authors signed; it translated into categories the signed conclusions of the re-reading and applied those that left a single value; it detected and read first the pairs of studies that could share patients, before the authors' re-reading, and ruled out 2 of them without the authors signing that ruling-out; and it drafted, in D.V.'s first person, the instructions and messages addressed to N.T., among them the one that asked N.T. to sign the modality corrections and presented the model's reading as D.V.'s. </w:t>
+        <w:t xml:space="preserve"> It located and downloaded full texts, also through a browser; it proposed the grouping of reports into studies; it read the full texts and the registry records and proposed, with their quotation, the exclusions they support; of the 118 full-text exclusions, both authors signed 89, D.V. alone signed 2, and 27 were recorded on D.V.'s instruction of 1 and 2 September 2026 with no record of N.T.'s signature; it generated, merged and compared the extraction notebooks; it proposed, with their quotation, a resolution for part of the disagreements of a comparison that was later redone; it extracted the cells of the third patient of EST-121, signed by D.V. alone, and proposed modality corrections that both authors signed; it translated into categories the signed conclusions of the re-reading and applied those that left a single value; it flagged with a detector it wrote 15 of the 30 pairs of studies that could share patients and found another 8 in its reading of 22 September 2026, before the authors' re-reading, which found the remaining 7, and ruled out 2 of them without the authors signing that ruling-out; and it drafted, in D.V.'s first person, the instructions and messages addressed to N.T., among them the one that asked N.T. to sign the modality corrections and presented the model's reading as D.V.'s. </w:t>
       </w:r>
       <w:r>
         <w:rPr>
@@ -2426,7 +2426,7 @@
         <w:t>Pipeline and writing.</w:t>
       </w:r>
       <w:r>
-        <w:t xml:space="preserve"> It wrote and ran all the pipeline code, from which every figure, table and number comes, and it drafted the manuscript, the supplementary files, the cover letter and the decision records. Except for the above, data extraction and risk-of-bias judgements were made by the authors, although the independence of their two readings is not established (sections 2.6 and 2.7). Every decision of the current screening is logged with its reason and timestamp and is supplied in full (S3, S4); the first pass of 4 August over PubMed arm A, which the pool screening replaced, is kept in the repository and not in S3. D.V. takes responsibility for the accuracy and integrity of the work; N.T.'s awaits written approval. No AI tool is listed as an author, in line with ICMJE recommendations.</w:t>
+        <w:t xml:space="preserve"> It wrote and ran all the pipeline code, from which every figure, table and number comes, and it drafted the manuscript, the supplementary files, the cover letter and the decision records. Except for the above, data extraction and risk-of-bias judgements were made by the authors, although the independence of their two readings is not established (sections 2.6 and 2.7). Every decision of the current screening is logged with its reason and timestamp and is supplied in full (S3, S4), except that 77 abstract decisions inherited by PMID from the first pass of 4 August over PubMed arm A carry in S3 the date they were copied to the pool, not the date of the decision; that first pass, which the pool screening replaced, is kept in the repository and not in S3. D.V. takes responsibility for the accuracy and integrity of the work; N.T.'s awaits written approval. No AI tool is listed as an author, in line with ICMJE recommendations.</w:t>
       </w:r>
     </w:p>
     <w:p>
@@ -2533,7 +2533,7 @@
         <w:t>How to read it.</w:t>
       </w:r>
       <w:r>
-        <w:t xml:space="preserve"> The left column is the main flow; the grey boxes on the right hold what was excluded at each step, broken down by the closed six-code vocabulary (ORG, REV, SEC, LAB, VET, OFF; defined in Table 4). The register stream enters from the side and does not pass through bibliographic deduplication, because a registry entry has no DOI with which to collide against an article. The final box holds the included studies, all with their full text read, which is the entry condition since the criterion of section 2.9. </w:t>
+        <w:t xml:space="preserve"> The left column is the main flow; the grey boxes on the right hold what was excluded at each step; the title and abstract boxes break it down by the codes of Table 4, and the full-text box adds the codes used only at that phase (PRO, INT, NOREC, NOORG and NOPDF), described in Supplement S16. The register stream enters from the side and does not pass through bibliographic deduplication, because a registry entry has no DOI with which to collide against an article. The final box holds the included studies, all with their full text read, which is the entry condition since the criterion of section 2.9. </w:t>
       </w:r>
       <w:r>
         <w:rPr>
@@ -2713,7 +2713,7 @@
         <w:t>S8.</w:t>
       </w:r>
       <w:r>
-        <w:t xml:space="preserve"> Retrieval route resolved in August 2026 for each report that went to full text without an editorial DOI, PMID or NCT: the registry identifier or protocol code, the DOI located, the already identified trial it reports on, or the citation to search by. It does not record the download attempts or their outcome; the studies left without the full article are in S16 (NOPDF).</w:t>
+        <w:t xml:space="preserve"> Retrieval route resolved in August 2026 for each report that went to full text without an editorial DOI, PMID or NCT (45 rows: the 43 reports, of the 233 that went to full text, that lacked those identifiers, and 2 that had also gone to full text and that the language amendment of 11 August 2026 later excluded at abstract screening): the registry identifier or protocol code, the DOI located, the already identified trial it reports on, or the citation to search by. It does not record the download attempts or their outcome; the studies left without the full article are in S16 (NOPDF).</w:t>
       </w:r>
     </w:p>
     <w:p>
